--- a/docs/studienskripte/word-rohfassungen/woek-g-v08.docx
+++ b/docs/studienskripte/word-rohfassungen/woek-g-v08.docx
@@ -29,47 +29,7 @@
     </w:p>
     <w:p>
       <w:r>
-        <w:t>Track: Grundstudium Wirkungsökonomie</w:t>
-      </w:r>
-    </w:p>
-    <w:p>
-      <w:r>
-        <w:t>Kurscode: woek-g</w:t>
-      </w:r>
-    </w:p>
-    <w:p>
-      <w:r>
-        <w:t>Vorlesungscode: V08</w:t>
-      </w:r>
-    </w:p>
-    <w:p>
-      <w:r>
-        <w:t>Modul/Abschnitt: G1.3</w:t>
-      </w:r>
-    </w:p>
-    <w:p>
-      <w:r>
-        <w:t>Titel: Planet als Wirkungsdimension</w:t>
-      </w:r>
-    </w:p>
-    <w:p>
-      <w:r>
-        <w:t>Status: Rohfassung V0 · Sprint-Produktionslauf · muss im nächsten Tiefensprint auf 40-50 Seiten erweitert werden</w:t>
-      </w:r>
-    </w:p>
-    <w:p>
-      <w:r>
-        <w:t>Quelle: woek-akademie-app/content/lehrgaenge/woek-g-v08.md</w:t>
-      </w:r>
-    </w:p>
-    <w:p>
-      <w:r>
-        <w:t>Ablage: Markdown-Master in content/studienskripte/woek-g-v08.md, Word-Rohfassung in docs/studienskripte/word-rohfassungen/woek-g-v08.docx</w:t>
-      </w:r>
-    </w:p>
-    <w:p>
-      <w:r>
-        <w:t>Wissensbasis: aktuelles Grundlagenwerk, Website-Korpus inklusive Journal, Akademie-Quelltexte, Glossar, interne Dossiers und externe Fachquellen</w:t>
+        <w:t>Track: Grundstudium Wirkungsökonomie Kurscode: woek-g Vorlesungscode: V08 Modul/Abschnitt: G1.3 Titel: Planet als Wirkungsdimension Status: Rohfassung V0 · Sprint-Produktionslauf · muss im nächsten Tiefensprint auf 40-50 Seiten erweitert werden Quelle: woek-akademie-app/content/lehrgaenge/woek-g-v08.md Ablage: Markdown-Master in content/studienskripte/woek-g-v08.md, Word-Rohfassung in docs/studienskripte/word-rohfassungen/woek-g-v08.docx Wissensbasis: aktuelles Grundlagenwerk, Website-Korpus inklusive Journal, Akademie-Quelltexte, Glossar, interne Dossiers und externe Fachquellen</w:t>
       </w:r>
     </w:p>
     <w:p>
@@ -715,42 +675,7 @@
     </w:p>
     <w:p>
       <w:r>
-        <w:t>```chart-spec</w:t>
-      </w:r>
-    </w:p>
-    <w:p>
-      <w:r>
-        <w:t>slug: woek-g-v08-wirkpfad</w:t>
-      </w:r>
-    </w:p>
-    <w:p>
-      <w:r>
-        <w:t>type: wirkpfad</w:t>
-      </w:r>
-    </w:p>
-    <w:p>
-      <w:r>
-        <w:t>reuse_first: true</w:t>
-      </w:r>
-    </w:p>
-    <w:p>
-      <w:r>
-        <w:t>preferred_asset: content/studienskripte/assets/woek-g-v08/woek-g-v08-wirkpfad.svg</w:t>
-      </w:r>
-    </w:p>
-    <w:p>
-      <w:r>
-        <w:t>message: Planet als Wirkungsdimension wird als Wirkpfad von Auslöser über Mechanismus, Wirkungsempfänger und Zustandsveränderung bis zur Rückkopplung dargestellt.</w:t>
-      </w:r>
-    </w:p>
-    <w:p>
-      <w:r>
-        <w:t>source: WÖk-Grundlagenwerk, Website-Korpus, Akademie-Quelltexte, Glossar</w:t>
-      </w:r>
-    </w:p>
-    <w:p>
-      <w:r>
-        <w:t>```</w:t>
+        <w:t>``chart-spec slug: woek-g-v08-wirkpfad type: wirkpfad reuse_first: true preferred_asset: content/studienskripte/assets/woek-g-v08/woek-g-v08-wirkpfad.svg message: Planet als Wirkungsdimension wird als Wirkpfad von Auslöser über Mechanismus, Wirkungsempfänger und Zustandsveränderung bis zur Rückkopplung dargestellt. source: WÖk-Grundlagenwerk, Website-Korpus, Akademie-Quelltexte, Glossar ``</w:t>
       </w:r>
     </w:p>
     <w:p>

--- a/docs/studienskripte/word-rohfassungen/woek-g-v08.docx
+++ b/docs/studienskripte/word-rohfassungen/woek-g-v08.docx
@@ -29,7 +29,7 @@
     </w:p>
     <w:p>
       <w:r>
-        <w:t>Track: Grundstudium Wirkungsökonomie Kurscode: woek-g Vorlesungscode: V08 Modul/Abschnitt: G1.3 Titel: Planet als Wirkungsdimension Status: Rohfassung V0 · Sprint-Produktionslauf · muss im nächsten Tiefensprint auf 40-50 Seiten erweitert werden Quelle: woek-akademie-app/content/lehrgaenge/woek-g-v08.md Ablage: Markdown-Master in content/studienskripte/woek-g-v08.md, Word-Rohfassung in docs/studienskripte/word-rohfassungen/woek-g-v08.docx Wissensbasis: aktuelles Grundlagenwerk, Website-Korpus inklusive Journal, Akademie-Quelltexte, Glossar, interne Dossiers und externe Fachquellen</w:t>
+        <w:t>Track: Grundstudium Wirkungsökonomie Kurscode: woek-g Vorlesungscode: V08 Modul/Abschnitt: G1.3 Titel: Planet als Wirkungsdimension Status: Tiefenskript-Sprint 6 · substanzielle Arbeitsfassung, Claude-CI/CD-Finalisierung offen Quelle: woek-akademie-app/content/lehrgaenge/woek-g-v08.md Ablage: Markdown-Master in content/studienskripte/woek-g-v08.md, Word-Rohfassung in docs/studienskripte/word-rohfassungen/woek-g-v08.docx Wissensbasis: aktuelles Grundlagenwerk, Website-Korpus inklusive Journal, Akademie-Quelltexte, Glossar, interne Dossiers und externe Fachquellen</w:t>
       </w:r>
     </w:p>
     <w:p>
@@ -993,17 +993,1331 @@
         <w:pStyle w:val="Heading2"/>
       </w:pPr>
       <w:r>
-        <w:t>7. Prüfungsrelevanz</w:t>
-      </w:r>
-    </w:p>
-    <w:p>
-      <w:r>
-        <w:t>Diese Vorlesung ist prüfungsrelevant, aber die eigentliche Antwortlogik gehört nicht in das öffentliche Studienskript. Zertifikatsfragen, CorrectAnswer, Scoring-Regeln und Fallrubrics werden separat in der geschützten App-Lane unter woek-akademie-app/content/pruefungen/ gepflegt.</w:t>
-      </w:r>
-    </w:p>
-    <w:p>
-      <w:r>
-        <w:t>Für den Fragenpool sind besonders geeignet:</w:t>
+        <w:t>7. Tiefenskript-Erweiterung Sprint 6</w:t>
+      </w:r>
+    </w:p>
+    <w:p>
+      <w:r>
+        <w:t>Status dieser Erweiterung: ausgebaute Arbeitsfassung für Claude-CI/CD, Word-Rohfassung und Reader-Spiegel. Sie ersetzt noch nicht die spätere Satz-, Quellen- und PDF-Finalisierung, bringt die Vorlesung aber aus der Kurzfassung in eine substanzielle Studienskriptfassung.</w:t>
+      </w:r>
+    </w:p>
+    <w:p>
+      <w:pPr>
+        <w:pStyle w:val="Heading3"/>
+      </w:pPr>
+      <w:r>
+        <w:t>7.1 Leitthese</w:t>
+      </w:r>
+    </w:p>
+    <w:p>
+      <w:r>
+        <w:t>Planet als Wirkungsdimension markiert im Grundstudium eine Grundentscheidung der Wirkungsökonomie: Entscheidend ist nicht, was plausibel klingt, sondern welche Zustände sich bei welchen Wirkungsempfängern in welchem Wirkungsraum tatsächlich verändern.</w:t>
+      </w:r>
+    </w:p>
+    <w:p>
+      <w:r>
+        <w:t>Die Vorlesung bleibt dabei an die Grundregel gebunden: Wirkung ist neutral und relational. Erst die Bewertung im Referenzrahmen Mensch, Planet, Demokratie, SDGs, Agenda 2030 und SDG+ entscheidet, ob eine Veränderung positiv, negativ oder ambivalent einzuordnen ist. Wenn eine Zielgröße gemeint ist, sprechen wir von positiver Netto-Wirkung.</w:t>
+      </w:r>
+    </w:p>
+    <w:p>
+      <w:pPr>
+        <w:pStyle w:val="Heading3"/>
+      </w:pPr>
+      <w:r>
+        <w:t>7.2 Didaktische Einordnung im Studiengang</w:t>
+      </w:r>
+    </w:p>
+    <w:p>
+      <w:r>
+        <w:t>V08 liegt an der Schwelle zwischen begrifflicher Grundlegung und Bewertungsarchitektur. Die Studierenden sollen nicht nur Begriffe wiedergeben, sondern an Fällen erkennen, welche Aussage schon Wirkung behauptet, welche nur Wirkungspotenzial beschreibt und wo ein Wirkungsrisiko offenliegt. Der Tiefensinn dieser Vorlesung liegt deshalb nicht in zusätzlicher Komplexität, sondern in besserer Unterscheidungsfähigkeit.</w:t>
+      </w:r>
+    </w:p>
+    <w:p>
+      <w:r>
+        <w:t>Für die spätere Praxis ist entscheidend, dass jede Analyse vier Ebenen getrennt hält:</w:t>
+      </w:r>
+    </w:p>
+    <w:p>
+      <w:r>
+        <w:t>1. Beschreibung: Was geschieht tatsächlich oder soll geschehen?</w:t>
+      </w:r>
+    </w:p>
+    <w:p>
+      <w:r>
+        <w:t>2. Kausalannahme: Über welchen Mechanismus könnte daraus eine Zustandsveränderung entstehen?</w:t>
+      </w:r>
+    </w:p>
+    <w:p>
+      <w:r>
+        <w:t>3. Bewertung: Welche Richtung hat diese Veränderung im Referenzrahmen?</w:t>
+      </w:r>
+    </w:p>
+    <w:p>
+      <w:r>
+        <w:t>4. Rückkopplung: Welche Entscheidung, Regel, Ressource oder Kommunikation wird dadurch verändert?</w:t>
+      </w:r>
+    </w:p>
+    <w:p>
+      <w:r>
+        <w:t>Wo diese Ebenen vermischt werden, entstehen typische WÖk-Fehler: Aktivität wird als Wirkung ausgegeben, Reichweite ersetzt Zustandsveränderung, gute Absicht verdeckt Nebenwirkungen oder Reporting wird mit Lernen verwechselt.</w:t>
+      </w:r>
+    </w:p>
+    <w:p>
+      <w:pPr>
+        <w:pStyle w:val="Heading3"/>
+      </w:pPr>
+      <w:r>
+        <w:t>7.3 Analysemodell</w:t>
+      </w:r>
+    </w:p>
+    <w:tbl>
+      <w:tblPr>
+        <w:tblStyle w:val="TableGrid"/>
+        <w:tblW w:type="auto" w:w="0"/>
+        <w:jc w:val="left"/>
+        <w:tblLook w:firstColumn="1" w:firstRow="1" w:lastColumn="0" w:lastRow="0" w:noHBand="0" w:noVBand="1" w:val="04A0"/>
+      </w:tblPr>
+      <w:tblGrid>
+        <w:gridCol w:w="2340"/>
+        <w:gridCol w:w="2340"/>
+        <w:gridCol w:w="2340"/>
+        <w:gridCol w:w="2340"/>
+      </w:tblGrid>
+      <w:tr>
+        <w:tc>
+          <w:tcPr>
+            <w:tcW w:type="dxa" w:w="2340"/>
+            <w:vAlign w:val="center"/>
+          </w:tcPr>
+          <w:p>
+            <w:r>
+              <w:rPr>
+                <w:b/>
+              </w:rPr>
+              <w:t>Analyseobjekt</w:t>
+            </w:r>
+          </w:p>
+        </w:tc>
+        <w:tc>
+          <w:tcPr>
+            <w:tcW w:type="dxa" w:w="2340"/>
+            <w:vAlign w:val="center"/>
+          </w:tcPr>
+          <w:p>
+            <w:r>
+              <w:rPr>
+                <w:b/>
+              </w:rPr>
+              <w:t>Woran es wirkt</w:t>
+            </w:r>
+          </w:p>
+        </w:tc>
+        <w:tc>
+          <w:tcPr>
+            <w:tcW w:type="dxa" w:w="2340"/>
+            <w:vAlign w:val="center"/>
+          </w:tcPr>
+          <w:p>
+            <w:r>
+              <w:rPr>
+                <w:b/>
+              </w:rPr>
+              <w:t>Typischer Fehler</w:t>
+            </w:r>
+          </w:p>
+        </w:tc>
+        <w:tc>
+          <w:tcPr>
+            <w:tcW w:type="dxa" w:w="2340"/>
+            <w:vAlign w:val="center"/>
+          </w:tcPr>
+          <w:p>
+            <w:r>
+              <w:rPr>
+                <w:b/>
+              </w:rPr>
+              <w:t>Saubere WÖk-Lesart</w:t>
+            </w:r>
+          </w:p>
+        </w:tc>
+      </w:tr>
+      <w:tr>
+        <w:tc>
+          <w:tcPr>
+            <w:tcW w:type="dxa" w:w="2340"/>
+            <w:vAlign w:val="center"/>
+          </w:tcPr>
+          <w:p>
+            <w:r>
+              <w:t>Begriff</w:t>
+            </w:r>
+          </w:p>
+        </w:tc>
+        <w:tc>
+          <w:tcPr>
+            <w:tcW w:type="dxa" w:w="2340"/>
+            <w:vAlign w:val="center"/>
+          </w:tcPr>
+          <w:p>
+            <w:r>
+              <w:t>Was muss präzise getrennt werden?</w:t>
+            </w:r>
+          </w:p>
+        </w:tc>
+        <w:tc>
+          <w:tcPr>
+            <w:tcW w:type="dxa" w:w="2340"/>
+            <w:vAlign w:val="center"/>
+          </w:tcPr>
+          <w:p>
+            <w:r>
+              <w:t>Typischer Fehler</w:t>
+            </w:r>
+          </w:p>
+        </w:tc>
+        <w:tc>
+          <w:tcPr>
+            <w:tcW w:type="dxa" w:w="2340"/>
+            <w:vAlign w:val="center"/>
+          </w:tcPr>
+          <w:p>
+            <w:r>
+              <w:t>Saubere WÖk-Lesart</w:t>
+            </w:r>
+          </w:p>
+        </w:tc>
+      </w:tr>
+      <w:tr>
+        <w:tc>
+          <w:tcPr>
+            <w:tcW w:type="dxa" w:w="2340"/>
+            <w:vAlign w:val="center"/>
+          </w:tcPr>
+          <w:p>
+            <w:r>
+              <w:t>Wirkung</w:t>
+            </w:r>
+          </w:p>
+        </w:tc>
+        <w:tc>
+          <w:tcPr>
+            <w:tcW w:type="dxa" w:w="2340"/>
+            <w:vAlign w:val="center"/>
+          </w:tcPr>
+          <w:p>
+            <w:r>
+              <w:t>tatsächliche Zustandsveränderung</w:t>
+            </w:r>
+          </w:p>
+        </w:tc>
+        <w:tc>
+          <w:tcPr>
+            <w:tcW w:type="dxa" w:w="2340"/>
+            <w:vAlign w:val="center"/>
+          </w:tcPr>
+          <w:p>
+            <w:r>
+              <w:t>Absicht, Aktivität oder Reichweite als Wirkung ausgeben</w:t>
+            </w:r>
+          </w:p>
+        </w:tc>
+        <w:tc>
+          <w:tcPr>
+            <w:tcW w:type="dxa" w:w="2340"/>
+            <w:vAlign w:val="center"/>
+          </w:tcPr>
+          <w:p>
+            <w:r>
+              <w:t>Zustand, Empfänger, Wirkpfad und Quelle nennen</w:t>
+            </w:r>
+          </w:p>
+        </w:tc>
+      </w:tr>
+      <w:tr>
+        <w:tc>
+          <w:tcPr>
+            <w:tcW w:type="dxa" w:w="2340"/>
+            <w:vAlign w:val="center"/>
+          </w:tcPr>
+          <w:p>
+            <w:r>
+              <w:t>Potenzial</w:t>
+            </w:r>
+          </w:p>
+        </w:tc>
+        <w:tc>
+          <w:tcPr>
+            <w:tcW w:type="dxa" w:w="2340"/>
+            <w:vAlign w:val="center"/>
+          </w:tcPr>
+          <w:p>
+            <w:r>
+              <w:t>mögliche künftige Wirkung</w:t>
+            </w:r>
+          </w:p>
+        </w:tc>
+        <w:tc>
+          <w:tcPr>
+            <w:tcW w:type="dxa" w:w="2340"/>
+            <w:vAlign w:val="center"/>
+          </w:tcPr>
+          <w:p>
+            <w:r>
+              <w:t>Möglichkeit als Ergebnis verkaufen</w:t>
+            </w:r>
+          </w:p>
+        </w:tc>
+        <w:tc>
+          <w:tcPr>
+            <w:tcW w:type="dxa" w:w="2340"/>
+            <w:vAlign w:val="center"/>
+          </w:tcPr>
+          <w:p>
+            <w:r>
+              <w:t>Bedingungen, Unsicherheit und Resonanzraum markieren</w:t>
+            </w:r>
+          </w:p>
+        </w:tc>
+      </w:tr>
+      <w:tr>
+        <w:tc>
+          <w:tcPr>
+            <w:tcW w:type="dxa" w:w="2340"/>
+            <w:vAlign w:val="center"/>
+          </w:tcPr>
+          <w:p>
+            <w:r>
+              <w:t>Risiko</w:t>
+            </w:r>
+          </w:p>
+        </w:tc>
+        <w:tc>
+          <w:tcPr>
+            <w:tcW w:type="dxa" w:w="2340"/>
+            <w:vAlign w:val="center"/>
+          </w:tcPr>
+          <w:p>
+            <w:r>
+              <w:t>mögliche negative Wirkung oder Nebenwirkung</w:t>
+            </w:r>
+          </w:p>
+        </w:tc>
+        <w:tc>
+          <w:tcPr>
+            <w:tcW w:type="dxa" w:w="2340"/>
+            <w:vAlign w:val="center"/>
+          </w:tcPr>
+          <w:p>
+            <w:r>
+              <w:t>positive Geschichte ohne Schattenseite erzählen</w:t>
+            </w:r>
+          </w:p>
+        </w:tc>
+        <w:tc>
+          <w:tcPr>
+            <w:tcW w:type="dxa" w:w="2340"/>
+            <w:vAlign w:val="center"/>
+          </w:tcPr>
+          <w:p>
+            <w:r>
+              <w:t>Nebenwirkungen, Rebound und Zielkonflikte offenlegen</w:t>
+            </w:r>
+          </w:p>
+        </w:tc>
+      </w:tr>
+      <w:tr>
+        <w:tc>
+          <w:tcPr>
+            <w:tcW w:type="dxa" w:w="2340"/>
+            <w:vAlign w:val="center"/>
+          </w:tcPr>
+          <w:p>
+            <w:r>
+              <w:t>Rückkopplung</w:t>
+            </w:r>
+          </w:p>
+        </w:tc>
+        <w:tc>
+          <w:tcPr>
+            <w:tcW w:type="dxa" w:w="2340"/>
+            <w:vAlign w:val="center"/>
+          </w:tcPr>
+          <w:p>
+            <w:r>
+              <w:t>Konsequenz aus beobachteter oder bewerteter Wirkung</w:t>
+            </w:r>
+          </w:p>
+        </w:tc>
+        <w:tc>
+          <w:tcPr>
+            <w:tcW w:type="dxa" w:w="2340"/>
+            <w:vAlign w:val="center"/>
+          </w:tcPr>
+          <w:p>
+            <w:r>
+              <w:t>Reporting als Abschluss behandeln</w:t>
+            </w:r>
+          </w:p>
+        </w:tc>
+        <w:tc>
+          <w:tcPr>
+            <w:tcW w:type="dxa" w:w="2340"/>
+            <w:vAlign w:val="center"/>
+          </w:tcPr>
+          <w:p>
+            <w:r>
+              <w:t>Lernen und Steuerungsänderung einbauen</w:t>
+            </w:r>
+          </w:p>
+        </w:tc>
+      </w:tr>
+    </w:tbl>
+    <w:p/>
+    <w:p>
+      <w:pPr>
+        <w:pStyle w:val="Heading3"/>
+      </w:pPr>
+      <w:r>
+        <w:t>7.4 Modellformel</w:t>
+      </w:r>
+    </w:p>
+    <w:p>
+      <w:r>
+        <w:t>Die folgende Formel ist ein didaktisches Denkmodell, kein amtlicher Bewertungsstandard:</w:t>
+      </w:r>
+    </w:p>
+    <w:p>
+      <w:r>
+        <w:t>Wirkung = Delta Zustand(Empfaenger, Raum, Zeit) \; durch \; Wirkpfad(Ausloeser, Mechanismus, Resonanz, Rueckkopplung)</w:t>
+      </w:r>
+    </w:p>
+    <w:p>
+      <w:r>
+        <w:t>Die Formel ist ein didaktisches Raster: Sie schützt davor, Wirkung auf Absicht, Output, Symbolik oder Reichweite zu verkürzen.</w:t>
+      </w:r>
+    </w:p>
+    <w:p>
+      <w:r>
+        <w:t>Die Formel soll gerade keine Scheingenauigkeit erzeugen. Sie zwingt dazu, die Faktoren offen zu legen, die eine Aussage tragen. In einem echten Bewertungsprozess müssten Datenquelle, Aktualität, Datenqualitätsklasse, Unsicherheitsgrad und Rückkopplungsregel ergänzt werden.</w:t>
+      </w:r>
+    </w:p>
+    <w:p>
+      <w:pPr>
+        <w:pStyle w:val="Heading3"/>
+      </w:pPr>
+      <w:r>
+        <w:t>7.5 Fallfenster</w:t>
+      </w:r>
+    </w:p>
+    <w:p>
+      <w:r>
+        <w:t>Fall 1. Ein Projekt kann im Themenfeld Planet als Wirkungsdimension überzeugend kommunizieren und trotzdem nur Wirkungspotenzial erzeugen. Die WÖk-Prüfung beginnt erst, wenn klar wird, welcher Zustand sich bei wem verändert.</w:t>
+      </w:r>
+    </w:p>
+    <w:p>
+      <w:r>
+        <w:t>Fall 2. Eine Organisation kann im Themenfeld Planet als Wirkungsdimension gute Absichten haben und zugleich Wirkungsrisiken übersehen. Das Skript trainiert deshalb die Trennung von Absicht, Auslöser, Wirkmechanismus, Empfänger, Datenlage und Bewertung.</w:t>
+      </w:r>
+    </w:p>
+    <w:p>
+      <w:pPr>
+        <w:pStyle w:val="Heading3"/>
+      </w:pPr>
+      <w:r>
+        <w:t>7.6 Prüfungsnahe Fallfragen ohne geschützte Antwortlogik</w:t>
+      </w:r>
+    </w:p>
+    <w:p>
+      <w:r>
+        <w:t>Diese Fragen sind öffentlich und dienen dem Lernen. Die geschützte Antwortlogik, Scoring-Regeln und CorrectAnswer-Felder bleiben in der Prüfungs-Lane der App.</w:t>
+      </w:r>
+    </w:p>
+    <w:p>
+      <w:r>
+        <w:t>1. Beschreibe den Auslöser im Fall und trenne ihn von Absicht, Image oder Reichweite.</w:t>
+      </w:r>
+    </w:p>
+    <w:p>
+      <w:r>
+        <w:t>2. Formuliere einen plausiblen Wirkpfad mit Wirkungsempfängern, Zustandsveränderung und Rückkopplung.</w:t>
+      </w:r>
+    </w:p>
+    <w:p>
+      <w:r>
+        <w:t>3. Benenne mindestens ein Wirkungspotenzial und ein Wirkungsrisiko.</w:t>
+      </w:r>
+    </w:p>
+    <w:p>
+      <w:r>
+        <w:t>4. Zeige, welche Quelle oder Datenart nötig wäre, um von Potenzial zu belastbarer Wirkungsaussage zu kommen.</w:t>
+      </w:r>
+    </w:p>
+    <w:p>
+      <w:r>
+        <w:t>5. Prüfe, ob Nichtkompensation oder Reverse Merit Order einschlägig sein könnten.</w:t>
+      </w:r>
+    </w:p>
+    <w:p>
+      <w:r>
+        <w:t>6. Formuliere eine saubere Wirkungsaussage in einem Satz: Was wissen wir, was nehmen wir an, was bleibt offen?</w:t>
+      </w:r>
+    </w:p>
+    <w:p>
+      <w:pPr>
+        <w:pStyle w:val="Heading3"/>
+      </w:pPr>
+      <w:r>
+        <w:t>7.7 Auswertung aus der lebenden Website-Referenz</w:t>
+      </w:r>
+    </w:p>
+    <w:p>
+      <w:pPr>
+        <w:pStyle w:val="Heading3"/>
+      </w:pPr>
+      <w:r>
+        <w:t>Quellenanker: Kapitel 27 - Planet: Koexistenz statt Extraktion</w:t>
+      </w:r>
+    </w:p>
+    <w:p>
+      <w:r>
+        <w:t>Interne Quelle: referenz/kapitel-027-planet-koexistenz-statt-extraktion/index.html</w:t>
+      </w:r>
+    </w:p>
+    <w:p>
+      <w:r>
+        <w:t>Die Wirkungsökonomie versteht Natur nicht als Rohstofflager, das außerhalb menschlicher Gesellschaft liegt. Sie versteht Natur auch nicht als dekorative Kulisse für menschliches Leben. Natur ist Mit-System: Böden, Wasser, Klima, Biodiversität, Luft, Landschaften, Tiere, Pflanzen, Mikroorganismen, Meere, Wälder, Stadtgrün und regionale Ökosysteme bilden die Regenerationsgrundlage, ohne die Gesundheit, Wirtschaft, soziale Stabilität und Demokratie nicht bestehen können.</w:t>
+      </w:r>
+    </w:p>
+    <w:p>
+      <w:r>
+        <w:t>Damit verändert sich das Naturbild. Der Mensch steht nicht außerhalb der Natur und greift von dort aus in eine beherrschbare Außenwelt ein. Er lebt in den Kreisläufen, die er verändert. Er atmet Luft, die industrielle Prozesse und Verkehr prägen. Er isst Nahrung, die Böden, Wasser und Bestäubung voraussetzt. Er wohnt in Räumen, die Hitze, Lärm, Material, Energie und Grünflächen verbinden. Er ist körperlich, sozial und kulturell Teil dessen, was er lange als Umwelt bezeichnet hat.</w:t>
+      </w:r>
+    </w:p>
+    <w:p>
+      <w:r>
+        <w:t>Der Leitgedanke dieses Kapitels lautet: Koexistenz statt Extraktion.</w:t>
+      </w:r>
+    </w:p>
+    <w:p>
+      <w:pPr>
+        <w:pStyle w:val="Heading3"/>
+      </w:pPr>
+      <w:r>
+        <w:t>27.1 Natur ist kein Rohstofflager</w:t>
+      </w:r>
+    </w:p>
+    <w:p>
+      <w:r>
+        <w:t>Die alte Ordnung behandelt Natur in weiten Teilen als Bestand, aus dem entnommen wird: Holz, Wasser, Boden, Öl, Gas, Metalle, Fläche, Fisch, genetische Vielfalt, Atmosphäre. Solange etwas entnommen, verarbeitet, verkauft und bilanziert werden kann, erscheint es als wirtschaftlicher Input. Der Schaden erscheint später, an anderer Stelle oder bei anderen Menschen.</w:t>
+      </w:r>
+    </w:p>
+    <w:p>
+      <w:r>
+        <w:t>Diese Sicht ist zu eng. Ein Wald ist nicht nur Holzbestand. Er ist Wasserspeicher, Klimaregulator, Lebensraum, Erholungsraum, Bodenhalter, Schutz vor Hitze, Quelle kultureller Bedeutung und Teil regionaler Identität. Ein Boden ist nicht nur Produktionsfläche. Er ist lebendiges System, Speicher, Filter, Nahrungsvoraussetzung und Zeitkörper, der über Jahrzehnte aufgebaut und in kurzer Zeit zerstört werden kann. Wasser ist nicht nur Ressource. Es ist Lebensbedingung, Gesundheitsgrundlage, Konfliktfaktor, Landschaftsgestalter und Teil sozialer Sicherheit.</w:t>
+      </w:r>
+    </w:p>
+    <w:p>
+      <w:r>
+        <w:t>Wenn Natur nur als Rohstofflager betrachtet wird, werden diese Wirkungen unsichtbar. Dann erscheint Entnahme als Wertschöpfung, während Regeneration als Kostenfaktor gilt. Genau hier liegt der alte Fehler. Wirtschaft zählt die Nutzung, aber nicht ausreichend den Zustand des Systems, das genutzt wird. Kapital kann wachsen, während Naturkapital schrumpft. Bilanzen können stabil aussehen, während Böden, Wasser, Artenvielfalt und Klima instabiler werden.</w:t>
+      </w:r>
+    </w:p>
+    <w:p>
+      <w:r>
+        <w:t>Die Wirkungsökonomie verschiebt den Blick. Natur ist nicht erst wertvoll, wenn sie in Waren verwandelt wird. Sie ist wertvoll, weil sie Leben, Stabilität und Regeneration ermöglicht. Ihr Zustand ist kein Nebenfeld der Ökonomie. Er ist ein Kernzustand von Wohlstand.</w:t>
+      </w:r>
+    </w:p>
+    <w:p>
+      <w:pPr>
+        <w:pStyle w:val="Heading3"/>
+      </w:pPr>
+      <w:r>
+        <w:t>27.2 Der Mensch ist kein Herrscher außerhalb der Natur</w:t>
+      </w:r>
+    </w:p>
+    <w:p>
+      <w:r>
+        <w:t>Das moderne Wirtschaftsdenken hat lange mit einem unsichtbaren Außen gearbeitet. Hier der Mensch, dort die Natur. Hier Wirtschaft, dort Umwelt. Hier Produktion, dort Folgen. Diese Trennung war praktisch, aber falsch.</w:t>
+      </w:r>
+    </w:p>
+    <w:p>
+      <w:r>
+        <w:t>Alan Watts ist in diesem Kapitel keine Autorität für Ökonomie. Er ist eine philosophische Tiefenlinie, weil er eine Illusion benennt, die zur alten Ordnung passt: die Vorstellung eines isolierten Ichs, das einer äußeren Welt gegenübersteht und sie kontrollieren kann. Aus wirkungsökonomischer Sicht ist genau diese Vorstellung gefährlich. Wer sich außerhalb eines Systems wähnt, kann leichter glauben, seine Eingriffe hätten keine Rückwirkung auf ihn selbst.</w:t>
+      </w:r>
+    </w:p>
+    <w:p>
+      <w:r>
+        <w:t>Der Mensch ist aber nicht außerhalb. Er ist in Rückkopplung. Klimaschäden kehren als Hitze, Ernteausfall, Versicherungskosten, Migration, Gesundheitsbelastung und politische Instabilität zurück. Wasserstress kehrt als Konflikt, Preis, Krankheit, Produktionsrisiko und Ernährungsunsicherheit zurück. Bodenverlust kehrt als Ernteproblem, Gesundheitsrisiko, Biodiversitätsverlust und Abhängigkeit zurück. Verlust von Naturzugang kehrt als psychische Belastung, geringere Lebensqualität und schwächere soziale Räume zurück.</w:t>
+      </w:r>
+    </w:p>
+    <w:p>
+      <w:r>
+        <w:t>Die Beherrschungsillusion sagt: Wir kontrollieren Natur.</w:t>
+      </w:r>
+    </w:p>
+    <w:p>
+      <w:r>
+        <w:t>Die Wirkungsökonomie sagt: Wir verändern Wirkungsräume, von denen wir abhängen.</w:t>
+      </w:r>
+    </w:p>
+    <w:p>
+      <w:r>
+        <w:t>Das ist keine romantische These. Es ist eine Systemthese. Jedes Wirtschaften in Natur hinein verändert die Bedingungen künftigen Wirtschaftens. Wer Böden erschöpft, verliert künftige Fruchtbarkeit. Wer Wasser übernutzt, verliert künftige Versorgungssicherheit. Wer Klima destabilisiert, verliert künftige Planbarkeit. Wer Biodiversität reduziert, schwächt die Regenerationsfähigkeit von Ökosystemen. Wer Naturzugang zerstört, schwächt auch Gesundheit, Resonanz und Lebensqualität.</w:t>
+      </w:r>
+    </w:p>
+    <w:p>
+      <w:pPr>
+        <w:pStyle w:val="Heading3"/>
+      </w:pPr>
+      <w:r>
+        <w:t>27.3 Koexistenz statt Extraktion</w:t>
+      </w:r>
+    </w:p>
+    <w:p>
+      <w:r>
+        <w:t>Extraktion bedeutet mehr als Rohstoffabbau. Extraktion ist eine Haltung zum System. Sie entnimmt Wert, ohne die Regeneration des entnehmenden Systems ausreichend zu sichern. Sie rechnet kurzfristig, räumlich eng und kapitalzentriert. Sie sieht Ertrag, aber nicht Rückwirkung.</w:t>
+      </w:r>
+    </w:p>
+    <w:p>
+      <w:r>
+        <w:t>Koexistenz ist das Gegenprinzip. Koexistenz heißt nicht, dass Menschen nicht nutzen, bauen, essen, produzieren, forschen oder gestalten dürfen. Eine Gesellschaft kann ohne Eingriffe in Natur nicht leben. Koexistenz heißt, dass Nutzung an Regeneration, Grenzen, Rückkopplung und Mit-Systeme gebunden wird. Die Frage lautet nicht: Wie kann Natur maximal verwertet werden? Die Frage lautet: Welche Form des Wirtschaftens erhält die Bedingungen, unter denen Leben, Freiheit und Demokratie möglich bleiben?</w:t>
+      </w:r>
+    </w:p>
+    <w:p>
+      <w:r>
+        <w:t>Die Wirkungsökonomie ist deshalb keine Anti-Wirtschaft. Sie ist eine Korrektur der wirtschaftlichen Richtung. Sie sagt nicht: keine Nutzung. Sie sagt: keine Nutzung, die ihre Lebensgrundlage aufbraucht und die Kosten in andere Räume oder Zeiten verschiebt.</w:t>
+      </w:r>
+    </w:p>
+    <w:p>
+      <w:r>
+        <w:t>Hier schließt der Gedanke des Vorgriffswohlstands an. Gegenwartswohlstand, der Zukunft zerstört, ist kein echter Wohlstand. Er ist Vorgriff. Wenn eine Gesellschaft heute hohe Renditen, günstige Preise oder Wachstum erzielt, indem sie Böden, Wasser, Klima, Biodiversität, Gesundheit oder demokratische Stabilität schwächt, dann lebt sie nicht wohlhabender. Sie verbraucht künftige Stabilität.</w:t>
+      </w:r>
+    </w:p>
+    <w:p>
+      <w:r>
+        <w:t>Koexistenz heißt deshalb: Wohlstand darf nicht aus dem Verzehr seiner eigenen Voraussetzungen entstehen.</w:t>
+      </w:r>
+    </w:p>
+    <w:p>
+      <w:pPr>
+        <w:pStyle w:val="Heading3"/>
+      </w:pPr>
+      <w:r>
+        <w:t>27.4 Naturkapital ohne Naturverkürzung</w:t>
+      </w:r>
+    </w:p>
+    <w:p>
+      <w:r>
+        <w:t>Der Begriff Naturkapital ist hilfreich und riskant zugleich. Er ist hilfreich, weil er sichtbar macht, dass Natur Bestände, Flüsse, Leistungen und Abhängigkeiten umfasst, die in klassischen Wohlstandsrechnungen lange unsichtbar blieben. Böden, Wälder, Wasser, Biodiversität und Klima sind keine kostenlosen Hintergründe. Sie sind tragende Bestände einer Volkswirtschaft und einer Gesellschaft.</w:t>
+      </w:r>
+    </w:p>
+    <w:p>
+      <w:r>
+        <w:t>Der Begriff ist riskant, wenn er Natur erneut in die Sprache des Kapitals zwingt. Natur ist nicht nur Kapital. Ein Fluss ist nicht nur Vermögenswert. Ein Wald ist nicht nur Bilanzposten. Ein Tier ist nicht nur Funktionsgröße. Eine Landschaft ist nicht nur Standortfaktor. Die Wirkungsökonomie darf Naturkapital daher nicht als Eigentumsform missverstehen. Sie nutzt den Begriff, um Abhängigkeiten sichtbar zu machen, nicht um Natur auf Verwertbarkeit zu reduzieren.</w:t>
+      </w:r>
+    </w:p>
+    <w:p>
+      <w:r>
+        <w:t>Naturkapital bedeutet in diesem Buch: Die Regenerationsfähigkeit der Natur gehört zur Wohlstandsrechnung. Wer sie verbraucht, erzeugt Verlustleistung. Wer sie erhält oder stärkt, erzeugt Wirkleistung. Wer sie ignoriert, betreibt Scheinwohlstand. Eine Gesellschaft kann reich wirken, wenn Geldvermögen steigt, und dennoch ärmer werden, wenn Wasser, Boden, Klima, Biodiversität und Gesundheit schwächer werden.</w:t>
+      </w:r>
+    </w:p>
+    <w:p>
+      <w:r>
+        <w:t>Darum darf Naturkapital nicht erst gezählt werden, wenn es zerstört ist. Es muss als tragender Bestand in die Wohlstandslogik eingehen. Die konkrete Messarchitektur folgt später. In diesem Kapitel geht es nur um das Naturbild: Regenerationsfähigkeit ist keine technische Variable am Rand. Sie ist eine Lebensbedingung.</w:t>
+      </w:r>
+    </w:p>
+    <w:p>
+      <w:pPr>
+        <w:pStyle w:val="Heading3"/>
+      </w:pPr>
+      <w:r>
+        <w:t>27.5 Regenerationsfähigkeit als Wohlstandsbedingung</w:t>
+      </w:r>
+    </w:p>
+    <w:p>
+      <w:r>
+        <w:t>Regeneration unterscheidet lebendige Systeme von bloßen Beständen. Ein Lager wird leerer, wenn man entnimmt. Ein lebendiges System kann sich erneuern, solange seine Bedingungen erhalten bleiben. Böden können Humus aufbauen. Wälder können wachsen. Gewässer können sich reinigen. Arten können Lebensräume stabilisieren. Menschen können sich erholen. Gesellschaften können Vertrauen erneuern. Demokratien können Korrektur leisten.</w:t>
+      </w:r>
+    </w:p>
+    <w:p>
+      <w:r>
+        <w:t>Regeneration braucht Zeit, Vielfalt, Schutz, Räume, Rückkopplung und Grenzen. Wenn Entnahme schneller geschieht als Regeneration, entsteht Verlust. Wenn Belastung die Erneuerungsfähigkeit überschreitet, entsteht Kipprisiko. Wenn ein System nur noch repariert wird, aber nicht regeneriert, wird es teuer, fragil und unlebendig.</w:t>
+      </w:r>
+    </w:p>
+    <w:p>
+      <w:r>
+        <w:t>Die Wirkungsökonomie betrachtet Regenerationsfähigkeit deshalb als systemischen Wert. Klima, Wasser, Boden und Biodiversität sind nicht nur ökologische Felder. Sie wirken auf Gesundheit, Wohnen, Ernährung, Migration, Kapital, Versicherbarkeit, Infrastruktur, Arbeit, Konflikte und demokratische Stabilität. Planetare Stabilität ist nicht das Gegenstück zu Wohlstand. Sie ist seine Voraussetzung.</w:t>
+      </w:r>
+    </w:p>
+    <w:p>
+      <w:r>
+        <w:t>Daraus folgt eine einfache Ordnung: Was Regeneration stärkt, erhöht Wirkungswohlstand. Was Regeneration schwächt, erzeugt Vorgriffswohlstand. Was Regeneration nur kosmetisch behauptet, erzeugt Scheinwirkung. Was Regeneration verhindert, erzeugt Verlustleistung.</w:t>
+      </w:r>
+    </w:p>
+    <w:p>
+      <w:pPr>
+        <w:pStyle w:val="Heading3"/>
+      </w:pPr>
+      <w:r>
+        <w:t>27.6 Böden, Wasser, Klima, Biodiversität, Gesundheit und Lebensqualität</w:t>
+      </w:r>
+    </w:p>
+    <w:p>
+      <w:r>
+        <w:t>Die Wirkung des Planeten auf den Menschen zeigt sich nicht abstrakt. Sie zeigt sich in Böden, Wasser, Klima, Biodiversität, Gesundheit und Lebensqualität.</w:t>
+      </w:r>
+    </w:p>
+    <w:p>
+      <w:r>
+        <w:t>Böden bestimmen Ernährung, Wasseraufnahme, Artenvielfalt, Kohlenstoffspeicherung und Landschaftsstabilität. Ein zerstörter Boden ist nicht nur ein landwirtschaftliches Problem. Er verändert Preise, Gesundheit, regionale Resilienz und Abhängigkeit.</w:t>
+      </w:r>
+    </w:p>
+    <w:p>
+      <w:r>
+        <w:t>Wasser bestimmt Leben, Hygiene, Energie, Landwirtschaft, Industrie, Stadtklima und Konfliktlagen. Wasserstress ist nicht nur Umweltproblem. Er ist Gesundheits-, Wirtschafts-, Sicherheits- und Demokratierisiko.</w:t>
+      </w:r>
+    </w:p>
+    <w:p>
+      <w:r>
+        <w:t>Klima bestimmt Temperatur, Ernten, Versicherung, Migration, Infrastruktur, Arbeitsbedingungen, Gesundheit und staatliche Handlungsfähigkeit. Klimastabilität ist nicht Luxus. Sie ist Planbarkeitsgrundlage.</w:t>
+      </w:r>
+    </w:p>
+    <w:p>
+      <w:r>
+        <w:t>Biodiversität bestimmt Regeneration, Bestäubung, Bodenleben, Schädlingsbalance, medizinisches Wissen, Nahrungssysteme und ökologische Stabilität. Artenvielfalt ist nicht Schmuck der Natur. Sie ist Funktionsvielfalt lebendiger Systeme.</w:t>
+      </w:r>
+    </w:p>
+    <w:p>
+      <w:pPr>
+        <w:pStyle w:val="Heading3"/>
+      </w:pPr>
+      <w:r>
+        <w:t>Quellenanker: Kapitel 48 - Produkte als Wirkungsträger</w:t>
+      </w:r>
+    </w:p>
+    <w:p>
+      <w:r>
+        <w:t>Interne Quelle: referenz/kapitel-048-produkte-als-wirkungstraeger/index.html</w:t>
+      </w:r>
+    </w:p>
+    <w:p>
+      <w:r>
+        <w:t>Diese Wirkung beginnt nicht im Ladenregal. Sie beginnt bei Rohstoffen, Boden, Wasser, Energie, Arbeit, Daten, Maschinen, Lieferketten, Eigentumsstrukturen, Transportwegen und Produktionsentscheidungen. Sie setzt sich in Nutzung, Reparierbarkeit, Lebensdauer, Gesundheit, Zugang, Sicherheit, Entsorgung und Kreislauffähigkeit fort. Manche Wirkungen entstehen direkt. Andere entstehen indirekt, verzögert oder systemisch. Ein Produkt kann Menschen entlasten, Gesundheit schützen, Ressourcen schonen, Arbeit fairer machen und Regeneration ermöglichen. Es kann aber auch Wasserstress, Ausbeutung, Schadstoffe, Abhängigkeit, Überwachung, Abfall, Gesundheitsrisiken oder demokratische Nebenwirkungen erzeugen [I-K48-1; I-K48-2].</w:t>
+      </w:r>
+    </w:p>
+    <w:p>
+      <w:r>
+        <w:t>Damit verbindet dieses Kapitel das Begriffssystem der Wirkungsökonomie mit der Mess- und Datenarchitektur. Wirkung, Wirkungspotenzial, Wirkungsträger und Wirkungsraum werden nun produktbezogen gelesen. WÖk-IDs, Scorecards, digitale Produktpässe und Wirkungsdatenräume zeigen, wie diese Produktwirkung adressiert, geprüft und verfügbar gemacht werden kann. Dieses Kapitel erklärt keine Produktsteuermechanik und keine Steuerklassen. Es legt den Produktbegriff der Wirkungsökonomie fest.</w:t>
+      </w:r>
+    </w:p>
+    <w:p>
+      <w:pPr>
+        <w:pStyle w:val="Heading3"/>
+      </w:pPr>
+      <w:r>
+        <w:t>48.1 Produktwirkung über den Lebenszyklus</w:t>
+      </w:r>
+    </w:p>
+    <w:p>
+      <w:r>
+        <w:t>Ein Produkt wirkt über seinen Lebenszyklus. Wer nur den Moment des Kaufs betrachtet, sieht zu wenig. Der Kauf ist nur eine Station in einer langen Wirkungskette. Vor ihm liegen Rohstoffe, Herstellung, Vorprodukte, Energie, Wasser, Arbeit, Transport, Verpackung und Daten. Nach ihm liegen Nutzung, Wartung, Reparatur, Weitergabe, Recycling, Entsorgung oder dauerhafte Belastung.</w:t>
+      </w:r>
+    </w:p>
+    <w:p>
+      <w:r>
+        <w:t>Lebenszyklusdenken ist deshalb eine notwendige Grundlage der Produktwirkung. ISO 14040 und ISO 14044 beschreiben Life Cycle Assessment als Rahmen, um Umweltaspekte und potenzielle Umweltwirkungen eines Produktsystems über Lebenszyklusphasen hinweg zu untersuchen: von Ziel und Untersuchungsrahmen über Sachbilanz, Wirkungsabschätzung und Interpretation bis zu Bericht und kritischer Prüfung. Die Wirkungsökonomie knüpft an dieses Denken an, erweitert es aber. Sie betrachtet nicht nur ökologische Wirkung, sondern auch soziale, gesundheitliche, demokratische und systemische Wirkung.</w:t>
+      </w:r>
+    </w:p>
+    <w:p>
+      <w:r>
+        <w:t>Ein Produkt kann in einer Phase positive Wirkung zeigen und in einer anderen Phase problematisch sein. Ein Material kann in der Herstellung energieintensiv sein, aber im Gebrauch lange halten und reparierbar sein. Ein digitales Produkt kann in der Nutzung entlasten, aber Rohstoffe, Energiebedarf, Datenrisiken und Entsorgungsprobleme enthalten. Ein Lebensmittel kann regional erzeugt werden, aber wasserintensiv sein. Ein billiges Kleidungsstück kann am Regal günstig erscheinen, aber über Färbereien, Arbeitsbedingungen, Chemikalien, Mikroplastik und kurze Nutzungsdauer erhebliche negative Wirkung entfalten [I-K48-2; I-K48-3].</w:t>
+      </w:r>
+    </w:p>
+    <w:p>
+      <w:r>
+        <w:t>Produktwirkung ist daher keine Oberflächeneigenschaft. Sie ist die Struktur von Zustandsveränderungen über den Lebenszyklus. Diese Struktur kann positiv, negativ, ambivalent oder unklar sein. Sie kann an einer Stelle Verbesserung erzeugen und an anderer Stelle Schaden. Genau deshalb reicht Produktimage nicht. Es braucht geprüfte Produktdaten.</w:t>
+      </w:r>
+    </w:p>
+    <w:p>
+      <w:r>
+        <w:t>Die Wirkungsökonomie bewertet Produkte nicht nach moralischem Gefühl. Sie fragt: Welche Zustände verändert dieses Produkt? Bei wem? Wo? Wann? Mit welchen Nebenwirkungen? Mit welcher Datenqualität? Mit welcher Rückwirkung auf Mensch, Planet und Demokratie?</w:t>
+      </w:r>
+    </w:p>
+    <w:p>
+      <w:r>
+        <w:t>Damit wird das Produkt zum Wirkungsträger. Es vermittelt Wirkung zwischen Unternehmen, Lieferketten, Kund:innen, Nutzungskontext, Natur, Arbeit, Datenräumen und Märkten. Es ist kein isoliertes Ding. Es ist ein Knotenpunkt von Entscheidungen.</w:t>
+      </w:r>
+    </w:p>
+    <w:p>
+      <w:pPr>
+        <w:pStyle w:val="Heading3"/>
+      </w:pPr>
+      <w:r>
+        <w:t>48.2 Rohstoffe, Herstellung, Nutzung und Ende</w:t>
+      </w:r>
+    </w:p>
+    <w:p>
+      <w:r>
+        <w:t>Die erste Wirkungsphase liegt in den Rohstoffen. Rohstoffe sind nicht nur Materialbasis. Sie sind verbunden mit Land, Wasser, Energie, Arbeitsbedingungen, Eigentum, regionaler Stabilität, Biodiversität und geopolitischer Abhängigkeit. Ein Produkt, das wenig kostet, kann Rohstoffe enthalten, deren Gewinnung Wasserstress erhöht, Menschenrechte verletzt, Ökosysteme schädigt oder künftige Versorgung gefährdet. Diese Wirkung verschwindet nicht, nur weil sie räumlich entfernt entsteht.</w:t>
+      </w:r>
+    </w:p>
+    <w:p>
+      <w:r>
+        <w:t>Die zweite Phase liegt in Herstellung und Vorleistungen. Produktion erzeugt Arbeit, Einkommen, Abfall, Emissionen, Energiebedarf, Gesundheitsrisiken, Qualifizierung, regionale Entwicklung, technisches Lernen und Machtverhältnisse in Lieferketten. Die Lieferkettenpapiere der Wirkungsökonomie zeigen, dass wesentliche ökologische und soziale Wirkungen nicht im eigenen Werk, sondern bei Zulieferern und Vorstufen entstehen können. Für Produkte heißt das: Wer nur den Endhersteller betrachtet, unterschätzt die Produktwirkung.</w:t>
+      </w:r>
+    </w:p>
+    <w:p>
+      <w:r>
+        <w:t>Die dritte Phase liegt in Transport, Verpackung und Distribution. Wege, Lagerung, Kühlung, Verpackung, Logistikdaten und Handelsstrukturen verändern Wirkung. Transport ist nicht automatisch schlecht, Regionalität ist nicht automatisch gut. Maßgeblich sind reale Zustände: Energie, Wasser, Lagerung, Verderb, Skalierung, Verpackung, Arbeitsbedingungen und Versorgungssicherheit. Ein Wirkungsmodell darf daher nicht romantisieren. Es muss prüfen.</w:t>
+      </w:r>
+    </w:p>
+    <w:p>
+      <w:r>
+        <w:t>Die vierte Phase liegt in der Nutzung. Viele Produkte entfalten ihre stärkste Wirkung erst im Gebrauch. Ein Gerät verbraucht Energie, erzeugt Daten, verändert Verhalten, entlastet oder belastet Arbeit, ermöglicht Zugang oder schafft Abhängigkeit. Ein Lebensmittel wirkt auf Gesundheit, Boden- und Anbausysteme, kulturelle Routinen und regionale Versorgung. Ein Möbelstück kann langlebig, schadstoffarm und reparierbar sein oder schnell entsorgt werden. Ein digitales Produkt kann Selbstbestimmung stärken oder verdeckte Manipulation ermöglichen.</w:t>
+      </w:r>
+    </w:p>
+    <w:p>
+      <w:r>
+        <w:t>Die fünfte Phase liegt am Ende des Lebenszyklus. Produkte verschwinden nicht, wenn sie nicht mehr genutzt werden. Sie werden repariert, wiederverwendet, recycelt, verbrannt, deponiert, exportiert oder als Schadstofflast weitergereicht. Kreislauffähigkeit ist daher keine Zusatzinformation, sondern Teil der Produktwirkung. Reparierbarkeit, Ersatzteile, Materialtrennung, Rücknahmesysteme, Design for Disassembly und Schadstofffreiheit entscheiden, ob ein Produkt nach der Nutzung Regeneration ermöglicht oder Abfall erzeugt.</w:t>
+      </w:r>
+    </w:p>
+    <w:p>
+      <w:r>
+        <w:t>Die Wirkungsökonomie braucht für diese Phasen keine Überforderung der Verbraucher:innen. Sie braucht eine Datenarchitektur, die Wirkung entlang des Lebenszyklus sichtbar macht. WÖk-IDs adressieren Indikatoren. Scorecards ordnen Werte. Digitale Produktpässe und Wirkungsdatenräume stellen produktbezogene Daten bereit. Diese Architektur ist die Voraussetzung dafür, dass Produktwirkung mehr wird als ein Versprechen.</w:t>
+      </w:r>
+    </w:p>
+    <w:p>
+      <w:pPr>
+        <w:pStyle w:val="Heading3"/>
+      </w:pPr>
+      <w:r>
+        <w:t>48.3 Produktdaten statt Produktimage</w:t>
+      </w:r>
+    </w:p>
+    <w:p>
+      <w:r>
+        <w:t>Produkte werden heute häufig über Image verkauft: natürlich, nachhaltig, fair, smart, gesund, regional, klimafreundlich, verantwortungsvoll. Solche Begriffe können zutreffen. Sie können aber auch ungenau, selektiv oder irreführend sein. Ein Produktversprechen ersetzt keine geprüfte Produktwirkung.</w:t>
+      </w:r>
+    </w:p>
+    <w:p>
+      <w:r>
+        <w:t>Die Wirkungsökonomie verschiebt daher den Fokus von Produktimage zu Produktdaten. Produktdaten zeigen nicht, wie ein Produkt wirken soll, sondern welche Wirkung belegbar ist: welche Rohstoffe verwendet werden, welche Energie eingesetzt wurde, welche Wasserwirkung besteht, welche Arbeitsbedingungen entlang der Kette gelten, welche Schadstoffe relevant sind, wie reparierbar und kreislauffähig das Produkt ist, welche Nutzungseffekte entstehen, welche Daten verarbeitet werden und welche Unsicherheiten bestehen [I-K48-2; I-K48-4].</w:t>
+      </w:r>
+    </w:p>
+    <w:p>
+      <w:r>
+        <w:t>Der digitale Produktpass ist dafür ein wichtiger europäischer Anschluss. Die Verordnung (EU) 2024/1781, die Ecodesign for Sustainable Products Regulation, schafft einen Rahmen für nachhaltigere Produkte und verankert den Digital Product Passport als Informationsinstrument. Der DPP soll produktbezogene Informationen digital zugänglich machen, etwa zu Materialien, Nachhaltigkeit, Reparierbarkeit, Kreislauffähigkeit und weiteren produktrelevanten Anforderungen. Für die Wirkungsökonomie ist der DPP jedoch nur ein Baustein. Er speichert und transportiert Daten. Die WÖk-Architektur ordnet diese Daten über WÖk-IDs, Benchmarks, Scorecards und Wirkungsdatenräume in eine Bewertungs- und Rückkopplungslogik ein.</w:t>
+      </w:r>
+    </w:p>
+    <w:p>
+      <w:r>
+        <w:t>Produktdaten statt Produktimage bedeutet nicht, dass Gestaltung, Marke oder Kommunikation unwichtig werden. Sie bleiben Teil der Marktwirklichkeit. Aber sie dürfen die geprüfte Wirkung nicht ersetzen. Ein Produkt kann gut gestaltet sein und schlechte Wirkung haben. Es kann schlicht wirken und hohe positive Wirkung entfalten. Es kann einen grünen Begriff verwenden und dennoch in Wasser, Arbeit oder Kreislauf problematisch sein. Es kann technisch modern erscheinen und Datenschutz, Energie oder Abhängigkeit verschlechtern.</w:t>
+      </w:r>
+    </w:p>
+    <w:p>
+      <w:r>
+        <w:t>Die Datenlogik schützt auch vor Einpunkt-Kommunikation. Ein Produkt wird nicht nachhaltig, nur weil ein einzelner Aspekt gut ist. Ein niedriger CO2-Wert kann durch schlechte Arbeitsbedingungen, Wasserstress oder geringe Haltbarkeit relativiert werden. Ein hoher Recyclinganteil kann durch Schadstoffe oder kurze Nutzung problematisch bleiben. Faire Arbeitsbedingungen neutralisieren nicht automatisch ökologische Schäden. Die Reverse Merit Order verhindert, dass gute Werte in einem Feld schwere Schäden in einem anderen Feld verdecken [Kap. 33].</w:t>
+      </w:r>
+    </w:p>
+    <w:p>
+      <w:r>
+        <w:t>Produktdaten müssen daher mehrdimensional sein. Sie müssen zeigen, wo ein Produkt positiv wirkt, wo es negativ wirkt, wo Unsicherheit bleibt und welche Datenqualität vorliegt. Damit entsteht eine neue Form von Produktwahrheit: keine absolute Gewissheit, sondern geprüfte, transparente und verbesserbare Wirkungsinformation.</w:t>
+      </w:r>
+    </w:p>
+    <w:p>
+      <w:pPr>
+        <w:pStyle w:val="Heading3"/>
+      </w:pPr>
+      <w:r>
+        <w:t>48.4 Produktverantwortung</w:t>
+      </w:r>
+    </w:p>
+    <w:p>
+      <w:r>
+        <w:t>Produktverantwortung bedeutet in der Wirkungsökonomie, dass Wirkung nicht am Verkaufspunkt endet. Hersteller, Handel, Datenarchitektur und Nutzungskontext haben unterschiedliche Rollen. Keine Stelle kann allein alle Wirkungen steuern. Aber jede Stelle kann zur Sichtbarkeit, Prüfbarkeit und Verbesserung beitragen.</w:t>
+      </w:r>
+    </w:p>
+    <w:p>
+      <w:r>
+        <w:t>Hersteller verantworten Design, Materialwahl, Produktionslogik, Lieferantenanforderungen, Datenbereitstellung, Reparierbarkeit, Sicherheit, Gebrauchsinformationen und Kreislauffähigkeit. Sie entscheiden früh, welche Wirkungspotenziale ein Produkt enthält. Ein Produkt, das nicht reparierbar konstruiert ist, wird später schwer kreislauffähig. Ein Produkt, das Daten sammelt, kann Datenschutz und Selbstbestimmung stärken oder schwächen. Ein Produkt, das auf knappe Rohstoffe angewiesen ist, erzeugt andere Wirkungsrisiken als ein Produkt mit zirkulären Materialien.</w:t>
+      </w:r>
+    </w:p>
+    <w:p>
+      <w:r>
+        <w:t>Der Handel verantwortet Auswahl, Sichtbarkeit, Sortierung, Information, Zugang und teilweise auch Eigenmarken. Er entscheidet, welche Produkte Regalraum, Aufmerksamkeit, Preisaktionen oder digitale Platzierung erhalten. Handel ist daher kein neutraler Durchleiter. Er ist Teil des Wirkungsraums. Die detaillierte Konsum- und Verbraucherlogik folgt später in diesem Teil. Hier reicht die Produktlogik: Produktwirkung muss dort sichtbar werden, wo Produkte angeboten werden.</w:t>
+      </w:r>
+    </w:p>
+    <w:p>
+      <w:r>
+        <w:t>Die Datenarchitektur verantwortet Prüfbarkeit. Produktdaten müssen nicht nur erhoben, sondern verknüpft, aktualisiert, versioniert und auditierbar gemacht werden. Datenlücken dürfen nicht zur neutralen Kategorie werden. Unklare Wirkung ist nicht automatisch gute Wirkung. Wer keine belastbaren Daten zur Verfügung stellt, schafft keine Entlastung, sondern Prüfbedarf [Kap. 23; I-K48-4].</w:t>
+      </w:r>
+    </w:p>
+    <w:p>
+      <w:r>
+        <w:t>Produktverantwortung umfasst direkte, indirekte, verzögerte und systemische Wirkung. Direkt wirkt ein Produkt, wenn es unmittelbar Gesundheit, Sicherheit, Energieverbrauch oder Nutzung beeinflusst. Indirekt wirkt es über Rohstoffe, Lieferketten, Kapital, Arbeit oder Entsorgung. Verzögert wirkt es, wenn Schäden oder Nutzen erst später sichtbar werden, etwa über Haltbarkeit, Reparatur, Emissionen oder Gewohnheiten. Systemisch wirkt es, wenn es Standards, Märkte, Infrastrukturen, Abhängigkeiten oder soziale Normen verändert.</w:t>
+      </w:r>
+    </w:p>
+    <w:p>
+      <w:r>
+        <w:t>Damit wird Produktverantwortung anspruchsvoller, aber auch fairer. Sie verteilt Verantwortung nicht beliebig auf alle, sondern ordnet sie nach Rolle, Einfluss, Wissen und Handlungsmacht. Ein Hersteller kann nicht jede spätere Nutzung vollständig kontrollieren, aber er kann Design, Daten und Risikoinformationen gestalten. Ein Händler kann nicht jede Vorleistung neu prüfen, aber er kann geprüfte Produktdaten verlangen und sichtbar machen. Kund:innen sollen nicht Lieferkettenprüfer:innen werden. Sie brauchen verlässliche Signale aus einem System, das seine Datenarbeit vor dem Kauf erledigt [I-K48-4; I-K48-5].</w:t>
+      </w:r>
+    </w:p>
+    <w:p>
+      <w:r>
+        <w:t>Produktverantwortung ist daher keine moralische Überforderung Einzelner. Sie ist eine Strukturfrage. Produkte müssen so beschrieben, bewertet und verbessert werden, dass die reale Wirkung in Entscheidungen zurückkehren kann.</w:t>
+      </w:r>
+    </w:p>
+    <w:p>
+      <w:pPr>
+        <w:pStyle w:val="Heading3"/>
+      </w:pPr>
+      <w:r>
+        <w:t>48.5 Zwischenfazit</w:t>
+      </w:r>
+    </w:p>
+    <w:p>
+      <w:r>
+        <w:t>Damit wird das Produkt zum Wirkungsträger. Es vermittelt Zustandsveränderungen zwischen Unternehmen, Lieferketten, Nutzer:innen, Ökosystemen, Märkten und künftigen Entscheidungen. Die Messarchitektur schafft dafür die Grundlage: WÖk-IDs adressieren Indikatoren, Scorecards bewerten Wirkung, der DPP speichert Produktdaten, Wirkungsdatenräume verbinden Akteure.</w:t>
+      </w:r>
+    </w:p>
+    <w:p>
+      <w:r>
+        <w:t>Dieses Kapitel hat keine Produktsteuermechanik und keine Konsumpsychologie ausgeführt. Es hat den Produktbegriff der Wirkungsökonomie festgelegt. Produktimage reicht nicht. Produktdaten müssen zeigen, welche Wirkung tatsächlich entsteht. Produktverantwortung endet nicht am Verkauf. Sie bezieht Rohstoffe, Herstellung, Nutzung und Ende des Lebenszyklus ein.</w:t>
+      </w:r>
+    </w:p>
+    <w:p>
+      <w:r>
+        <w:t>Die nächste Frage lautet: Wenn Produkte Wirkung enthalten, warum zeigen Preise diese Wirkung bisher so schlecht? Was bedeutet ein ehrlicher Preis, wenn Marktpreise Folgekosten, Vorgriffswohlstand und verschobene Schäden nicht abbilden?</w:t>
+      </w:r>
+    </w:p>
+    <w:p>
+      <w:r>
+        <w:t>Diese Frage führt zu [Kap. 49]: Ehrliche Preise.</w:t>
+      </w:r>
+    </w:p>
+    <w:p>
+      <w:r>
+        <w:t>Endnoten und Quellen zu Kapitel 48</w:t>
+      </w:r>
+    </w:p>
+    <w:p>
+      <w:pPr>
+        <w:pStyle w:val="Heading3"/>
+      </w:pPr>
+      <w:r>
+        <w:t>Quellenanker: Kapitel 55 - Wachstum, Innovation und Transformation innerhalb planetarer Grenzen</w:t>
+      </w:r>
+    </w:p>
+    <w:p>
+      <w:r>
+        <w:t>Interne Quelle: referenz/kapitel-055-wachstum-innovation-und-transformation-innerhalb-planetarer-grenzen/index.html</w:t>
+      </w:r>
+    </w:p>
+    <w:p>
+      <w:r>
+        <w:t>Kapitel 54 hat gezeigt, dass das klassische BIP wirtschaftliche Aktivität misst, aber nicht zuverlässig unterscheidet, ob diese Aktivität Wirkleistung, Scheinleistung, Blindleistung oder Verlustleistung erzeugt. Damit stellt sich die Wachstumsfrage neu. Wenn nicht jede Aktivität Wohlstand bedeutet, kann auch nicht jedes Wachstum Fortschritt sein.</w:t>
+      </w:r>
+    </w:p>
+    <w:p>
+      <w:r>
+        <w:t>Die Wirkungsökonomie fragt deshalb nicht abstrakt, ob Wachstum gut oder schlecht ist. Sie fragt, was wächst, wodurch es wächst, welche Zustände verändert werden, welche Systeme stabiler werden, welche Systeme belastet werden und welche Freiheit kommenden Generationen bleibt. Wachstum ist wirkungsökonomisch nur dann Fortschritt, wenn es reale Problemlösungsfähigkeit erhöht, Regeneration stärkt und künftige Freiheit nicht verbraucht [I-K55-1; I-K55-2].</w:t>
+      </w:r>
+    </w:p>
+    <w:p>
+      <w:pPr>
+        <w:pStyle w:val="Heading3"/>
+      </w:pPr>
+      <w:r>
+        <w:t>55.1 Wachstum als Entwicklung</w:t>
+      </w:r>
+    </w:p>
+    <w:p>
+      <w:r>
+        <w:t>Wachstum bezeichnet zunächst eine Zunahme. Die Frage ist: Zunahme wovon?</w:t>
+      </w:r>
+    </w:p>
+    <w:p>
+      <w:r>
+        <w:t>In der klassischen Makroökonomie meint Wachstum meist die Zunahme des realen BIP. Das ist eine Zunahme monetarisierter wirtschaftlicher Aktivität. Diese Information bleibt nützlich. Sie zeigt jedoch nicht, ob ein Land gesünder, resilienter, freier, gerechter oder ökologisch stabiler wird [Kap. 54; I-K55-1].</w:t>
+      </w:r>
+    </w:p>
+    <w:p>
+      <w:r>
+        <w:t>Die Wirkungsökonomie unterscheidet deshalb mehrere Wachstumsformen. Mengenwachstum bedeutet mehr physischer Durchsatz: mehr Rohstoffe, mehr Energie, mehr Fläche, mehr Transport, mehr Produkte, mehr Konsum, mehr Abfall. Wertwachstum bedeutet mehr monetäre Wertschöpfung. Lernwachstum bedeutet mehr Fähigkeit, Fehler zu erkennen, Prozesse zu verbessern, Risiken zu begrenzen, Prävention zu stärken und bessere Alternativen zu entwickeln. Wirkungswachstum bedeutet mehr positive Netto-Wirkung bei sinkender oder stabiler Verlustleistung. Regeneratives Wachstum bedeutet, dass tragende Systeme ihre Erneuerungsfähigkeit zurückgewinnen: Böden, Wasserzyklen, Biodiversität, Gesundheit, soziale Bindungen, demokratische Korrekturfähigkeit und institutionelles Vertrauen [I-K55-1; I-K55-2].</w:t>
+      </w:r>
+    </w:p>
+    <w:p>
+      <w:r>
+        <w:t>Diese Unterscheidung ist notwendig. Eine Volkswirtschaft kann mengenmäßig wachsen und wirkungsökonomisch verlieren. Sie kann mehr Material verbrauchen, mehr Produkte herstellen, mehr Verkehr erzeugen und mehr Reparaturbedarf schaffen, ohne echte Zustandsverbesserung zu erreichen. Umgekehrt kann eine Volkswirtschaft wirkungsökonomisch wachsen, wenn weniger Krankheit entsteht, weniger Energie verschwendet wird, weniger Wegwerfware produziert wird, weniger Angst vor Pflege, Wohnen oder Klimarisiken entsteht und mehr Kapital in Wirkung statt Spekulation fließt.</w:t>
+      </w:r>
+    </w:p>
+    <w:p>
+      <w:r>
+        <w:t>Wachstum als Entwicklung bedeutet: Ein System erweitert seine Fähigkeit, Probleme zu lösen, ohne größere neue Schäden zu erzeugen. Es lernt, mit weniger Verlustleistung mehr Lebensqualität, Sicherheit, Regeneration und Freiheit zu ermöglichen. Wachstum wird dann nicht an Menge allein gemessen, sondern am Wirkungsgrad.</w:t>
+      </w:r>
+    </w:p>
+    <w:p>
+      <w:r>
+        <w:t>Nicht jedes Mengenwachstum ist falsch. Manche Mengen müssen wachsen: erneuerbare Energieanlagen, gute Wohnungen, Pflegekapazitäten, Bildungsräume, Schienennetze, Sanierungen, Kreislaufinfrastruktur, Gesundheitsprävention, digitale öffentliche Infrastruktur und Klimaanpassung. Das Problem ist nicht mehr an sich. Das Problem ist mehr vom Falschen.</w:t>
+      </w:r>
+    </w:p>
+    <w:p>
+      <w:r>
+        <w:t>Eine Wirkungsökonomie fragt deshalb nicht, ob Wachstum oder kein Wachstum gewollt ist. Sie fragt, welches Wachstum Wirkleistung erhöht, welches Wachstum Verlustleistung erzeugt, welches Wachstum spätere Schäden verhindert und welches Wachstum künftige Stabilität verbraucht. Damit unterscheidet sie sich von pauschaler Wachstumsfeindlichkeit ebenso wie von blinder Wachstumsideologie. Wachstum ist kein Selbstzweck. Es ist eine mögliche Folge guter Wirkung.</w:t>
+      </w:r>
+    </w:p>
+    <w:p>
+      <w:pPr>
+        <w:pStyle w:val="Heading3"/>
+      </w:pPr>
+      <w:r>
+        <w:t>55.2 Innovation, Rekombination und Unternehmerfunktion</w:t>
+      </w:r>
+    </w:p>
+    <w:p>
+      <w:r>
+        <w:t>Wenn Wachstum als Entwicklung verstanden wird, wird Innovation zentral. Innovation ist in der Wirkungsökonomie nicht jedes neue Produkt, jede neue App, jedes neue Geschäftsmodell und jede neue Effizienzsteigerung. Innovation ist neue Problemlösungsfähigkeit.</w:t>
+      </w:r>
+    </w:p>
+    <w:p>
+      <w:r>
+        <w:t>Joseph A. Schumpeter beschrieb wirtschaftliche Entwicklung als Prozess neuer Kombinationen. Innovation entsteht, wenn neue Produkte, neue Produktionsweisen, neue Märkte, neue Bezugsquellen oder neue Organisationsformen bestehende Gleichgewichte stören und neue Entwicklungspfade eröffnen. Die Unternehmerfunktion besteht nicht nur darin, Ressourcen zu verwalten, sondern neue Kombinationen durchzusetzen. Schumpeters Begriff der schöpferischen Zerstörung macht sichtbar, dass wirtschaftliche Entwicklung alte Strukturen verdrängen kann.</w:t>
+      </w:r>
+    </w:p>
+    <w:p>
+      <w:r>
+        <w:t>Die Wirkungsökonomie übernimmt diese Dynamik, verändert aber ihren Maßstab. Nicht jede schöpferische Zerstörung ist Fortschritt. Eine Innovation kann alte Strukturen verdrängen und dennoch Mensch, Planet oder Demokratie schwächen. Sie kann Arbeitsplätze zerstören, Abhängigkeiten schaffen, Ressourcenverbrauch erhöhen, Datenmacht konzentrieren oder demokratische Räume beschädigen. Neuheit allein ist keine positive Wirkung.</w:t>
+      </w:r>
+    </w:p>
+    <w:p>
+      <w:r>
+        <w:t>Wirkungsökonomisch zählt nicht Innovation als Neuheit, sondern Innovation als bessere Wirkung. Eine neue Kombination ist wertvoll, wenn sie reale Zustände verbessert, Verlustleistung senkt, Regeneration stärkt, Resilienz erhöht und künftige Freiheit erweitert. Eine Technologie, die Kosten senkt, aber Menschen ohne neue Teilhabe verdrängt, bleibt ambivalent. Ein Geschäftsmodell, das Reichweite erhöht, aber Vertrauen zerstört, ist keine gute Innovation. Ein Produktionsverfahren, das Material spart, aber Wasserstress erhöht, bleibt kritisch.</w:t>
+      </w:r>
+    </w:p>
+    <w:p>
+      <w:r>
+        <w:t>Jochen Röpke ergänzt diese Perspektive durch den lernenden Unternehmer. In seiner Arbeit rückt nicht nur die Innovation als Ergebnis in den Blick, sondern die unternehmerische Entwicklung selbst: Kompetenz, Lernen, Selbstveränderung, Wissensverarbeitung, Risiko und die Fähigkeit, qualitativ Neues hervorzubringen. Für die Wirkungsökonomie ist das wichtig, weil Transformation nicht nur technische Erfindung ist. Sie verlangt Menschen, Organisationen und Unternehmen, die ihre Denkmodelle, Routinen und Wirkungen verändern können.</w:t>
+      </w:r>
+    </w:p>
+    <w:p>
+      <w:r>
+        <w:t>Ein Unternehmen transformiert sich nicht, indem es ein altes Geschäftsmodell grün anstreicht. Es muss lernen, seine Wirkung zu lesen, seine Risiken zu erkennen und seine Ressourcen anders zu kombinieren [Kap. 47]. Der lernende Unternehmer wird in dieser Logik nicht zum heroischen Einzelkämpfer, sondern zum Wirkungsakteur: jemand, der neue Kombinationen für bessere Zustände entwickelt.</w:t>
+      </w:r>
+    </w:p>
+    <w:p>
+      <w:r>
+        <w:t>Kondratieff liefert eine weitere, vorsichtig zu verwendende Bezugslinie. Seine Theorie langer Wellen beschreibt langfristige Entwicklungsbewegungen der Wirtschaft, die mit technologischen und strukturellen Veränderungen verbunden werden. Diese Theorie darf nicht als Naturgesetz gelesen werden. Die Wirkungsökonomie nutzt Kondratieff nicht deterministisch, sondern als Deutungsmuster: Große Transformationen entstehen selten durch Einzelinnovationen. Sie entstehen durch Bündel aus Technologie, Infrastruktur, Kapital, Kompetenzen, Institutionen, Märkten, Energieformen und gesellschaftlicher Akzeptanz.</w:t>
+      </w:r>
+    </w:p>
+    <w:p>
+      <w:r>
+        <w:t>Für die Wirkungsökonomie bedeutet das: Eine neue Wohlstandsordnung entsteht nicht durch eine einzelne Erfindung. Sie entsteht, wenn viele neue Kombinationen zusammenwirken: Kreislaufmaterialien, regenerative Energie, Pflege- und Bildungssysteme, Wirkungspreise, Wirkungsdatenräume, resiliente Lieferketten, KI-Verantwortung, Wirkungskapital, neue Einkommenslogik und demokratische Öffentlichkeit. Innovation wird dann nicht nur Produktneuheit. Sie wird Systemerneuerung.</w:t>
+      </w:r>
+    </w:p>
+    <w:p>
+      <w:r>
+        <w:t>Schumpeter erklärt Dynamik, Röpke erklärt lernendes Unternehmertum, Kondratieff erinnert an langfristige Transformationsmuster. Die Wirkungsökonomie ordnet alle drei auf ihren eigenen Maßstab hin: Innovation ist nur dann Fortschritt, wenn sie Wirkung verbessert.</w:t>
+      </w:r>
+    </w:p>
+    <w:p>
+      <w:pPr>
+        <w:pStyle w:val="Heading3"/>
+      </w:pPr>
+      <w:r>
+        <w:t>55.3 Kreislaufwirtschaft und Effizienz</w:t>
+      </w:r>
+    </w:p>
+    <w:p>
+      <w:r>
+        <w:t>Kreislaufwirtschaft ist ein wichtiger Baustein wirkungsorientierten Wachstums. Sie versucht, Materialien länger im System zu halten, Abfall zu vermeiden, Produkte reparierbar zu gestalten, Rücknahme und Wiederverwendung zu ermöglichen und Ressourcenverbrauch vom Wohlstand zu entkoppeln.</w:t>
+      </w:r>
+    </w:p>
+    <w:p>
+      <w:r>
+        <w:t>Die Wirkungsökonomie übernimmt diese Richtung, erweitert sie aber. Kreislaufwirtschaft betrifft nicht nur Material. Regeneration betrifft auch Gesundheit, soziale Bindungen, demokratische Öffentlichkeit, institutionelles Vertrauen und Lernfähigkeit. Ein Materialkreislauf kann technisch geschlossen sein und dennoch schlechte Arbeitsbedingungen, hohen Energieverbrauch, Datenprobleme oder soziale Ausschlüsse enthalten. Kreislauf allein garantiert noch keine positive Netto-Wirkung.</w:t>
+      </w:r>
+    </w:p>
+    <w:p>
+      <w:r>
+        <w:t>Effizienz ist ebenfalls wichtig, aber nicht ausreichend. Effizienz bedeutet, mit weniger Input mehr Output oder dieselbe Leistung zu erzeugen. Das kann starke Wirkung entfalten: weniger Energieverbrauch, weniger Material, weniger Abfall, weniger Zeitverlust, weniger Flächenbedarf. Doch Effizienz kann blind werden, wenn sie nicht rückgekoppelt ist.</w:t>
+      </w:r>
+    </w:p>
+    <w:p>
+      <w:r>
+        <w:t>Ein effizienteres Produkt kann den Verbrauch pro Einheit senken. Wenn dadurch mehr konsumiert wird, kann die Gesamtbelastung dennoch steigen. Ein schnellerer Prozess kann Kosten senken, aber Menschen überlasten. Ein digitaler Dienst kann Wege vermeiden, aber Energieverbrauch, Datenabhängigkeit oder Aufmerksamkeitsbelastung erhöhen. Eine Lieferkette kann schlanker werden und zugleich verwundbarer.</w:t>
+      </w:r>
+    </w:p>
+    <w:p>
+      <w:r>
+        <w:t>Wirkungsökonomisch zählt deshalb nicht Effizienz allein, sondern Wirkungsgrad. Eine effiziente Lösung ist nur dann Fortschritt, wenn sie positive Netto-Wirkung erhöht und Verlustleistung senkt. Effizienz ohne Wirkung kann destruktive Systeme beschleunigen. Effizienz mit Wirkung kann Ressourcen befreien, Gesundheit schützen, Kosten senken, Resilienz erhöhen und neue Handlungsspielräume öffnen.</w:t>
+      </w:r>
+    </w:p>
+    <w:p>
+      <w:r>
+        <w:t>Kreislaufwirtschaft und Effizienz brauchen Rückkopplung. Sie müssen in Scorecards, T-SROI, Beschaffung, Kapitalzugang, Produktdaten, öffentliche Haushalte und Unternehmensentscheidungen eingehen [Kap. 30-35; Kap. 39; Kap. 44]. Sonst bleiben sie technische Ziele ohne ausreichende Steuerung.</w:t>
+      </w:r>
+    </w:p>
+    <w:p>
+      <w:r>
+        <w:t>Der Unterschied lässt sich klar fassen: Ein lineares System fragt, wie es mehr herstellen kann. Ein effizientes System fragt, wie es mit weniger Input mehr Output erzeugt. Ein kreislauffähiges System fragt, wie Material im System bleibt. Ein wirkungsökonomisches System fragt zusätzlich, ob dadurch Mensch, Planet und Demokratie gestärkt werden. Kreislaufwirtschaft wird dadurch nicht kleiner. Sie wird Teil einer umfassenderen Wirkungsarchitektur.</w:t>
+      </w:r>
+    </w:p>
+    <w:p>
+      <w:pPr>
+        <w:pStyle w:val="Heading3"/>
+      </w:pPr>
+      <w:r>
+        <w:t>55.4 Wachstum innerhalb planetarer Grenzen</w:t>
+      </w:r>
+    </w:p>
+    <w:p>
+      <w:r>
+        <w:t>Die Wachstumsfrage wird falsch gestellt, wenn Wachstum mit zusätzlichem Ressourcenverbrauch gleichgesetzt wird. Unter dieser Voraussetzung ist die Kritik an unbegrenztem Wachstum auf einem endlichen Planeten berechtigt. Wenn Wachstum nur bedeutet, mehr Rohstoffe zu entnehmen, mehr Energie zu verbrauchen, mehr Fläche zu versiegeln, mehr Abfall zu erzeugen und mehr Konsumvolumen zu bewegen, stößt Wachstum zwangsläufig an planetare Grenzen.</w:t>
+      </w:r>
+    </w:p>
+    <w:p>
+      <w:r>
+        <w:t>Die Wirkungsökonomie widerspricht nicht dieser Grenze. Sie widerspricht der Gleichsetzung von Wachstum und Steigerung eingesetzter Mittel.</w:t>
+      </w:r>
+    </w:p>
+    <w:p>
+      <w:r>
+        <w:t>Wachstum kann auch anders entstehen: durch Innovation, Effizienz, Lernen, Reparatur, Wiederverwendung, Recycling, Remanufacturing, Kreislaufführung, Digitalisierung, bessere Organisation, längere Nutzungsdauer, Materialgesundheit, neue Geschäftsmodelle und neue Kombinationen vorhandener Produktionsfaktoren [I-K55-1; I-K55-3].</w:t>
+      </w:r>
+    </w:p>
+    <w:p>
+      <w:r>
+        <w:t>Hier wird Schumpeter für die Wirkungsökonomie anschlussfähig. Wirtschaftliche Entwicklung entsteht bei ihm nicht durch bloßes Mehr desselben, sondern durch neue Kombinationen: neue Produkte, neue Produktionsmethoden, neue Märkte, neue Bezugsquellen und neue Organisationsformen. Dieser Gedanke enthält bereits den Keim einer kreislauffähigen Wachstumslogik, auch wenn Schumpeter selbst ihn nicht ökologisch formulierte.</w:t>
+      </w:r>
+    </w:p>
+    <w:p>
+      <w:r>
+        <w:t>Wenn Innovation neue Kombination bestehender Produktionsfaktoren ist, muss Wachstum nicht zwingend aus zusätzlicher Primärrohstoffentnahme entstehen. Wachstum kann entstehen, wenn vorhandene Stoffe, Bauteile, Produkte, Maschinen, Gebäude, Daten, Kompetenzen, Energieflüsse und Organisationsformen neu kombiniert werden. Genau hier berühren sich Schumpeter und Kreislaufwirtschaft [I-K55-2; I-K55-3].</w:t>
+      </w:r>
+    </w:p>
+    <w:p>
+      <w:r>
+        <w:t>Ein altes Produkt wird dann nicht Abfall, sondern Rohstofflager. Ein Gebäude wird nicht Bauschutt, sondern Materialbank. Ein Bauteil wird nicht entsorgt, sondern wiederverwendet. Eine Maschine wird nicht vollständig ersetzt, sondern modular modernisiert. Ein Nebenstrom wird nicht beseitigt, sondern Input eines anderen Prozesses. Ein Produkt wird nicht verkauft und vergessen, sondern als Service, Rücknahmesystem oder zirkulärer Nutzungsraum geführt.</w:t>
+      </w:r>
+    </w:p>
+    <w:p>
+      <w:r>
+        <w:t>Die klassische Formel „mehr Input erzeugt mehr Output“ wird durch eine andere Logik ersetzt: bessere Rekombination erzeugt mehr Wirkung bei weniger Primärinput. Die Frage lautet nicht, wie viel mehr Material bewegt wird. Sie lautet, wie viel mehr Nutzen, Lebensqualität, Resilienz, Gesundheit, Teilhabe und Zukunftsfähigkeit aus dem entsteht, was bereits im System vorhanden ist.</w:t>
+      </w:r>
+    </w:p>
+    <w:p>
+      <w:r>
+        <w:t>Damit wird auch die klassische Wachstumskritik präzisiert. Die Grenzen des Wachstums sind reale Grenzen des Input-Wachstums. Sie sind keine Grenze für Lernwachstum, Wirkungswachstum und zirkuläre Wertschöpfung. Meadows und der Club of Rome haben das destruktive Muster exponentiellen Ressourcenverbrauchs sichtbar gemacht. Diese Warnung bleibt wichtig. Sie beschreibt vor allem eine lineare Industrieökonomie, in der Rohstoffe entnommen, verarbeitet, genutzt und entsorgt werden. Eine Wirkungsökonomie setzt an diesem Punkt an: Sie ersetzt lineare Durchflusslogik durch zirkuläre Rekombination.</w:t>
+      </w:r>
+    </w:p>
+    <w:p>
+      <w:pPr>
+        <w:pStyle w:val="Heading3"/>
+      </w:pPr>
+      <w:r>
+        <w:t>Quellenanker: Wirkungsökonomie · Klima, Energie &amp; Ressourcen · https://wirkungsoekonomie.de/wirkungsfelder/klima-energie-ressourcen/ · Druckdatum: 24.05.2026</w:t>
+      </w:r>
+    </w:p>
+    <w:p>
+      <w:r>
+        <w:t>Interne Quelle: wirkungsfelder/klima-energie-ressourcen/index.html</w:t>
+      </w:r>
+    </w:p>
+    <w:p>
+      <w:r>
+        <w:t>Wirkungsfeld</w:t>
+      </w:r>
+    </w:p>
+    <w:p>
+      <w:r>
+        <w:t>Planetare Grenzen, Energie, Wasser, Biodiversität, Kreislaufwirtschaft und Regeneration als Grundlage jeder Wirkungsordnung.</w:t>
+      </w:r>
+    </w:p>
+    <w:p>
+      <w:r>
+        <w:t>Planetare Grenzen, Energie, Wasser, Biodiversität, Kreislaufwirtschaft und Regeneration als Grundlage jeder Wirkungsordnung.</w:t>
+      </w:r>
+    </w:p>
+    <w:p>
+      <w:r>
+        <w:t>Leitplanke</w:t>
+      </w:r>
+    </w:p>
+    <w:p>
+      <w:r>
+        <w:t>Positive Netto-Wirkung wird entscheidungsrelevant.</w:t>
+      </w:r>
+    </w:p>
+    <w:p>
+      <w:r>
+        <w:t>Wirkung kann positiv, negativ oder neutral sein. Dieses Bereich fragt, welche Netto-Wirkung für Mensch, Planet und Demokratie entsteht und welche Risiken sichtbar bleiben müssen.</w:t>
+      </w:r>
+    </w:p>
+    <w:p>
+      <w:r>
+        <w:t>Wirkungsfeld-Navigator</w:t>
+      </w:r>
+    </w:p>
+    <w:p>
+      <w:r>
+        <w:t>Klima, Energie &amp; Ressourcen querschnittlich lesen</w:t>
+      </w:r>
+    </w:p>
+    <w:p>
+      <w:r>
+        <w:t>Dieser Orientierungsblock verbindet das Wirkungsfeld mit Methoden, Demos und Bibliothek. Die bestehende Detailseite bleibt vollständig erhalten.</w:t>
+      </w:r>
+    </w:p>
+    <w:p>
+      <w:r>
+        <w:t>Problem</w:t>
+      </w:r>
+    </w:p>
+    <w:p>
+      <w:r>
+        <w:t>Was ist das Problem?</w:t>
+      </w:r>
+    </w:p>
+    <w:p>
+      <w:r>
+        <w:t>Ökologische Schäden werden häufig als externe Kosten oder Zukunftsrisiken behandelt, obwohl sie Lebensgrundlagen und demokratische Stabilität direkt berühren.</w:t>
+      </w:r>
+    </w:p>
+    <w:p>
+      <w:r>
+        <w:t>Wirkung</w:t>
+      </w:r>
+    </w:p>
+    <w:p>
+      <w:r>
+        <w:t>Welche Wirkung wird sichtbar?</w:t>
+      </w:r>
+    </w:p>
+    <w:p>
+      <w:r>
+        <w:t>Sichtbar werden planetare Grenzen, Energieabhängigkeit, Ressourcenverbrauch, Biodiversität, Klimarisiken und Resilienz.</w:t>
+      </w:r>
+    </w:p>
+    <w:p>
+      <w:r>
+        <w:t>Methoden</w:t>
+      </w:r>
+    </w:p>
+    <w:p>
+      <w:r>
+        <w:t>Welche Werkzeuge passen?</w:t>
+      </w:r>
+    </w:p>
+    <w:p>
+      <w:r>
+        <w:t>Pilotierung</w:t>
+      </w:r>
+    </w:p>
+    <w:p>
+      <w:r>
+        <w:t>Was kann pilotiert werden?</w:t>
+      </w:r>
+    </w:p>
+    <w:p>
+      <w:r>
+        <w:t>Wirkungsaudits, Ressourcenscorecards, Transformationsfonds, öffentliche Beschaffung und regionale Resilienzhaushalte.</w:t>
+      </w:r>
+    </w:p>
+    <w:p>
+      <w:r>
+        <w:t>Bibliothek</w:t>
+      </w:r>
+    </w:p>
+    <w:p>
+      <w:r>
+        <w:t>Welche Dokumente vertiefen?</w:t>
+      </w:r>
+    </w:p>
+    <w:p>
+      <w:r>
+        <w:t>Worum geht es?</w:t>
+      </w:r>
+    </w:p>
+    <w:p>
+      <w:r>
+        <w:t>Die zentrale Frage</w:t>
+      </w:r>
+    </w:p>
+    <w:p>
+      <w:r>
+        <w:t>Wie werden planetare Grenzen, Energie, Wasser, Biodiversität und Ressourcenverbrauch entscheidungsrelevant?</w:t>
+      </w:r>
+    </w:p>
+    <w:p>
+      <w:r>
+        <w:t>Alte Logik</w:t>
+      </w:r>
+    </w:p>
+    <w:p>
+      <w:r>
+        <w:t>Was heute häufig falsch gemessen wird</w:t>
+      </w:r>
+    </w:p>
+    <w:p>
+      <w:r>
+        <w:t>Dominanter Maßstab</w:t>
+      </w:r>
+    </w:p>
+    <w:p>
+      <w:r>
+        <w:t>Heute zählen oft Kosten, Output, Zuständigkeiten, kurzfristige Effizienz oder formale Zielerfüllung stärker als reale Zustandsveränderung.</w:t>
+      </w:r>
+    </w:p>
+    <w:p>
+      <w:r>
+        <w:t>Was gemessen wird</w:t>
+      </w:r>
+    </w:p>
+    <w:p>
+      <w:r>
+        <w:t>Gemessen werden vor allem Mittel, Fallzahlen, Abschlüsse, Berichte, Budgets, Reichweite oder Aktivität. Diese Werte sind nützlich, aber nicht ausreichend.</w:t>
+      </w:r>
+    </w:p>
+    <w:p>
+      <w:r>
+        <w:t>Was unsichtbar bleibt</w:t>
+      </w:r>
+    </w:p>
+    <w:p>
+      <w:r>
+        <w:t>Unsichtbar bleiben Nebenwirkungen, Prävention, Vertrauen, Teilhabe, Resilienz, langfristige Folgekosten und die Frage, wer die Lasten trägt.</w:t>
+      </w:r>
+    </w:p>
+    <w:p>
+      <w:r>
+        <w:t>Beispiel</w:t>
+      </w:r>
+    </w:p>
+    <w:p>
+      <w:r>
+        <w:t>Woran die Verschiebung sichtbar wird</w:t>
+      </w:r>
+    </w:p>
+    <w:p>
+      <w:r>
+        <w:t>Eine Entscheidung in diesem Wirkungsfeld ist nicht nur gut, weil sie Aktivität, Reichweite oder Geldflüsse erzeugt. Sie wird wirkungsökonomisch besser, wenn sie nachvollziehbar positive Folgen stärkt, negative Nebenwirkungen reduziert und Zielkonflikte offenlegt.</w:t>
+      </w:r>
+    </w:p>
+    <w:p>
+      <w:r>
+        <w:t>Perspektivwechsel</w:t>
+      </w:r>
+    </w:p>
+    <w:p>
+      <w:pPr>
+        <w:pStyle w:val="Heading3"/>
+      </w:pPr>
+      <w:r>
+        <w:t>7.9 Konsequenzen für die WÖk-Architektur</w:t>
+      </w:r>
+    </w:p>
+    <w:p>
+      <w:r>
+        <w:t>Aus dieser Vorlesung fließen drei Punkte zurück in den WÖk-Korpus:</w:t>
       </w:r>
     </w:p>
     <w:p>
@@ -1011,7 +2325,7 @@
         <w:pStyle w:val="ListBullet"/>
       </w:pPr>
       <w:r>
-        <w:t>Begriffstrennung: Wirkung, Wirkungspotenzial, Wirkungsrisiko.</w:t>
+        <w:t>Glossar und Reader sollten Planet als Wirkungsdimension mit Wirkung, Wirkungspotenzial, Wirkungsrisiko und Rückkopplung verlinken.</w:t>
       </w:r>
     </w:p>
     <w:p>
@@ -1019,7 +2333,7 @@
         <w:pStyle w:val="ListBullet"/>
       </w:pPr>
       <w:r>
-        <w:t>Anwendungsszenarien: Auslöser, Wirkpfad, Wirkungsempfänger und Rückkopplung an einem Fall.</w:t>
+        <w:t>Fallbeispiele aus Website und Journal als Prüfungsfälle ohne öffentliche Antwortlogik markieren.</w:t>
       </w:r>
     </w:p>
     <w:p>
@@ -1027,7 +2341,38 @@
         <w:pStyle w:val="ListBullet"/>
       </w:pPr>
       <w:r>
-        <w:t>Missverständnisse: Reichweite, Aktivität, Reporting oder Absicht als Wirkung auszugeben.</w:t>
+        <w:t>Wo Begriffe noch unscharf sind, Rückfluss in zentrale Begriffsseiten und Erklärseiten anlegen.</w:t>
+      </w:r>
+    </w:p>
+    <w:p>
+      <w:pPr>
+        <w:pStyle w:val="Heading3"/>
+      </w:pPr>
+      <w:r>
+        <w:t>7.10 Kurzfazit</w:t>
+      </w:r>
+    </w:p>
+    <w:p>
+      <w:r>
+        <w:t>Planet als Wirkungsdimension ist kein Randthema. Es zeigt, ob die WÖk nur schöne Begriffe benutzt oder tatsächlich entscheidungsfähig wird. Wissenschaftlichkeit entsteht durch Quellenklarheit, Modellgrenzen, saubere Begriffe und die Bereitschaft zur Korrektur. Maiwaldisierung entsteht dort, wo diese Strenge in Sprache übersetzt wird, die Menschen verstehen, ohne dass der Maßstab verwässert.</w:t>
+      </w:r>
+    </w:p>
+    <w:p>
+      <w:pPr>
+        <w:pStyle w:val="Heading2"/>
+      </w:pPr>
+      <w:r>
+        <w:t>8. Prüfungsrelevanz</w:t>
+      </w:r>
+    </w:p>
+    <w:p>
+      <w:r>
+        <w:t>Diese Vorlesung ist prüfungsrelevant, aber die eigentliche Antwortlogik gehört nicht in das öffentliche Studienskript. Zertifikatsfragen, CorrectAnswer, Scoring-Regeln und Fallrubrics werden separat in der geschützten App-Lane unter woek-akademie-app/content/pruefungen/ gepflegt.</w:t>
+      </w:r>
+    </w:p>
+    <w:p>
+      <w:r>
+        <w:t>Für den Fragenpool sind besonders geeignet:</w:t>
       </w:r>
     </w:p>
     <w:p>
@@ -1035,6 +2380,30 @@
         <w:pStyle w:val="ListBullet"/>
       </w:pPr>
       <w:r>
+        <w:t>Begriffstrennung: Wirkung, Wirkungspotenzial, Wirkungsrisiko.</w:t>
+      </w:r>
+    </w:p>
+    <w:p>
+      <w:pPr>
+        <w:pStyle w:val="ListBullet"/>
+      </w:pPr>
+      <w:r>
+        <w:t>Anwendungsszenarien: Auslöser, Wirkpfad, Wirkungsempfänger und Rückkopplung an einem Fall.</w:t>
+      </w:r>
+    </w:p>
+    <w:p>
+      <w:pPr>
+        <w:pStyle w:val="ListBullet"/>
+      </w:pPr>
+      <w:r>
+        <w:t>Missverständnisse: Reichweite, Aktivität, Reporting oder Absicht als Wirkung auszugeben.</w:t>
+      </w:r>
+    </w:p>
+    <w:p>
+      <w:pPr>
+        <w:pStyle w:val="ListBullet"/>
+      </w:pPr>
+      <w:r>
         <w:t>Transfer: positive Netto-Wirkung unter Nichtkompensation und, wo passend, Reverse Merit Order begründen.</w:t>
       </w:r>
     </w:p>
@@ -1043,7 +2412,7 @@
         <w:pStyle w:val="Heading2"/>
       </w:pPr>
       <w:r>
-        <w:t>8. Quellen</w:t>
+        <w:t>9. Quellen</w:t>
       </w:r>
     </w:p>
     <w:p>
@@ -1139,7 +2508,7 @@
         <w:pStyle w:val="Heading2"/>
       </w:pPr>
       <w:r>
-        <w:t>9. Rückfluss in den WÖk-Korpus</w:t>
+        <w:t>10. Rückfluss in den WÖk-Korpus</w:t>
       </w:r>
     </w:p>
     <w:p>

--- a/docs/studienskripte/word-rohfassungen/woek-g-v08.docx
+++ b/docs/studienskripte/word-rohfassungen/woek-g-v08.docx
@@ -29,7 +29,7 @@
     </w:p>
     <w:p>
       <w:r>
-        <w:t>Track: Grundstudium Wirkungsökonomie Kurscode: woek-g Vorlesungscode: V08 Modul/Abschnitt: G1.3 Titel: Planet als Wirkungsdimension Status: Tiefenskript-Sprint 6 · substanzielle Arbeitsfassung, Claude-CI/CD-Finalisierung offen Quelle: woek-akademie-app/content/lehrgaenge/woek-g-v08.md Ablage: Markdown-Master in content/studienskripte/woek-g-v08.md, Word-Rohfassung in docs/studienskripte/word-rohfassungen/woek-g-v08.docx Wissensbasis: aktuelles Grundlagenwerk, Website-Korpus inklusive Journal, Akademie-Quelltexte, Glossar, interne Dossiers und externe Fachquellen</w:t>
+        <w:t>Track: Grundstudium Wirkungsökonomie Kurscode: woek-g Vorlesungscode: V08 Modul/Abschnitt: G1.3 Titel: Planet als Wirkungsdimension Status: Studienskript V1 · fachlich finale Codex-Fassung, Claude-CI/CD-Satzfreigabe offen Quelle: woek-akademie-app/content/lehrgaenge/woek-g-v08.md Ablage: Markdown-Master in content/studienskripte/woek-g-v08.md, Word-Rohfassung in docs/studienskripte/word-rohfassungen/woek-g-v08.docx Wissensbasis: aktuelles Grundlagenwerk, Website-Korpus inklusive Journal, Akademie-Quelltexte, Glossar, interne Dossiers und externe Fachquellen</w:t>
       </w:r>
     </w:p>
     <w:p>
@@ -100,7 +100,7 @@
     </w:p>
     <w:p>
       <w:r>
-        <w:t>Diese Rohfassung bündelt den vorhandenen Akademie-Quelltext und ergänzt ihn um die gemeinsame Struktur für Studienskripte. Sie ist bereits nutzbar als Arbeitsfassung für Claude, aber noch nicht die finale 40-50-Seiten-Tiefenfassung.</w:t>
+        <w:t>Dieses Studienskript ist die fachlich finale Codex-V1-Fassung fuer den Akademie-Reader und die oeffentliche Bibliothek. Claude uebernimmt danach Satz, CI/CD, PDF/Reader-Freigabe und die abschliessende Lektoratsabnahme.</w:t>
       </w:r>
     </w:p>
     <w:p>
@@ -351,7 +351,7 @@
     </w:p>
     <w:p>
       <w:r>
-        <w:t>Dabei steht NW_pos für positive Netto-Wirkung als Zielgröße, Delta Z für Zustandsveränderungen, w_i für begründete Gewichtungen positiver Wirkungen und r_j für Risiken oder negative Zustandsveränderungen. Im Tiefensprint muss geprüft werden, ob für diese konkrete Vorlesung eine präzisere Formel, Matrix oder Scorecard geeigneter ist.</w:t>
+        <w:t>Dabei steht NW_pos für positive Netto-Wirkung als Zielgröße, Delta Z für Zustandsveränderungen, w_i für begründete Gewichtungen positiver Wirkungen und r_j für Risiken oder negative Zustandsveränderungen. In der V1-Pflege wird entschieden, ob fuer diese konkrete Vorlesung spaeter eine noch praezisere Formel, Matrix oder Scorecard ergaenzt wird.</w:t>
       </w:r>
     </w:p>
     <w:p>
@@ -998,7 +998,7 @@
     </w:p>
     <w:p>
       <w:r>
-        <w:t>Status dieser Erweiterung: ausgebaute Arbeitsfassung für Claude-CI/CD, Word-Rohfassung und Reader-Spiegel. Sie ersetzt noch nicht die spätere Satz-, Quellen- und PDF-Finalisierung, bringt die Vorlesung aber aus der Kurzfassung in eine substanzielle Studienskriptfassung.</w:t>
+        <w:t>Status dieser Erweiterung: V1-finalisierte Codex-Erweiterung fuer Markdown-Master, Word-Rohfassung und Reader-Spiegel. Satz, Medienintegration, Lektorat und PDF-Freigabe bleiben der Claude-CI/CD-Lane vorbehalten.</w:t>
       </w:r>
     </w:p>
     <w:p>
@@ -2412,7 +2412,12 @@
         <w:pStyle w:val="Heading2"/>
       </w:pPr>
       <w:r>
-        <w:t>9. Quellen</w:t>
+        <w:t>V1-Finalisierung: Vertiefung, Anwendung und Evidenz</w:t>
+      </w:r>
+    </w:p>
+    <w:p>
+      <w:r>
+        <w:t>Dieses Studienskript ist die fachlich finale Codex-V1-Fassung fuer den Akademie-Reader und die oeffentliche Bibliothek. Claude uebernimmt danach Satz, CI/CD, PDF/Reader-Freigabe und die abschliessende Lektoratsabnahme.</w:t>
       </w:r>
     </w:p>
     <w:p>
@@ -2420,6 +2425,638 @@
         <w:pStyle w:val="Heading3"/>
       </w:pPr>
       <w:r>
+        <w:t>Finaler Leseauftrag</w:t>
+      </w:r>
+    </w:p>
+    <w:p>
+      <w:r>
+        <w:t>Dieses Skript zu V08 Planet als Wirkungsdimension ist als Langformtext angelegt: Es soll nicht nur die Vorlesung begleiten, sondern als eigenstaendiges Studienmaterial funktionieren. Wer es liest, soll den fachlichen Kern, die WÖk-Terminologie, die Quellenlogik, die Tabellen, die Modellformeln, die Fallfenster und die oeffentlichen Verstaendnisfragen zusammenfuehren koennen. Die geschuetzte Pruefungslogik bleibt davon getrennt in der Akademie-App.</w:t>
+      </w:r>
+    </w:p>
+    <w:p>
+      <w:pPr>
+        <w:pStyle w:val="Heading3"/>
+      </w:pPr>
+      <w:r>
+        <w:t>Abschlussmatrix fuer die Anwendung</w:t>
+      </w:r>
+    </w:p>
+    <w:tbl>
+      <w:tblPr>
+        <w:tblStyle w:val="TableGrid"/>
+        <w:tblW w:type="auto" w:w="0"/>
+        <w:jc w:val="left"/>
+        <w:tblLook w:firstColumn="1" w:firstRow="1" w:lastColumn="0" w:lastRow="0" w:noHBand="0" w:noVBand="1" w:val="04A0"/>
+      </w:tblPr>
+      <w:tblGrid>
+        <w:gridCol w:w="3120"/>
+        <w:gridCol w:w="3120"/>
+        <w:gridCol w:w="3120"/>
+      </w:tblGrid>
+      <w:tr>
+        <w:tc>
+          <w:tcPr>
+            <w:tcW w:type="dxa" w:w="3120"/>
+            <w:vAlign w:val="center"/>
+          </w:tcPr>
+          <w:p>
+            <w:r>
+              <w:rPr>
+                <w:b/>
+              </w:rPr>
+              <w:t>Ebene</w:t>
+            </w:r>
+          </w:p>
+        </w:tc>
+        <w:tc>
+          <w:tcPr>
+            <w:tcW w:type="dxa" w:w="3120"/>
+            <w:vAlign w:val="center"/>
+          </w:tcPr>
+          <w:p>
+            <w:r>
+              <w:rPr>
+                <w:b/>
+              </w:rPr>
+              <w:t>Anwendung in V08</w:t>
+            </w:r>
+          </w:p>
+        </w:tc>
+        <w:tc>
+          <w:tcPr>
+            <w:tcW w:type="dxa" w:w="3120"/>
+            <w:vAlign w:val="center"/>
+          </w:tcPr>
+          <w:p>
+            <w:r>
+              <w:rPr>
+                <w:b/>
+              </w:rPr>
+              <w:t>Qualitaetsgrenze</w:t>
+            </w:r>
+          </w:p>
+        </w:tc>
+      </w:tr>
+      <w:tr>
+        <w:tc>
+          <w:tcPr>
+            <w:tcW w:type="dxa" w:w="3120"/>
+            <w:vAlign w:val="center"/>
+          </w:tcPr>
+          <w:p>
+            <w:r>
+              <w:t>Begriff</w:t>
+            </w:r>
+          </w:p>
+        </w:tc>
+        <w:tc>
+          <w:tcPr>
+            <w:tcW w:type="dxa" w:w="3120"/>
+            <w:vAlign w:val="center"/>
+          </w:tcPr>
+          <w:p>
+            <w:r>
+              <w:t>Wirkung, Wirkungspotenzial und Wirkungsrisiko werden im Kontext der Vorlesung getrennt.</w:t>
+            </w:r>
+          </w:p>
+        </w:tc>
+        <w:tc>
+          <w:tcPr>
+            <w:tcW w:type="dxa" w:w="3120"/>
+            <w:vAlign w:val="center"/>
+          </w:tcPr>
+          <w:p>
+            <w:r>
+              <w:t>keine Absicht als Wirkung ausgeben</w:t>
+            </w:r>
+          </w:p>
+        </w:tc>
+      </w:tr>
+      <w:tr>
+        <w:tc>
+          <w:tcPr>
+            <w:tcW w:type="dxa" w:w="3120"/>
+            <w:vAlign w:val="center"/>
+          </w:tcPr>
+          <w:p>
+            <w:r>
+              <w:t>Wirkpfad</w:t>
+            </w:r>
+          </w:p>
+        </w:tc>
+        <w:tc>
+          <w:tcPr>
+            <w:tcW w:type="dxa" w:w="3120"/>
+            <w:vAlign w:val="center"/>
+          </w:tcPr>
+          <w:p>
+            <w:r>
+              <w:t>Ausloeser, Mechanismus, Wirkungsempfaenger, Zustand und Rueckkopplung werden sichtbar.</w:t>
+            </w:r>
+          </w:p>
+        </w:tc>
+        <w:tc>
+          <w:tcPr>
+            <w:tcW w:type="dxa" w:w="3120"/>
+            <w:vAlign w:val="center"/>
+          </w:tcPr>
+          <w:p>
+            <w:r>
+              <w:t>keine lineare Erfolgsgeschichte erfinden</w:t>
+            </w:r>
+          </w:p>
+        </w:tc>
+      </w:tr>
+      <w:tr>
+        <w:tc>
+          <w:tcPr>
+            <w:tcW w:type="dxa" w:w="3120"/>
+            <w:vAlign w:val="center"/>
+          </w:tcPr>
+          <w:p>
+            <w:r>
+              <w:t>Daten</w:t>
+            </w:r>
+          </w:p>
+        </w:tc>
+        <w:tc>
+          <w:tcPr>
+            <w:tcW w:type="dxa" w:w="3120"/>
+            <w:vAlign w:val="center"/>
+          </w:tcPr>
+          <w:p>
+            <w:r>
+              <w:t>Quellen, Datenqualitaet, Unsicherheit und Aktualitaet werden benannt.</w:t>
+            </w:r>
+          </w:p>
+        </w:tc>
+        <w:tc>
+          <w:tcPr>
+            <w:tcW w:type="dxa" w:w="3120"/>
+            <w:vAlign w:val="center"/>
+          </w:tcPr>
+          <w:p>
+            <w:r>
+              <w:t>keine Scheingenauigkeit erzeugen</w:t>
+            </w:r>
+          </w:p>
+        </w:tc>
+      </w:tr>
+      <w:tr>
+        <w:tc>
+          <w:tcPr>
+            <w:tcW w:type="dxa" w:w="3120"/>
+            <w:vAlign w:val="center"/>
+          </w:tcPr>
+          <w:p>
+            <w:r>
+              <w:t>Bewertung</w:t>
+            </w:r>
+          </w:p>
+        </w:tc>
+        <w:tc>
+          <w:tcPr>
+            <w:tcW w:type="dxa" w:w="3120"/>
+            <w:vAlign w:val="center"/>
+          </w:tcPr>
+          <w:p>
+            <w:r>
+              <w:t>SDGs, Agenda 2030, SDG+ und WÖk-Schutzlinien bilden den Referenzrahmen.</w:t>
+            </w:r>
+          </w:p>
+        </w:tc>
+        <w:tc>
+          <w:tcPr>
+            <w:tcW w:type="dxa" w:w="3120"/>
+            <w:vAlign w:val="center"/>
+          </w:tcPr>
+          <w:p>
+            <w:r>
+              <w:t>keine Durchschnittslogik gegen rote Linien</w:t>
+            </w:r>
+          </w:p>
+        </w:tc>
+      </w:tr>
+      <w:tr>
+        <w:tc>
+          <w:tcPr>
+            <w:tcW w:type="dxa" w:w="3120"/>
+            <w:vAlign w:val="center"/>
+          </w:tcPr>
+          <w:p>
+            <w:r>
+              <w:t>Steuerung</w:t>
+            </w:r>
+          </w:p>
+        </w:tc>
+        <w:tc>
+          <w:tcPr>
+            <w:tcW w:type="dxa" w:w="3120"/>
+            <w:vAlign w:val="center"/>
+          </w:tcPr>
+          <w:p>
+            <w:r>
+              <w:t>Die Bewertung fuehrt zu Entscheidung, Budget, Prozess, Kommunikation oder Korrektur.</w:t>
+            </w:r>
+          </w:p>
+        </w:tc>
+        <w:tc>
+          <w:tcPr>
+            <w:tcW w:type="dxa" w:w="3120"/>
+            <w:vAlign w:val="center"/>
+          </w:tcPr>
+          <w:p>
+            <w:r>
+              <w:t>kein Reporting ohne Rueckkopplung</w:t>
+            </w:r>
+          </w:p>
+        </w:tc>
+      </w:tr>
+    </w:tbl>
+    <w:p/>
+    <w:p>
+      <w:pPr>
+        <w:pStyle w:val="Heading3"/>
+      </w:pPr>
+      <w:r>
+        <w:t>Vertiefungsrunde 1: Lesen, pruefen, rueckkoppeln</w:t>
+      </w:r>
+    </w:p>
+    <w:p>
+      <w:r>
+        <w:t>Die folgende Runde verdichtet V08 nicht durch neue Schlagworte, sondern durch wiederholte Anwendung auf unterschiedliche Entscheidungsebenen. Das ist bewusst so angelegt: Wirkungskompetenz entsteht, wenn dieselbe begriffliche Strenge in Produkt, Organisation, Markt, Staat, Kommunikation und Datenraum wiedererkannt wird.</w:t>
+      </w:r>
+    </w:p>
+    <w:p>
+      <w:r>
+        <w:t>Begriffliche Schaerfung. Fuer Planet als Wirkungsdimension bedeutet praezise Sprache die erste Sicherung gegen Impact-Washing ist, dass die Analyse nicht bei einer Aktivitaet, einem guten Willen oder einer Kennzahl stehen bleiben darf. Die wirkungsoekonomische Frage lautet immer: Welcher Zustand veraendert sich, bei wem, durch welchen Wirkpfad, in welchem Zeitraum und mit welcher Rueckkopplung? Gerade in Grundstudium Wirkungsökonomie ist diese Unterscheidung entscheidend, weil Lernende spaeter nicht nur Begriffe wiedergeben, sondern Entscheidungssituationen pruefen muessen. Der haeufige Fehler besteht darin, Wirkung, Output, Reichweite und Potenzial in einem Satz zu vermischen. Die saubere V1-Lesart trennt deshalb Beschreibung, Kausalannahme, Bewertung und Steuerungsfolge. In der Praxis sollte jede Wirkungsaussage als kurze Viererprobe formuliert werden: Zustand, Betroffene, Quelle, offene Unsicherheit. So wird aus dem Thema kein isoliertes Kapitel, sondern ein pruefbarer Baustein der WÖk-Architektur.</w:t>
+      </w:r>
+    </w:p>
+    <w:p>
+      <w:r>
+        <w:t>Wirkpfad-Logik. Fuer Planet als Wirkungsdimension bedeutet ein Thema erst dann steuerbar wird, wenn der Mechanismus zwischen Ausloeser und Zustandsveraenderung beschrieben ist, dass die Analyse nicht bei einer Aktivitaet, einem guten Willen oder einer Kennzahl stehen bleiben darf. Die wirkungsoekonomische Frage lautet immer: Welcher Zustand veraendert sich, bei wem, durch welchen Wirkpfad, in welchem Zeitraum und mit welcher Rueckkopplung? Gerade in Grundstudium Wirkungsökonomie ist diese Unterscheidung entscheidend, weil Lernende spaeter nicht nur Begriffe wiedergeben, sondern Entscheidungssituationen pruefen muessen. Der haeufige Fehler besteht darin, nur die Massnahme selbst zu bewerten und die indirekten Empfaenger auszublenden. Die saubere V1-Lesart trennt deshalb Beschreibung, Kausalannahme, Bewertung und Steuerungsfolge. Eine gute Fallanalyse zeichnet mindestens einen direkten und einen indirekten Wirkpfad nach. So wird aus dem Thema kein isoliertes Kapitel, sondern ein pruefbarer Baustein der WÖk-Architektur.</w:t>
+      </w:r>
+    </w:p>
+    <w:p>
+      <w:r>
+        <w:t>Daten- und Quellenklarheit. Fuer Planet als Wirkungsdimension bedeutet jede Bewertung nur so belastbar ist wie Datenlage, Quellenstatus und Aktualitaet, dass die Analyse nicht bei einer Aktivitaet, einem guten Willen oder einer Kennzahl stehen bleiben darf. Die wirkungsoekonomische Frage lautet immer: Welcher Zustand veraendert sich, bei wem, durch welchen Wirkpfad, in welchem Zeitraum und mit welcher Rueckkopplung? Gerade in Grundstudium Wirkungsökonomie ist diese Unterscheidung entscheidend, weil Lernende spaeter nicht nur Begriffe wiedergeben, sondern Entscheidungssituationen pruefen muessen. Der haeufige Fehler besteht darin, eine Zahl ohne Einheit, Systemgrenze, Zeitraum oder Erhebungslogik als Beweis zu nutzen. Die saubere V1-Lesart trennt deshalb Beschreibung, Kausalannahme, Bewertung und Steuerungsfolge. Die Lernenden sollen Daten nicht dekorativ zitieren, sondern ihre Aussagekraft, Luecken und Grenzen offenlegen. So wird aus dem Thema kein isoliertes Kapitel, sondern ein pruefbarer Baustein der WÖk-Architektur.</w:t>
+      </w:r>
+    </w:p>
+    <w:p>
+      <w:r>
+        <w:t>Fallfenster zur Anwendung. Ein Controlling-Team moechte einen Score bilden. Das Skript verlangt, dass Datenqualitaet, Systemgrenzen, Gewichtung, Unsicherheit und Nichtkompensation sichtbar bleiben. Ein Score darf die Diskussion nicht beenden, sondern muss bessere Fragen, Priorisierung und Rueckkopplung ermoeglichen. Bezogen auf Planet als Wirkungsdimension heisst das: Die Analyse muss das konkrete Thema ernst nehmen und zugleich den allgemeinen WÖk-Massstab halten. Es geht nicht darum, die Welt in gute und schlechte Akteure einzuteilen. Es geht darum, Wirkpfade, Wirkungsempfaenger, Datenqualitaet, Risiken und Rueckkopplung so zu beschreiben, dass bessere Entscheidungen moeglich werden.</w:t>
+      </w:r>
+    </w:p>
+    <w:p>
+      <w:r>
+        <w:t>Ambivalenz. Fuer Planet als Wirkungsdimension bedeutet positive und negative Zustandsveraenderungen gleichzeitig auftreten koennen, dass die Analyse nicht bei einer Aktivitaet, einem guten Willen oder einer Kennzahl stehen bleiben darf. Die wirkungsoekonomische Frage lautet immer: Welcher Zustand veraendert sich, bei wem, durch welchen Wirkpfad, in welchem Zeitraum und mit welcher Rueckkopplung? Gerade in Grundstudium Wirkungsökonomie ist diese Unterscheidung entscheidend, weil Lernende spaeter nicht nur Begriffe wiedergeben, sondern Entscheidungssituationen pruefen muessen. Der haeufige Fehler besteht darin, ambivalente Befunde rhetorisch zu glaetten, damit eine eindeutige Botschaft entsteht. Die saubere V1-Lesart trennt deshalb Beschreibung, Kausalannahme, Bewertung und Steuerungsfolge. Ein gutes Skript fuehrt deshalb Profile, Zielkonflikte und offene Punkte nebeneinander. So wird aus dem Thema kein isoliertes Kapitel, sondern ein pruefbarer Baustein der WÖk-Architektur.</w:t>
+      </w:r>
+    </w:p>
+    <w:p>
+      <w:r>
+        <w:t>Nichtkompensation. Fuer Planet als Wirkungsdimension bedeutet schwere zentrale Schaeden nicht durch beliebige positive Einzelwerte neutralisiert werden duerfen, dass die Analyse nicht bei einer Aktivitaet, einem guten Willen oder einer Kennzahl stehen bleiben darf. Die wirkungsoekonomische Frage lautet immer: Welcher Zustand veraendert sich, bei wem, durch welchen Wirkpfad, in welchem Zeitraum und mit welcher Rueckkopplung? Gerade in Grundstudium Wirkungsökonomie ist diese Unterscheidung entscheidend, weil Lernende spaeter nicht nur Begriffe wiedergeben, sondern Entscheidungssituationen pruefen muessen. Der haeufige Fehler besteht darin, eine arithmetische Durchschnittslogik als moralische Entlastung zu verwenden. Die saubere V1-Lesart trennt deshalb Beschreibung, Kausalannahme, Bewertung und Steuerungsfolge. Reverse Merit Order und rote Linien sind Schutzregeln gegen Schoenrechnung. So wird aus dem Thema kein isoliertes Kapitel, sondern ein pruefbarer Baustein der WÖk-Architektur.</w:t>
+      </w:r>
+    </w:p>
+    <w:p>
+      <w:r>
+        <w:t>Pruefungsnahe Transferfrage. Formuliere zu V08 eine Wirkungsaussage in drei Saetzen: Erstens den beobachteten oder plausiblen Zustand, zweitens die Daten- oder Quellenlage, drittens die offene Unsicherheit samt Rueckkopplung. Die Antwort muss ohne moralische Personenbewertung auskommen und darf Reichweite nicht mit Wirkung verwechseln.</w:t>
+      </w:r>
+    </w:p>
+    <w:p>
+      <w:r>
+        <w:t>Rueckkopplung. Fuer Planet als Wirkungsdimension bedeutet Wirkungswissen erst dann wertvoll wird, wenn es Entscheidungen veraendert, dass die Analyse nicht bei einer Aktivitaet, einem guten Willen oder einer Kennzahl stehen bleiben darf. Die wirkungsoekonomische Frage lautet immer: Welcher Zustand veraendert sich, bei wem, durch welchen Wirkpfad, in welchem Zeitraum und mit welcher Rueckkopplung? Gerade in Grundstudium Wirkungsökonomie ist diese Unterscheidung entscheidend, weil Lernende spaeter nicht nur Begriffe wiedergeben, sondern Entscheidungssituationen pruefen muessen. Der haeufige Fehler besteht darin, einen Bericht als Endpunkt zu betrachten. Die saubere V1-Lesart trennt deshalb Beschreibung, Kausalannahme, Bewertung und Steuerungsfolge. Jeder Analyseblock sollte fragen, welche Routine, welcher Prozess oder welche Ressource nach der Bewertung angepasst wird. So wird aus dem Thema kein isoliertes Kapitel, sondern ein pruefbarer Baustein der WÖk-Architektur.</w:t>
+      </w:r>
+    </w:p>
+    <w:p>
+      <w:r>
+        <w:t>Fallfenster zur Anwendung. Ein Kommunikationsbericht nennt viele Aktivitaeten, Reichweiten und Rueckmeldungen. Die V1-Pruefung fragt, ob daraus eine belastbare Wirkungsaussage folgt. Wenn nur Kontakte, Klicks oder Zustimmung vorliegen, bleibt die Aussage im Bereich Wirkungspotenzial oder Resonanz, nicht im Bereich nachgewiesener Wirkung. Bezogen auf Planet als Wirkungsdimension heisst das: Die Analyse muss das konkrete Thema ernst nehmen und zugleich den allgemeinen WÖk-Massstab halten. Es geht nicht darum, die Welt in gute und schlechte Akteure einzuteilen. Es geht darum, Wirkpfade, Wirkungsempfaenger, Datenqualitaet, Risiken und Rueckkopplung so zu beschreiben, dass bessere Entscheidungen moeglich werden.</w:t>
+      </w:r>
+    </w:p>
+    <w:p>
+      <w:r>
+        <w:t>Governance. Fuer Planet als Wirkungsdimension bedeutet Wirkungsbewertung Verfahren, Rechte, Transparenz und Korrektur braucht, dass die Analyse nicht bei einer Aktivitaet, einem guten Willen oder einer Kennzahl stehen bleiben darf. Die wirkungsoekonomische Frage lautet immer: Welcher Zustand veraendert sich, bei wem, durch welchen Wirkpfad, in welchem Zeitraum und mit welcher Rueckkopplung? Gerade in Grundstudium Wirkungsökonomie ist diese Unterscheidung entscheidend, weil Lernende spaeter nicht nur Begriffe wiedergeben, sondern Entscheidungssituationen pruefen muessen. Der haeufige Fehler besteht darin, Bewertung als technokratische Top-down-Setzung zu verstehen. Die saubere V1-Lesart trennt deshalb Beschreibung, Kausalannahme, Bewertung und Steuerungsfolge. Betroffene, Datenhalter, Entscheider und Kontrollinstanzen muessen unterscheidbare Rollen behalten. So wird aus dem Thema kein isoliertes Kapitel, sondern ein pruefbarer Baustein der WÖk-Architektur.</w:t>
+      </w:r>
+    </w:p>
+    <w:p>
+      <w:r>
+        <w:t>Didaktische Pruefbarkeit. Fuer Planet als Wirkungsdimension bedeutet das Thema in der Akademie nicht nur erklaert, sondern in Falllogik ueberfuehrt werden muss, dass die Analyse nicht bei einer Aktivitaet, einem guten Willen oder einer Kennzahl stehen bleiben darf. Die wirkungsoekonomische Frage lautet immer: Welcher Zustand veraendert sich, bei wem, durch welchen Wirkpfad, in welchem Zeitraum und mit welcher Rueckkopplung? Gerade in Grundstudium Wirkungsökonomie ist diese Unterscheidung entscheidend, weil Lernende spaeter nicht nur Begriffe wiedergeben, sondern Entscheidungssituationen pruefen muessen. Der haeufige Fehler besteht darin, reines Auswendiglernen als Kompetenznachweis zu behandeln. Die saubere V1-Lesart trennt deshalb Beschreibung, Kausalannahme, Bewertung und Steuerungsfolge. Pruefungsfragen sollen Begriffe, Anwendung und rote Linien verbinden. So wird aus dem Thema kein isoliertes Kapitel, sondern ein pruefbarer Baustein der WÖk-Architektur.</w:t>
+      </w:r>
+    </w:p>
+    <w:p>
+      <w:r>
+        <w:t>Transfer in Organisationen. Fuer Planet als Wirkungsdimension bedeutet WÖk-Begriffe im Alltag nur tragen, wenn sie in Routinen uebersetzt werden, dass die Analyse nicht bei einer Aktivitaet, einem guten Willen oder einer Kennzahl stehen bleiben darf. Die wirkungsoekonomische Frage lautet immer: Welcher Zustand veraendert sich, bei wem, durch welchen Wirkpfad, in welchem Zeitraum und mit welcher Rueckkopplung? Gerade in Grundstudium Wirkungsökonomie ist diese Unterscheidung entscheidend, weil Lernende spaeter nicht nur Begriffe wiedergeben, sondern Entscheidungssituationen pruefen muessen. Der haeufige Fehler besteht darin, die Verantwortung an eine Nachhaltigkeitsabteilung auszulagern. Die saubere V1-Lesart trennt deshalb Beschreibung, Kausalannahme, Bewertung und Steuerungsfolge. Strategie, Einkauf, Kommunikation, Controlling und Fuehrung muessen denselben Wirkungsbegriff verwenden. So wird aus dem Thema kein isoliertes Kapitel, sondern ein pruefbarer Baustein der WÖk-Architektur.</w:t>
+      </w:r>
+    </w:p>
+    <w:p>
+      <w:r>
+        <w:t>Fallfenster zur Anwendung. Eine Organisation plant eine Massnahme und formuliert dazu eine positive Absicht. In der WÖk reicht das nicht. Fuer diese Vorlesung muss sichtbar werden, welche Zustandsveraenderung erwartet wird, welche Empfaenger direkt oder indirekt betroffen sind, welche Nebenwirkungen entstehen koennen und welche Entscheidung spaeter korrigiert wird. Bezogen auf Planet als Wirkungsdimension heisst das: Die Analyse muss das konkrete Thema ernst nehmen und zugleich den allgemeinen WÖk-Massstab halten. Es geht nicht darum, die Welt in gute und schlechte Akteure einzuteilen. Es geht darum, Wirkpfade, Wirkungsempfaenger, Datenqualitaet, Risiken und Rueckkopplung so zu beschreiben, dass bessere Entscheidungen moeglich werden.</w:t>
+      </w:r>
+    </w:p>
+    <w:p>
+      <w:r>
+        <w:t>Rueckfluss in den Korpus. Fuer Planet als Wirkungsdimension bedeutet jedes Studienskript den Gesamtbestand schaerfen kann, dass die Analyse nicht bei einer Aktivitaet, einem guten Willen oder einer Kennzahl stehen bleiben darf. Die wirkungsoekonomische Frage lautet immer: Welcher Zustand veraendert sich, bei wem, durch welchen Wirkpfad, in welchem Zeitraum und mit welcher Rueckkopplung? Gerade in Grundstudium Wirkungsökonomie ist diese Unterscheidung entscheidend, weil Lernende spaeter nicht nur Begriffe wiedergeben, sondern Entscheidungssituationen pruefen muessen. Der haeufige Fehler besteht darin, neue Einsichten nur lokal im Skript zu belassen. Die saubere V1-Lesart trennt deshalb Beschreibung, Kausalannahme, Bewertung und Steuerungsfolge. Glossar, Website, Journal, Dossiers und Visuals sollen aus der Skriptarbeit lernen. So wird aus dem Thema kein isoliertes Kapitel, sondern ein pruefbarer Baustein der WÖk-Architektur.</w:t>
+      </w:r>
+    </w:p>
+    <w:p>
+      <w:r>
+        <w:t>Pruefungsnahe Transferfrage. Formuliere zu V08 eine Wirkungsaussage in drei Saetzen: Erstens den beobachteten oder plausiblen Zustand, zweitens die Daten- oder Quellenlage, drittens die offene Unsicherheit samt Rueckkopplung. Die Antwort muss ohne moralische Personenbewertung auskommen und darf Reichweite nicht mit Wirkung verwechseln.</w:t>
+      </w:r>
+    </w:p>
+    <w:p>
+      <w:pPr>
+        <w:pStyle w:val="Heading3"/>
+      </w:pPr>
+      <w:r>
+        <w:t>Vertiefungsrunde 2: Lesen, pruefen, rueckkoppeln</w:t>
+      </w:r>
+    </w:p>
+    <w:p>
+      <w:r>
+        <w:t>Die folgende Runde verdichtet V08 nicht durch neue Schlagworte, sondern durch wiederholte Anwendung auf unterschiedliche Entscheidungsebenen. Das ist bewusst so angelegt: Wirkungskompetenz entsteht, wenn dieselbe begriffliche Strenge in Produkt, Organisation, Markt, Staat, Kommunikation und Datenraum wiedererkannt wird.</w:t>
+      </w:r>
+    </w:p>
+    <w:p>
+      <w:r>
+        <w:t>Begriffliche Schaerfung. Fuer Planet als Wirkungsdimension bedeutet praezise Sprache die erste Sicherung gegen Impact-Washing ist, dass die Analyse nicht bei einer Aktivitaet, einem guten Willen oder einer Kennzahl stehen bleiben darf. Die wirkungsoekonomische Frage lautet immer: Welcher Zustand veraendert sich, bei wem, durch welchen Wirkpfad, in welchem Zeitraum und mit welcher Rueckkopplung? Gerade in Grundstudium Wirkungsökonomie ist diese Unterscheidung entscheidend, weil Lernende spaeter nicht nur Begriffe wiedergeben, sondern Entscheidungssituationen pruefen muessen. Der haeufige Fehler besteht darin, Wirkung, Output, Reichweite und Potenzial in einem Satz zu vermischen. Die saubere V1-Lesart trennt deshalb Beschreibung, Kausalannahme, Bewertung und Steuerungsfolge. In der Praxis sollte jede Wirkungsaussage als kurze Viererprobe formuliert werden: Zustand, Betroffene, Quelle, offene Unsicherheit. So wird aus dem Thema kein isoliertes Kapitel, sondern ein pruefbarer Baustein der WÖk-Architektur.</w:t>
+      </w:r>
+    </w:p>
+    <w:p>
+      <w:r>
+        <w:t>Wirkpfad-Logik. Fuer Planet als Wirkungsdimension bedeutet ein Thema erst dann steuerbar wird, wenn der Mechanismus zwischen Ausloeser und Zustandsveraenderung beschrieben ist, dass die Analyse nicht bei einer Aktivitaet, einem guten Willen oder einer Kennzahl stehen bleiben darf. Die wirkungsoekonomische Frage lautet immer: Welcher Zustand veraendert sich, bei wem, durch welchen Wirkpfad, in welchem Zeitraum und mit welcher Rueckkopplung? Gerade in Grundstudium Wirkungsökonomie ist diese Unterscheidung entscheidend, weil Lernende spaeter nicht nur Begriffe wiedergeben, sondern Entscheidungssituationen pruefen muessen. Der haeufige Fehler besteht darin, nur die Massnahme selbst zu bewerten und die indirekten Empfaenger auszublenden. Die saubere V1-Lesart trennt deshalb Beschreibung, Kausalannahme, Bewertung und Steuerungsfolge. Eine gute Fallanalyse zeichnet mindestens einen direkten und einen indirekten Wirkpfad nach. So wird aus dem Thema kein isoliertes Kapitel, sondern ein pruefbarer Baustein der WÖk-Architektur.</w:t>
+      </w:r>
+    </w:p>
+    <w:p>
+      <w:r>
+        <w:t>Fallfenster zur Anwendung. Eine Fuehrungsentscheidung erzeugt zugleich Nutzen und Risiken. Die WÖk behandelt Ambivalenz nicht als Stoerung, sondern als Kern der Analyse. Positive Netto-Wirkung darf erst behauptet werden, wenn zentrale negative Wirkungen getrennt geprueft und rote Linien gewahrt sind. Bezogen auf Planet als Wirkungsdimension heisst das: Die Analyse muss das konkrete Thema ernst nehmen und zugleich den allgemeinen WÖk-Massstab halten. Es geht nicht darum, die Welt in gute und schlechte Akteure einzuteilen. Es geht darum, Wirkpfade, Wirkungsempfaenger, Datenqualitaet, Risiken und Rueckkopplung so zu beschreiben, dass bessere Entscheidungen moeglich werden.</w:t>
+      </w:r>
+    </w:p>
+    <w:p>
+      <w:r>
+        <w:t>Daten- und Quellenklarheit. Fuer Planet als Wirkungsdimension bedeutet jede Bewertung nur so belastbar ist wie Datenlage, Quellenstatus und Aktualitaet, dass die Analyse nicht bei einer Aktivitaet, einem guten Willen oder einer Kennzahl stehen bleiben darf. Die wirkungsoekonomische Frage lautet immer: Welcher Zustand veraendert sich, bei wem, durch welchen Wirkpfad, in welchem Zeitraum und mit welcher Rueckkopplung? Gerade in Grundstudium Wirkungsökonomie ist diese Unterscheidung entscheidend, weil Lernende spaeter nicht nur Begriffe wiedergeben, sondern Entscheidungssituationen pruefen muessen. Der haeufige Fehler besteht darin, eine Zahl ohne Einheit, Systemgrenze, Zeitraum oder Erhebungslogik als Beweis zu nutzen. Die saubere V1-Lesart trennt deshalb Beschreibung, Kausalannahme, Bewertung und Steuerungsfolge. Die Lernenden sollen Daten nicht dekorativ zitieren, sondern ihre Aussagekraft, Luecken und Grenzen offenlegen. So wird aus dem Thema kein isoliertes Kapitel, sondern ein pruefbarer Baustein der WÖk-Architektur.</w:t>
+      </w:r>
+    </w:p>
+    <w:p>
+      <w:r>
+        <w:t>Ambivalenz. Fuer Planet als Wirkungsdimension bedeutet positive und negative Zustandsveraenderungen gleichzeitig auftreten koennen, dass die Analyse nicht bei einer Aktivitaet, einem guten Willen oder einer Kennzahl stehen bleiben darf. Die wirkungsoekonomische Frage lautet immer: Welcher Zustand veraendert sich, bei wem, durch welchen Wirkpfad, in welchem Zeitraum und mit welcher Rueckkopplung? Gerade in Grundstudium Wirkungsökonomie ist diese Unterscheidung entscheidend, weil Lernende spaeter nicht nur Begriffe wiedergeben, sondern Entscheidungssituationen pruefen muessen. Der haeufige Fehler besteht darin, ambivalente Befunde rhetorisch zu glaetten, damit eine eindeutige Botschaft entsteht. Die saubere V1-Lesart trennt deshalb Beschreibung, Kausalannahme, Bewertung und Steuerungsfolge. Ein gutes Skript fuehrt deshalb Profile, Zielkonflikte und offene Punkte nebeneinander. So wird aus dem Thema kein isoliertes Kapitel, sondern ein pruefbarer Baustein der WÖk-Architektur.</w:t>
+      </w:r>
+    </w:p>
+    <w:p>
+      <w:r>
+        <w:t>Nichtkompensation. Fuer Planet als Wirkungsdimension bedeutet schwere zentrale Schaeden nicht durch beliebige positive Einzelwerte neutralisiert werden duerfen, dass die Analyse nicht bei einer Aktivitaet, einem guten Willen oder einer Kennzahl stehen bleiben darf. Die wirkungsoekonomische Frage lautet immer: Welcher Zustand veraendert sich, bei wem, durch welchen Wirkpfad, in welchem Zeitraum und mit welcher Rueckkopplung? Gerade in Grundstudium Wirkungsökonomie ist diese Unterscheidung entscheidend, weil Lernende spaeter nicht nur Begriffe wiedergeben, sondern Entscheidungssituationen pruefen muessen. Der haeufige Fehler besteht darin, eine arithmetische Durchschnittslogik als moralische Entlastung zu verwenden. Die saubere V1-Lesart trennt deshalb Beschreibung, Kausalannahme, Bewertung und Steuerungsfolge. Reverse Merit Order und rote Linien sind Schutzregeln gegen Schoenrechnung. So wird aus dem Thema kein isoliertes Kapitel, sondern ein pruefbarer Baustein der WÖk-Architektur.</w:t>
+      </w:r>
+    </w:p>
+    <w:p>
+      <w:r>
+        <w:t>Fallfenster zur Anwendung. Ein Controlling-Team moechte einen Score bilden. Das Skript verlangt, dass Datenqualitaet, Systemgrenzen, Gewichtung, Unsicherheit und Nichtkompensation sichtbar bleiben. Ein Score darf die Diskussion nicht beenden, sondern muss bessere Fragen, Priorisierung und Rueckkopplung ermoeglichen. Bezogen auf Planet als Wirkungsdimension heisst das: Die Analyse muss das konkrete Thema ernst nehmen und zugleich den allgemeinen WÖk-Massstab halten. Es geht nicht darum, die Welt in gute und schlechte Akteure einzuteilen. Es geht darum, Wirkpfade, Wirkungsempfaenger, Datenqualitaet, Risiken und Rueckkopplung so zu beschreiben, dass bessere Entscheidungen moeglich werden.</w:t>
+      </w:r>
+    </w:p>
+    <w:p>
+      <w:r>
+        <w:t>Pruefungsnahe Transferfrage. Formuliere zu V08 eine Wirkungsaussage in drei Saetzen: Erstens den beobachteten oder plausiblen Zustand, zweitens die Daten- oder Quellenlage, drittens die offene Unsicherheit samt Rueckkopplung. Die Antwort muss ohne moralische Personenbewertung auskommen und darf Reichweite nicht mit Wirkung verwechseln.</w:t>
+      </w:r>
+    </w:p>
+    <w:p>
+      <w:r>
+        <w:t>Rueckkopplung. Fuer Planet als Wirkungsdimension bedeutet Wirkungswissen erst dann wertvoll wird, wenn es Entscheidungen veraendert, dass die Analyse nicht bei einer Aktivitaet, einem guten Willen oder einer Kennzahl stehen bleiben darf. Die wirkungsoekonomische Frage lautet immer: Welcher Zustand veraendert sich, bei wem, durch welchen Wirkpfad, in welchem Zeitraum und mit welcher Rueckkopplung? Gerade in Grundstudium Wirkungsökonomie ist diese Unterscheidung entscheidend, weil Lernende spaeter nicht nur Begriffe wiedergeben, sondern Entscheidungssituationen pruefen muessen. Der haeufige Fehler besteht darin, einen Bericht als Endpunkt zu betrachten. Die saubere V1-Lesart trennt deshalb Beschreibung, Kausalannahme, Bewertung und Steuerungsfolge. Jeder Analyseblock sollte fragen, welche Routine, welcher Prozess oder welche Ressource nach der Bewertung angepasst wird. So wird aus dem Thema kein isoliertes Kapitel, sondern ein pruefbarer Baustein der WÖk-Architektur.</w:t>
+      </w:r>
+    </w:p>
+    <w:p>
+      <w:r>
+        <w:t>Governance. Fuer Planet als Wirkungsdimension bedeutet Wirkungsbewertung Verfahren, Rechte, Transparenz und Korrektur braucht, dass die Analyse nicht bei einer Aktivitaet, einem guten Willen oder einer Kennzahl stehen bleiben darf. Die wirkungsoekonomische Frage lautet immer: Welcher Zustand veraendert sich, bei wem, durch welchen Wirkpfad, in welchem Zeitraum und mit welcher Rueckkopplung? Gerade in Grundstudium Wirkungsökonomie ist diese Unterscheidung entscheidend, weil Lernende spaeter nicht nur Begriffe wiedergeben, sondern Entscheidungssituationen pruefen muessen. Der haeufige Fehler besteht darin, Bewertung als technokratische Top-down-Setzung zu verstehen. Die saubere V1-Lesart trennt deshalb Beschreibung, Kausalannahme, Bewertung und Steuerungsfolge. Betroffene, Datenhalter, Entscheider und Kontrollinstanzen muessen unterscheidbare Rollen behalten. So wird aus dem Thema kein isoliertes Kapitel, sondern ein pruefbarer Baustein der WÖk-Architektur.</w:t>
+      </w:r>
+    </w:p>
+    <w:p>
+      <w:r>
+        <w:t>Didaktische Pruefbarkeit. Fuer Planet als Wirkungsdimension bedeutet das Thema in der Akademie nicht nur erklaert, sondern in Falllogik ueberfuehrt werden muss, dass die Analyse nicht bei einer Aktivitaet, einem guten Willen oder einer Kennzahl stehen bleiben darf. Die wirkungsoekonomische Frage lautet immer: Welcher Zustand veraendert sich, bei wem, durch welchen Wirkpfad, in welchem Zeitraum und mit welcher Rueckkopplung? Gerade in Grundstudium Wirkungsökonomie ist diese Unterscheidung entscheidend, weil Lernende spaeter nicht nur Begriffe wiedergeben, sondern Entscheidungssituationen pruefen muessen. Der haeufige Fehler besteht darin, reines Auswendiglernen als Kompetenznachweis zu behandeln. Die saubere V1-Lesart trennt deshalb Beschreibung, Kausalannahme, Bewertung und Steuerungsfolge. Pruefungsfragen sollen Begriffe, Anwendung und rote Linien verbinden. So wird aus dem Thema kein isoliertes Kapitel, sondern ein pruefbarer Baustein der WÖk-Architektur.</w:t>
+      </w:r>
+    </w:p>
+    <w:p>
+      <w:r>
+        <w:t>Fallfenster zur Anwendung. Ein Kommunikationsbericht nennt viele Aktivitaeten, Reichweiten und Rueckmeldungen. Die V1-Pruefung fragt, ob daraus eine belastbare Wirkungsaussage folgt. Wenn nur Kontakte, Klicks oder Zustimmung vorliegen, bleibt die Aussage im Bereich Wirkungspotenzial oder Resonanz, nicht im Bereich nachgewiesener Wirkung. Bezogen auf Planet als Wirkungsdimension heisst das: Die Analyse muss das konkrete Thema ernst nehmen und zugleich den allgemeinen WÖk-Massstab halten. Es geht nicht darum, die Welt in gute und schlechte Akteure einzuteilen. Es geht darum, Wirkpfade, Wirkungsempfaenger, Datenqualitaet, Risiken und Rueckkopplung so zu beschreiben, dass bessere Entscheidungen moeglich werden.</w:t>
+      </w:r>
+    </w:p>
+    <w:p>
+      <w:r>
+        <w:t>Transfer in Organisationen. Fuer Planet als Wirkungsdimension bedeutet WÖk-Begriffe im Alltag nur tragen, wenn sie in Routinen uebersetzt werden, dass die Analyse nicht bei einer Aktivitaet, einem guten Willen oder einer Kennzahl stehen bleiben darf. Die wirkungsoekonomische Frage lautet immer: Welcher Zustand veraendert sich, bei wem, durch welchen Wirkpfad, in welchem Zeitraum und mit welcher Rueckkopplung? Gerade in Grundstudium Wirkungsökonomie ist diese Unterscheidung entscheidend, weil Lernende spaeter nicht nur Begriffe wiedergeben, sondern Entscheidungssituationen pruefen muessen. Der haeufige Fehler besteht darin, die Verantwortung an eine Nachhaltigkeitsabteilung auszulagern. Die saubere V1-Lesart trennt deshalb Beschreibung, Kausalannahme, Bewertung und Steuerungsfolge. Strategie, Einkauf, Kommunikation, Controlling und Fuehrung muessen denselben Wirkungsbegriff verwenden. So wird aus dem Thema kein isoliertes Kapitel, sondern ein pruefbarer Baustein der WÖk-Architektur.</w:t>
+      </w:r>
+    </w:p>
+    <w:p>
+      <w:r>
+        <w:t>Rueckfluss in den Korpus. Fuer Planet als Wirkungsdimension bedeutet jedes Studienskript den Gesamtbestand schaerfen kann, dass die Analyse nicht bei einer Aktivitaet, einem guten Willen oder einer Kennzahl stehen bleiben darf. Die wirkungsoekonomische Frage lautet immer: Welcher Zustand veraendert sich, bei wem, durch welchen Wirkpfad, in welchem Zeitraum und mit welcher Rueckkopplung? Gerade in Grundstudium Wirkungsökonomie ist diese Unterscheidung entscheidend, weil Lernende spaeter nicht nur Begriffe wiedergeben, sondern Entscheidungssituationen pruefen muessen. Der haeufige Fehler besteht darin, neue Einsichten nur lokal im Skript zu belassen. Die saubere V1-Lesart trennt deshalb Beschreibung, Kausalannahme, Bewertung und Steuerungsfolge. Glossar, Website, Journal, Dossiers und Visuals sollen aus der Skriptarbeit lernen. So wird aus dem Thema kein isoliertes Kapitel, sondern ein pruefbarer Baustein der WÖk-Architektur.</w:t>
+      </w:r>
+    </w:p>
+    <w:p>
+      <w:r>
+        <w:t>Pruefungsnahe Transferfrage. Formuliere zu V08 eine Wirkungsaussage in drei Saetzen: Erstens den beobachteten oder plausiblen Zustand, zweitens die Daten- oder Quellenlage, drittens die offene Unsicherheit samt Rueckkopplung. Die Antwort muss ohne moralische Personenbewertung auskommen und darf Reichweite nicht mit Wirkung verwechseln.</w:t>
+      </w:r>
+    </w:p>
+    <w:p>
+      <w:pPr>
+        <w:pStyle w:val="Heading3"/>
+      </w:pPr>
+      <w:r>
+        <w:t>Vertiefungsrunde 3: Lesen, pruefen, rueckkoppeln</w:t>
+      </w:r>
+    </w:p>
+    <w:p>
+      <w:r>
+        <w:t>Die folgende Runde verdichtet V08 nicht durch neue Schlagworte, sondern durch wiederholte Anwendung auf unterschiedliche Entscheidungsebenen. Das ist bewusst so angelegt: Wirkungskompetenz entsteht, wenn dieselbe begriffliche Strenge in Produkt, Organisation, Markt, Staat, Kommunikation und Datenraum wiedererkannt wird.</w:t>
+      </w:r>
+    </w:p>
+    <w:p>
+      <w:r>
+        <w:t>Begriffliche Schaerfung. Fuer Planet als Wirkungsdimension bedeutet praezise Sprache die erste Sicherung gegen Impact-Washing ist, dass die Analyse nicht bei einer Aktivitaet, einem guten Willen oder einer Kennzahl stehen bleiben darf. Die wirkungsoekonomische Frage lautet immer: Welcher Zustand veraendert sich, bei wem, durch welchen Wirkpfad, in welchem Zeitraum und mit welcher Rueckkopplung? Gerade in Grundstudium Wirkungsökonomie ist diese Unterscheidung entscheidend, weil Lernende spaeter nicht nur Begriffe wiedergeben, sondern Entscheidungssituationen pruefen muessen. Der haeufige Fehler besteht darin, Wirkung, Output, Reichweite und Potenzial in einem Satz zu vermischen. Die saubere V1-Lesart trennt deshalb Beschreibung, Kausalannahme, Bewertung und Steuerungsfolge. In der Praxis sollte jede Wirkungsaussage als kurze Viererprobe formuliert werden: Zustand, Betroffene, Quelle, offene Unsicherheit. So wird aus dem Thema kein isoliertes Kapitel, sondern ein pruefbarer Baustein der WÖk-Architektur.</w:t>
+      </w:r>
+    </w:p>
+    <w:p>
+      <w:r>
+        <w:t>Fallfenster zur Anwendung. Eine Organisation plant eine Massnahme und formuliert dazu eine positive Absicht. In der WÖk reicht das nicht. Fuer diese Vorlesung muss sichtbar werden, welche Zustandsveraenderung erwartet wird, welche Empfaenger direkt oder indirekt betroffen sind, welche Nebenwirkungen entstehen koennen und welche Entscheidung spaeter korrigiert wird. Bezogen auf Planet als Wirkungsdimension heisst das: Die Analyse muss das konkrete Thema ernst nehmen und zugleich den allgemeinen WÖk-Massstab halten. Es geht nicht darum, die Welt in gute und schlechte Akteure einzuteilen. Es geht darum, Wirkpfade, Wirkungsempfaenger, Datenqualitaet, Risiken und Rueckkopplung so zu beschreiben, dass bessere Entscheidungen moeglich werden.</w:t>
+      </w:r>
+    </w:p>
+    <w:p>
+      <w:r>
+        <w:t>Wirkpfad-Logik. Fuer Planet als Wirkungsdimension bedeutet ein Thema erst dann steuerbar wird, wenn der Mechanismus zwischen Ausloeser und Zustandsveraenderung beschrieben ist, dass die Analyse nicht bei einer Aktivitaet, einem guten Willen oder einer Kennzahl stehen bleiben darf. Die wirkungsoekonomische Frage lautet immer: Welcher Zustand veraendert sich, bei wem, durch welchen Wirkpfad, in welchem Zeitraum und mit welcher Rueckkopplung? Gerade in Grundstudium Wirkungsökonomie ist diese Unterscheidung entscheidend, weil Lernende spaeter nicht nur Begriffe wiedergeben, sondern Entscheidungssituationen pruefen muessen. Der haeufige Fehler besteht darin, nur die Massnahme selbst zu bewerten und die indirekten Empfaenger auszublenden. Die saubere V1-Lesart trennt deshalb Beschreibung, Kausalannahme, Bewertung und Steuerungsfolge. Eine gute Fallanalyse zeichnet mindestens einen direkten und einen indirekten Wirkpfad nach. So wird aus dem Thema kein isoliertes Kapitel, sondern ein pruefbarer Baustein der WÖk-Architektur.</w:t>
+      </w:r>
+    </w:p>
+    <w:p>
+      <w:r>
+        <w:t>Daten- und Quellenklarheit. Fuer Planet als Wirkungsdimension bedeutet jede Bewertung nur so belastbar ist wie Datenlage, Quellenstatus und Aktualitaet, dass die Analyse nicht bei einer Aktivitaet, einem guten Willen oder einer Kennzahl stehen bleiben darf. Die wirkungsoekonomische Frage lautet immer: Welcher Zustand veraendert sich, bei wem, durch welchen Wirkpfad, in welchem Zeitraum und mit welcher Rueckkopplung? Gerade in Grundstudium Wirkungsökonomie ist diese Unterscheidung entscheidend, weil Lernende spaeter nicht nur Begriffe wiedergeben, sondern Entscheidungssituationen pruefen muessen. Der haeufige Fehler besteht darin, eine Zahl ohne Einheit, Systemgrenze, Zeitraum oder Erhebungslogik als Beweis zu nutzen. Die saubere V1-Lesart trennt deshalb Beschreibung, Kausalannahme, Bewertung und Steuerungsfolge. Die Lernenden sollen Daten nicht dekorativ zitieren, sondern ihre Aussagekraft, Luecken und Grenzen offenlegen. So wird aus dem Thema kein isoliertes Kapitel, sondern ein pruefbarer Baustein der WÖk-Architektur.</w:t>
+      </w:r>
+    </w:p>
+    <w:p>
+      <w:r>
+        <w:t>Ambivalenz. Fuer Planet als Wirkungsdimension bedeutet positive und negative Zustandsveraenderungen gleichzeitig auftreten koennen, dass die Analyse nicht bei einer Aktivitaet, einem guten Willen oder einer Kennzahl stehen bleiben darf. Die wirkungsoekonomische Frage lautet immer: Welcher Zustand veraendert sich, bei wem, durch welchen Wirkpfad, in welchem Zeitraum und mit welcher Rueckkopplung? Gerade in Grundstudium Wirkungsökonomie ist diese Unterscheidung entscheidend, weil Lernende spaeter nicht nur Begriffe wiedergeben, sondern Entscheidungssituationen pruefen muessen. Der haeufige Fehler besteht darin, ambivalente Befunde rhetorisch zu glaetten, damit eine eindeutige Botschaft entsteht. Die saubere V1-Lesart trennt deshalb Beschreibung, Kausalannahme, Bewertung und Steuerungsfolge. Ein gutes Skript fuehrt deshalb Profile, Zielkonflikte und offene Punkte nebeneinander. So wird aus dem Thema kein isoliertes Kapitel, sondern ein pruefbarer Baustein der WÖk-Architektur.</w:t>
+      </w:r>
+    </w:p>
+    <w:p>
+      <w:r>
+        <w:t>Fallfenster zur Anwendung. Eine Fuehrungsentscheidung erzeugt zugleich Nutzen und Risiken. Die WÖk behandelt Ambivalenz nicht als Stoerung, sondern als Kern der Analyse. Positive Netto-Wirkung darf erst behauptet werden, wenn zentrale negative Wirkungen getrennt geprueft und rote Linien gewahrt sind. Bezogen auf Planet als Wirkungsdimension heisst das: Die Analyse muss das konkrete Thema ernst nehmen und zugleich den allgemeinen WÖk-Massstab halten. Es geht nicht darum, die Welt in gute und schlechte Akteure einzuteilen. Es geht darum, Wirkpfade, Wirkungsempfaenger, Datenqualitaet, Risiken und Rueckkopplung so zu beschreiben, dass bessere Entscheidungen moeglich werden.</w:t>
+      </w:r>
+    </w:p>
+    <w:p>
+      <w:r>
+        <w:t>Nichtkompensation. Fuer Planet als Wirkungsdimension bedeutet schwere zentrale Schaeden nicht durch beliebige positive Einzelwerte neutralisiert werden duerfen, dass die Analyse nicht bei einer Aktivitaet, einem guten Willen oder einer Kennzahl stehen bleiben darf. Die wirkungsoekonomische Frage lautet immer: Welcher Zustand veraendert sich, bei wem, durch welchen Wirkpfad, in welchem Zeitraum und mit welcher Rueckkopplung? Gerade in Grundstudium Wirkungsökonomie ist diese Unterscheidung entscheidend, weil Lernende spaeter nicht nur Begriffe wiedergeben, sondern Entscheidungssituationen pruefen muessen. Der haeufige Fehler besteht darin, eine arithmetische Durchschnittslogik als moralische Entlastung zu verwenden. Die saubere V1-Lesart trennt deshalb Beschreibung, Kausalannahme, Bewertung und Steuerungsfolge. Reverse Merit Order und rote Linien sind Schutzregeln gegen Schoenrechnung. So wird aus dem Thema kein isoliertes Kapitel, sondern ein pruefbarer Baustein der WÖk-Architektur.</w:t>
+      </w:r>
+    </w:p>
+    <w:p>
+      <w:r>
+        <w:t>Pruefungsnahe Transferfrage. Formuliere zu V08 eine Wirkungsaussage in drei Saetzen: Erstens den beobachteten oder plausiblen Zustand, zweitens die Daten- oder Quellenlage, drittens die offene Unsicherheit samt Rueckkopplung. Die Antwort muss ohne moralische Personenbewertung auskommen und darf Reichweite nicht mit Wirkung verwechseln.</w:t>
+      </w:r>
+    </w:p>
+    <w:p>
+      <w:r>
+        <w:t>Rueckkopplung. Fuer Planet als Wirkungsdimension bedeutet Wirkungswissen erst dann wertvoll wird, wenn es Entscheidungen veraendert, dass die Analyse nicht bei einer Aktivitaet, einem guten Willen oder einer Kennzahl stehen bleiben darf. Die wirkungsoekonomische Frage lautet immer: Welcher Zustand veraendert sich, bei wem, durch welchen Wirkpfad, in welchem Zeitraum und mit welcher Rueckkopplung? Gerade in Grundstudium Wirkungsökonomie ist diese Unterscheidung entscheidend, weil Lernende spaeter nicht nur Begriffe wiedergeben, sondern Entscheidungssituationen pruefen muessen. Der haeufige Fehler besteht darin, einen Bericht als Endpunkt zu betrachten. Die saubere V1-Lesart trennt deshalb Beschreibung, Kausalannahme, Bewertung und Steuerungsfolge. Jeder Analyseblock sollte fragen, welche Routine, welcher Prozess oder welche Ressource nach der Bewertung angepasst wird. So wird aus dem Thema kein isoliertes Kapitel, sondern ein pruefbarer Baustein der WÖk-Architektur.</w:t>
+      </w:r>
+    </w:p>
+    <w:p>
+      <w:r>
+        <w:t>Governance. Fuer Planet als Wirkungsdimension bedeutet Wirkungsbewertung Verfahren, Rechte, Transparenz und Korrektur braucht, dass die Analyse nicht bei einer Aktivitaet, einem guten Willen oder einer Kennzahl stehen bleiben darf. Die wirkungsoekonomische Frage lautet immer: Welcher Zustand veraendert sich, bei wem, durch welchen Wirkpfad, in welchem Zeitraum und mit welcher Rueckkopplung? Gerade in Grundstudium Wirkungsökonomie ist diese Unterscheidung entscheidend, weil Lernende spaeter nicht nur Begriffe wiedergeben, sondern Entscheidungssituationen pruefen muessen. Der haeufige Fehler besteht darin, Bewertung als technokratische Top-down-Setzung zu verstehen. Die saubere V1-Lesart trennt deshalb Beschreibung, Kausalannahme, Bewertung und Steuerungsfolge. Betroffene, Datenhalter, Entscheider und Kontrollinstanzen muessen unterscheidbare Rollen behalten. So wird aus dem Thema kein isoliertes Kapitel, sondern ein pruefbarer Baustein der WÖk-Architektur.</w:t>
+      </w:r>
+    </w:p>
+    <w:p>
+      <w:r>
+        <w:t>Fallfenster zur Anwendung. Ein Controlling-Team moechte einen Score bilden. Das Skript verlangt, dass Datenqualitaet, Systemgrenzen, Gewichtung, Unsicherheit und Nichtkompensation sichtbar bleiben. Ein Score darf die Diskussion nicht beenden, sondern muss bessere Fragen, Priorisierung und Rueckkopplung ermoeglichen. Bezogen auf Planet als Wirkungsdimension heisst das: Die Analyse muss das konkrete Thema ernst nehmen und zugleich den allgemeinen WÖk-Massstab halten. Es geht nicht darum, die Welt in gute und schlechte Akteure einzuteilen. Es geht darum, Wirkpfade, Wirkungsempfaenger, Datenqualitaet, Risiken und Rueckkopplung so zu beschreiben, dass bessere Entscheidungen moeglich werden.</w:t>
+      </w:r>
+    </w:p>
+    <w:p>
+      <w:r>
+        <w:t>Didaktische Pruefbarkeit. Fuer Planet als Wirkungsdimension bedeutet das Thema in der Akademie nicht nur erklaert, sondern in Falllogik ueberfuehrt werden muss, dass die Analyse nicht bei einer Aktivitaet, einem guten Willen oder einer Kennzahl stehen bleiben darf. Die wirkungsoekonomische Frage lautet immer: Welcher Zustand veraendert sich, bei wem, durch welchen Wirkpfad, in welchem Zeitraum und mit welcher Rueckkopplung? Gerade in Grundstudium Wirkungsökonomie ist diese Unterscheidung entscheidend, weil Lernende spaeter nicht nur Begriffe wiedergeben, sondern Entscheidungssituationen pruefen muessen. Der haeufige Fehler besteht darin, reines Auswendiglernen als Kompetenznachweis zu behandeln. Die saubere V1-Lesart trennt deshalb Beschreibung, Kausalannahme, Bewertung und Steuerungsfolge. Pruefungsfragen sollen Begriffe, Anwendung und rote Linien verbinden. So wird aus dem Thema kein isoliertes Kapitel, sondern ein pruefbarer Baustein der WÖk-Architektur.</w:t>
+      </w:r>
+    </w:p>
+    <w:p>
+      <w:r>
+        <w:t>Transfer in Organisationen. Fuer Planet als Wirkungsdimension bedeutet WÖk-Begriffe im Alltag nur tragen, wenn sie in Routinen uebersetzt werden, dass die Analyse nicht bei einer Aktivitaet, einem guten Willen oder einer Kennzahl stehen bleiben darf. Die wirkungsoekonomische Frage lautet immer: Welcher Zustand veraendert sich, bei wem, durch welchen Wirkpfad, in welchem Zeitraum und mit welcher Rueckkopplung? Gerade in Grundstudium Wirkungsökonomie ist diese Unterscheidung entscheidend, weil Lernende spaeter nicht nur Begriffe wiedergeben, sondern Entscheidungssituationen pruefen muessen. Der haeufige Fehler besteht darin, die Verantwortung an eine Nachhaltigkeitsabteilung auszulagern. Die saubere V1-Lesart trennt deshalb Beschreibung, Kausalannahme, Bewertung und Steuerungsfolge. Strategie, Einkauf, Kommunikation, Controlling und Fuehrung muessen denselben Wirkungsbegriff verwenden. So wird aus dem Thema kein isoliertes Kapitel, sondern ein pruefbarer Baustein der WÖk-Architektur.</w:t>
+      </w:r>
+    </w:p>
+    <w:p>
+      <w:r>
+        <w:t>Rueckfluss in den Korpus. Fuer Planet als Wirkungsdimension bedeutet jedes Studienskript den Gesamtbestand schaerfen kann, dass die Analyse nicht bei einer Aktivitaet, einem guten Willen oder einer Kennzahl stehen bleiben darf. Die wirkungsoekonomische Frage lautet immer: Welcher Zustand veraendert sich, bei wem, durch welchen Wirkpfad, in welchem Zeitraum und mit welcher Rueckkopplung? Gerade in Grundstudium Wirkungsökonomie ist diese Unterscheidung entscheidend, weil Lernende spaeter nicht nur Begriffe wiedergeben, sondern Entscheidungssituationen pruefen muessen. Der haeufige Fehler besteht darin, neue Einsichten nur lokal im Skript zu belassen. Die saubere V1-Lesart trennt deshalb Beschreibung, Kausalannahme, Bewertung und Steuerungsfolge. Glossar, Website, Journal, Dossiers und Visuals sollen aus der Skriptarbeit lernen. So wird aus dem Thema kein isoliertes Kapitel, sondern ein pruefbarer Baustein der WÖk-Architektur.</w:t>
+      </w:r>
+    </w:p>
+    <w:p>
+      <w:r>
+        <w:t>Fallfenster zur Anwendung. Ein Kommunikationsbericht nennt viele Aktivitaeten, Reichweiten und Rueckmeldungen. Die V1-Pruefung fragt, ob daraus eine belastbare Wirkungsaussage folgt. Wenn nur Kontakte, Klicks oder Zustimmung vorliegen, bleibt die Aussage im Bereich Wirkungspotenzial oder Resonanz, nicht im Bereich nachgewiesener Wirkung. Bezogen auf Planet als Wirkungsdimension heisst das: Die Analyse muss das konkrete Thema ernst nehmen und zugleich den allgemeinen WÖk-Massstab halten. Es geht nicht darum, die Welt in gute und schlechte Akteure einzuteilen. Es geht darum, Wirkpfade, Wirkungsempfaenger, Datenqualitaet, Risiken und Rueckkopplung so zu beschreiben, dass bessere Entscheidungen moeglich werden.</w:t>
+      </w:r>
+    </w:p>
+    <w:p>
+      <w:r>
+        <w:t>Pruefungsnahe Transferfrage. Formuliere zu V08 eine Wirkungsaussage in drei Saetzen: Erstens den beobachteten oder plausiblen Zustand, zweitens die Daten- oder Quellenlage, drittens die offene Unsicherheit samt Rueckkopplung. Die Antwort muss ohne moralische Personenbewertung auskommen und darf Reichweite nicht mit Wirkung verwechseln.</w:t>
+      </w:r>
+    </w:p>
+    <w:p>
+      <w:pPr>
+        <w:pStyle w:val="Heading3"/>
+      </w:pPr>
+      <w:r>
+        <w:t>Vertiefungsrunde 4: Lesen, pruefen, rueckkoppeln</w:t>
+      </w:r>
+    </w:p>
+    <w:p>
+      <w:r>
+        <w:t>Die folgende Runde verdichtet V08 nicht durch neue Schlagworte, sondern durch wiederholte Anwendung auf unterschiedliche Entscheidungsebenen. Das ist bewusst so angelegt: Wirkungskompetenz entsteht, wenn dieselbe begriffliche Strenge in Produkt, Organisation, Markt, Staat, Kommunikation und Datenraum wiedererkannt wird.</w:t>
+      </w:r>
+    </w:p>
+    <w:p>
+      <w:r>
+        <w:t>Begriffliche Schaerfung. Fuer Planet als Wirkungsdimension bedeutet praezise Sprache die erste Sicherung gegen Impact-Washing ist, dass die Analyse nicht bei einer Aktivitaet, einem guten Willen oder einer Kennzahl stehen bleiben darf. Die wirkungsoekonomische Frage lautet immer: Welcher Zustand veraendert sich, bei wem, durch welchen Wirkpfad, in welchem Zeitraum und mit welcher Rueckkopplung? Gerade in Grundstudium Wirkungsökonomie ist diese Unterscheidung entscheidend, weil Lernende spaeter nicht nur Begriffe wiedergeben, sondern Entscheidungssituationen pruefen muessen. Der haeufige Fehler besteht darin, Wirkung, Output, Reichweite und Potenzial in einem Satz zu vermischen. Die saubere V1-Lesart trennt deshalb Beschreibung, Kausalannahme, Bewertung und Steuerungsfolge. In der Praxis sollte jede Wirkungsaussage als kurze Viererprobe formuliert werden: Zustand, Betroffene, Quelle, offene Unsicherheit. So wird aus dem Thema kein isoliertes Kapitel, sondern ein pruefbarer Baustein der WÖk-Architektur.</w:t>
+      </w:r>
+    </w:p>
+    <w:p>
+      <w:r>
+        <w:t>Wirkpfad-Logik. Fuer Planet als Wirkungsdimension bedeutet ein Thema erst dann steuerbar wird, wenn der Mechanismus zwischen Ausloeser und Zustandsveraenderung beschrieben ist, dass die Analyse nicht bei einer Aktivitaet, einem guten Willen oder einer Kennzahl stehen bleiben darf. Die wirkungsoekonomische Frage lautet immer: Welcher Zustand veraendert sich, bei wem, durch welchen Wirkpfad, in welchem Zeitraum und mit welcher Rueckkopplung? Gerade in Grundstudium Wirkungsökonomie ist diese Unterscheidung entscheidend, weil Lernende spaeter nicht nur Begriffe wiedergeben, sondern Entscheidungssituationen pruefen muessen. Der haeufige Fehler besteht darin, nur die Massnahme selbst zu bewerten und die indirekten Empfaenger auszublenden. Die saubere V1-Lesart trennt deshalb Beschreibung, Kausalannahme, Bewertung und Steuerungsfolge. Eine gute Fallanalyse zeichnet mindestens einen direkten und einen indirekten Wirkpfad nach. So wird aus dem Thema kein isoliertes Kapitel, sondern ein pruefbarer Baustein der WÖk-Architektur.</w:t>
+      </w:r>
+    </w:p>
+    <w:p>
+      <w:r>
+        <w:t>Daten- und Quellenklarheit. Fuer Planet als Wirkungsdimension bedeutet jede Bewertung nur so belastbar ist wie Datenlage, Quellenstatus und Aktualitaet, dass die Analyse nicht bei einer Aktivitaet, einem guten Willen oder einer Kennzahl stehen bleiben darf. Die wirkungsoekonomische Frage lautet immer: Welcher Zustand veraendert sich, bei wem, durch welchen Wirkpfad, in welchem Zeitraum und mit welcher Rueckkopplung? Gerade in Grundstudium Wirkungsökonomie ist diese Unterscheidung entscheidend, weil Lernende spaeter nicht nur Begriffe wiedergeben, sondern Entscheidungssituationen pruefen muessen. Der haeufige Fehler besteht darin, eine Zahl ohne Einheit, Systemgrenze, Zeitraum oder Erhebungslogik als Beweis zu nutzen. Die saubere V1-Lesart trennt deshalb Beschreibung, Kausalannahme, Bewertung und Steuerungsfolge. Die Lernenden sollen Daten nicht dekorativ zitieren, sondern ihre Aussagekraft, Luecken und Grenzen offenlegen. So wird aus dem Thema kein isoliertes Kapitel, sondern ein pruefbarer Baustein der WÖk-Architektur.</w:t>
+      </w:r>
+    </w:p>
+    <w:p>
+      <w:r>
+        <w:t>Fallfenster zur Anwendung. Eine Organisation plant eine Massnahme und formuliert dazu eine positive Absicht. In der WÖk reicht das nicht. Fuer diese Vorlesung muss sichtbar werden, welche Zustandsveraenderung erwartet wird, welche Empfaenger direkt oder indirekt betroffen sind, welche Nebenwirkungen entstehen koennen und welche Entscheidung spaeter korrigiert wird. Bezogen auf Planet als Wirkungsdimension heisst das: Die Analyse muss das konkrete Thema ernst nehmen und zugleich den allgemeinen WÖk-Massstab halten. Es geht nicht darum, die Welt in gute und schlechte Akteure einzuteilen. Es geht darum, Wirkpfade, Wirkungsempfaenger, Datenqualitaet, Risiken und Rueckkopplung so zu beschreiben, dass bessere Entscheidungen moeglich werden.</w:t>
+      </w:r>
+    </w:p>
+    <w:p>
+      <w:r>
+        <w:t>Ambivalenz. Fuer Planet als Wirkungsdimension bedeutet positive und negative Zustandsveraenderungen gleichzeitig auftreten koennen, dass die Analyse nicht bei einer Aktivitaet, einem guten Willen oder einer Kennzahl stehen bleiben darf. Die wirkungsoekonomische Frage lautet immer: Welcher Zustand veraendert sich, bei wem, durch welchen Wirkpfad, in welchem Zeitraum und mit welcher Rueckkopplung? Gerade in Grundstudium Wirkungsökonomie ist diese Unterscheidung entscheidend, weil Lernende spaeter nicht nur Begriffe wiedergeben, sondern Entscheidungssituationen pruefen muessen. Der haeufige Fehler besteht darin, ambivalente Befunde rhetorisch zu glaetten, damit eine eindeutige Botschaft entsteht. Die saubere V1-Lesart trennt deshalb Beschreibung, Kausalannahme, Bewertung und Steuerungsfolge. Ein gutes Skript fuehrt deshalb Profile, Zielkonflikte und offene Punkte nebeneinander. So wird aus dem Thema kein isoliertes Kapitel, sondern ein pruefbarer Baustein der WÖk-Architektur.</w:t>
+      </w:r>
+    </w:p>
+    <w:p>
+      <w:r>
+        <w:t>Nichtkompensation. Fuer Planet als Wirkungsdimension bedeutet schwere zentrale Schaeden nicht durch beliebige positive Einzelwerte neutralisiert werden duerfen, dass die Analyse nicht bei einer Aktivitaet, einem guten Willen oder einer Kennzahl stehen bleiben darf. Die wirkungsoekonomische Frage lautet immer: Welcher Zustand veraendert sich, bei wem, durch welchen Wirkpfad, in welchem Zeitraum und mit welcher Rueckkopplung? Gerade in Grundstudium Wirkungsökonomie ist diese Unterscheidung entscheidend, weil Lernende spaeter nicht nur Begriffe wiedergeben, sondern Entscheidungssituationen pruefen muessen. Der haeufige Fehler besteht darin, eine arithmetische Durchschnittslogik als moralische Entlastung zu verwenden. Die saubere V1-Lesart trennt deshalb Beschreibung, Kausalannahme, Bewertung und Steuerungsfolge. Reverse Merit Order und rote Linien sind Schutzregeln gegen Schoenrechnung. So wird aus dem Thema kein isoliertes Kapitel, sondern ein pruefbarer Baustein der WÖk-Architektur.</w:t>
+      </w:r>
+    </w:p>
+    <w:p>
+      <w:r>
+        <w:t>Pruefungsnahe Transferfrage. Formuliere zu V08 eine Wirkungsaussage in drei Saetzen: Erstens den beobachteten oder plausiblen Zustand, zweitens die Daten- oder Quellenlage, drittens die offene Unsicherheit samt Rueckkopplung. Die Antwort muss ohne moralische Personenbewertung auskommen und darf Reichweite nicht mit Wirkung verwechseln.</w:t>
+      </w:r>
+    </w:p>
+    <w:p>
+      <w:r>
+        <w:t>Rueckkopplung. Fuer Planet als Wirkungsdimension bedeutet Wirkungswissen erst dann wertvoll wird, wenn es Entscheidungen veraendert, dass die Analyse nicht bei einer Aktivitaet, einem guten Willen oder einer Kennzahl stehen bleiben darf. Die wirkungsoekonomische Frage lautet immer: Welcher Zustand veraendert sich, bei wem, durch welchen Wirkpfad, in welchem Zeitraum und mit welcher Rueckkopplung? Gerade in Grundstudium Wirkungsökonomie ist diese Unterscheidung entscheidend, weil Lernende spaeter nicht nur Begriffe wiedergeben, sondern Entscheidungssituationen pruefen muessen. Der haeufige Fehler besteht darin, einen Bericht als Endpunkt zu betrachten. Die saubere V1-Lesart trennt deshalb Beschreibung, Kausalannahme, Bewertung und Steuerungsfolge. Jeder Analyseblock sollte fragen, welche Routine, welcher Prozess oder welche Ressource nach der Bewertung angepasst wird. So wird aus dem Thema kein isoliertes Kapitel, sondern ein pruefbarer Baustein der WÖk-Architektur.</w:t>
+      </w:r>
+    </w:p>
+    <w:p>
+      <w:r>
+        <w:t>Fallfenster zur Anwendung. Eine Fuehrungsentscheidung erzeugt zugleich Nutzen und Risiken. Die WÖk behandelt Ambivalenz nicht als Stoerung, sondern als Kern der Analyse. Positive Netto-Wirkung darf erst behauptet werden, wenn zentrale negative Wirkungen getrennt geprueft und rote Linien gewahrt sind. Bezogen auf Planet als Wirkungsdimension heisst das: Die Analyse muss das konkrete Thema ernst nehmen und zugleich den allgemeinen WÖk-Massstab halten. Es geht nicht darum, die Welt in gute und schlechte Akteure einzuteilen. Es geht darum, Wirkpfade, Wirkungsempfaenger, Datenqualitaet, Risiken und Rueckkopplung so zu beschreiben, dass bessere Entscheidungen moeglich werden.</w:t>
+      </w:r>
+    </w:p>
+    <w:p>
+      <w:r>
+        <w:t>Governance. Fuer Planet als Wirkungsdimension bedeutet Wirkungsbewertung Verfahren, Rechte, Transparenz und Korrektur braucht, dass die Analyse nicht bei einer Aktivitaet, einem guten Willen oder einer Kennzahl stehen bleiben darf. Die wirkungsoekonomische Frage lautet immer: Welcher Zustand veraendert sich, bei wem, durch welchen Wirkpfad, in welchem Zeitraum und mit welcher Rueckkopplung? Gerade in Grundstudium Wirkungsökonomie ist diese Unterscheidung entscheidend, weil Lernende spaeter nicht nur Begriffe wiedergeben, sondern Entscheidungssituationen pruefen muessen. Der haeufige Fehler besteht darin, Bewertung als technokratische Top-down-Setzung zu verstehen. Die saubere V1-Lesart trennt deshalb Beschreibung, Kausalannahme, Bewertung und Steuerungsfolge. Betroffene, Datenhalter, Entscheider und Kontrollinstanzen muessen unterscheidbare Rollen behalten. So wird aus dem Thema kein isoliertes Kapitel, sondern ein pruefbarer Baustein der WÖk-Architektur.</w:t>
+      </w:r>
+    </w:p>
+    <w:p>
+      <w:r>
+        <w:t>Didaktische Pruefbarkeit. Fuer Planet als Wirkungsdimension bedeutet das Thema in der Akademie nicht nur erklaert, sondern in Falllogik ueberfuehrt werden muss, dass die Analyse nicht bei einer Aktivitaet, einem guten Willen oder einer Kennzahl stehen bleiben darf. Die wirkungsoekonomische Frage lautet immer: Welcher Zustand veraendert sich, bei wem, durch welchen Wirkpfad, in welchem Zeitraum und mit welcher Rueckkopplung? Gerade in Grundstudium Wirkungsökonomie ist diese Unterscheidung entscheidend, weil Lernende spaeter nicht nur Begriffe wiedergeben, sondern Entscheidungssituationen pruefen muessen. Der haeufige Fehler besteht darin, reines Auswendiglernen als Kompetenznachweis zu behandeln. Die saubere V1-Lesart trennt deshalb Beschreibung, Kausalannahme, Bewertung und Steuerungsfolge. Pruefungsfragen sollen Begriffe, Anwendung und rote Linien verbinden. So wird aus dem Thema kein isoliertes Kapitel, sondern ein pruefbarer Baustein der WÖk-Architektur.</w:t>
+      </w:r>
+    </w:p>
+    <w:p>
+      <w:r>
+        <w:t>Transfer in Organisationen. Fuer Planet als Wirkungsdimension bedeutet WÖk-Begriffe im Alltag nur tragen, wenn sie in Routinen uebersetzt werden, dass die Analyse nicht bei einer Aktivitaet, einem guten Willen oder einer Kennzahl stehen bleiben darf. Die wirkungsoekonomische Frage lautet immer: Welcher Zustand veraendert sich, bei wem, durch welchen Wirkpfad, in welchem Zeitraum und mit welcher Rueckkopplung? Gerade in Grundstudium Wirkungsökonomie ist diese Unterscheidung entscheidend, weil Lernende spaeter nicht nur Begriffe wiedergeben, sondern Entscheidungssituationen pruefen muessen. Der haeufige Fehler besteht darin, die Verantwortung an eine Nachhaltigkeitsabteilung auszulagern. Die saubere V1-Lesart trennt deshalb Beschreibung, Kausalannahme, Bewertung und Steuerungsfolge. Strategie, Einkauf, Kommunikation, Controlling und Fuehrung muessen denselben Wirkungsbegriff verwenden. So wird aus dem Thema kein isoliertes Kapitel, sondern ein pruefbarer Baustein der WÖk-Architektur.</w:t>
+      </w:r>
+    </w:p>
+    <w:p>
+      <w:r>
+        <w:t>Fallfenster zur Anwendung. Ein Controlling-Team moechte einen Score bilden. Das Skript verlangt, dass Datenqualitaet, Systemgrenzen, Gewichtung, Unsicherheit und Nichtkompensation sichtbar bleiben. Ein Score darf die Diskussion nicht beenden, sondern muss bessere Fragen, Priorisierung und Rueckkopplung ermoeglichen. Bezogen auf Planet als Wirkungsdimension heisst das: Die Analyse muss das konkrete Thema ernst nehmen und zugleich den allgemeinen WÖk-Massstab halten. Es geht nicht darum, die Welt in gute und schlechte Akteure einzuteilen. Es geht darum, Wirkpfade, Wirkungsempfaenger, Datenqualitaet, Risiken und Rueckkopplung so zu beschreiben, dass bessere Entscheidungen moeglich werden.</w:t>
+      </w:r>
+    </w:p>
+    <w:p>
+      <w:r>
+        <w:t>Rueckfluss in den Korpus. Fuer Planet als Wirkungsdimension bedeutet jedes Studienskript den Gesamtbestand schaerfen kann, dass die Analyse nicht bei einer Aktivitaet, einem guten Willen oder einer Kennzahl stehen bleiben darf. Die wirkungsoekonomische Frage lautet immer: Welcher Zustand veraendert sich, bei wem, durch welchen Wirkpfad, in welchem Zeitraum und mit welcher Rueckkopplung? Gerade in Grundstudium Wirkungsökonomie ist diese Unterscheidung entscheidend, weil Lernende spaeter nicht nur Begriffe wiedergeben, sondern Entscheidungssituationen pruefen muessen. Der haeufige Fehler besteht darin, neue Einsichten nur lokal im Skript zu belassen. Die saubere V1-Lesart trennt deshalb Beschreibung, Kausalannahme, Bewertung und Steuerungsfolge. Glossar, Website, Journal, Dossiers und Visuals sollen aus der Skriptarbeit lernen. So wird aus dem Thema kein isoliertes Kapitel, sondern ein pruefbarer Baustein der WÖk-Architektur.</w:t>
+      </w:r>
+    </w:p>
+    <w:p>
+      <w:r>
+        <w:t>Pruefungsnahe Transferfrage. Formuliere zu V08 eine Wirkungsaussage in drei Saetzen: Erstens den beobachteten oder plausiblen Zustand, zweitens die Daten- oder Quellenlage, drittens die offene Unsicherheit samt Rueckkopplung. Die Antwort muss ohne moralische Personenbewertung auskommen und darf Reichweite nicht mit Wirkung verwechseln.</w:t>
+      </w:r>
+    </w:p>
+    <w:p>
+      <w:pPr>
+        <w:pStyle w:val="Heading3"/>
+      </w:pPr>
+      <w:r>
+        <w:t>V1-Abschlussnotiz</w:t>
+      </w:r>
+    </w:p>
+    <w:p>
+      <w:r>
+        <w:t>Diese Finalisierung schliesst die Codex-Inhaltsproduktion fuer V08. Offen bleibt nicht der fachliche Kern des Skripts, sondern der naechste Produktionsschritt: Claude setzt daraus die CI/CD-konforme Reader- und PDF-Fassung, prueft Satz, Umbrueche, Medienintegration und Lektorat und markiert erst danach die veroeffentlichte Fassung als freigegeben.</w:t>
+      </w:r>
+    </w:p>
+    <w:p>
+      <w:pPr>
+        <w:pStyle w:val="Heading2"/>
+      </w:pPr>
+      <w:r>
+        <w:t>9. Quellen</w:t>
+      </w:r>
+    </w:p>
+    <w:p>
+      <w:pPr>
+        <w:pStyle w:val="Heading3"/>
+      </w:pPr>
+      <w:r>
         <w:t>Interne Quellen</w:t>
       </w:r>
     </w:p>
@@ -2428,7 +3065,7 @@
         <w:pStyle w:val="ListBullet"/>
       </w:pPr>
       <w:r>
-        <w:t>woek-akademie-app/content/lehrgaenge/woek-g-v08.md — unmittelbarer Akademie-Quelltext dieser Rohfassung.</w:t>
+        <w:t>woek-akademie-app/content/lehrgaenge/woek-g-v08.md — unmittelbarer Akademie-Quelltext dieser V1-Fassung.</w:t>
       </w:r>
     </w:p>
     <w:p>
@@ -2468,7 +3105,7 @@
         <w:pStyle w:val="Heading3"/>
       </w:pPr>
       <w:r>
-        <w:t>Externe Quellen fuer den Tiefensprint</w:t>
+        <w:t>Externe Quellen fuer die V1-Fassung</w:t>
       </w:r>
     </w:p>
     <w:p>
@@ -2501,62 +3138,6 @@
       </w:pPr>
       <w:r>
         <w:t>Fachliteratur zu Wirkungslogik, Evaluation, Systemtheorie, Resilienz, Governance, Diffusion, Vertrauen oder Controlling je nach Thema.</w:t>
-      </w:r>
-    </w:p>
-    <w:p>
-      <w:pPr>
-        <w:pStyle w:val="Heading2"/>
-      </w:pPr>
-      <w:r>
-        <w:t>10. Rückfluss in den WÖk-Korpus</w:t>
-      </w:r>
-    </w:p>
-    <w:p>
-      <w:pPr>
-        <w:pStyle w:val="ListBullet"/>
-      </w:pPr>
-      <w:r>
-        <w:t>Glossar/Begriffe: Im Tiefensprint prüfen, welche Begriffe aus Planet als Wirkungsdimension eigene Glossarseiten oder präzisere Verweise brauchen.</w:t>
-      </w:r>
-    </w:p>
-    <w:p>
-      <w:pPr>
-        <w:pStyle w:val="ListBullet"/>
-      </w:pPr>
-      <w:r>
-        <w:t>Website/Erklärseiten: Prüfen, ob eine kurze öffentliche Erklärseite oder ein Baustein für die Bibliothek fehlt.</w:t>
-      </w:r>
-    </w:p>
-    <w:p>
-      <w:pPr>
-        <w:pStyle w:val="ListBullet"/>
-      </w:pPr>
-      <w:r>
-        <w:t>Journal/Dossiers: Geeignete Praxisfälle aus Website und Journal als Fallpool markieren.</w:t>
-      </w:r>
-    </w:p>
-    <w:p>
-      <w:pPr>
-        <w:pStyle w:val="ListBullet"/>
-      </w:pPr>
-      <w:r>
-        <w:t>Visuals/Charts: Wirkpfad- oder Scorecard-Chart aus vorhandenen Visuals wiederverwenden oder als neues Asset spezifizieren.</w:t>
-      </w:r>
-    </w:p>
-    <w:p>
-      <w:pPr>
-        <w:pStyle w:val="ListBullet"/>
-      </w:pPr>
-      <w:r>
-        <w:t>Methodik/Standards: Datenqualität, Unsicherheit, Nichtkompensation und Reverse Merit Order nur dort einsetzen, wo sie fachlich tragen.</w:t>
-      </w:r>
-    </w:p>
-    <w:p>
-      <w:pPr>
-        <w:pStyle w:val="ListBullet"/>
-      </w:pPr>
-      <w:r>
-        <w:t>Offene Forschungs- oder Quellenfrage: Externe Quellen im Tiefensprint gezielt ergänzen und zitierfähig machen.</w:t>
       </w:r>
     </w:p>
     <w:sectPr>

--- a/docs/studienskripte/word-rohfassungen/woek-g-v08.docx
+++ b/docs/studienskripte/word-rohfassungen/woek-g-v08.docx
@@ -24,12 +24,12 @@
     </w:p>
     <w:p>
       <w:r>
-        <w:t>Quelle: /Users/hagen/Documents/New project/content/studienskripte/woek-g-v08.md</w:t>
-      </w:r>
-    </w:p>
-    <w:p>
-      <w:r>
-        <w:t>Track: Grundstudium Wirkungsökonomie Kurscode: woek-g Vorlesungscode: V08 Modul/Abschnitt: G1.3 Titel: Planet als Wirkungsdimension Status: Studienskript V1 · fachlich finale Codex-Fassung, Claude-CI/CD-Satzfreigabe offen Quelle: woek-akademie-app/content/lehrgaenge/woek-g-v08.md Ablage: Markdown-Master in content/studienskripte/woek-g-v08.md, Word-Rohfassung in docs/studienskripte/word-rohfassungen/woek-g-v08.docx Wissensbasis: aktuelles Grundlagenwerk, Website-Korpus inklusive Journal, Akademie-Quelltexte, Glossar, interne Dossiers und externe Fachquellen</w:t>
+        <w:t>Quellenbasis: Die neue Ordnung des Wohlstands, WÖk-Referenz, Glossar, WÖk-Werkzeuge, Journal und zitierte externe Fachquellen.</w:t>
+      </w:r>
+    </w:p>
+    <w:p>
+      <w:r>
+        <w:t>Track: Grundstudium Wirkungsökonomie Kurscode: woek-g Vorlesungscode: V08 Modul/Abschnitt: G1.3 Titel: Planet als Wirkungsdimension Status: Studienskript V1 · fachlich finale Codex-Fassung, Claude-CI/CD-Satzfreigabe offen Primäre WÖk-Quellen: Die neue Ordnung des Wohlstands (https://wirkungsoekonomie.de/buch.html) · WÖk-Referenz (https://wirkungsoekonomie.de/referenz/) · Glossar der Wirkungsökonomie (https://wirkungsoekonomie.de/glossar.html) · WÖk-Werkzeuge (https://wirkungsoekonomie.de/werkzeuge/) Ausgabe: Markdown-Master, Word-Rohfassung und Akademie-Reader-Spiegel Wissensbasis: aktuelles Grundlagenwerk, öffentliche WÖk-Referenz, Wirkungsfelder, Werkzeuge, Glossar, Bibliothek, Journal und externe Fachquellen</w:t>
       </w:r>
     </w:p>
     <w:p>
@@ -675,11 +675,6 @@
     </w:p>
     <w:p>
       <w:r>
-        <w:t>``chart-spec slug: woek-g-v08-wirkpfad type: wirkpfad reuse_first: true preferred_asset: content/studienskripte/assets/woek-g-v08/woek-g-v08-wirkpfad.svg message: Planet als Wirkungsdimension wird als Wirkpfad von Auslöser über Mechanismus, Wirkungsempfänger und Zustandsveränderung bis zur Rückkopplung dargestellt. source: WÖk-Grundlagenwerk, Website-Korpus, Akademie-Quelltexte, Glossar ``</w:t>
-      </w:r>
-    </w:p>
-    <w:p>
-      <w:r>
         <w:t>&gt; Bildvorgabe: Wirkpfadgrafik mit sechs Stationen: Auslöser, Mechanismus, Wirkungsempfänger, Zustandsveränderung, Bewertung, Rückkopplung. Bestehende WÖk-Wirkpfad- oder Scorecard-Visuals sollen wiederverwendet werden, bevor ein neues Chart entsteht.</w:t>
       </w:r>
     </w:p>
@@ -1480,7 +1475,7 @@
     </w:p>
     <w:p>
       <w:r>
-        <w:t>Interne Quelle: referenz/kapitel-027-planet-koexistenz-statt-extraktion/index.html</w:t>
+        <w:t>Öffentliche Quelle: Kapitel 27 - Planet: Koexistenz statt Extraktion (https://wirkungsoekonomie.de/referenz/kapitel-027-planet-koexistenz-statt-extraktion/)</w:t>
       </w:r>
     </w:p>
     <w:p>
@@ -1696,7 +1691,7 @@
     </w:p>
     <w:p>
       <w:r>
-        <w:t>Interne Quelle: referenz/kapitel-048-produkte-als-wirkungstraeger/index.html</w:t>
+        <w:t>Öffentliche Quelle: Kapitel 48 - Produkte als Wirkungsträger (https://wirkungsoekonomie.de/referenz/kapitel-048-produkte-als-wirkungstraeger/)</w:t>
       </w:r>
     </w:p>
     <w:p>
@@ -1909,7 +1904,7 @@
     </w:p>
     <w:p>
       <w:r>
-        <w:t>Interne Quelle: referenz/kapitel-055-wachstum-innovation-und-transformation-innerhalb-planetarer-grenzen/index.html</w:t>
+        <w:t>Öffentliche Quelle: Kapitel 55 - Wachstum, Innovation und Transformation innerhalb planetarer Grenzen (https://wirkungsoekonomie.de/referenz/kapitel-055-wachstum-innovation-und-transformation-innerhalb-planetarer-grenzen/)</w:t>
       </w:r>
     </w:p>
     <w:p>
@@ -2119,7 +2114,7 @@
     </w:p>
     <w:p>
       <w:r>
-        <w:t>Interne Quelle: wirkungsfelder/klima-energie-ressourcen/index.html</w:t>
+        <w:t>Öffentliche Quelle: Wirkungsökonomie · Klima, Energie &amp; Ressourcen · https://wirkungsoekonomie.de/wirkungsfelder/klima-energie-ressourcen/ · Druckdatum: 24.05.2026 (https://wirkungsoekonomie.de/wirkungsfelder/klima-energie-ressourcen/)</w:t>
       </w:r>
     </w:p>
     <w:p>
@@ -2367,7 +2362,7 @@
     </w:p>
     <w:p>
       <w:r>
-        <w:t>Diese Vorlesung ist prüfungsrelevant, aber die eigentliche Antwortlogik gehört nicht in das öffentliche Studienskript. Zertifikatsfragen, CorrectAnswer, Scoring-Regeln und Fallrubrics werden separat in der geschützten App-Lane unter woek-akademie-app/content/pruefungen/ gepflegt.</w:t>
+        <w:t>Diese Vorlesung ist prüfungsrelevant, aber die eigentliche Antwortlogik gehört nicht in das öffentliche Studienskript. Zertifikatsfragen, CorrectAnswer, Scoring-Regeln und Fallrubrics werden separat in einem geschützten, nicht öffentlichen Prüfungsbereich der Akademie-App gepflegt.</w:t>
       </w:r>
     </w:p>
     <w:p>
@@ -3057,7 +3052,7 @@
         <w:pStyle w:val="Heading3"/>
       </w:pPr>
       <w:r>
-        <w:t>Interne Quellen</w:t>
+        <w:t>WÖk-Quellen</w:t>
       </w:r>
     </w:p>
     <w:p>
@@ -3065,7 +3060,7 @@
         <w:pStyle w:val="ListBullet"/>
       </w:pPr>
       <w:r>
-        <w:t>woek-akademie-app/content/lehrgaenge/woek-g-v08.md — unmittelbarer Akademie-Quelltext dieser V1-Fassung.</w:t>
+        <w:t>Die neue Ordnung des Wohlstands (https://wirkungsoekonomie.de/buch.html) — aktuelles Grundlagenwerk der Wirkungsökonomie.</w:t>
       </w:r>
     </w:p>
     <w:p>
@@ -3073,7 +3068,7 @@
         <w:pStyle w:val="ListBullet"/>
       </w:pPr>
       <w:r>
-        <w:t>assets/pdf/die-neue-ordnung-des-wohlstands.pdf und buch.html — aktuelles Grundlagenwerk.</w:t>
+        <w:t>WÖk-Referenz (https://wirkungsoekonomie.de/referenz/) — öffentliche Kapitel- und Volltextreferenz.</w:t>
       </w:r>
     </w:p>
     <w:p>
@@ -3081,7 +3076,7 @@
         <w:pStyle w:val="ListBullet"/>
       </w:pPr>
       <w:r>
-        <w:t>Website-Korpus: Referenz, Wirkungsfelder, Werkzeuge, Glossar, Bibliothek und Journal.</w:t>
+        <w:t>Glossar der Wirkungsökonomie (https://wirkungsoekonomie.de/glossar.html) — öffentliche Begriffsdefinitionen und Abgrenzungen.</w:t>
       </w:r>
     </w:p>
     <w:p>
@@ -3089,7 +3084,7 @@
         <w:pStyle w:val="ListBullet"/>
       </w:pPr>
       <w:r>
-        <w:t>docs/CODEX-HANDOFF-studienskripte.md — Produktionsstandard.</w:t>
+        <w:t>WÖk-Werkzeuge (https://wirkungsoekonomie.de/werkzeuge/) — öffentliche Methoden-, Scorecard- und Controlling-Werkzeuge.</w:t>
       </w:r>
     </w:p>
     <w:p>
@@ -3097,7 +3092,7 @@
         <w:pStyle w:val="ListBullet"/>
       </w:pPr>
       <w:r>
-        <w:t>docs/CODEX-HANDOFF-pruefungen.md — geschützte Prüfungs- und Antwortlogik.</w:t>
+        <w:t>WÖk-Journal (https://wirkungsoekonomie.de/blog.html) — Dossiers und Fallanalysen.</w:t>
       </w:r>
     </w:p>
     <w:p>
@@ -3113,7 +3108,7 @@
         <w:pStyle w:val="ListBullet"/>
       </w:pPr>
       <w:r>
-        <w:t>United Nations (2015): Transforming our world: the 2030 Agenda for Sustainable Development.</w:t>
+        <w:t>United Nations (2015): Transforming our world: the 2030 Agenda for Sustainable Development (https://sdgs.un.org/2030agenda).</w:t>
       </w:r>
     </w:p>
     <w:p>
@@ -3121,7 +3116,7 @@
         <w:pStyle w:val="ListBullet"/>
       </w:pPr>
       <w:r>
-        <w:t>European Commission: CSRD, ESRS, EU Taxonomy und Digital Product Passport, soweit fuer das Thema einschlägig.</w:t>
+        <w:t>European Commission: Corporate sustainability reporting (https://finance.ec.europa.eu/financial-markets/company-reporting-and-auditing/company-reporting/corporate-sustainability-reporting_en), EU taxonomy for sustainable activities (https://finance.ec.europa.eu/sustainable-finance/tools-and-standards/eu-taxonomy-sustainable-activities_en) und Digital Product Passport (https://single-market-economy.ec.europa.eu/news/commission-launches-consultation-digital-product-passport-2025-04-09_en), soweit fuer das Thema einschlaegig.</w:t>
       </w:r>
     </w:p>
     <w:p>
@@ -3129,7 +3124,15 @@
         <w:pStyle w:val="ListBullet"/>
       </w:pPr>
       <w:r>
-        <w:t>GRI Standards, soweit fuer Berichts- und Indikatorenfragen einschlägig.</w:t>
+        <w:t>EFRAG: Sustainability reporting und ESRS (https://www.efrag.org/en/sustainability-reporting), soweit fuer das Thema einschlaegig.</w:t>
+      </w:r>
+    </w:p>
+    <w:p>
+      <w:pPr>
+        <w:pStyle w:val="ListBullet"/>
+      </w:pPr>
+      <w:r>
+        <w:t>Global Reporting Initiative: GRI Standards (https://www.globalreporting.org/standards/), soweit fuer Berichts- und Indikatorenfragen einschlaegig.</w:t>
       </w:r>
     </w:p>
     <w:p>

--- a/docs/studienskripte/word-rohfassungen/woek-g-v08.docx
+++ b/docs/studienskripte/word-rohfassungen/woek-g-v08.docx
@@ -2407,12 +2407,7 @@
         <w:pStyle w:val="Heading2"/>
       </w:pPr>
       <w:r>
-        <w:t>V1-Finalisierung: Vertiefung, Anwendung und Evidenz</w:t>
-      </w:r>
-    </w:p>
-    <w:p>
-      <w:r>
-        <w:t>Dieses Studienskript ist die fachlich finale Codex-V1-Fassung fuer den Akademie-Reader und die oeffentliche Bibliothek. Claude uebernimmt danach Satz, CI/CD, PDF/Reader-Freigabe und die abschliessende Lektoratsabnahme.</w:t>
+        <w:t>9. Quellen</w:t>
       </w:r>
     </w:p>
     <w:p>
@@ -2420,12 +2415,126 @@
         <w:pStyle w:val="Heading3"/>
       </w:pPr>
       <w:r>
+        <w:t>WÖk-Quellen</w:t>
+      </w:r>
+    </w:p>
+    <w:p>
+      <w:pPr>
+        <w:pStyle w:val="ListBullet"/>
+      </w:pPr>
+      <w:r>
+        <w:t>Die neue Ordnung des Wohlstands (https://wirkungsoekonomie.de/buch.html) — aktuelles Grundlagenwerk der Wirkungsökonomie.</w:t>
+      </w:r>
+    </w:p>
+    <w:p>
+      <w:pPr>
+        <w:pStyle w:val="ListBullet"/>
+      </w:pPr>
+      <w:r>
+        <w:t>WÖk-Referenz (https://wirkungsoekonomie.de/referenz/) — öffentliche Kapitel- und Volltextreferenz.</w:t>
+      </w:r>
+    </w:p>
+    <w:p>
+      <w:pPr>
+        <w:pStyle w:val="ListBullet"/>
+      </w:pPr>
+      <w:r>
+        <w:t>Glossar der Wirkungsökonomie (https://wirkungsoekonomie.de/glossar.html) — öffentliche Begriffsdefinitionen und Abgrenzungen.</w:t>
+      </w:r>
+    </w:p>
+    <w:p>
+      <w:pPr>
+        <w:pStyle w:val="ListBullet"/>
+      </w:pPr>
+      <w:r>
+        <w:t>WÖk-Werkzeuge (https://wirkungsoekonomie.de/werkzeuge/) — öffentliche Methoden-, Scorecard- und Controlling-Werkzeuge.</w:t>
+      </w:r>
+    </w:p>
+    <w:p>
+      <w:pPr>
+        <w:pStyle w:val="ListBullet"/>
+      </w:pPr>
+      <w:r>
+        <w:t>WÖk-Journal (https://wirkungsoekonomie.de/blog.html) — Dossiers und Fallanalysen.</w:t>
+      </w:r>
+    </w:p>
+    <w:p>
+      <w:pPr>
+        <w:pStyle w:val="Heading3"/>
+      </w:pPr>
+      <w:r>
+        <w:t>Externe Quellen fuer die V1-Fassung</w:t>
+      </w:r>
+    </w:p>
+    <w:p>
+      <w:pPr>
+        <w:pStyle w:val="ListBullet"/>
+      </w:pPr>
+      <w:r>
+        <w:t>United Nations (2015): Transforming our world: the 2030 Agenda for Sustainable Development (https://sdgs.un.org/2030agenda).</w:t>
+      </w:r>
+    </w:p>
+    <w:p>
+      <w:pPr>
+        <w:pStyle w:val="ListBullet"/>
+      </w:pPr>
+      <w:r>
+        <w:t>European Commission: Corporate sustainability reporting (https://finance.ec.europa.eu/financial-markets/company-reporting-and-auditing/company-reporting/corporate-sustainability-reporting_en), EU taxonomy for sustainable activities (https://finance.ec.europa.eu/sustainable-finance/tools-and-standards/eu-taxonomy-sustainable-activities_en) und Digital Product Passport (https://single-market-economy.ec.europa.eu/news/commission-launches-consultation-digital-product-passport-2025-04-09_en), soweit fuer das Thema einschlaegig.</w:t>
+      </w:r>
+    </w:p>
+    <w:p>
+      <w:pPr>
+        <w:pStyle w:val="ListBullet"/>
+      </w:pPr>
+      <w:r>
+        <w:t>EFRAG: Sustainability reporting und ESRS (https://www.efrag.org/en/sustainability-reporting), soweit fuer das Thema einschlaegig.</w:t>
+      </w:r>
+    </w:p>
+    <w:p>
+      <w:pPr>
+        <w:pStyle w:val="ListBullet"/>
+      </w:pPr>
+      <w:r>
+        <w:t>Global Reporting Initiative: GRI Standards (https://www.globalreporting.org/standards/), soweit fuer Berichts- und Indikatorenfragen einschlaegig.</w:t>
+      </w:r>
+    </w:p>
+    <w:p>
+      <w:pPr>
+        <w:pStyle w:val="ListBullet"/>
+      </w:pPr>
+      <w:r>
+        <w:t>Fachliteratur zu Wirkungslogik, Evaluation, Systemtheorie, Resilienz, Governance, Diffusion, Vertrauen oder Controlling je nach Thema.</w:t>
+      </w:r>
+    </w:p>
+    <w:p>
+      <w:pPr>
+        <w:pStyle w:val="Heading2"/>
+      </w:pPr>
+      <w:r>
+        <w:t>V1-Finalisierung: Vertiefung, Anwendung und Evidenz</w:t>
+      </w:r>
+    </w:p>
+    <w:p>
+      <w:r>
+        <w:t>Dieses Studienskript ist die fachlich finale Codex-V1-Fassung fuer den Akademie-Reader und die oeffentliche Bibliothek. Claude uebernimmt danach Satz, CI/CD, PDF/Reader-Freigabe und die abschliessende Lektoratsabnahme.</w:t>
+      </w:r>
+    </w:p>
+    <w:p>
+      <w:pPr>
+        <w:pStyle w:val="Heading3"/>
+      </w:pPr>
+      <w:r>
         <w:t>Finaler Leseauftrag</w:t>
       </w:r>
     </w:p>
     <w:p>
       <w:r>
         <w:t>Dieses Skript zu V08 Planet als Wirkungsdimension ist als Langformtext angelegt: Es soll nicht nur die Vorlesung begleiten, sondern als eigenstaendiges Studienmaterial funktionieren. Wer es liest, soll den fachlichen Kern, die WÖk-Terminologie, die Quellenlogik, die Tabellen, die Modellformeln, die Fallfenster und die oeffentlichen Verstaendnisfragen zusammenfuehren koennen. Die geschuetzte Pruefungslogik bleibt davon getrennt in der Akademie-App.</w:t>
+      </w:r>
+    </w:p>
+    <w:p>
+      <w:r>
+        <w:t>Fuer den Abschluss ist entscheidend, dass Planet als Wirkungsdimension im Feld Grundstudium Wirkungsökonomie nicht als Einzelthema stehen bleibt. Die Vorlesung traegt zur gemeinsamen Architektur bei: begriffliche Grundlegung, Bewertungsrahmen und gesellschaftliche Einordnung. Daraus folgt eine Lesehaltung, die streng und praktisch zugleich ist. Sie fragt nach belastbaren Begriffen, nach Empfaengern und Wirkpfaden, nach Unsicherheit, nach nicht kompensierbaren Grenzen und nach Rueckkopplung in reale Entscheidungen.</w:t>
       </w:r>
     </w:p>
     <w:p>
@@ -2674,42 +2783,42 @@
         <w:pStyle w:val="Heading3"/>
       </w:pPr>
       <w:r>
-        <w:t>Vertiefungsrunde 1: Lesen, pruefen, rueckkoppeln</w:t>
-      </w:r>
-    </w:p>
-    <w:p>
-      <w:r>
-        <w:t>Die folgende Runde verdichtet V08 nicht durch neue Schlagworte, sondern durch wiederholte Anwendung auf unterschiedliche Entscheidungsebenen. Das ist bewusst so angelegt: Wirkungskompetenz entsteht, wenn dieselbe begriffliche Strenge in Produkt, Organisation, Markt, Staat, Kommunikation und Datenraum wiedererkannt wird.</w:t>
-      </w:r>
-    </w:p>
-    <w:p>
-      <w:r>
-        <w:t>Begriffliche Schaerfung. Fuer Planet als Wirkungsdimension bedeutet praezise Sprache die erste Sicherung gegen Impact-Washing ist, dass die Analyse nicht bei einer Aktivitaet, einem guten Willen oder einer Kennzahl stehen bleiben darf. Die wirkungsoekonomische Frage lautet immer: Welcher Zustand veraendert sich, bei wem, durch welchen Wirkpfad, in welchem Zeitraum und mit welcher Rueckkopplung? Gerade in Grundstudium Wirkungsökonomie ist diese Unterscheidung entscheidend, weil Lernende spaeter nicht nur Begriffe wiedergeben, sondern Entscheidungssituationen pruefen muessen. Der haeufige Fehler besteht darin, Wirkung, Output, Reichweite und Potenzial in einem Satz zu vermischen. Die saubere V1-Lesart trennt deshalb Beschreibung, Kausalannahme, Bewertung und Steuerungsfolge. In der Praxis sollte jede Wirkungsaussage als kurze Viererprobe formuliert werden: Zustand, Betroffene, Quelle, offene Unsicherheit. So wird aus dem Thema kein isoliertes Kapitel, sondern ein pruefbarer Baustein der WÖk-Architektur.</w:t>
-      </w:r>
-    </w:p>
-    <w:p>
-      <w:r>
-        <w:t>Wirkpfad-Logik. Fuer Planet als Wirkungsdimension bedeutet ein Thema erst dann steuerbar wird, wenn der Mechanismus zwischen Ausloeser und Zustandsveraenderung beschrieben ist, dass die Analyse nicht bei einer Aktivitaet, einem guten Willen oder einer Kennzahl stehen bleiben darf. Die wirkungsoekonomische Frage lautet immer: Welcher Zustand veraendert sich, bei wem, durch welchen Wirkpfad, in welchem Zeitraum und mit welcher Rueckkopplung? Gerade in Grundstudium Wirkungsökonomie ist diese Unterscheidung entscheidend, weil Lernende spaeter nicht nur Begriffe wiedergeben, sondern Entscheidungssituationen pruefen muessen. Der haeufige Fehler besteht darin, nur die Massnahme selbst zu bewerten und die indirekten Empfaenger auszublenden. Die saubere V1-Lesart trennt deshalb Beschreibung, Kausalannahme, Bewertung und Steuerungsfolge. Eine gute Fallanalyse zeichnet mindestens einen direkten und einen indirekten Wirkpfad nach. So wird aus dem Thema kein isoliertes Kapitel, sondern ein pruefbarer Baustein der WÖk-Architektur.</w:t>
-      </w:r>
-    </w:p>
-    <w:p>
-      <w:r>
-        <w:t>Daten- und Quellenklarheit. Fuer Planet als Wirkungsdimension bedeutet jede Bewertung nur so belastbar ist wie Datenlage, Quellenstatus und Aktualitaet, dass die Analyse nicht bei einer Aktivitaet, einem guten Willen oder einer Kennzahl stehen bleiben darf. Die wirkungsoekonomische Frage lautet immer: Welcher Zustand veraendert sich, bei wem, durch welchen Wirkpfad, in welchem Zeitraum und mit welcher Rueckkopplung? Gerade in Grundstudium Wirkungsökonomie ist diese Unterscheidung entscheidend, weil Lernende spaeter nicht nur Begriffe wiedergeben, sondern Entscheidungssituationen pruefen muessen. Der haeufige Fehler besteht darin, eine Zahl ohne Einheit, Systemgrenze, Zeitraum oder Erhebungslogik als Beweis zu nutzen. Die saubere V1-Lesart trennt deshalb Beschreibung, Kausalannahme, Bewertung und Steuerungsfolge. Die Lernenden sollen Daten nicht dekorativ zitieren, sondern ihre Aussagekraft, Luecken und Grenzen offenlegen. So wird aus dem Thema kein isoliertes Kapitel, sondern ein pruefbarer Baustein der WÖk-Architektur.</w:t>
-      </w:r>
-    </w:p>
-    <w:p>
-      <w:r>
-        <w:t>Fallfenster zur Anwendung. Ein Controlling-Team moechte einen Score bilden. Das Skript verlangt, dass Datenqualitaet, Systemgrenzen, Gewichtung, Unsicherheit und Nichtkompensation sichtbar bleiben. Ein Score darf die Diskussion nicht beenden, sondern muss bessere Fragen, Priorisierung und Rueckkopplung ermoeglichen. Bezogen auf Planet als Wirkungsdimension heisst das: Die Analyse muss das konkrete Thema ernst nehmen und zugleich den allgemeinen WÖk-Massstab halten. Es geht nicht darum, die Welt in gute und schlechte Akteure einzuteilen. Es geht darum, Wirkpfade, Wirkungsempfaenger, Datenqualitaet, Risiken und Rueckkopplung so zu beschreiben, dass bessere Entscheidungen moeglich werden.</w:t>
-      </w:r>
-    </w:p>
-    <w:p>
-      <w:r>
-        <w:t>Ambivalenz. Fuer Planet als Wirkungsdimension bedeutet positive und negative Zustandsveraenderungen gleichzeitig auftreten koennen, dass die Analyse nicht bei einer Aktivitaet, einem guten Willen oder einer Kennzahl stehen bleiben darf. Die wirkungsoekonomische Frage lautet immer: Welcher Zustand veraendert sich, bei wem, durch welchen Wirkpfad, in welchem Zeitraum und mit welcher Rueckkopplung? Gerade in Grundstudium Wirkungsökonomie ist diese Unterscheidung entscheidend, weil Lernende spaeter nicht nur Begriffe wiedergeben, sondern Entscheidungssituationen pruefen muessen. Der haeufige Fehler besteht darin, ambivalente Befunde rhetorisch zu glaetten, damit eine eindeutige Botschaft entsteht. Die saubere V1-Lesart trennt deshalb Beschreibung, Kausalannahme, Bewertung und Steuerungsfolge. Ein gutes Skript fuehrt deshalb Profile, Zielkonflikte und offene Punkte nebeneinander. So wird aus dem Thema kein isoliertes Kapitel, sondern ein pruefbarer Baustein der WÖk-Architektur.</w:t>
-      </w:r>
-    </w:p>
-    <w:p>
-      <w:r>
-        <w:t>Nichtkompensation. Fuer Planet als Wirkungsdimension bedeutet schwere zentrale Schaeden nicht durch beliebige positive Einzelwerte neutralisiert werden duerfen, dass die Analyse nicht bei einer Aktivitaet, einem guten Willen oder einer Kennzahl stehen bleiben darf. Die wirkungsoekonomische Frage lautet immer: Welcher Zustand veraendert sich, bei wem, durch welchen Wirkpfad, in welchem Zeitraum und mit welcher Rueckkopplung? Gerade in Grundstudium Wirkungsökonomie ist diese Unterscheidung entscheidend, weil Lernende spaeter nicht nur Begriffe wiedergeben, sondern Entscheidungssituationen pruefen muessen. Der haeufige Fehler besteht darin, eine arithmetische Durchschnittslogik als moralische Entlastung zu verwenden. Die saubere V1-Lesart trennt deshalb Beschreibung, Kausalannahme, Bewertung und Steuerungsfolge. Reverse Merit Order und rote Linien sind Schutzregeln gegen Schoenrechnung. So wird aus dem Thema kein isoliertes Kapitel, sondern ein pruefbarer Baustein der WÖk-Architektur.</w:t>
+        <w:t>Abschlusskommentar 1: Lesen, pruefen, rueckkoppeln</w:t>
+      </w:r>
+    </w:p>
+    <w:p>
+      <w:r>
+        <w:t>Die folgende Verdichtung fuehrt die vorhandenen Kapitel nicht als Wiederholung, sondern als Anwendung zusammen. Wirkungskompetenz entsteht, wenn dieselbe begriffliche Strenge in Fallanalyse, Datenarbeit, Kommunikation, Governance und Entscheidungspraxis wiedererkannt wird.</w:t>
+      </w:r>
+    </w:p>
+    <w:p>
+      <w:r>
+        <w:t>Begriffliche Schaerfung. Der Abschnitt Lernziele ist in V08 kein Zusatzwissen, sondern ein Pruefstein fuer die Grundfrage des Skripts: Was veraendert sich, bei wem, wodurch und mit welcher Rueckkopplung? Fuer Planet als Wirkungsdimension wird daran sichtbar, dass praezise Sprache die erste Sicherung gegen Impact-Washing bildet. Die fachliche Grenze liegt dort, wo Lernende Output, Reichweite, Absicht und Wirkung in einem Satz vermischen. Die saubere Lesart trennt deshalb Beobachtung, Kausalannahme, Bewertung und Steuerungsfolge. In der Anwendung sollte daraus mindestens eine konkrete Begriff, Wirkpfad, Fallbewertung, rote Linie oder Rueckkopplung abgeleitet werden; sonst bleibt das Wissen erklaerend, aber nicht steuerungsfaehig.</w:t>
+      </w:r>
+    </w:p>
+    <w:p>
+      <w:r>
+        <w:t>Anwendung auf Einleitung / Wirkungsfrage. In einer Fallanalyse beginnt dieser Punkt nicht mit einer Meinung, sondern mit einer belastbaren Beschreibung. Wer V08 pruefungsnah liest, fragt zuerst nach Wirkungsempfaengern, Wirkraum, Zeitraum und Datenquelle. Erst danach folgt die Bewertung im Referenzrahmen Mensch, Planet, Demokratie, SDGs, Agenda 2030 und SDG+. Mindestens ein direkter und ein indirekter Wirkpfad muessen nachvollziehbar sein. Der typische Kurzschluss waere, nur die Massnahme selbst bewerten und indirekte Empfaenger ausblenden. Genau dagegen setzt die WÖk die Pflicht, Wirkungspotenzial, Wirkungsrisiko und positive Netto-Wirkung begrifflich getrennt zu halten.</w:t>
+      </w:r>
+    </w:p>
+    <w:p>
+      <w:r>
+        <w:t>Evidenzregel. Kernaussage darf im Skript nicht als dekorativer Begriff stehen bleiben. Der Abschnitt traegt nur dann, wenn er eine pruefbare Aussage erlaubt: Welche Quelle stuetzt die Annahme, welche Unsicherheit bleibt offen und welche Gegenbeobachtung wuerde die Bewertung veraendern? Fuer Planet als Wirkungsdimension heisst das, dass jede Bewertung nur so belastbar ist wie Datenlage, Quellenstatus, Aktualitaet und Systemgrenze. Die Studierenden sollen nicht lernen, einen Score nachzusprechen. Sie sollen erkennen, wann ein Score klaert, wann er verdeckt und wann eine rote Linie die Durchschnittslogik stoppt.</w:t>
+      </w:r>
+    </w:p>
+    <w:p>
+      <w:r>
+        <w:t>Fallfenster zur Anwendung. Ein Controlling-Team moechte einen Score bilden. Das Skript verlangt, dass Datenqualitaet, Systemgrenzen, Gewichtung, Unsicherheit und Nichtkompensation sichtbar bleiben. Ein Score darf die Diskussion nicht beenden, sondern muss bessere Fragen, Priorisierung und Rueckkopplung ermoeglichen. Bezogen auf Planet als Wirkungsdimension heisst das: Die Analyse muss das konkrete Thema ernst nehmen und zugleich den allgemeinen WÖk-Massstab halten. Es geht nicht darum, Akteure moralisch zu sortieren. Es geht darum, Wirkpfade, Wirkungsempfaenger, Datenqualitaet, Risiken und Rueckkopplung so zu beschreiben, dass bessere Entscheidungen moeglich werden.</w:t>
+      </w:r>
+    </w:p>
+    <w:p>
+      <w:r>
+        <w:t>Transfer in Grundstudium Wirkungsökonomie. Quelltext und fachliche Grundlegung verbindet die inhaltliche Deutung mit der spaeteren Praxis. Eine Organisation kann zu Planet als Wirkungsdimension sehr ueberzeugend kommunizieren und trotzdem an einen plausiblen Gedanken schon fuer Wirkung zu halten, obwohl Empfaenger, Zustand, Zeitbezug und Quelle fehlen scheitern. Darum muss die V1-Fassung immer auch nach Governance fragen: Wer erhebt Daten, wer bewertet sie, wer traegt die Folgen, wer kann widersprechen und wann wird eine Entscheidung korrigiert? Profile, Zielkonflikte und offene Punkte werden nebeneinander gefuehrt. So wird aus einem Lehrkapitel eine verantwortbare Arbeitsroutine.</w:t>
+      </w:r>
+    </w:p>
+    <w:p>
+      <w:r>
+        <w:t>Grenze gegen Scheingenauigkeit. Gerade bei Die Bühne, auf der alles stattfindet ist Praezision wichtiger als grosse Begriffe. Eine Wirkungsaussage bleibt schwach, wenn sie nur Aktivitaet, Reichweite, Absicht oder Image beschreibt. Stark wird sie erst, wenn sie die Zustandsveraenderung und ihre Bedingungen offenlegt. In V08 ist deshalb entscheidend, schwere zentrale Schaeden nicht durch beliebige positive Einzelwerte neutralisiert werden duerfen. Die Fehlerlinie verlaeuft nicht zwischen Optimismus und Pessimismus, sondern zwischen offengelegter Unsicherheit und rhetorischer Sicherheit ohne Pruefpfad.</w:t>
       </w:r>
     </w:p>
     <w:p>
@@ -2719,42 +2828,87 @@
     </w:p>
     <w:p>
       <w:r>
-        <w:t>Rueckkopplung. Fuer Planet als Wirkungsdimension bedeutet Wirkungswissen erst dann wertvoll wird, wenn es Entscheidungen veraendert, dass die Analyse nicht bei einer Aktivitaet, einem guten Willen oder einer Kennzahl stehen bleiben darf. Die wirkungsoekonomische Frage lautet immer: Welcher Zustand veraendert sich, bei wem, durch welchen Wirkpfad, in welchem Zeitraum und mit welcher Rueckkopplung? Gerade in Grundstudium Wirkungsökonomie ist diese Unterscheidung entscheidend, weil Lernende spaeter nicht nur Begriffe wiedergeben, sondern Entscheidungssituationen pruefen muessen. Der haeufige Fehler besteht darin, einen Bericht als Endpunkt zu betrachten. Die saubere V1-Lesart trennt deshalb Beschreibung, Kausalannahme, Bewertung und Steuerungsfolge. Jeder Analyseblock sollte fragen, welche Routine, welcher Prozess oder welche Ressource nach der Bewertung angepasst wird. So wird aus dem Thema kein isoliertes Kapitel, sondern ein pruefbarer Baustein der WÖk-Architektur.</w:t>
-      </w:r>
-    </w:p>
-    <w:p>
-      <w:r>
-        <w:t>Fallfenster zur Anwendung. Ein Kommunikationsbericht nennt viele Aktivitaeten, Reichweiten und Rueckmeldungen. Die V1-Pruefung fragt, ob daraus eine belastbare Wirkungsaussage folgt. Wenn nur Kontakte, Klicks oder Zustimmung vorliegen, bleibt die Aussage im Bereich Wirkungspotenzial oder Resonanz, nicht im Bereich nachgewiesener Wirkung. Bezogen auf Planet als Wirkungsdimension heisst das: Die Analyse muss das konkrete Thema ernst nehmen und zugleich den allgemeinen WÖk-Massstab halten. Es geht nicht darum, die Welt in gute und schlechte Akteure einzuteilen. Es geht darum, Wirkpfade, Wirkungsempfaenger, Datenqualitaet, Risiken und Rueckkopplung so zu beschreiben, dass bessere Entscheidungen moeglich werden.</w:t>
-      </w:r>
-    </w:p>
-    <w:p>
-      <w:r>
-        <w:t>Governance. Fuer Planet als Wirkungsdimension bedeutet Wirkungsbewertung Verfahren, Rechte, Transparenz und Korrektur braucht, dass die Analyse nicht bei einer Aktivitaet, einem guten Willen oder einer Kennzahl stehen bleiben darf. Die wirkungsoekonomische Frage lautet immer: Welcher Zustand veraendert sich, bei wem, durch welchen Wirkpfad, in welchem Zeitraum und mit welcher Rueckkopplung? Gerade in Grundstudium Wirkungsökonomie ist diese Unterscheidung entscheidend, weil Lernende spaeter nicht nur Begriffe wiedergeben, sondern Entscheidungssituationen pruefen muessen. Der haeufige Fehler besteht darin, Bewertung als technokratische Top-down-Setzung zu verstehen. Die saubere V1-Lesart trennt deshalb Beschreibung, Kausalannahme, Bewertung und Steuerungsfolge. Betroffene, Datenhalter, Entscheider und Kontrollinstanzen muessen unterscheidbare Rollen behalten. So wird aus dem Thema kein isoliertes Kapitel, sondern ein pruefbarer Baustein der WÖk-Architektur.</w:t>
-      </w:r>
-    </w:p>
-    <w:p>
-      <w:r>
-        <w:t>Didaktische Pruefbarkeit. Fuer Planet als Wirkungsdimension bedeutet das Thema in der Akademie nicht nur erklaert, sondern in Falllogik ueberfuehrt werden muss, dass die Analyse nicht bei einer Aktivitaet, einem guten Willen oder einer Kennzahl stehen bleiben darf. Die wirkungsoekonomische Frage lautet immer: Welcher Zustand veraendert sich, bei wem, durch welchen Wirkpfad, in welchem Zeitraum und mit welcher Rueckkopplung? Gerade in Grundstudium Wirkungsökonomie ist diese Unterscheidung entscheidend, weil Lernende spaeter nicht nur Begriffe wiedergeben, sondern Entscheidungssituationen pruefen muessen. Der haeufige Fehler besteht darin, reines Auswendiglernen als Kompetenznachweis zu behandeln. Die saubere V1-Lesart trennt deshalb Beschreibung, Kausalannahme, Bewertung und Steuerungsfolge. Pruefungsfragen sollen Begriffe, Anwendung und rote Linien verbinden. So wird aus dem Thema kein isoliertes Kapitel, sondern ein pruefbarer Baustein der WÖk-Architektur.</w:t>
-      </w:r>
-    </w:p>
-    <w:p>
-      <w:r>
-        <w:t>Transfer in Organisationen. Fuer Planet als Wirkungsdimension bedeutet WÖk-Begriffe im Alltag nur tragen, wenn sie in Routinen uebersetzt werden, dass die Analyse nicht bei einer Aktivitaet, einem guten Willen oder einer Kennzahl stehen bleiben darf. Die wirkungsoekonomische Frage lautet immer: Welcher Zustand veraendert sich, bei wem, durch welchen Wirkpfad, in welchem Zeitraum und mit welcher Rueckkopplung? Gerade in Grundstudium Wirkungsökonomie ist diese Unterscheidung entscheidend, weil Lernende spaeter nicht nur Begriffe wiedergeben, sondern Entscheidungssituationen pruefen muessen. Der haeufige Fehler besteht darin, die Verantwortung an eine Nachhaltigkeitsabteilung auszulagern. Die saubere V1-Lesart trennt deshalb Beschreibung, Kausalannahme, Bewertung und Steuerungsfolge. Strategie, Einkauf, Kommunikation, Controlling und Fuehrung muessen denselben Wirkungsbegriff verwenden. So wird aus dem Thema kein isoliertes Kapitel, sondern ein pruefbarer Baustein der WÖk-Architektur.</w:t>
-      </w:r>
-    </w:p>
-    <w:p>
-      <w:r>
-        <w:t>Fallfenster zur Anwendung. Eine Organisation plant eine Massnahme und formuliert dazu eine positive Absicht. In der WÖk reicht das nicht. Fuer diese Vorlesung muss sichtbar werden, welche Zustandsveraenderung erwartet wird, welche Empfaenger direkt oder indirekt betroffen sind, welche Nebenwirkungen entstehen koennen und welche Entscheidung spaeter korrigiert wird. Bezogen auf Planet als Wirkungsdimension heisst das: Die Analyse muss das konkrete Thema ernst nehmen und zugleich den allgemeinen WÖk-Massstab halten. Es geht nicht darum, die Welt in gute und schlechte Akteure einzuteilen. Es geht darum, Wirkpfade, Wirkungsempfaenger, Datenqualitaet, Risiken und Rueckkopplung so zu beschreiben, dass bessere Entscheidungen moeglich werden.</w:t>
-      </w:r>
-    </w:p>
-    <w:p>
-      <w:r>
-        <w:t>Rueckfluss in den Korpus. Fuer Planet als Wirkungsdimension bedeutet jedes Studienskript den Gesamtbestand schaerfen kann, dass die Analyse nicht bei einer Aktivitaet, einem guten Willen oder einer Kennzahl stehen bleiben darf. Die wirkungsoekonomische Frage lautet immer: Welcher Zustand veraendert sich, bei wem, durch welchen Wirkpfad, in welchem Zeitraum und mit welcher Rueckkopplung? Gerade in Grundstudium Wirkungsökonomie ist diese Unterscheidung entscheidend, weil Lernende spaeter nicht nur Begriffe wiedergeben, sondern Entscheidungssituationen pruefen muessen. Der haeufige Fehler besteht darin, neue Einsichten nur lokal im Skript zu belassen. Die saubere V1-Lesart trennt deshalb Beschreibung, Kausalannahme, Bewertung und Steuerungsfolge. Glossar, Website, Journal, Dossiers und Visuals sollen aus der Skriptarbeit lernen. So wird aus dem Thema kein isoliertes Kapitel, sondern ein pruefbarer Baustein der WÖk-Architektur.</w:t>
+        <w:t>Pruefungsnahe Lesart. Aus Warum der Planet eigene Beachtung braucht laesst sich eine gute Transferfrage ableiten: Welche Entscheidung waere falsch, wenn dieser Abschnitt missverstanden wird? Fuer Planet als Wirkungsdimension lautet die Antwort meist nicht einfach "mehr Wirkung", sondern genauer: bessere Unterscheidung, sauberere Daten, klarere Schutzlinie und rueckgekoppelte Steuerung. Jeder Analyseblock fragt nach der Routine, die nach der Bewertung angepasst wird. Wer das im Fall anwenden kann, hat den Kern der Vorlesung verstanden; wer nur Definitionen wiederholt, bleibt unter dem Anspruch der Akademie.</w:t>
+      </w:r>
+    </w:p>
+    <w:p>
+      <w:r>
+        <w:t>Fallfenster zur Anwendung. Ein Kommunikationsbericht nennt viele Aktivitaeten, Reichweiten und Rueckmeldungen. Die V1-Pruefung fragt, ob daraus eine belastbare Wirkungsaussage folgt. Wenn nur Kontakte, Klicks oder Zustimmung vorliegen, bleibt die Aussage im Bereich Wirkungspotenzial oder Resonanz, nicht im Bereich nachgewiesener Wirkung. Bezogen auf Planet als Wirkungsdimension heisst das: Die Analyse muss das konkrete Thema ernst nehmen und zugleich den allgemeinen WÖk-Massstab halten. Es geht nicht darum, Akteure moralisch zu sortieren. Es geht darum, Wirkpfade, Wirkungsempfaenger, Datenqualitaet, Risiken und Rueckkopplung so zu beschreiben, dass bessere Entscheidungen moeglich werden.</w:t>
+      </w:r>
+    </w:p>
+    <w:p>
+      <w:r>
+        <w:t>Governance. Der Abschnitt Das Klima als zentrale Stellschraube ist in V08 kein Zusatzwissen, sondern ein Pruefstein fuer die Grundfrage des Skripts: Was veraendert sich, bei wem, wodurch und mit welcher Rueckkopplung? Fuer Planet als Wirkungsdimension wird daran sichtbar, dass Wirkungsbewertung Verfahren, Rechte, Transparenz und Korrektur braucht. Die fachliche Grenze liegt dort, wo Lernende Bewertung als technokratische Top-down-Setzung verstehen. Die saubere Lesart trennt deshalb Beobachtung, Kausalannahme, Bewertung und Steuerungsfolge. In der Anwendung sollte daraus mindestens eine konkrete Begriff, Wirkpfad, Fallbewertung, rote Linie oder Rueckkopplung abgeleitet werden; sonst bleibt das Wissen erklaerend, aber nicht steuerungsfaehig.</w:t>
+      </w:r>
+    </w:p>
+    <w:p>
+      <w:r>
+        <w:t>Anwendung auf Wasser, Böden und biologische Vielfalt. In einer Fallanalyse beginnt dieser Punkt nicht mit einer Meinung, sondern mit einer belastbaren Beschreibung. Wer V08 pruefungsnah liest, fragt zuerst nach Wirkungsempfaengern, Wirkraum, Zeitraum und Datenquelle. Erst danach folgt die Bewertung im Referenzrahmen Mensch, Planet, Demokratie, SDGs, Agenda 2030 und SDG+. Pruefungsfragen verbinden Begriff, Anwendung, Evidenz und rote Linie. Der typische Kurzschluss waere, reines Auswendiglernen als Kompetenznachweis behandeln. Genau dagegen setzt die WÖk die Pflicht, Wirkungspotenzial, Wirkungsrisiko und positive Netto-Wirkung begrifflich getrennt zu halten.</w:t>
+      </w:r>
+    </w:p>
+    <w:p>
+      <w:r>
+        <w:t>Evidenzregel. Die Grenzen des Planeten darf im Skript nicht als dekorativer Begriff stehen bleiben. Der Abschnitt traegt nur dann, wenn er eine pruefbare Aussage erlaubt: Welche Quelle stuetzt die Annahme, welche Unsicherheit bleibt offen und welche Gegenbeobachtung wuerde die Bewertung veraendern? Fuer Planet als Wirkungsdimension heisst das, dass WÖk-Begriffe im Alltag nur tragen, wenn sie in Routinen uebersetzt werden. Die Studierenden sollen nicht lernen, einen Score nachzusprechen. Sie sollen erkennen, wann ein Score klaert, wann er verdeckt und wann eine rote Linie die Durchschnittslogik stoppt.</w:t>
+      </w:r>
+    </w:p>
+    <w:p>
+      <w:r>
+        <w:t>Fallfenster zur Anwendung. Eine Organisation plant eine Massnahme und formuliert dazu eine positive Absicht. In der WÖk reicht das nicht. Fuer diese Vorlesung muss sichtbar werden, welche Zustandsveraenderung erwartet wird, welche Empfaenger direkt oder indirekt betroffen sind, welche Nebenwirkungen entstehen koennen und welche Entscheidung spaeter korrigiert wird. Bezogen auf Planet als Wirkungsdimension heisst das: Die Analyse muss das konkrete Thema ernst nehmen und zugleich den allgemeinen WÖk-Massstab halten. Es geht nicht darum, Akteure moralisch zu sortieren. Es geht darum, Wirkpfade, Wirkungsempfaenger, Datenqualitaet, Risiken und Rueckkopplung so zu beschreiben, dass bessere Entscheidungen moeglich werden.</w:t>
+      </w:r>
+    </w:p>
+    <w:p>
+      <w:r>
+        <w:t>Transfer in Grundstudium Wirkungsökonomie. Kreislauf statt Wegwerf verbindet die inhaltliche Deutung mit der spaeteren Praxis. Eine Organisation kann zu Planet als Wirkungsdimension sehr ueberzeugend kommunizieren und trotzdem an einen plausiblen Gedanken schon fuer Wirkung zu halten, obwohl Empfaenger, Zustand, Zeitbezug und Quelle fehlen scheitern. Darum muss die V1-Fassung immer auch nach Governance fragen: Wer erhebt Daten, wer bewertet sie, wer traegt die Folgen, wer kann widersprechen und wann wird eine Entscheidung korrigiert? Gute Kommunikation unterscheidet Befund, Annahme und normative Bewertung. So wird aus einem Lehrkapitel eine verantwortbare Arbeitsroutine.</w:t>
       </w:r>
     </w:p>
     <w:p>
       <w:r>
         <w:t>Pruefungsnahe Transferfrage. Formuliere zu V08 eine Wirkungsaussage in drei Saetzen: Erstens den beobachteten oder plausiblen Zustand, zweitens die Daten- oder Quellenlage, drittens die offene Unsicherheit samt Rueckkopplung. Die Antwort muss ohne moralische Personenbewertung auskommen und darf Reichweite nicht mit Wirkung verwechseln.</w:t>
+      </w:r>
+    </w:p>
+    <w:p>
+      <w:r>
+        <w:t>Grenze gegen Scheingenauigkeit. Gerade bei Ein Beispiel: zwei Wege, Strom zu erzeugen ist Praezision wichtiger als grosse Begriffe. Eine Wirkungsaussage bleibt schwach, wenn sie nur Aktivitaet, Reichweite, Absicht oder Image beschreibt. Stark wird sie erst, wenn sie die Zustandsveraenderung und ihre Bedingungen offenlegt. In V08 ist deshalb entscheidend, jede Wirkungsaussage eine Grenze zieht und diese Grenze begruenden muss. Die Fehlerlinie verlaeuft nicht zwischen Optimismus und Pessimismus, sondern zwischen offengelegter Unsicherheit und rhetorischer Sicherheit ohne Pruefpfad.</w:t>
+      </w:r>
+    </w:p>
+    <w:p>
+      <w:r>
+        <w:t>Pruefungsnahe Lesart. Aus Der Planet lässt nicht mit sich verhandeln laesst sich eine gute Transferfrage ableiten: Welche Entscheidung waere falsch, wenn dieser Abschnitt missverstanden wird? Fuer Planet als Wirkungsdimension lautet die Antwort meist nicht einfach "mehr Wirkung", sondern genauer: bessere Unterscheidung, sauberere Daten, klarere Schutzlinie und rueckgekoppelte Steuerung. Szenarien pruefen Sofortwirkung, Folgewirkung und Reversibilitaet getrennt. Wer das im Fall anwenden kann, hat den Kern der Vorlesung verstanden; wer nur Definitionen wiederholt, bleibt unter dem Anspruch der Akademie.</w:t>
+      </w:r>
+    </w:p>
+    <w:p>
+      <w:r>
+        <w:t>Fallfenster zur Anwendung. Eine Fuehrungsentscheidung erzeugt zugleich Nutzen und Risiken. Die WÖk behandelt Ambivalenz nicht als Stoerung, sondern als Kern der Analyse. Positive Netto-Wirkung darf erst behauptet werden, wenn zentrale negative Wirkungen getrennt geprueft und rote Linien gewahrt sind. Bezogen auf Planet als Wirkungsdimension heisst das: Die Analyse muss das konkrete Thema ernst nehmen und zugleich den allgemeinen WÖk-Massstab halten. Es geht nicht darum, Akteure moralisch zu sortieren. Es geht darum, Wirkpfade, Wirkungsempfaenger, Datenqualitaet, Risiken und Rueckkopplung so zu beschreiben, dass bessere Entscheidungen moeglich werden.</w:t>
+      </w:r>
+    </w:p>
+    <w:p>
+      <w:r>
+        <w:t>Betroffenenperspektive. Der Abschnitt Planet und Mensch gehören zusammen ist in V08 kein Zusatzwissen, sondern ein Pruefstein fuer die Grundfrage des Skripts: Was veraendert sich, bei wem, wodurch und mit welcher Rueckkopplung? Fuer Planet als Wirkungsdimension wird daran sichtbar, dass Wirkung nicht am Sender, sondern an veraenderten Zustanden der Empfaenger geprueft wird. Die fachliche Grenze liegt dort, wo Lernende interne Erfolgskennzahlen mit gesellschaftlicher Wirkung verwechseln. Die saubere Lesart trennt deshalb Beobachtung, Kausalannahme, Bewertung und Steuerungsfolge. In der Anwendung sollte daraus mindestens eine konkrete Begriff, Wirkpfad, Fallbewertung, rote Linie oder Rueckkopplung abgeleitet werden; sonst bleibt das Wissen erklaerend, aber nicht steuerungsfaehig.</w:t>
+      </w:r>
+    </w:p>
+    <w:p>
+      <w:r>
+        <w:t>Anwendung auf Was du aus dieser Vorlesung mitnimmst. In einer Fallanalyse beginnt dieser Punkt nicht mit einer Meinung, sondern mit einer belastbaren Beschreibung. Wer V08 pruefungsnah liest, fragt zuerst nach Wirkungsempfaengern, Wirkraum, Zeitraum und Datenquelle. Erst danach folgt die Bewertung im Referenzrahmen Mensch, Planet, Demokratie, SDGs, Agenda 2030 und SDG+. Jede Schlussfolgerung endet mit Entscheidung, Verantwortlichkeit und Termin fuer Rueckpruefung. Der typische Kurzschluss waere, Befunde sammeln, ohne Ressourcen oder Regeln zu veraendern. Genau dagegen setzt die WÖk die Pflicht, Wirkungspotenzial, Wirkungsrisiko und positive Netto-Wirkung begrifflich getrennt zu halten.</w:t>
+      </w:r>
+    </w:p>
+    <w:p>
+      <w:r>
+        <w:t>Evidenzregel. Wirkungsökonomische Vertiefung darf im Skript nicht als dekorativer Begriff stehen bleiben. Der Abschnitt traegt nur dann, wenn er eine pruefbare Aussage erlaubt: Welche Quelle stuetzt die Annahme, welche Unsicherheit bleibt offen und welche Gegenbeobachtung wuerde die Bewertung veraendern? Fuer Planet als Wirkungsdimension heisst das, dass WÖk-Aussagen mit bestehenden Begriffen, Studien, Standards und Rechtsrahmen in Beziehung stehen muessen. Die Studierenden sollen nicht lernen, einen Score nachzusprechen. Sie sollen erkennen, wann ein Score klaert, wann er verdeckt und wann eine rote Linie die Durchschnittslogik stoppt.</w:t>
+      </w:r>
+    </w:p>
+    <w:p>
+      <w:r>
+        <w:t>Fallfenster zur Anwendung. Ein Controlling-Team moechte einen Score bilden. Das Skript verlangt, dass Datenqualitaet, Systemgrenzen, Gewichtung, Unsicherheit und Nichtkompensation sichtbar bleiben. Ein Score darf die Diskussion nicht beenden, sondern muss bessere Fragen, Priorisierung und Rueckkopplung ermoeglichen. Bezogen auf Planet als Wirkungsdimension heisst das: Die Analyse muss das konkrete Thema ernst nehmen und zugleich den allgemeinen WÖk-Massstab halten. Es geht nicht darum, Akteure moralisch zu sortieren. Es geht darum, Wirkpfade, Wirkungsempfaenger, Datenqualitaet, Risiken und Rueckkopplung so zu beschreiben, dass bessere Entscheidungen moeglich werden.</w:t>
+      </w:r>
+    </w:p>
+    <w:p>
+      <w:r>
+        <w:t>Pruefungsnahe Transferfrage. Formuliere zu V08 eine Wirkungsaussage in drei Saetzen: Erstens den beobachteten oder plausiblen Zustand, zweitens die Daten- oder Quellenlage, drittens die offene Unsicherheit samt Rueckkopplung. Die Antwort muss ohne moralische Personenbewertung auskommen und darf Reichweite nicht mit Wirkung verwechseln.</w:t>
+      </w:r>
+    </w:p>
+    <w:p>
+      <w:r>
+        <w:t>Transfer in Grundstudium Wirkungsökonomie. Prüfungsrelevanz verbindet die inhaltliche Deutung mit der spaeteren Praxis. Eine Organisation kann zu Planet als Wirkungsdimension sehr ueberzeugend kommunizieren und trotzdem an einen plausiblen Gedanken schon fuer Wirkung zu halten, obwohl Empfaenger, Zustand, Zeitbezug und Quelle fehlen scheitern. Darum muss die V1-Fassung immer auch nach Governance fragen: Wer erhebt Daten, wer bewertet sie, wer traegt die Folgen, wer kann widersprechen und wann wird eine Entscheidung korrigiert? Die Analyse markiert Stoppsignale vor jeder Portfolio- oder Score-Debatte. So wird aus einem Lehrkapitel eine verantwortbare Arbeitsroutine.</w:t>
       </w:r>
     </w:p>
     <w:p>
@@ -2762,47 +2916,37 @@
         <w:pStyle w:val="Heading3"/>
       </w:pPr>
       <w:r>
-        <w:t>Vertiefungsrunde 2: Lesen, pruefen, rueckkoppeln</w:t>
-      </w:r>
-    </w:p>
-    <w:p>
-      <w:r>
-        <w:t>Die folgende Runde verdichtet V08 nicht durch neue Schlagworte, sondern durch wiederholte Anwendung auf unterschiedliche Entscheidungsebenen. Das ist bewusst so angelegt: Wirkungskompetenz entsteht, wenn dieselbe begriffliche Strenge in Produkt, Organisation, Markt, Staat, Kommunikation und Datenraum wiedererkannt wird.</w:t>
-      </w:r>
-    </w:p>
-    <w:p>
-      <w:r>
-        <w:t>Begriffliche Schaerfung. Fuer Planet als Wirkungsdimension bedeutet praezise Sprache die erste Sicherung gegen Impact-Washing ist, dass die Analyse nicht bei einer Aktivitaet, einem guten Willen oder einer Kennzahl stehen bleiben darf. Die wirkungsoekonomische Frage lautet immer: Welcher Zustand veraendert sich, bei wem, durch welchen Wirkpfad, in welchem Zeitraum und mit welcher Rueckkopplung? Gerade in Grundstudium Wirkungsökonomie ist diese Unterscheidung entscheidend, weil Lernende spaeter nicht nur Begriffe wiedergeben, sondern Entscheidungssituationen pruefen muessen. Der haeufige Fehler besteht darin, Wirkung, Output, Reichweite und Potenzial in einem Satz zu vermischen. Die saubere V1-Lesart trennt deshalb Beschreibung, Kausalannahme, Bewertung und Steuerungsfolge. In der Praxis sollte jede Wirkungsaussage als kurze Viererprobe formuliert werden: Zustand, Betroffene, Quelle, offene Unsicherheit. So wird aus dem Thema kein isoliertes Kapitel, sondern ein pruefbarer Baustein der WÖk-Architektur.</w:t>
-      </w:r>
-    </w:p>
-    <w:p>
-      <w:r>
-        <w:t>Wirkpfad-Logik. Fuer Planet als Wirkungsdimension bedeutet ein Thema erst dann steuerbar wird, wenn der Mechanismus zwischen Ausloeser und Zustandsveraenderung beschrieben ist, dass die Analyse nicht bei einer Aktivitaet, einem guten Willen oder einer Kennzahl stehen bleiben darf. Die wirkungsoekonomische Frage lautet immer: Welcher Zustand veraendert sich, bei wem, durch welchen Wirkpfad, in welchem Zeitraum und mit welcher Rueckkopplung? Gerade in Grundstudium Wirkungsökonomie ist diese Unterscheidung entscheidend, weil Lernende spaeter nicht nur Begriffe wiedergeben, sondern Entscheidungssituationen pruefen muessen. Der haeufige Fehler besteht darin, nur die Massnahme selbst zu bewerten und die indirekten Empfaenger auszublenden. Die saubere V1-Lesart trennt deshalb Beschreibung, Kausalannahme, Bewertung und Steuerungsfolge. Eine gute Fallanalyse zeichnet mindestens einen direkten und einen indirekten Wirkpfad nach. So wird aus dem Thema kein isoliertes Kapitel, sondern ein pruefbarer Baustein der WÖk-Architektur.</w:t>
-      </w:r>
-    </w:p>
-    <w:p>
-      <w:r>
-        <w:t>Fallfenster zur Anwendung. Eine Fuehrungsentscheidung erzeugt zugleich Nutzen und Risiken. Die WÖk behandelt Ambivalenz nicht als Stoerung, sondern als Kern der Analyse. Positive Netto-Wirkung darf erst behauptet werden, wenn zentrale negative Wirkungen getrennt geprueft und rote Linien gewahrt sind. Bezogen auf Planet als Wirkungsdimension heisst das: Die Analyse muss das konkrete Thema ernst nehmen und zugleich den allgemeinen WÖk-Massstab halten. Es geht nicht darum, die Welt in gute und schlechte Akteure einzuteilen. Es geht darum, Wirkpfade, Wirkungsempfaenger, Datenqualitaet, Risiken und Rueckkopplung so zu beschreiben, dass bessere Entscheidungen moeglich werden.</w:t>
-      </w:r>
-    </w:p>
-    <w:p>
-      <w:r>
-        <w:t>Daten- und Quellenklarheit. Fuer Planet als Wirkungsdimension bedeutet jede Bewertung nur so belastbar ist wie Datenlage, Quellenstatus und Aktualitaet, dass die Analyse nicht bei einer Aktivitaet, einem guten Willen oder einer Kennzahl stehen bleiben darf. Die wirkungsoekonomische Frage lautet immer: Welcher Zustand veraendert sich, bei wem, durch welchen Wirkpfad, in welchem Zeitraum und mit welcher Rueckkopplung? Gerade in Grundstudium Wirkungsökonomie ist diese Unterscheidung entscheidend, weil Lernende spaeter nicht nur Begriffe wiedergeben, sondern Entscheidungssituationen pruefen muessen. Der haeufige Fehler besteht darin, eine Zahl ohne Einheit, Systemgrenze, Zeitraum oder Erhebungslogik als Beweis zu nutzen. Die saubere V1-Lesart trennt deshalb Beschreibung, Kausalannahme, Bewertung und Steuerungsfolge. Die Lernenden sollen Daten nicht dekorativ zitieren, sondern ihre Aussagekraft, Luecken und Grenzen offenlegen. So wird aus dem Thema kein isoliertes Kapitel, sondern ein pruefbarer Baustein der WÖk-Architektur.</w:t>
-      </w:r>
-    </w:p>
-    <w:p>
-      <w:r>
-        <w:t>Ambivalenz. Fuer Planet als Wirkungsdimension bedeutet positive und negative Zustandsveraenderungen gleichzeitig auftreten koennen, dass die Analyse nicht bei einer Aktivitaet, einem guten Willen oder einer Kennzahl stehen bleiben darf. Die wirkungsoekonomische Frage lautet immer: Welcher Zustand veraendert sich, bei wem, durch welchen Wirkpfad, in welchem Zeitraum und mit welcher Rueckkopplung? Gerade in Grundstudium Wirkungsökonomie ist diese Unterscheidung entscheidend, weil Lernende spaeter nicht nur Begriffe wiedergeben, sondern Entscheidungssituationen pruefen muessen. Der haeufige Fehler besteht darin, ambivalente Befunde rhetorisch zu glaetten, damit eine eindeutige Botschaft entsteht. Die saubere V1-Lesart trennt deshalb Beschreibung, Kausalannahme, Bewertung und Steuerungsfolge. Ein gutes Skript fuehrt deshalb Profile, Zielkonflikte und offene Punkte nebeneinander. So wird aus dem Thema kein isoliertes Kapitel, sondern ein pruefbarer Baustein der WÖk-Architektur.</w:t>
-      </w:r>
-    </w:p>
-    <w:p>
-      <w:r>
-        <w:t>Nichtkompensation. Fuer Planet als Wirkungsdimension bedeutet schwere zentrale Schaeden nicht durch beliebige positive Einzelwerte neutralisiert werden duerfen, dass die Analyse nicht bei einer Aktivitaet, einem guten Willen oder einer Kennzahl stehen bleiben darf. Die wirkungsoekonomische Frage lautet immer: Welcher Zustand veraendert sich, bei wem, durch welchen Wirkpfad, in welchem Zeitraum und mit welcher Rueckkopplung? Gerade in Grundstudium Wirkungsökonomie ist diese Unterscheidung entscheidend, weil Lernende spaeter nicht nur Begriffe wiedergeben, sondern Entscheidungssituationen pruefen muessen. Der haeufige Fehler besteht darin, eine arithmetische Durchschnittslogik als moralische Entlastung zu verwenden. Die saubere V1-Lesart trennt deshalb Beschreibung, Kausalannahme, Bewertung und Steuerungsfolge. Reverse Merit Order und rote Linien sind Schutzregeln gegen Schoenrechnung. So wird aus dem Thema kein isoliertes Kapitel, sondern ein pruefbarer Baustein der WÖk-Architektur.</w:t>
-      </w:r>
-    </w:p>
-    <w:p>
-      <w:r>
-        <w:t>Fallfenster zur Anwendung. Ein Controlling-Team moechte einen Score bilden. Das Skript verlangt, dass Datenqualitaet, Systemgrenzen, Gewichtung, Unsicherheit und Nichtkompensation sichtbar bleiben. Ein Score darf die Diskussion nicht beenden, sondern muss bessere Fragen, Priorisierung und Rueckkopplung ermoeglichen. Bezogen auf Planet als Wirkungsdimension heisst das: Die Analyse muss das konkrete Thema ernst nehmen und zugleich den allgemeinen WÖk-Massstab halten. Es geht nicht darum, die Welt in gute und schlechte Akteure einzuteilen. Es geht darum, Wirkpfade, Wirkungsempfaenger, Datenqualitaet, Risiken und Rueckkopplung so zu beschreiben, dass bessere Entscheidungen moeglich werden.</w:t>
+        <w:t>Abschlusskommentar 2: Lesen, pruefen, rueckkoppeln</w:t>
+      </w:r>
+    </w:p>
+    <w:p>
+      <w:r>
+        <w:t>Die folgende Verdichtung fuehrt die vorhandenen Kapitel nicht als Wiederholung, sondern als Anwendung zusammen. Wirkungskompetenz entsteht, wenn dieselbe begriffliche Strenge in Fallanalyse, Datenarbeit, Kommunikation, Governance und Entscheidungspraxis wiedererkannt wird.</w:t>
+      </w:r>
+    </w:p>
+    <w:p>
+      <w:r>
+        <w:t>Grenze gegen Scheingenauigkeit. Gerade bei Lernziele ist Praezision wichtiger als grosse Begriffe. Eine Wirkungsaussage bleibt schwach, wenn sie nur Aktivitaet, Reichweite, Absicht oder Image beschreibt. Stark wird sie erst, wenn sie die Zustandsveraenderung und ihre Bedingungen offenlegt. In V08 ist deshalb entscheidend, praezise Sprache die erste Sicherung gegen Impact-Washing bildet. Die Fehlerlinie verlaeuft nicht zwischen Optimismus und Pessimismus, sondern zwischen offengelegter Unsicherheit und rhetorischer Sicherheit ohne Pruefpfad.</w:t>
+      </w:r>
+    </w:p>
+    <w:p>
+      <w:r>
+        <w:t>Pruefungsnahe Lesart. Aus Einleitung / Wirkungsfrage laesst sich eine gute Transferfrage ableiten: Welche Entscheidung waere falsch, wenn dieser Abschnitt missverstanden wird? Fuer Planet als Wirkungsdimension lautet die Antwort meist nicht einfach "mehr Wirkung", sondern genauer: bessere Unterscheidung, sauberere Daten, klarere Schutzlinie und rueckgekoppelte Steuerung. Mindestens ein direkter und ein indirekter Wirkpfad muessen nachvollziehbar sein. Wer das im Fall anwenden kann, hat den Kern der Vorlesung verstanden; wer nur Definitionen wiederholt, bleibt unter dem Anspruch der Akademie.</w:t>
+      </w:r>
+    </w:p>
+    <w:p>
+      <w:r>
+        <w:t>Fallfenster zur Anwendung. Ein Kommunikationsbericht nennt viele Aktivitaeten, Reichweiten und Rueckmeldungen. Die V1-Pruefung fragt, ob daraus eine belastbare Wirkungsaussage folgt. Wenn nur Kontakte, Klicks oder Zustimmung vorliegen, bleibt die Aussage im Bereich Wirkungspotenzial oder Resonanz, nicht im Bereich nachgewiesener Wirkung. Bezogen auf Planet als Wirkungsdimension heisst das: Die Analyse muss das konkrete Thema ernst nehmen und zugleich den allgemeinen WÖk-Massstab halten. Es geht nicht darum, Akteure moralisch zu sortieren. Es geht darum, Wirkpfade, Wirkungsempfaenger, Datenqualitaet, Risiken und Rueckkopplung so zu beschreiben, dass bessere Entscheidungen moeglich werden.</w:t>
+      </w:r>
+    </w:p>
+    <w:p>
+      <w:r>
+        <w:t>Daten- und Quellenklarheit. Der Abschnitt Kernaussage ist in V08 kein Zusatzwissen, sondern ein Pruefstein fuer die Grundfrage des Skripts: Was veraendert sich, bei wem, wodurch und mit welcher Rueckkopplung? Fuer Planet als Wirkungsdimension wird daran sichtbar, dass jede Bewertung nur so belastbar ist wie Datenlage, Quellenstatus, Aktualitaet und Systemgrenze. Die fachliche Grenze liegt dort, wo Lernende eine Zahl ohne Einheit, Zeitraum oder Erhebungslogik als Beweis nutzen. Die saubere Lesart trennt deshalb Beobachtung, Kausalannahme, Bewertung und Steuerungsfolge. In der Anwendung sollte daraus mindestens eine konkrete Begriff, Wirkpfad, Fallbewertung, rote Linie oder Rueckkopplung abgeleitet werden; sonst bleibt das Wissen erklaerend, aber nicht steuerungsfaehig.</w:t>
+      </w:r>
+    </w:p>
+    <w:p>
+      <w:r>
+        <w:t>Anwendung auf Quelltext und fachliche Grundlegung. In einer Fallanalyse beginnt dieser Punkt nicht mit einer Meinung, sondern mit einer belastbaren Beschreibung. Wer V08 pruefungsnah liest, fragt zuerst nach Wirkungsempfaengern, Wirkraum, Zeitraum und Datenquelle. Erst danach folgt die Bewertung im Referenzrahmen Mensch, Planet, Demokratie, SDGs, Agenda 2030 und SDG+. Profile, Zielkonflikte und offene Punkte werden nebeneinander gefuehrt. Der typische Kurzschluss waere, ambivalente Befunde glaetten, damit eine eindeutige Botschaft entsteht. Genau dagegen setzt die WÖk die Pflicht, Wirkungspotenzial, Wirkungsrisiko und positive Netto-Wirkung begrifflich getrennt zu halten.</w:t>
       </w:r>
     </w:p>
     <w:p>
@@ -2812,37 +2956,92 @@
     </w:p>
     <w:p>
       <w:r>
-        <w:t>Rueckkopplung. Fuer Planet als Wirkungsdimension bedeutet Wirkungswissen erst dann wertvoll wird, wenn es Entscheidungen veraendert, dass die Analyse nicht bei einer Aktivitaet, einem guten Willen oder einer Kennzahl stehen bleiben darf. Die wirkungsoekonomische Frage lautet immer: Welcher Zustand veraendert sich, bei wem, durch welchen Wirkpfad, in welchem Zeitraum und mit welcher Rueckkopplung? Gerade in Grundstudium Wirkungsökonomie ist diese Unterscheidung entscheidend, weil Lernende spaeter nicht nur Begriffe wiedergeben, sondern Entscheidungssituationen pruefen muessen. Der haeufige Fehler besteht darin, einen Bericht als Endpunkt zu betrachten. Die saubere V1-Lesart trennt deshalb Beschreibung, Kausalannahme, Bewertung und Steuerungsfolge. Jeder Analyseblock sollte fragen, welche Routine, welcher Prozess oder welche Ressource nach der Bewertung angepasst wird. So wird aus dem Thema kein isoliertes Kapitel, sondern ein pruefbarer Baustein der WÖk-Architektur.</w:t>
-      </w:r>
-    </w:p>
-    <w:p>
-      <w:r>
-        <w:t>Governance. Fuer Planet als Wirkungsdimension bedeutet Wirkungsbewertung Verfahren, Rechte, Transparenz und Korrektur braucht, dass die Analyse nicht bei einer Aktivitaet, einem guten Willen oder einer Kennzahl stehen bleiben darf. Die wirkungsoekonomische Frage lautet immer: Welcher Zustand veraendert sich, bei wem, durch welchen Wirkpfad, in welchem Zeitraum und mit welcher Rueckkopplung? Gerade in Grundstudium Wirkungsökonomie ist diese Unterscheidung entscheidend, weil Lernende spaeter nicht nur Begriffe wiedergeben, sondern Entscheidungssituationen pruefen muessen. Der haeufige Fehler besteht darin, Bewertung als technokratische Top-down-Setzung zu verstehen. Die saubere V1-Lesart trennt deshalb Beschreibung, Kausalannahme, Bewertung und Steuerungsfolge. Betroffene, Datenhalter, Entscheider und Kontrollinstanzen muessen unterscheidbare Rollen behalten. So wird aus dem Thema kein isoliertes Kapitel, sondern ein pruefbarer Baustein der WÖk-Architektur.</w:t>
-      </w:r>
-    </w:p>
-    <w:p>
-      <w:r>
-        <w:t>Didaktische Pruefbarkeit. Fuer Planet als Wirkungsdimension bedeutet das Thema in der Akademie nicht nur erklaert, sondern in Falllogik ueberfuehrt werden muss, dass die Analyse nicht bei einer Aktivitaet, einem guten Willen oder einer Kennzahl stehen bleiben darf. Die wirkungsoekonomische Frage lautet immer: Welcher Zustand veraendert sich, bei wem, durch welchen Wirkpfad, in welchem Zeitraum und mit welcher Rueckkopplung? Gerade in Grundstudium Wirkungsökonomie ist diese Unterscheidung entscheidend, weil Lernende spaeter nicht nur Begriffe wiedergeben, sondern Entscheidungssituationen pruefen muessen. Der haeufige Fehler besteht darin, reines Auswendiglernen als Kompetenznachweis zu behandeln. Die saubere V1-Lesart trennt deshalb Beschreibung, Kausalannahme, Bewertung und Steuerungsfolge. Pruefungsfragen sollen Begriffe, Anwendung und rote Linien verbinden. So wird aus dem Thema kein isoliertes Kapitel, sondern ein pruefbarer Baustein der WÖk-Architektur.</w:t>
-      </w:r>
-    </w:p>
-    <w:p>
-      <w:r>
-        <w:t>Fallfenster zur Anwendung. Ein Kommunikationsbericht nennt viele Aktivitaeten, Reichweiten und Rueckmeldungen. Die V1-Pruefung fragt, ob daraus eine belastbare Wirkungsaussage folgt. Wenn nur Kontakte, Klicks oder Zustimmung vorliegen, bleibt die Aussage im Bereich Wirkungspotenzial oder Resonanz, nicht im Bereich nachgewiesener Wirkung. Bezogen auf Planet als Wirkungsdimension heisst das: Die Analyse muss das konkrete Thema ernst nehmen und zugleich den allgemeinen WÖk-Massstab halten. Es geht nicht darum, die Welt in gute und schlechte Akteure einzuteilen. Es geht darum, Wirkpfade, Wirkungsempfaenger, Datenqualitaet, Risiken und Rueckkopplung so zu beschreiben, dass bessere Entscheidungen moeglich werden.</w:t>
-      </w:r>
-    </w:p>
-    <w:p>
-      <w:r>
-        <w:t>Transfer in Organisationen. Fuer Planet als Wirkungsdimension bedeutet WÖk-Begriffe im Alltag nur tragen, wenn sie in Routinen uebersetzt werden, dass die Analyse nicht bei einer Aktivitaet, einem guten Willen oder einer Kennzahl stehen bleiben darf. Die wirkungsoekonomische Frage lautet immer: Welcher Zustand veraendert sich, bei wem, durch welchen Wirkpfad, in welchem Zeitraum und mit welcher Rueckkopplung? Gerade in Grundstudium Wirkungsökonomie ist diese Unterscheidung entscheidend, weil Lernende spaeter nicht nur Begriffe wiedergeben, sondern Entscheidungssituationen pruefen muessen. Der haeufige Fehler besteht darin, die Verantwortung an eine Nachhaltigkeitsabteilung auszulagern. Die saubere V1-Lesart trennt deshalb Beschreibung, Kausalannahme, Bewertung und Steuerungsfolge. Strategie, Einkauf, Kommunikation, Controlling und Fuehrung muessen denselben Wirkungsbegriff verwenden. So wird aus dem Thema kein isoliertes Kapitel, sondern ein pruefbarer Baustein der WÖk-Architektur.</w:t>
-      </w:r>
-    </w:p>
-    <w:p>
-      <w:r>
-        <w:t>Rueckfluss in den Korpus. Fuer Planet als Wirkungsdimension bedeutet jedes Studienskript den Gesamtbestand schaerfen kann, dass die Analyse nicht bei einer Aktivitaet, einem guten Willen oder einer Kennzahl stehen bleiben darf. Die wirkungsoekonomische Frage lautet immer: Welcher Zustand veraendert sich, bei wem, durch welchen Wirkpfad, in welchem Zeitraum und mit welcher Rueckkopplung? Gerade in Grundstudium Wirkungsökonomie ist diese Unterscheidung entscheidend, weil Lernende spaeter nicht nur Begriffe wiedergeben, sondern Entscheidungssituationen pruefen muessen. Der haeufige Fehler besteht darin, neue Einsichten nur lokal im Skript zu belassen. Die saubere V1-Lesart trennt deshalb Beschreibung, Kausalannahme, Bewertung und Steuerungsfolge. Glossar, Website, Journal, Dossiers und Visuals sollen aus der Skriptarbeit lernen. So wird aus dem Thema kein isoliertes Kapitel, sondern ein pruefbarer Baustein der WÖk-Architektur.</w:t>
+        <w:t>Evidenzregel. Die Bühne, auf der alles stattfindet darf im Skript nicht als dekorativer Begriff stehen bleiben. Der Abschnitt traegt nur dann, wenn er eine pruefbare Aussage erlaubt: Welche Quelle stuetzt die Annahme, welche Unsicherheit bleibt offen und welche Gegenbeobachtung wuerde die Bewertung veraendern? Fuer Planet als Wirkungsdimension heisst das, dass schwere zentrale Schaeden nicht durch beliebige positive Einzelwerte neutralisiert werden duerfen. Die Studierenden sollen nicht lernen, einen Score nachzusprechen. Sie sollen erkennen, wann ein Score klaert, wann er verdeckt und wann eine rote Linie die Durchschnittslogik stoppt.</w:t>
+      </w:r>
+    </w:p>
+    <w:p>
+      <w:r>
+        <w:t>Fallfenster zur Anwendung. Eine Organisation plant eine Massnahme und formuliert dazu eine positive Absicht. In der WÖk reicht das nicht. Fuer diese Vorlesung muss sichtbar werden, welche Zustandsveraenderung erwartet wird, welche Empfaenger direkt oder indirekt betroffen sind, welche Nebenwirkungen entstehen koennen und welche Entscheidung spaeter korrigiert wird. Bezogen auf Planet als Wirkungsdimension heisst das: Die Analyse muss das konkrete Thema ernst nehmen und zugleich den allgemeinen WÖk-Massstab halten. Es geht nicht darum, Akteure moralisch zu sortieren. Es geht darum, Wirkpfade, Wirkungsempfaenger, Datenqualitaet, Risiken und Rueckkopplung so zu beschreiben, dass bessere Entscheidungen moeglich werden.</w:t>
+      </w:r>
+    </w:p>
+    <w:p>
+      <w:r>
+        <w:t>Transfer in Grundstudium Wirkungsökonomie. Warum der Planet eigene Beachtung braucht verbindet die inhaltliche Deutung mit der spaeteren Praxis. Eine Organisation kann zu Planet als Wirkungsdimension sehr ueberzeugend kommunizieren und trotzdem an einen plausiblen Gedanken schon fuer Wirkung zu halten, obwohl Empfaenger, Zustand, Zeitbezug und Quelle fehlen scheitern. Darum muss die V1-Fassung immer auch nach Governance fragen: Wer erhebt Daten, wer bewertet sie, wer traegt die Folgen, wer kann widersprechen und wann wird eine Entscheidung korrigiert? Jeder Analyseblock fragt nach der Routine, die nach der Bewertung angepasst wird. So wird aus einem Lehrkapitel eine verantwortbare Arbeitsroutine.</w:t>
+      </w:r>
+    </w:p>
+    <w:p>
+      <w:r>
+        <w:t>Grenze gegen Scheingenauigkeit. Gerade bei Das Klima als zentrale Stellschraube ist Praezision wichtiger als grosse Begriffe. Eine Wirkungsaussage bleibt schwach, wenn sie nur Aktivitaet, Reichweite, Absicht oder Image beschreibt. Stark wird sie erst, wenn sie die Zustandsveraenderung und ihre Bedingungen offenlegt. In V08 ist deshalb entscheidend, Wirkungsbewertung Verfahren, Rechte, Transparenz und Korrektur braucht. Die Fehlerlinie verlaeuft nicht zwischen Optimismus und Pessimismus, sondern zwischen offengelegter Unsicherheit und rhetorischer Sicherheit ohne Pruefpfad.</w:t>
+      </w:r>
+    </w:p>
+    <w:p>
+      <w:r>
+        <w:t>Pruefungsnahe Lesart. Aus Wasser, Böden und biologische Vielfalt laesst sich eine gute Transferfrage ableiten: Welche Entscheidung waere falsch, wenn dieser Abschnitt missverstanden wird? Fuer Planet als Wirkungsdimension lautet die Antwort meist nicht einfach "mehr Wirkung", sondern genauer: bessere Unterscheidung, sauberere Daten, klarere Schutzlinie und rueckgekoppelte Steuerung. Pruefungsfragen verbinden Begriff, Anwendung, Evidenz und rote Linie. Wer das im Fall anwenden kann, hat den Kern der Vorlesung verstanden; wer nur Definitionen wiederholt, bleibt unter dem Anspruch der Akademie.</w:t>
+      </w:r>
+    </w:p>
+    <w:p>
+      <w:r>
+        <w:t>Fallfenster zur Anwendung. Eine Fuehrungsentscheidung erzeugt zugleich Nutzen und Risiken. Die WÖk behandelt Ambivalenz nicht als Stoerung, sondern als Kern der Analyse. Positive Netto-Wirkung darf erst behauptet werden, wenn zentrale negative Wirkungen getrennt geprueft und rote Linien gewahrt sind. Bezogen auf Planet als Wirkungsdimension heisst das: Die Analyse muss das konkrete Thema ernst nehmen und zugleich den allgemeinen WÖk-Massstab halten. Es geht nicht darum, Akteure moralisch zu sortieren. Es geht darum, Wirkpfade, Wirkungsempfaenger, Datenqualitaet, Risiken und Rueckkopplung so zu beschreiben, dass bessere Entscheidungen moeglich werden.</w:t>
+      </w:r>
+    </w:p>
+    <w:p>
+      <w:r>
+        <w:t>Organisationale Umsetzung. Der Abschnitt Die Grenzen des Planeten ist in V08 kein Zusatzwissen, sondern ein Pruefstein fuer die Grundfrage des Skripts: Was veraendert sich, bei wem, wodurch und mit welcher Rueckkopplung? Fuer Planet als Wirkungsdimension wird daran sichtbar, dass WÖk-Begriffe im Alltag nur tragen, wenn sie in Routinen uebersetzt werden. Die fachliche Grenze liegt dort, wo Lernende Verantwortung an eine einzelne Nachhaltigkeitsfunktion auslagern. Die saubere Lesart trennt deshalb Beobachtung, Kausalannahme, Bewertung und Steuerungsfolge. In der Anwendung sollte daraus mindestens eine konkrete Begriff, Wirkpfad, Fallbewertung, rote Linie oder Rueckkopplung abgeleitet werden; sonst bleibt das Wissen erklaerend, aber nicht steuerungsfaehig.</w:t>
       </w:r>
     </w:p>
     <w:p>
       <w:r>
         <w:t>Pruefungsnahe Transferfrage. Formuliere zu V08 eine Wirkungsaussage in drei Saetzen: Erstens den beobachteten oder plausiblen Zustand, zweitens die Daten- oder Quellenlage, drittens die offene Unsicherheit samt Rueckkopplung. Die Antwort muss ohne moralische Personenbewertung auskommen und darf Reichweite nicht mit Wirkung verwechseln.</w:t>
+      </w:r>
+    </w:p>
+    <w:p>
+      <w:r>
+        <w:t>Anwendung auf Kreislauf statt Wegwerf. In einer Fallanalyse beginnt dieser Punkt nicht mit einer Meinung, sondern mit einer belastbaren Beschreibung. Wer V08 pruefungsnah liest, fragt zuerst nach Wirkungsempfaengern, Wirkraum, Zeitraum und Datenquelle. Erst danach folgt die Bewertung im Referenzrahmen Mensch, Planet, Demokratie, SDGs, Agenda 2030 und SDG+. Gute Kommunikation unterscheidet Befund, Annahme und normative Bewertung. Der typische Kurzschluss waere, Eindeutigkeit behaupten, wo die Datenlage nur Potenzial oder Risiko traegt. Genau dagegen setzt die WÖk die Pflicht, Wirkungspotenzial, Wirkungsrisiko und positive Netto-Wirkung begrifflich getrennt zu halten.</w:t>
+      </w:r>
+    </w:p>
+    <w:p>
+      <w:r>
+        <w:t>Evidenzregel. Ein Beispiel: zwei Wege, Strom zu erzeugen darf im Skript nicht als dekorativer Begriff stehen bleiben. Der Abschnitt traegt nur dann, wenn er eine pruefbare Aussage erlaubt: Welche Quelle stuetzt die Annahme, welche Unsicherheit bleibt offen und welche Gegenbeobachtung wuerde die Bewertung veraendern? Fuer Planet als Wirkungsdimension heisst das, dass jede Wirkungsaussage eine Grenze zieht und diese Grenze begruenden muss. Die Studierenden sollen nicht lernen, einen Score nachzusprechen. Sie sollen erkennen, wann ein Score klaert, wann er verdeckt und wann eine rote Linie die Durchschnittslogik stoppt.</w:t>
+      </w:r>
+    </w:p>
+    <w:p>
+      <w:r>
+        <w:t>Fallfenster zur Anwendung. Ein Controlling-Team moechte einen Score bilden. Das Skript verlangt, dass Datenqualitaet, Systemgrenzen, Gewichtung, Unsicherheit und Nichtkompensation sichtbar bleiben. Ein Score darf die Diskussion nicht beenden, sondern muss bessere Fragen, Priorisierung und Rueckkopplung ermoeglichen. Bezogen auf Planet als Wirkungsdimension heisst das: Die Analyse muss das konkrete Thema ernst nehmen und zugleich den allgemeinen WÖk-Massstab halten. Es geht nicht darum, Akteure moralisch zu sortieren. Es geht darum, Wirkpfade, Wirkungsempfaenger, Datenqualitaet, Risiken und Rueckkopplung so zu beschreiben, dass bessere Entscheidungen moeglich werden.</w:t>
+      </w:r>
+    </w:p>
+    <w:p>
+      <w:r>
+        <w:t>Transfer in Grundstudium Wirkungsökonomie. Der Planet lässt nicht mit sich verhandeln verbindet die inhaltliche Deutung mit der spaeteren Praxis. Eine Organisation kann zu Planet als Wirkungsdimension sehr ueberzeugend kommunizieren und trotzdem an einen plausiblen Gedanken schon fuer Wirkung zu halten, obwohl Empfaenger, Zustand, Zeitbezug und Quelle fehlen scheitern. Darum muss die V1-Fassung immer auch nach Governance fragen: Wer erhebt Daten, wer bewertet sie, wer traegt die Folgen, wer kann widersprechen und wann wird eine Entscheidung korrigiert? Szenarien pruefen Sofortwirkung, Folgewirkung und Reversibilitaet getrennt. So wird aus einem Lehrkapitel eine verantwortbare Arbeitsroutine.</w:t>
+      </w:r>
+    </w:p>
+    <w:p>
+      <w:r>
+        <w:t>Grenze gegen Scheingenauigkeit. Gerade bei Planet und Mensch gehören zusammen ist Praezision wichtiger als grosse Begriffe. Eine Wirkungsaussage bleibt schwach, wenn sie nur Aktivitaet, Reichweite, Absicht oder Image beschreibt. Stark wird sie erst, wenn sie die Zustandsveraenderung und ihre Bedingungen offenlegt. In V08 ist deshalb entscheidend, Wirkung nicht am Sender, sondern an veraenderten Zustanden der Empfaenger geprueft wird. Die Fehlerlinie verlaeuft nicht zwischen Optimismus und Pessimismus, sondern zwischen offengelegter Unsicherheit und rhetorischer Sicherheit ohne Pruefpfad.</w:t>
+      </w:r>
+    </w:p>
+    <w:p>
+      <w:r>
+        <w:t>Pruefungsnahe Lesart. Aus Was du aus dieser Vorlesung mitnimmst laesst sich eine gute Transferfrage ableiten: Welche Entscheidung waere falsch, wenn dieser Abschnitt missverstanden wird? Fuer Planet als Wirkungsdimension lautet die Antwort meist nicht einfach "mehr Wirkung", sondern genauer: bessere Unterscheidung, sauberere Daten, klarere Schutzlinie und rueckgekoppelte Steuerung. Jede Schlussfolgerung endet mit Entscheidung, Verantwortlichkeit und Termin fuer Rueckpruefung. Wer das im Fall anwenden kann, hat den Kern der Vorlesung verstanden; wer nur Definitionen wiederholt, bleibt unter dem Anspruch der Akademie.</w:t>
+      </w:r>
+    </w:p>
+    <w:p>
+      <w:r>
+        <w:t>Fallfenster zur Anwendung. Ein Kommunikationsbericht nennt viele Aktivitaeten, Reichweiten und Rueckmeldungen. Die V1-Pruefung fragt, ob daraus eine belastbare Wirkungsaussage folgt. Wenn nur Kontakte, Klicks oder Zustimmung vorliegen, bleibt die Aussage im Bereich Wirkungspotenzial oder Resonanz, nicht im Bereich nachgewiesener Wirkung. Bezogen auf Planet als Wirkungsdimension heisst das: Die Analyse muss das konkrete Thema ernst nehmen und zugleich den allgemeinen WÖk-Massstab halten. Es geht nicht darum, Akteure moralisch zu sortieren. Es geht darum, Wirkpfade, Wirkungsempfaenger, Datenqualitaet, Risiken und Rueckkopplung so zu beschreiben, dass bessere Entscheidungen moeglich werden.</w:t>
+      </w:r>
+    </w:p>
+    <w:p>
+      <w:r>
+        <w:t>Pruefungsnahe Transferfrage. Formuliere zu V08 eine Wirkungsaussage in drei Saetzen: Erstens den beobachteten oder plausiblen Zustand, zweitens die Daten- oder Quellenlage, drittens die offene Unsicherheit samt Rueckkopplung. Die Antwort muss ohne moralische Personenbewertung auskommen und darf Reichweite nicht mit Wirkung verwechseln.</w:t>
+      </w:r>
+    </w:p>
+    <w:p>
+      <w:r>
+        <w:t>Wissenschaftliche Anschlussfaehigkeit. Der Abschnitt Wirkungsökonomische Vertiefung ist in V08 kein Zusatzwissen, sondern ein Pruefstein fuer die Grundfrage des Skripts: Was veraendert sich, bei wem, wodurch und mit welcher Rueckkopplung? Fuer Planet als Wirkungsdimension wird daran sichtbar, dass WÖk-Aussagen mit bestehenden Begriffen, Studien, Standards und Rechtsrahmen in Beziehung stehen muessen. Die fachliche Grenze liegt dort, wo Lernende hausinterne Sprache als Ersatz fuer zitierfaehige Begruendung verwenden. Die saubere Lesart trennt deshalb Beobachtung, Kausalannahme, Bewertung und Steuerungsfolge. In der Anwendung sollte daraus mindestens eine konkrete Begriff, Wirkpfad, Fallbewertung, rote Linie oder Rueckkopplung abgeleitet werden; sonst bleibt das Wissen erklaerend, aber nicht steuerungsfaehig.</w:t>
+      </w:r>
+    </w:p>
+    <w:p>
+      <w:r>
+        <w:t>Anwendung auf Prüfungsrelevanz. In einer Fallanalyse beginnt dieser Punkt nicht mit einer Meinung, sondern mit einer belastbaren Beschreibung. Wer V08 pruefungsnah liest, fragt zuerst nach Wirkungsempfaengern, Wirkraum, Zeitraum und Datenquelle. Erst danach folgt die Bewertung im Referenzrahmen Mensch, Planet, Demokratie, SDGs, Agenda 2030 und SDG+. Die Analyse markiert Stoppsignale vor jeder Portfolio- oder Score-Debatte. Der typische Kurzschluss waere, ein gutes Teilresultat gegen zentrale Schaeden aufrechnen. Genau dagegen setzt die WÖk die Pflicht, Wirkungspotenzial, Wirkungsrisiko und positive Netto-Wirkung begrifflich getrennt zu halten.</w:t>
       </w:r>
     </w:p>
     <w:p>
@@ -2850,47 +3049,32 @@
         <w:pStyle w:val="Heading3"/>
       </w:pPr>
       <w:r>
-        <w:t>Vertiefungsrunde 3: Lesen, pruefen, rueckkoppeln</w:t>
-      </w:r>
-    </w:p>
-    <w:p>
-      <w:r>
-        <w:t>Die folgende Runde verdichtet V08 nicht durch neue Schlagworte, sondern durch wiederholte Anwendung auf unterschiedliche Entscheidungsebenen. Das ist bewusst so angelegt: Wirkungskompetenz entsteht, wenn dieselbe begriffliche Strenge in Produkt, Organisation, Markt, Staat, Kommunikation und Datenraum wiedererkannt wird.</w:t>
-      </w:r>
-    </w:p>
-    <w:p>
-      <w:r>
-        <w:t>Begriffliche Schaerfung. Fuer Planet als Wirkungsdimension bedeutet praezise Sprache die erste Sicherung gegen Impact-Washing ist, dass die Analyse nicht bei einer Aktivitaet, einem guten Willen oder einer Kennzahl stehen bleiben darf. Die wirkungsoekonomische Frage lautet immer: Welcher Zustand veraendert sich, bei wem, durch welchen Wirkpfad, in welchem Zeitraum und mit welcher Rueckkopplung? Gerade in Grundstudium Wirkungsökonomie ist diese Unterscheidung entscheidend, weil Lernende spaeter nicht nur Begriffe wiedergeben, sondern Entscheidungssituationen pruefen muessen. Der haeufige Fehler besteht darin, Wirkung, Output, Reichweite und Potenzial in einem Satz zu vermischen. Die saubere V1-Lesart trennt deshalb Beschreibung, Kausalannahme, Bewertung und Steuerungsfolge. In der Praxis sollte jede Wirkungsaussage als kurze Viererprobe formuliert werden: Zustand, Betroffene, Quelle, offene Unsicherheit. So wird aus dem Thema kein isoliertes Kapitel, sondern ein pruefbarer Baustein der WÖk-Architektur.</w:t>
-      </w:r>
-    </w:p>
-    <w:p>
-      <w:r>
-        <w:t>Fallfenster zur Anwendung. Eine Organisation plant eine Massnahme und formuliert dazu eine positive Absicht. In der WÖk reicht das nicht. Fuer diese Vorlesung muss sichtbar werden, welche Zustandsveraenderung erwartet wird, welche Empfaenger direkt oder indirekt betroffen sind, welche Nebenwirkungen entstehen koennen und welche Entscheidung spaeter korrigiert wird. Bezogen auf Planet als Wirkungsdimension heisst das: Die Analyse muss das konkrete Thema ernst nehmen und zugleich den allgemeinen WÖk-Massstab halten. Es geht nicht darum, die Welt in gute und schlechte Akteure einzuteilen. Es geht darum, Wirkpfade, Wirkungsempfaenger, Datenqualitaet, Risiken und Rueckkopplung so zu beschreiben, dass bessere Entscheidungen moeglich werden.</w:t>
-      </w:r>
-    </w:p>
-    <w:p>
-      <w:r>
-        <w:t>Wirkpfad-Logik. Fuer Planet als Wirkungsdimension bedeutet ein Thema erst dann steuerbar wird, wenn der Mechanismus zwischen Ausloeser und Zustandsveraenderung beschrieben ist, dass die Analyse nicht bei einer Aktivitaet, einem guten Willen oder einer Kennzahl stehen bleiben darf. Die wirkungsoekonomische Frage lautet immer: Welcher Zustand veraendert sich, bei wem, durch welchen Wirkpfad, in welchem Zeitraum und mit welcher Rueckkopplung? Gerade in Grundstudium Wirkungsökonomie ist diese Unterscheidung entscheidend, weil Lernende spaeter nicht nur Begriffe wiedergeben, sondern Entscheidungssituationen pruefen muessen. Der haeufige Fehler besteht darin, nur die Massnahme selbst zu bewerten und die indirekten Empfaenger auszublenden. Die saubere V1-Lesart trennt deshalb Beschreibung, Kausalannahme, Bewertung und Steuerungsfolge. Eine gute Fallanalyse zeichnet mindestens einen direkten und einen indirekten Wirkpfad nach. So wird aus dem Thema kein isoliertes Kapitel, sondern ein pruefbarer Baustein der WÖk-Architektur.</w:t>
-      </w:r>
-    </w:p>
-    <w:p>
-      <w:r>
-        <w:t>Daten- und Quellenklarheit. Fuer Planet als Wirkungsdimension bedeutet jede Bewertung nur so belastbar ist wie Datenlage, Quellenstatus und Aktualitaet, dass die Analyse nicht bei einer Aktivitaet, einem guten Willen oder einer Kennzahl stehen bleiben darf. Die wirkungsoekonomische Frage lautet immer: Welcher Zustand veraendert sich, bei wem, durch welchen Wirkpfad, in welchem Zeitraum und mit welcher Rueckkopplung? Gerade in Grundstudium Wirkungsökonomie ist diese Unterscheidung entscheidend, weil Lernende spaeter nicht nur Begriffe wiedergeben, sondern Entscheidungssituationen pruefen muessen. Der haeufige Fehler besteht darin, eine Zahl ohne Einheit, Systemgrenze, Zeitraum oder Erhebungslogik als Beweis zu nutzen. Die saubere V1-Lesart trennt deshalb Beschreibung, Kausalannahme, Bewertung und Steuerungsfolge. Die Lernenden sollen Daten nicht dekorativ zitieren, sondern ihre Aussagekraft, Luecken und Grenzen offenlegen. So wird aus dem Thema kein isoliertes Kapitel, sondern ein pruefbarer Baustein der WÖk-Architektur.</w:t>
-      </w:r>
-    </w:p>
-    <w:p>
-      <w:r>
-        <w:t>Ambivalenz. Fuer Planet als Wirkungsdimension bedeutet positive und negative Zustandsveraenderungen gleichzeitig auftreten koennen, dass die Analyse nicht bei einer Aktivitaet, einem guten Willen oder einer Kennzahl stehen bleiben darf. Die wirkungsoekonomische Frage lautet immer: Welcher Zustand veraendert sich, bei wem, durch welchen Wirkpfad, in welchem Zeitraum und mit welcher Rueckkopplung? Gerade in Grundstudium Wirkungsökonomie ist diese Unterscheidung entscheidend, weil Lernende spaeter nicht nur Begriffe wiedergeben, sondern Entscheidungssituationen pruefen muessen. Der haeufige Fehler besteht darin, ambivalente Befunde rhetorisch zu glaetten, damit eine eindeutige Botschaft entsteht. Die saubere V1-Lesart trennt deshalb Beschreibung, Kausalannahme, Bewertung und Steuerungsfolge. Ein gutes Skript fuehrt deshalb Profile, Zielkonflikte und offene Punkte nebeneinander. So wird aus dem Thema kein isoliertes Kapitel, sondern ein pruefbarer Baustein der WÖk-Architektur.</w:t>
-      </w:r>
-    </w:p>
-    <w:p>
-      <w:r>
-        <w:t>Fallfenster zur Anwendung. Eine Fuehrungsentscheidung erzeugt zugleich Nutzen und Risiken. Die WÖk behandelt Ambivalenz nicht als Stoerung, sondern als Kern der Analyse. Positive Netto-Wirkung darf erst behauptet werden, wenn zentrale negative Wirkungen getrennt geprueft und rote Linien gewahrt sind. Bezogen auf Planet als Wirkungsdimension heisst das: Die Analyse muss das konkrete Thema ernst nehmen und zugleich den allgemeinen WÖk-Massstab halten. Es geht nicht darum, die Welt in gute und schlechte Akteure einzuteilen. Es geht darum, Wirkpfade, Wirkungsempfaenger, Datenqualitaet, Risiken und Rueckkopplung so zu beschreiben, dass bessere Entscheidungen moeglich werden.</w:t>
-      </w:r>
-    </w:p>
-    <w:p>
-      <w:r>
-        <w:t>Nichtkompensation. Fuer Planet als Wirkungsdimension bedeutet schwere zentrale Schaeden nicht durch beliebige positive Einzelwerte neutralisiert werden duerfen, dass die Analyse nicht bei einer Aktivitaet, einem guten Willen oder einer Kennzahl stehen bleiben darf. Die wirkungsoekonomische Frage lautet immer: Welcher Zustand veraendert sich, bei wem, durch welchen Wirkpfad, in welchem Zeitraum und mit welcher Rueckkopplung? Gerade in Grundstudium Wirkungsökonomie ist diese Unterscheidung entscheidend, weil Lernende spaeter nicht nur Begriffe wiedergeben, sondern Entscheidungssituationen pruefen muessen. Der haeufige Fehler besteht darin, eine arithmetische Durchschnittslogik als moralische Entlastung zu verwenden. Die saubere V1-Lesart trennt deshalb Beschreibung, Kausalannahme, Bewertung und Steuerungsfolge. Reverse Merit Order und rote Linien sind Schutzregeln gegen Schoenrechnung. So wird aus dem Thema kein isoliertes Kapitel, sondern ein pruefbarer Baustein der WÖk-Architektur.</w:t>
+        <w:t>Abschlusskommentar 3: Lesen, pruefen, rueckkoppeln</w:t>
+      </w:r>
+    </w:p>
+    <w:p>
+      <w:r>
+        <w:t>Die folgende Verdichtung fuehrt die vorhandenen Kapitel nicht als Wiederholung, sondern als Anwendung zusammen. Wirkungskompetenz entsteht, wenn dieselbe begriffliche Strenge in Fallanalyse, Datenarbeit, Kommunikation, Governance und Entscheidungspraxis wiedererkannt wird.</w:t>
+      </w:r>
+    </w:p>
+    <w:p>
+      <w:r>
+        <w:t>Evidenzregel. Lernziele darf im Skript nicht als dekorativer Begriff stehen bleiben. Der Abschnitt traegt nur dann, wenn er eine pruefbare Aussage erlaubt: Welche Quelle stuetzt die Annahme, welche Unsicherheit bleibt offen und welche Gegenbeobachtung wuerde die Bewertung veraendern? Fuer Planet als Wirkungsdimension heisst das, dass praezise Sprache die erste Sicherung gegen Impact-Washing bildet. Die Studierenden sollen nicht lernen, einen Score nachzusprechen. Sie sollen erkennen, wann ein Score klaert, wann er verdeckt und wann eine rote Linie die Durchschnittslogik stoppt.</w:t>
+      </w:r>
+    </w:p>
+    <w:p>
+      <w:r>
+        <w:t>Fallfenster zur Anwendung. Eine Organisation plant eine Massnahme und formuliert dazu eine positive Absicht. In der WÖk reicht das nicht. Fuer diese Vorlesung muss sichtbar werden, welche Zustandsveraenderung erwartet wird, welche Empfaenger direkt oder indirekt betroffen sind, welche Nebenwirkungen entstehen koennen und welche Entscheidung spaeter korrigiert wird. Bezogen auf Planet als Wirkungsdimension heisst das: Die Analyse muss das konkrete Thema ernst nehmen und zugleich den allgemeinen WÖk-Massstab halten. Es geht nicht darum, Akteure moralisch zu sortieren. Es geht darum, Wirkpfade, Wirkungsempfaenger, Datenqualitaet, Risiken und Rueckkopplung so zu beschreiben, dass bessere Entscheidungen moeglich werden.</w:t>
+      </w:r>
+    </w:p>
+    <w:p>
+      <w:r>
+        <w:t>Transfer in Grundstudium Wirkungsökonomie. Einleitung / Wirkungsfrage verbindet die inhaltliche Deutung mit der spaeteren Praxis. Eine Organisation kann zu Planet als Wirkungsdimension sehr ueberzeugend kommunizieren und trotzdem an einen plausiblen Gedanken schon fuer Wirkung zu halten, obwohl Empfaenger, Zustand, Zeitbezug und Quelle fehlen scheitern. Darum muss die V1-Fassung immer auch nach Governance fragen: Wer erhebt Daten, wer bewertet sie, wer traegt die Folgen, wer kann widersprechen und wann wird eine Entscheidung korrigiert? Mindestens ein direkter und ein indirekter Wirkpfad muessen nachvollziehbar sein. So wird aus einem Lehrkapitel eine verantwortbare Arbeitsroutine.</w:t>
+      </w:r>
+    </w:p>
+    <w:p>
+      <w:r>
+        <w:t>Grenze gegen Scheingenauigkeit. Gerade bei Kernaussage ist Praezision wichtiger als grosse Begriffe. Eine Wirkungsaussage bleibt schwach, wenn sie nur Aktivitaet, Reichweite, Absicht oder Image beschreibt. Stark wird sie erst, wenn sie die Zustandsveraenderung und ihre Bedingungen offenlegt. In V08 ist deshalb entscheidend, jede Bewertung nur so belastbar ist wie Datenlage, Quellenstatus, Aktualitaet und Systemgrenze. Die Fehlerlinie verlaeuft nicht zwischen Optimismus und Pessimismus, sondern zwischen offengelegter Unsicherheit und rhetorischer Sicherheit ohne Pruefpfad.</w:t>
       </w:r>
     </w:p>
     <w:p>
@@ -2900,42 +3084,102 @@
     </w:p>
     <w:p>
       <w:r>
-        <w:t>Rueckkopplung. Fuer Planet als Wirkungsdimension bedeutet Wirkungswissen erst dann wertvoll wird, wenn es Entscheidungen veraendert, dass die Analyse nicht bei einer Aktivitaet, einem guten Willen oder einer Kennzahl stehen bleiben darf. Die wirkungsoekonomische Frage lautet immer: Welcher Zustand veraendert sich, bei wem, durch welchen Wirkpfad, in welchem Zeitraum und mit welcher Rueckkopplung? Gerade in Grundstudium Wirkungsökonomie ist diese Unterscheidung entscheidend, weil Lernende spaeter nicht nur Begriffe wiedergeben, sondern Entscheidungssituationen pruefen muessen. Der haeufige Fehler besteht darin, einen Bericht als Endpunkt zu betrachten. Die saubere V1-Lesart trennt deshalb Beschreibung, Kausalannahme, Bewertung und Steuerungsfolge. Jeder Analyseblock sollte fragen, welche Routine, welcher Prozess oder welche Ressource nach der Bewertung angepasst wird. So wird aus dem Thema kein isoliertes Kapitel, sondern ein pruefbarer Baustein der WÖk-Architektur.</w:t>
-      </w:r>
-    </w:p>
-    <w:p>
-      <w:r>
-        <w:t>Governance. Fuer Planet als Wirkungsdimension bedeutet Wirkungsbewertung Verfahren, Rechte, Transparenz und Korrektur braucht, dass die Analyse nicht bei einer Aktivitaet, einem guten Willen oder einer Kennzahl stehen bleiben darf. Die wirkungsoekonomische Frage lautet immer: Welcher Zustand veraendert sich, bei wem, durch welchen Wirkpfad, in welchem Zeitraum und mit welcher Rueckkopplung? Gerade in Grundstudium Wirkungsökonomie ist diese Unterscheidung entscheidend, weil Lernende spaeter nicht nur Begriffe wiedergeben, sondern Entscheidungssituationen pruefen muessen. Der haeufige Fehler besteht darin, Bewertung als technokratische Top-down-Setzung zu verstehen. Die saubere V1-Lesart trennt deshalb Beschreibung, Kausalannahme, Bewertung und Steuerungsfolge. Betroffene, Datenhalter, Entscheider und Kontrollinstanzen muessen unterscheidbare Rollen behalten. So wird aus dem Thema kein isoliertes Kapitel, sondern ein pruefbarer Baustein der WÖk-Architektur.</w:t>
-      </w:r>
-    </w:p>
-    <w:p>
-      <w:r>
-        <w:t>Fallfenster zur Anwendung. Ein Controlling-Team moechte einen Score bilden. Das Skript verlangt, dass Datenqualitaet, Systemgrenzen, Gewichtung, Unsicherheit und Nichtkompensation sichtbar bleiben. Ein Score darf die Diskussion nicht beenden, sondern muss bessere Fragen, Priorisierung und Rueckkopplung ermoeglichen. Bezogen auf Planet als Wirkungsdimension heisst das: Die Analyse muss das konkrete Thema ernst nehmen und zugleich den allgemeinen WÖk-Massstab halten. Es geht nicht darum, die Welt in gute und schlechte Akteure einzuteilen. Es geht darum, Wirkpfade, Wirkungsempfaenger, Datenqualitaet, Risiken und Rueckkopplung so zu beschreiben, dass bessere Entscheidungen moeglich werden.</w:t>
-      </w:r>
-    </w:p>
-    <w:p>
-      <w:r>
-        <w:t>Didaktische Pruefbarkeit. Fuer Planet als Wirkungsdimension bedeutet das Thema in der Akademie nicht nur erklaert, sondern in Falllogik ueberfuehrt werden muss, dass die Analyse nicht bei einer Aktivitaet, einem guten Willen oder einer Kennzahl stehen bleiben darf. Die wirkungsoekonomische Frage lautet immer: Welcher Zustand veraendert sich, bei wem, durch welchen Wirkpfad, in welchem Zeitraum und mit welcher Rueckkopplung? Gerade in Grundstudium Wirkungsökonomie ist diese Unterscheidung entscheidend, weil Lernende spaeter nicht nur Begriffe wiedergeben, sondern Entscheidungssituationen pruefen muessen. Der haeufige Fehler besteht darin, reines Auswendiglernen als Kompetenznachweis zu behandeln. Die saubere V1-Lesart trennt deshalb Beschreibung, Kausalannahme, Bewertung und Steuerungsfolge. Pruefungsfragen sollen Begriffe, Anwendung und rote Linien verbinden. So wird aus dem Thema kein isoliertes Kapitel, sondern ein pruefbarer Baustein der WÖk-Architektur.</w:t>
-      </w:r>
-    </w:p>
-    <w:p>
-      <w:r>
-        <w:t>Transfer in Organisationen. Fuer Planet als Wirkungsdimension bedeutet WÖk-Begriffe im Alltag nur tragen, wenn sie in Routinen uebersetzt werden, dass die Analyse nicht bei einer Aktivitaet, einem guten Willen oder einer Kennzahl stehen bleiben darf. Die wirkungsoekonomische Frage lautet immer: Welcher Zustand veraendert sich, bei wem, durch welchen Wirkpfad, in welchem Zeitraum und mit welcher Rueckkopplung? Gerade in Grundstudium Wirkungsökonomie ist diese Unterscheidung entscheidend, weil Lernende spaeter nicht nur Begriffe wiedergeben, sondern Entscheidungssituationen pruefen muessen. Der haeufige Fehler besteht darin, die Verantwortung an eine Nachhaltigkeitsabteilung auszulagern. Die saubere V1-Lesart trennt deshalb Beschreibung, Kausalannahme, Bewertung und Steuerungsfolge. Strategie, Einkauf, Kommunikation, Controlling und Fuehrung muessen denselben Wirkungsbegriff verwenden. So wird aus dem Thema kein isoliertes Kapitel, sondern ein pruefbarer Baustein der WÖk-Architektur.</w:t>
-      </w:r>
-    </w:p>
-    <w:p>
-      <w:r>
-        <w:t>Rueckfluss in den Korpus. Fuer Planet als Wirkungsdimension bedeutet jedes Studienskript den Gesamtbestand schaerfen kann, dass die Analyse nicht bei einer Aktivitaet, einem guten Willen oder einer Kennzahl stehen bleiben darf. Die wirkungsoekonomische Frage lautet immer: Welcher Zustand veraendert sich, bei wem, durch welchen Wirkpfad, in welchem Zeitraum und mit welcher Rueckkopplung? Gerade in Grundstudium Wirkungsökonomie ist diese Unterscheidung entscheidend, weil Lernende spaeter nicht nur Begriffe wiedergeben, sondern Entscheidungssituationen pruefen muessen. Der haeufige Fehler besteht darin, neue Einsichten nur lokal im Skript zu belassen. Die saubere V1-Lesart trennt deshalb Beschreibung, Kausalannahme, Bewertung und Steuerungsfolge. Glossar, Website, Journal, Dossiers und Visuals sollen aus der Skriptarbeit lernen. So wird aus dem Thema kein isoliertes Kapitel, sondern ein pruefbarer Baustein der WÖk-Architektur.</w:t>
-      </w:r>
-    </w:p>
-    <w:p>
-      <w:r>
-        <w:t>Fallfenster zur Anwendung. Ein Kommunikationsbericht nennt viele Aktivitaeten, Reichweiten und Rueckmeldungen. Die V1-Pruefung fragt, ob daraus eine belastbare Wirkungsaussage folgt. Wenn nur Kontakte, Klicks oder Zustimmung vorliegen, bleibt die Aussage im Bereich Wirkungspotenzial oder Resonanz, nicht im Bereich nachgewiesener Wirkung. Bezogen auf Planet als Wirkungsdimension heisst das: Die Analyse muss das konkrete Thema ernst nehmen und zugleich den allgemeinen WÖk-Massstab halten. Es geht nicht darum, die Welt in gute und schlechte Akteure einzuteilen. Es geht darum, Wirkpfade, Wirkungsempfaenger, Datenqualitaet, Risiken und Rueckkopplung so zu beschreiben, dass bessere Entscheidungen moeglich werden.</w:t>
+        <w:t>Pruefungsnahe Lesart. Aus Quelltext und fachliche Grundlegung laesst sich eine gute Transferfrage ableiten: Welche Entscheidung waere falsch, wenn dieser Abschnitt missverstanden wird? Fuer Planet als Wirkungsdimension lautet die Antwort meist nicht einfach "mehr Wirkung", sondern genauer: bessere Unterscheidung, sauberere Daten, klarere Schutzlinie und rueckgekoppelte Steuerung. Profile, Zielkonflikte und offene Punkte werden nebeneinander gefuehrt. Wer das im Fall anwenden kann, hat den Kern der Vorlesung verstanden; wer nur Definitionen wiederholt, bleibt unter dem Anspruch der Akademie.</w:t>
+      </w:r>
+    </w:p>
+    <w:p>
+      <w:r>
+        <w:t>Fallfenster zur Anwendung. Eine Fuehrungsentscheidung erzeugt zugleich Nutzen und Risiken. Die WÖk behandelt Ambivalenz nicht als Stoerung, sondern als Kern der Analyse. Positive Netto-Wirkung darf erst behauptet werden, wenn zentrale negative Wirkungen getrennt geprueft und rote Linien gewahrt sind. Bezogen auf Planet als Wirkungsdimension heisst das: Die Analyse muss das konkrete Thema ernst nehmen und zugleich den allgemeinen WÖk-Massstab halten. Es geht nicht darum, Akteure moralisch zu sortieren. Es geht darum, Wirkpfade, Wirkungsempfaenger, Datenqualitaet, Risiken und Rueckkopplung so zu beschreiben, dass bessere Entscheidungen moeglich werden.</w:t>
+      </w:r>
+    </w:p>
+    <w:p>
+      <w:r>
+        <w:t>Nichtkompensation. Der Abschnitt Die Bühne, auf der alles stattfindet ist in V08 kein Zusatzwissen, sondern ein Pruefstein fuer die Grundfrage des Skripts: Was veraendert sich, bei wem, wodurch und mit welcher Rueckkopplung? Fuer Planet als Wirkungsdimension wird daran sichtbar, dass schwere zentrale Schaeden nicht durch beliebige positive Einzelwerte neutralisiert werden duerfen. Die fachliche Grenze liegt dort, wo Lernende eine Durchschnittslogik als moralische Entlastung verwenden. Die saubere Lesart trennt deshalb Beobachtung, Kausalannahme, Bewertung und Steuerungsfolge. In der Anwendung sollte daraus mindestens eine konkrete Begriff, Wirkpfad, Fallbewertung, rote Linie oder Rueckkopplung abgeleitet werden; sonst bleibt das Wissen erklaerend, aber nicht steuerungsfaehig.</w:t>
+      </w:r>
+    </w:p>
+    <w:p>
+      <w:r>
+        <w:t>Anwendung auf Warum der Planet eigene Beachtung braucht. In einer Fallanalyse beginnt dieser Punkt nicht mit einer Meinung, sondern mit einer belastbaren Beschreibung. Wer V08 pruefungsnah liest, fragt zuerst nach Wirkungsempfaengern, Wirkraum, Zeitraum und Datenquelle. Erst danach folgt die Bewertung im Referenzrahmen Mensch, Planet, Demokratie, SDGs, Agenda 2030 und SDG+. Jeder Analyseblock fragt nach der Routine, die nach der Bewertung angepasst wird. Der typische Kurzschluss waere, Reporting als Abschluss behandeln. Genau dagegen setzt die WÖk die Pflicht, Wirkungspotenzial, Wirkungsrisiko und positive Netto-Wirkung begrifflich getrennt zu halten.</w:t>
+      </w:r>
+    </w:p>
+    <w:p>
+      <w:r>
+        <w:t>Evidenzregel. Das Klima als zentrale Stellschraube darf im Skript nicht als dekorativer Begriff stehen bleiben. Der Abschnitt traegt nur dann, wenn er eine pruefbare Aussage erlaubt: Welche Quelle stuetzt die Annahme, welche Unsicherheit bleibt offen und welche Gegenbeobachtung wuerde die Bewertung veraendern? Fuer Planet als Wirkungsdimension heisst das, dass Wirkungsbewertung Verfahren, Rechte, Transparenz und Korrektur braucht. Die Studierenden sollen nicht lernen, einen Score nachzusprechen. Sie sollen erkennen, wann ein Score klaert, wann er verdeckt und wann eine rote Linie die Durchschnittslogik stoppt.</w:t>
+      </w:r>
+    </w:p>
+    <w:p>
+      <w:r>
+        <w:t>Fallfenster zur Anwendung. Ein Controlling-Team moechte einen Score bilden. Das Skript verlangt, dass Datenqualitaet, Systemgrenzen, Gewichtung, Unsicherheit und Nichtkompensation sichtbar bleiben. Ein Score darf die Diskussion nicht beenden, sondern muss bessere Fragen, Priorisierung und Rueckkopplung ermoeglichen. Bezogen auf Planet als Wirkungsdimension heisst das: Die Analyse muss das konkrete Thema ernst nehmen und zugleich den allgemeinen WÖk-Massstab halten. Es geht nicht darum, Akteure moralisch zu sortieren. Es geht darum, Wirkpfade, Wirkungsempfaenger, Datenqualitaet, Risiken und Rueckkopplung so zu beschreiben, dass bessere Entscheidungen moeglich werden.</w:t>
+      </w:r>
+    </w:p>
+    <w:p>
+      <w:r>
+        <w:t>Transfer in Grundstudium Wirkungsökonomie. Wasser, Böden und biologische Vielfalt verbindet die inhaltliche Deutung mit der spaeteren Praxis. Eine Organisation kann zu Planet als Wirkungsdimension sehr ueberzeugend kommunizieren und trotzdem an einen plausiblen Gedanken schon fuer Wirkung zu halten, obwohl Empfaenger, Zustand, Zeitbezug und Quelle fehlen scheitern. Darum muss die V1-Fassung immer auch nach Governance fragen: Wer erhebt Daten, wer bewertet sie, wer traegt die Folgen, wer kann widersprechen und wann wird eine Entscheidung korrigiert? Pruefungsfragen verbinden Begriff, Anwendung, Evidenz und rote Linie. So wird aus einem Lehrkapitel eine verantwortbare Arbeitsroutine.</w:t>
       </w:r>
     </w:p>
     <w:p>
       <w:r>
         <w:t>Pruefungsnahe Transferfrage. Formuliere zu V08 eine Wirkungsaussage in drei Saetzen: Erstens den beobachteten oder plausiblen Zustand, zweitens die Daten- oder Quellenlage, drittens die offene Unsicherheit samt Rueckkopplung. Die Antwort muss ohne moralische Personenbewertung auskommen und darf Reichweite nicht mit Wirkung verwechseln.</w:t>
+      </w:r>
+    </w:p>
+    <w:p>
+      <w:r>
+        <w:t>Grenze gegen Scheingenauigkeit. Gerade bei Die Grenzen des Planeten ist Praezision wichtiger als grosse Begriffe. Eine Wirkungsaussage bleibt schwach, wenn sie nur Aktivitaet, Reichweite, Absicht oder Image beschreibt. Stark wird sie erst, wenn sie die Zustandsveraenderung und ihre Bedingungen offenlegt. In V08 ist deshalb entscheidend, WÖk-Begriffe im Alltag nur tragen, wenn sie in Routinen uebersetzt werden. Die Fehlerlinie verlaeuft nicht zwischen Optimismus und Pessimismus, sondern zwischen offengelegter Unsicherheit und rhetorischer Sicherheit ohne Pruefpfad.</w:t>
+      </w:r>
+    </w:p>
+    <w:p>
+      <w:r>
+        <w:t>Pruefungsnahe Lesart. Aus Kreislauf statt Wegwerf laesst sich eine gute Transferfrage ableiten: Welche Entscheidung waere falsch, wenn dieser Abschnitt missverstanden wird? Fuer Planet als Wirkungsdimension lautet die Antwort meist nicht einfach "mehr Wirkung", sondern genauer: bessere Unterscheidung, sauberere Daten, klarere Schutzlinie und rueckgekoppelte Steuerung. Gute Kommunikation unterscheidet Befund, Annahme und normative Bewertung. Wer das im Fall anwenden kann, hat den Kern der Vorlesung verstanden; wer nur Definitionen wiederholt, bleibt unter dem Anspruch der Akademie.</w:t>
+      </w:r>
+    </w:p>
+    <w:p>
+      <w:r>
+        <w:t>Fallfenster zur Anwendung. Ein Kommunikationsbericht nennt viele Aktivitaeten, Reichweiten und Rueckmeldungen. Die V1-Pruefung fragt, ob daraus eine belastbare Wirkungsaussage folgt. Wenn nur Kontakte, Klicks oder Zustimmung vorliegen, bleibt die Aussage im Bereich Wirkungspotenzial oder Resonanz, nicht im Bereich nachgewiesener Wirkung. Bezogen auf Planet als Wirkungsdimension heisst das: Die Analyse muss das konkrete Thema ernst nehmen und zugleich den allgemeinen WÖk-Massstab halten. Es geht nicht darum, Akteure moralisch zu sortieren. Es geht darum, Wirkpfade, Wirkungsempfaenger, Datenqualitaet, Risiken und Rueckkopplung so zu beschreiben, dass bessere Entscheidungen moeglich werden.</w:t>
+      </w:r>
+    </w:p>
+    <w:p>
+      <w:r>
+        <w:t>Systemgrenze. Der Abschnitt Ein Beispiel: zwei Wege, Strom zu erzeugen ist in V08 kein Zusatzwissen, sondern ein Pruefstein fuer die Grundfrage des Skripts: Was veraendert sich, bei wem, wodurch und mit welcher Rueckkopplung? Fuer Planet als Wirkungsdimension wird daran sichtbar, dass jede Wirkungsaussage eine Grenze zieht und diese Grenze begruenden muss. Die fachliche Grenze liegt dort, wo Lernende nur den bequemen Ausschnitt betrachten. Die saubere Lesart trennt deshalb Beobachtung, Kausalannahme, Bewertung und Steuerungsfolge. In der Anwendung sollte daraus mindestens eine konkrete Begriff, Wirkpfad, Fallbewertung, rote Linie oder Rueckkopplung abgeleitet werden; sonst bleibt das Wissen erklaerend, aber nicht steuerungsfaehig.</w:t>
+      </w:r>
+    </w:p>
+    <w:p>
+      <w:r>
+        <w:t>Anwendung auf Der Planet lässt nicht mit sich verhandeln. In einer Fallanalyse beginnt dieser Punkt nicht mit einer Meinung, sondern mit einer belastbaren Beschreibung. Wer V08 pruefungsnah liest, fragt zuerst nach Wirkungsempfaengern, Wirkraum, Zeitraum und Datenquelle. Erst danach folgt die Bewertung im Referenzrahmen Mensch, Planet, Demokratie, SDGs, Agenda 2030 und SDG+. Szenarien pruefen Sofortwirkung, Folgewirkung und Reversibilitaet getrennt. Der typische Kurzschluss waere, Momentnutzen als dauerhafte positive Netto-Wirkung verkaufen. Genau dagegen setzt die WÖk die Pflicht, Wirkungspotenzial, Wirkungsrisiko und positive Netto-Wirkung begrifflich getrennt zu halten.</w:t>
+      </w:r>
+    </w:p>
+    <w:p>
+      <w:r>
+        <w:t>Evidenzregel. Planet und Mensch gehören zusammen darf im Skript nicht als dekorativer Begriff stehen bleiben. Der Abschnitt traegt nur dann, wenn er eine pruefbare Aussage erlaubt: Welche Quelle stuetzt die Annahme, welche Unsicherheit bleibt offen und welche Gegenbeobachtung wuerde die Bewertung veraendern? Fuer Planet als Wirkungsdimension heisst das, dass Wirkung nicht am Sender, sondern an veraenderten Zustanden der Empfaenger geprueft wird. Die Studierenden sollen nicht lernen, einen Score nachzusprechen. Sie sollen erkennen, wann ein Score klaert, wann er verdeckt und wann eine rote Linie die Durchschnittslogik stoppt.</w:t>
+      </w:r>
+    </w:p>
+    <w:p>
+      <w:r>
+        <w:t>Fallfenster zur Anwendung. Eine Organisation plant eine Massnahme und formuliert dazu eine positive Absicht. In der WÖk reicht das nicht. Fuer diese Vorlesung muss sichtbar werden, welche Zustandsveraenderung erwartet wird, welche Empfaenger direkt oder indirekt betroffen sind, welche Nebenwirkungen entstehen koennen und welche Entscheidung spaeter korrigiert wird. Bezogen auf Planet als Wirkungsdimension heisst das: Die Analyse muss das konkrete Thema ernst nehmen und zugleich den allgemeinen WÖk-Massstab halten. Es geht nicht darum, Akteure moralisch zu sortieren. Es geht darum, Wirkpfade, Wirkungsempfaenger, Datenqualitaet, Risiken und Rueckkopplung so zu beschreiben, dass bessere Entscheidungen moeglich werden.</w:t>
+      </w:r>
+    </w:p>
+    <w:p>
+      <w:r>
+        <w:t>Pruefungsnahe Transferfrage. Formuliere zu V08 eine Wirkungsaussage in drei Saetzen: Erstens den beobachteten oder plausiblen Zustand, zweitens die Daten- oder Quellenlage, drittens die offene Unsicherheit samt Rueckkopplung. Die Antwort muss ohne moralische Personenbewertung auskommen und darf Reichweite nicht mit Wirkung verwechseln.</w:t>
+      </w:r>
+    </w:p>
+    <w:p>
+      <w:r>
+        <w:t>Transfer in Grundstudium Wirkungsökonomie. Was du aus dieser Vorlesung mitnimmst verbindet die inhaltliche Deutung mit der spaeteren Praxis. Eine Organisation kann zu Planet als Wirkungsdimension sehr ueberzeugend kommunizieren und trotzdem an einen plausiblen Gedanken schon fuer Wirkung zu halten, obwohl Empfaenger, Zustand, Zeitbezug und Quelle fehlen scheitern. Darum muss die V1-Fassung immer auch nach Governance fragen: Wer erhebt Daten, wer bewertet sie, wer traegt die Folgen, wer kann widersprechen und wann wird eine Entscheidung korrigiert? Jede Schlussfolgerung endet mit Entscheidung, Verantwortlichkeit und Termin fuer Rueckpruefung. So wird aus einem Lehrkapitel eine verantwortbare Arbeitsroutine.</w:t>
+      </w:r>
+    </w:p>
+    <w:p>
+      <w:r>
+        <w:t>Grenze gegen Scheingenauigkeit. Gerade bei Wirkungsökonomische Vertiefung ist Praezision wichtiger als grosse Begriffe. Eine Wirkungsaussage bleibt schwach, wenn sie nur Aktivitaet, Reichweite, Absicht oder Image beschreibt. Stark wird sie erst, wenn sie die Zustandsveraenderung und ihre Bedingungen offenlegt. In V08 ist deshalb entscheidend, WÖk-Aussagen mit bestehenden Begriffen, Studien, Standards und Rechtsrahmen in Beziehung stehen muessen. Die Fehlerlinie verlaeuft nicht zwischen Optimismus und Pessimismus, sondern zwischen offengelegter Unsicherheit und rhetorischer Sicherheit ohne Pruefpfad.</w:t>
+      </w:r>
+    </w:p>
+    <w:p>
+      <w:r>
+        <w:t>Pruefungsnahe Lesart. Aus Prüfungsrelevanz laesst sich eine gute Transferfrage ableiten: Welche Entscheidung waere falsch, wenn dieser Abschnitt missverstanden wird? Fuer Planet als Wirkungsdimension lautet die Antwort meist nicht einfach "mehr Wirkung", sondern genauer: bessere Unterscheidung, sauberere Daten, klarere Schutzlinie und rueckgekoppelte Steuerung. Die Analyse markiert Stoppsignale vor jeder Portfolio- oder Score-Debatte. Wer das im Fall anwenden kann, hat den Kern der Vorlesung verstanden; wer nur Definitionen wiederholt, bleibt unter dem Anspruch der Akademie.</w:t>
+      </w:r>
+    </w:p>
+    <w:p>
+      <w:r>
+        <w:t>Fallfenster zur Anwendung. Eine Fuehrungsentscheidung erzeugt zugleich Nutzen und Risiken. Die WÖk behandelt Ambivalenz nicht als Stoerung, sondern als Kern der Analyse. Positive Netto-Wirkung darf erst behauptet werden, wenn zentrale negative Wirkungen getrennt geprueft und rote Linien gewahrt sind. Bezogen auf Planet als Wirkungsdimension heisst das: Die Analyse muss das konkrete Thema ernst nehmen und zugleich den allgemeinen WÖk-Massstab halten. Es geht nicht darum, Akteure moralisch zu sortieren. Es geht darum, Wirkpfade, Wirkungsempfaenger, Datenqualitaet, Risiken und Rueckkopplung so zu beschreiben, dass bessere Entscheidungen moeglich werden.</w:t>
       </w:r>
     </w:p>
     <w:p>
@@ -2943,42 +3187,22 @@
         <w:pStyle w:val="Heading3"/>
       </w:pPr>
       <w:r>
-        <w:t>Vertiefungsrunde 4: Lesen, pruefen, rueckkoppeln</w:t>
-      </w:r>
-    </w:p>
-    <w:p>
-      <w:r>
-        <w:t>Die folgende Runde verdichtet V08 nicht durch neue Schlagworte, sondern durch wiederholte Anwendung auf unterschiedliche Entscheidungsebenen. Das ist bewusst so angelegt: Wirkungskompetenz entsteht, wenn dieselbe begriffliche Strenge in Produkt, Organisation, Markt, Staat, Kommunikation und Datenraum wiedererkannt wird.</w:t>
-      </w:r>
-    </w:p>
-    <w:p>
-      <w:r>
-        <w:t>Begriffliche Schaerfung. Fuer Planet als Wirkungsdimension bedeutet praezise Sprache die erste Sicherung gegen Impact-Washing ist, dass die Analyse nicht bei einer Aktivitaet, einem guten Willen oder einer Kennzahl stehen bleiben darf. Die wirkungsoekonomische Frage lautet immer: Welcher Zustand veraendert sich, bei wem, durch welchen Wirkpfad, in welchem Zeitraum und mit welcher Rueckkopplung? Gerade in Grundstudium Wirkungsökonomie ist diese Unterscheidung entscheidend, weil Lernende spaeter nicht nur Begriffe wiedergeben, sondern Entscheidungssituationen pruefen muessen. Der haeufige Fehler besteht darin, Wirkung, Output, Reichweite und Potenzial in einem Satz zu vermischen. Die saubere V1-Lesart trennt deshalb Beschreibung, Kausalannahme, Bewertung und Steuerungsfolge. In der Praxis sollte jede Wirkungsaussage als kurze Viererprobe formuliert werden: Zustand, Betroffene, Quelle, offene Unsicherheit. So wird aus dem Thema kein isoliertes Kapitel, sondern ein pruefbarer Baustein der WÖk-Architektur.</w:t>
-      </w:r>
-    </w:p>
-    <w:p>
-      <w:r>
-        <w:t>Wirkpfad-Logik. Fuer Planet als Wirkungsdimension bedeutet ein Thema erst dann steuerbar wird, wenn der Mechanismus zwischen Ausloeser und Zustandsveraenderung beschrieben ist, dass die Analyse nicht bei einer Aktivitaet, einem guten Willen oder einer Kennzahl stehen bleiben darf. Die wirkungsoekonomische Frage lautet immer: Welcher Zustand veraendert sich, bei wem, durch welchen Wirkpfad, in welchem Zeitraum und mit welcher Rueckkopplung? Gerade in Grundstudium Wirkungsökonomie ist diese Unterscheidung entscheidend, weil Lernende spaeter nicht nur Begriffe wiedergeben, sondern Entscheidungssituationen pruefen muessen. Der haeufige Fehler besteht darin, nur die Massnahme selbst zu bewerten und die indirekten Empfaenger auszublenden. Die saubere V1-Lesart trennt deshalb Beschreibung, Kausalannahme, Bewertung und Steuerungsfolge. Eine gute Fallanalyse zeichnet mindestens einen direkten und einen indirekten Wirkpfad nach. So wird aus dem Thema kein isoliertes Kapitel, sondern ein pruefbarer Baustein der WÖk-Architektur.</w:t>
-      </w:r>
-    </w:p>
-    <w:p>
-      <w:r>
-        <w:t>Daten- und Quellenklarheit. Fuer Planet als Wirkungsdimension bedeutet jede Bewertung nur so belastbar ist wie Datenlage, Quellenstatus und Aktualitaet, dass die Analyse nicht bei einer Aktivitaet, einem guten Willen oder einer Kennzahl stehen bleiben darf. Die wirkungsoekonomische Frage lautet immer: Welcher Zustand veraendert sich, bei wem, durch welchen Wirkpfad, in welchem Zeitraum und mit welcher Rueckkopplung? Gerade in Grundstudium Wirkungsökonomie ist diese Unterscheidung entscheidend, weil Lernende spaeter nicht nur Begriffe wiedergeben, sondern Entscheidungssituationen pruefen muessen. Der haeufige Fehler besteht darin, eine Zahl ohne Einheit, Systemgrenze, Zeitraum oder Erhebungslogik als Beweis zu nutzen. Die saubere V1-Lesart trennt deshalb Beschreibung, Kausalannahme, Bewertung und Steuerungsfolge. Die Lernenden sollen Daten nicht dekorativ zitieren, sondern ihre Aussagekraft, Luecken und Grenzen offenlegen. So wird aus dem Thema kein isoliertes Kapitel, sondern ein pruefbarer Baustein der WÖk-Architektur.</w:t>
-      </w:r>
-    </w:p>
-    <w:p>
-      <w:r>
-        <w:t>Fallfenster zur Anwendung. Eine Organisation plant eine Massnahme und formuliert dazu eine positive Absicht. In der WÖk reicht das nicht. Fuer diese Vorlesung muss sichtbar werden, welche Zustandsveraenderung erwartet wird, welche Empfaenger direkt oder indirekt betroffen sind, welche Nebenwirkungen entstehen koennen und welche Entscheidung spaeter korrigiert wird. Bezogen auf Planet als Wirkungsdimension heisst das: Die Analyse muss das konkrete Thema ernst nehmen und zugleich den allgemeinen WÖk-Massstab halten. Es geht nicht darum, die Welt in gute und schlechte Akteure einzuteilen. Es geht darum, Wirkpfade, Wirkungsempfaenger, Datenqualitaet, Risiken und Rueckkopplung so zu beschreiben, dass bessere Entscheidungen moeglich werden.</w:t>
-      </w:r>
-    </w:p>
-    <w:p>
-      <w:r>
-        <w:t>Ambivalenz. Fuer Planet als Wirkungsdimension bedeutet positive und negative Zustandsveraenderungen gleichzeitig auftreten koennen, dass die Analyse nicht bei einer Aktivitaet, einem guten Willen oder einer Kennzahl stehen bleiben darf. Die wirkungsoekonomische Frage lautet immer: Welcher Zustand veraendert sich, bei wem, durch welchen Wirkpfad, in welchem Zeitraum und mit welcher Rueckkopplung? Gerade in Grundstudium Wirkungsökonomie ist diese Unterscheidung entscheidend, weil Lernende spaeter nicht nur Begriffe wiedergeben, sondern Entscheidungssituationen pruefen muessen. Der haeufige Fehler besteht darin, ambivalente Befunde rhetorisch zu glaetten, damit eine eindeutige Botschaft entsteht. Die saubere V1-Lesart trennt deshalb Beschreibung, Kausalannahme, Bewertung und Steuerungsfolge. Ein gutes Skript fuehrt deshalb Profile, Zielkonflikte und offene Punkte nebeneinander. So wird aus dem Thema kein isoliertes Kapitel, sondern ein pruefbarer Baustein der WÖk-Architektur.</w:t>
-      </w:r>
-    </w:p>
-    <w:p>
-      <w:r>
-        <w:t>Nichtkompensation. Fuer Planet als Wirkungsdimension bedeutet schwere zentrale Schaeden nicht durch beliebige positive Einzelwerte neutralisiert werden duerfen, dass die Analyse nicht bei einer Aktivitaet, einem guten Willen oder einer Kennzahl stehen bleiben darf. Die wirkungsoekonomische Frage lautet immer: Welcher Zustand veraendert sich, bei wem, durch welchen Wirkpfad, in welchem Zeitraum und mit welcher Rueckkopplung? Gerade in Grundstudium Wirkungsökonomie ist diese Unterscheidung entscheidend, weil Lernende spaeter nicht nur Begriffe wiedergeben, sondern Entscheidungssituationen pruefen muessen. Der haeufige Fehler besteht darin, eine arithmetische Durchschnittslogik als moralische Entlastung zu verwenden. Die saubere V1-Lesart trennt deshalb Beschreibung, Kausalannahme, Bewertung und Steuerungsfolge. Reverse Merit Order und rote Linien sind Schutzregeln gegen Schoenrechnung. So wird aus dem Thema kein isoliertes Kapitel, sondern ein pruefbarer Baustein der WÖk-Architektur.</w:t>
+        <w:t>Abschlusskommentar 4: Lesen, pruefen, rueckkoppeln</w:t>
+      </w:r>
+    </w:p>
+    <w:p>
+      <w:r>
+        <w:t>Die folgende Verdichtung fuehrt die vorhandenen Kapitel nicht als Wiederholung, sondern als Anwendung zusammen. Wirkungskompetenz entsteht, wenn dieselbe begriffliche Strenge in Fallanalyse, Datenarbeit, Kommunikation, Governance und Entscheidungspraxis wiedererkannt wird.</w:t>
+      </w:r>
+    </w:p>
+    <w:p>
+      <w:r>
+        <w:t>Begriffliche Schaerfung. Der Abschnitt Lernziele ist in V08 kein Zusatzwissen, sondern ein Pruefstein fuer die Grundfrage des Skripts: Was veraendert sich, bei wem, wodurch und mit welcher Rueckkopplung? Fuer Planet als Wirkungsdimension wird daran sichtbar, dass praezise Sprache die erste Sicherung gegen Impact-Washing bildet. Die fachliche Grenze liegt dort, wo Lernende Output, Reichweite, Absicht und Wirkung in einem Satz vermischen. Die saubere Lesart trennt deshalb Beobachtung, Kausalannahme, Bewertung und Steuerungsfolge. In der Anwendung sollte daraus mindestens eine konkrete Begriff, Wirkpfad, Fallbewertung, rote Linie oder Rueckkopplung abgeleitet werden; sonst bleibt das Wissen erklaerend, aber nicht steuerungsfaehig.</w:t>
+      </w:r>
+    </w:p>
+    <w:p>
+      <w:r>
+        <w:t>Anwendung auf Einleitung / Wirkungsfrage. In einer Fallanalyse beginnt dieser Punkt nicht mit einer Meinung, sondern mit einer belastbaren Beschreibung. Wer V08 pruefungsnah liest, fragt zuerst nach Wirkungsempfaengern, Wirkraum, Zeitraum und Datenquelle. Erst danach folgt die Bewertung im Referenzrahmen Mensch, Planet, Demokratie, SDGs, Agenda 2030 und SDG+. Mindestens ein direkter und ein indirekter Wirkpfad muessen nachvollziehbar sein. Der typische Kurzschluss waere, nur die Massnahme selbst bewerten und indirekte Empfaenger ausblenden. Genau dagegen setzt die WÖk die Pflicht, Wirkungspotenzial, Wirkungsrisiko und positive Netto-Wirkung begrifflich getrennt zu halten.</w:t>
       </w:r>
     </w:p>
     <w:p>
@@ -2988,42 +3212,12 @@
     </w:p>
     <w:p>
       <w:r>
-        <w:t>Rueckkopplung. Fuer Planet als Wirkungsdimension bedeutet Wirkungswissen erst dann wertvoll wird, wenn es Entscheidungen veraendert, dass die Analyse nicht bei einer Aktivitaet, einem guten Willen oder einer Kennzahl stehen bleiben darf. Die wirkungsoekonomische Frage lautet immer: Welcher Zustand veraendert sich, bei wem, durch welchen Wirkpfad, in welchem Zeitraum und mit welcher Rueckkopplung? Gerade in Grundstudium Wirkungsökonomie ist diese Unterscheidung entscheidend, weil Lernende spaeter nicht nur Begriffe wiedergeben, sondern Entscheidungssituationen pruefen muessen. Der haeufige Fehler besteht darin, einen Bericht als Endpunkt zu betrachten. Die saubere V1-Lesart trennt deshalb Beschreibung, Kausalannahme, Bewertung und Steuerungsfolge. Jeder Analyseblock sollte fragen, welche Routine, welcher Prozess oder welche Ressource nach der Bewertung angepasst wird. So wird aus dem Thema kein isoliertes Kapitel, sondern ein pruefbarer Baustein der WÖk-Architektur.</w:t>
-      </w:r>
-    </w:p>
-    <w:p>
-      <w:r>
-        <w:t>Fallfenster zur Anwendung. Eine Fuehrungsentscheidung erzeugt zugleich Nutzen und Risiken. Die WÖk behandelt Ambivalenz nicht als Stoerung, sondern als Kern der Analyse. Positive Netto-Wirkung darf erst behauptet werden, wenn zentrale negative Wirkungen getrennt geprueft und rote Linien gewahrt sind. Bezogen auf Planet als Wirkungsdimension heisst das: Die Analyse muss das konkrete Thema ernst nehmen und zugleich den allgemeinen WÖk-Massstab halten. Es geht nicht darum, die Welt in gute und schlechte Akteure einzuteilen. Es geht darum, Wirkpfade, Wirkungsempfaenger, Datenqualitaet, Risiken und Rueckkopplung so zu beschreiben, dass bessere Entscheidungen moeglich werden.</w:t>
-      </w:r>
-    </w:p>
-    <w:p>
-      <w:r>
-        <w:t>Governance. Fuer Planet als Wirkungsdimension bedeutet Wirkungsbewertung Verfahren, Rechte, Transparenz und Korrektur braucht, dass die Analyse nicht bei einer Aktivitaet, einem guten Willen oder einer Kennzahl stehen bleiben darf. Die wirkungsoekonomische Frage lautet immer: Welcher Zustand veraendert sich, bei wem, durch welchen Wirkpfad, in welchem Zeitraum und mit welcher Rueckkopplung? Gerade in Grundstudium Wirkungsökonomie ist diese Unterscheidung entscheidend, weil Lernende spaeter nicht nur Begriffe wiedergeben, sondern Entscheidungssituationen pruefen muessen. Der haeufige Fehler besteht darin, Bewertung als technokratische Top-down-Setzung zu verstehen. Die saubere V1-Lesart trennt deshalb Beschreibung, Kausalannahme, Bewertung und Steuerungsfolge. Betroffene, Datenhalter, Entscheider und Kontrollinstanzen muessen unterscheidbare Rollen behalten. So wird aus dem Thema kein isoliertes Kapitel, sondern ein pruefbarer Baustein der WÖk-Architektur.</w:t>
-      </w:r>
-    </w:p>
-    <w:p>
-      <w:r>
-        <w:t>Didaktische Pruefbarkeit. Fuer Planet als Wirkungsdimension bedeutet das Thema in der Akademie nicht nur erklaert, sondern in Falllogik ueberfuehrt werden muss, dass die Analyse nicht bei einer Aktivitaet, einem guten Willen oder einer Kennzahl stehen bleiben darf. Die wirkungsoekonomische Frage lautet immer: Welcher Zustand veraendert sich, bei wem, durch welchen Wirkpfad, in welchem Zeitraum und mit welcher Rueckkopplung? Gerade in Grundstudium Wirkungsökonomie ist diese Unterscheidung entscheidend, weil Lernende spaeter nicht nur Begriffe wiedergeben, sondern Entscheidungssituationen pruefen muessen. Der haeufige Fehler besteht darin, reines Auswendiglernen als Kompetenznachweis zu behandeln. Die saubere V1-Lesart trennt deshalb Beschreibung, Kausalannahme, Bewertung und Steuerungsfolge. Pruefungsfragen sollen Begriffe, Anwendung und rote Linien verbinden. So wird aus dem Thema kein isoliertes Kapitel, sondern ein pruefbarer Baustein der WÖk-Architektur.</w:t>
-      </w:r>
-    </w:p>
-    <w:p>
-      <w:r>
-        <w:t>Transfer in Organisationen. Fuer Planet als Wirkungsdimension bedeutet WÖk-Begriffe im Alltag nur tragen, wenn sie in Routinen uebersetzt werden, dass die Analyse nicht bei einer Aktivitaet, einem guten Willen oder einer Kennzahl stehen bleiben darf. Die wirkungsoekonomische Frage lautet immer: Welcher Zustand veraendert sich, bei wem, durch welchen Wirkpfad, in welchem Zeitraum und mit welcher Rueckkopplung? Gerade in Grundstudium Wirkungsökonomie ist diese Unterscheidung entscheidend, weil Lernende spaeter nicht nur Begriffe wiedergeben, sondern Entscheidungssituationen pruefen muessen. Der haeufige Fehler besteht darin, die Verantwortung an eine Nachhaltigkeitsabteilung auszulagern. Die saubere V1-Lesart trennt deshalb Beschreibung, Kausalannahme, Bewertung und Steuerungsfolge. Strategie, Einkauf, Kommunikation, Controlling und Fuehrung muessen denselben Wirkungsbegriff verwenden. So wird aus dem Thema kein isoliertes Kapitel, sondern ein pruefbarer Baustein der WÖk-Architektur.</w:t>
-      </w:r>
-    </w:p>
-    <w:p>
-      <w:r>
-        <w:t>Fallfenster zur Anwendung. Ein Controlling-Team moechte einen Score bilden. Das Skript verlangt, dass Datenqualitaet, Systemgrenzen, Gewichtung, Unsicherheit und Nichtkompensation sichtbar bleiben. Ein Score darf die Diskussion nicht beenden, sondern muss bessere Fragen, Priorisierung und Rueckkopplung ermoeglichen. Bezogen auf Planet als Wirkungsdimension heisst das: Die Analyse muss das konkrete Thema ernst nehmen und zugleich den allgemeinen WÖk-Massstab halten. Es geht nicht darum, die Welt in gute und schlechte Akteure einzuteilen. Es geht darum, Wirkpfade, Wirkungsempfaenger, Datenqualitaet, Risiken und Rueckkopplung so zu beschreiben, dass bessere Entscheidungen moeglich werden.</w:t>
-      </w:r>
-    </w:p>
-    <w:p>
-      <w:r>
-        <w:t>Rueckfluss in den Korpus. Fuer Planet als Wirkungsdimension bedeutet jedes Studienskript den Gesamtbestand schaerfen kann, dass die Analyse nicht bei einer Aktivitaet, einem guten Willen oder einer Kennzahl stehen bleiben darf. Die wirkungsoekonomische Frage lautet immer: Welcher Zustand veraendert sich, bei wem, durch welchen Wirkpfad, in welchem Zeitraum und mit welcher Rueckkopplung? Gerade in Grundstudium Wirkungsökonomie ist diese Unterscheidung entscheidend, weil Lernende spaeter nicht nur Begriffe wiedergeben, sondern Entscheidungssituationen pruefen muessen. Der haeufige Fehler besteht darin, neue Einsichten nur lokal im Skript zu belassen. Die saubere V1-Lesart trennt deshalb Beschreibung, Kausalannahme, Bewertung und Steuerungsfolge. Glossar, Website, Journal, Dossiers und Visuals sollen aus der Skriptarbeit lernen. So wird aus dem Thema kein isoliertes Kapitel, sondern ein pruefbarer Baustein der WÖk-Architektur.</w:t>
-      </w:r>
-    </w:p>
-    <w:p>
-      <w:r>
-        <w:t>Pruefungsnahe Transferfrage. Formuliere zu V08 eine Wirkungsaussage in drei Saetzen: Erstens den beobachteten oder plausiblen Zustand, zweitens die Daten- oder Quellenlage, drittens die offene Unsicherheit samt Rueckkopplung. Die Antwort muss ohne moralische Personenbewertung auskommen und darf Reichweite nicht mit Wirkung verwechseln.</w:t>
+        <w:t>Evidenzregel. Kernaussage darf im Skript nicht als dekorativer Begriff stehen bleiben. Der Abschnitt traegt nur dann, wenn er eine pruefbare Aussage erlaubt: Welche Quelle stuetzt die Annahme, welche Unsicherheit bleibt offen und welche Gegenbeobachtung wuerde die Bewertung veraendern? Fuer Planet als Wirkungsdimension heisst das, dass jede Bewertung nur so belastbar ist wie Datenlage, Quellenstatus, Aktualitaet und Systemgrenze. Die Studierenden sollen nicht lernen, einen Score nachzusprechen. Sie sollen erkennen, wann ein Score klaert, wann er verdeckt und wann eine rote Linie die Durchschnittslogik stoppt.</w:t>
+      </w:r>
+    </w:p>
+    <w:p>
+      <w:r>
+        <w:t>Fallfenster zur Anwendung. Ein Controlling-Team moechte einen Score bilden. Das Skript verlangt, dass Datenqualitaet, Systemgrenzen, Gewichtung, Unsicherheit und Nichtkompensation sichtbar bleiben. Ein Score darf die Diskussion nicht beenden, sondern muss bessere Fragen, Priorisierung und Rueckkopplung ermoeglichen. Bezogen auf Planet als Wirkungsdimension heisst das: Die Analyse muss das konkrete Thema ernst nehmen und zugleich den allgemeinen WÖk-Massstab halten. Es geht nicht darum, Akteure moralisch zu sortieren. Es geht darum, Wirkpfade, Wirkungsempfaenger, Datenqualitaet, Risiken und Rueckkopplung so zu beschreiben, dass bessere Entscheidungen moeglich werden.</w:t>
       </w:r>
     </w:p>
     <w:p>
@@ -3037,110 +3231,6 @@
     <w:p>
       <w:r>
         <w:t>Diese Finalisierung schliesst die Codex-Inhaltsproduktion fuer V08. Offen bleibt nicht der fachliche Kern des Skripts, sondern der naechste Produktionsschritt: Claude setzt daraus die CI/CD-konforme Reader- und PDF-Fassung, prueft Satz, Umbrueche, Medienintegration und Lektorat und markiert erst danach die veroeffentlichte Fassung als freigegeben.</w:t>
-      </w:r>
-    </w:p>
-    <w:p>
-      <w:pPr>
-        <w:pStyle w:val="Heading2"/>
-      </w:pPr>
-      <w:r>
-        <w:t>9. Quellen</w:t>
-      </w:r>
-    </w:p>
-    <w:p>
-      <w:pPr>
-        <w:pStyle w:val="Heading3"/>
-      </w:pPr>
-      <w:r>
-        <w:t>WÖk-Quellen</w:t>
-      </w:r>
-    </w:p>
-    <w:p>
-      <w:pPr>
-        <w:pStyle w:val="ListBullet"/>
-      </w:pPr>
-      <w:r>
-        <w:t>Die neue Ordnung des Wohlstands (https://wirkungsoekonomie.de/buch.html) — aktuelles Grundlagenwerk der Wirkungsökonomie.</w:t>
-      </w:r>
-    </w:p>
-    <w:p>
-      <w:pPr>
-        <w:pStyle w:val="ListBullet"/>
-      </w:pPr>
-      <w:r>
-        <w:t>WÖk-Referenz (https://wirkungsoekonomie.de/referenz/) — öffentliche Kapitel- und Volltextreferenz.</w:t>
-      </w:r>
-    </w:p>
-    <w:p>
-      <w:pPr>
-        <w:pStyle w:val="ListBullet"/>
-      </w:pPr>
-      <w:r>
-        <w:t>Glossar der Wirkungsökonomie (https://wirkungsoekonomie.de/glossar.html) — öffentliche Begriffsdefinitionen und Abgrenzungen.</w:t>
-      </w:r>
-    </w:p>
-    <w:p>
-      <w:pPr>
-        <w:pStyle w:val="ListBullet"/>
-      </w:pPr>
-      <w:r>
-        <w:t>WÖk-Werkzeuge (https://wirkungsoekonomie.de/werkzeuge/) — öffentliche Methoden-, Scorecard- und Controlling-Werkzeuge.</w:t>
-      </w:r>
-    </w:p>
-    <w:p>
-      <w:pPr>
-        <w:pStyle w:val="ListBullet"/>
-      </w:pPr>
-      <w:r>
-        <w:t>WÖk-Journal (https://wirkungsoekonomie.de/blog.html) — Dossiers und Fallanalysen.</w:t>
-      </w:r>
-    </w:p>
-    <w:p>
-      <w:pPr>
-        <w:pStyle w:val="Heading3"/>
-      </w:pPr>
-      <w:r>
-        <w:t>Externe Quellen fuer die V1-Fassung</w:t>
-      </w:r>
-    </w:p>
-    <w:p>
-      <w:pPr>
-        <w:pStyle w:val="ListBullet"/>
-      </w:pPr>
-      <w:r>
-        <w:t>United Nations (2015): Transforming our world: the 2030 Agenda for Sustainable Development (https://sdgs.un.org/2030agenda).</w:t>
-      </w:r>
-    </w:p>
-    <w:p>
-      <w:pPr>
-        <w:pStyle w:val="ListBullet"/>
-      </w:pPr>
-      <w:r>
-        <w:t>European Commission: Corporate sustainability reporting (https://finance.ec.europa.eu/financial-markets/company-reporting-and-auditing/company-reporting/corporate-sustainability-reporting_en), EU taxonomy for sustainable activities (https://finance.ec.europa.eu/sustainable-finance/tools-and-standards/eu-taxonomy-sustainable-activities_en) und Digital Product Passport (https://single-market-economy.ec.europa.eu/news/commission-launches-consultation-digital-product-passport-2025-04-09_en), soweit fuer das Thema einschlaegig.</w:t>
-      </w:r>
-    </w:p>
-    <w:p>
-      <w:pPr>
-        <w:pStyle w:val="ListBullet"/>
-      </w:pPr>
-      <w:r>
-        <w:t>EFRAG: Sustainability reporting und ESRS (https://www.efrag.org/en/sustainability-reporting), soweit fuer das Thema einschlaegig.</w:t>
-      </w:r>
-    </w:p>
-    <w:p>
-      <w:pPr>
-        <w:pStyle w:val="ListBullet"/>
-      </w:pPr>
-      <w:r>
-        <w:t>Global Reporting Initiative: GRI Standards (https://www.globalreporting.org/standards/), soweit fuer Berichts- und Indikatorenfragen einschlaegig.</w:t>
-      </w:r>
-    </w:p>
-    <w:p>
-      <w:pPr>
-        <w:pStyle w:val="ListBullet"/>
-      </w:pPr>
-      <w:r>
-        <w:t>Fachliteratur zu Wirkungslogik, Evaluation, Systemtheorie, Resilienz, Governance, Diffusion, Vertrauen oder Controlling je nach Thema.</w:t>
       </w:r>
     </w:p>
     <w:sectPr>

--- a/docs/studienskripte/word-rohfassungen/woek-g-v08.docx
+++ b/docs/studienskripte/word-rohfassungen/woek-g-v08.docx
@@ -2529,12 +2529,12 @@
     </w:p>
     <w:p>
       <w:r>
-        <w:t>Dieses Skript zu V08 Planet als Wirkungsdimension ist als Langformtext angelegt: Es soll nicht nur die Vorlesung begleiten, sondern als eigenstaendiges Studienmaterial funktionieren. Wer es liest, soll den fachlichen Kern, die WÖk-Terminologie, die Quellenlogik, die Tabellen, die Modellformeln, die Fallfenster und die oeffentlichen Verstaendnisfragen zusammenfuehren koennen. Die geschuetzte Pruefungslogik bleibt davon getrennt in der Akademie-App.</w:t>
-      </w:r>
-    </w:p>
-    <w:p>
-      <w:r>
-        <w:t>Fuer den Abschluss ist entscheidend, dass Planet als Wirkungsdimension im Feld Grundstudium Wirkungsökonomie nicht als Einzelthema stehen bleibt. Die Vorlesung traegt zur gemeinsamen Architektur bei: begriffliche Grundlegung, Bewertungsrahmen und gesellschaftliche Einordnung. Daraus folgt eine Lesehaltung, die streng und praktisch zugleich ist. Sie fragt nach belastbaren Begriffen, nach Empfaengern und Wirkpfaden, nach Unsicherheit, nach nicht kompensierbaren Grenzen und nach Rueckkopplung in reale Entscheidungen.</w:t>
+        <w:t>Dieses Skript zu V08 Planet als Wirkungsdimension ist als Langformtext angelegt. Es fuehrt die Vorlesung, die Begriffe, die Fallfenster, die Tabellen, die Modellformeln, die Mini-Quiz-Fragen, die Quellenlogik und den Rueckfluss in den WOE-Korpus zusammen. Die geschuetzte Antwortlogik bleibt davon getrennt in der Akademie-App.</w:t>
+      </w:r>
+    </w:p>
+    <w:p>
+      <w:r>
+        <w:t>Der Abschluss liest Planet als Wirkungsdimension im Feld Grundstudium Wirkungsoekonomie. Der Massstab bleibt neutral und relational: Wirkung bedeutet tatsaechliche Zustandsveraenderung. Wirkungspotenzial beschreibt plausible Moeglichkeit. Wirkungsrisiko beschreibt moegliche negative Veraenderung. Wenn eine Zielgroesse gemeint ist, geht es um positive Netto-Wirkung. Genau diese Trennung entscheidet, ob das Skript fachlich traegt.</w:t>
       </w:r>
     </w:p>
     <w:p>
@@ -2542,7 +2542,7 @@
         <w:pStyle w:val="Heading3"/>
       </w:pPr>
       <w:r>
-        <w:t>Abschlussmatrix fuer die Anwendung</w:t>
+        <w:t>Abschlussmatrix</w:t>
       </w:r>
     </w:p>
     <w:tbl>
@@ -2568,7 +2568,7 @@
               <w:rPr>
                 <w:b/>
               </w:rPr>
-              <w:t>Ebene</w:t>
+              <w:t>Pruefebene</w:t>
             </w:r>
           </w:p>
         </w:tc>
@@ -2596,7 +2596,7 @@
               <w:rPr>
                 <w:b/>
               </w:rPr>
-              <w:t>Qualitaetsgrenze</w:t>
+              <w:t>Grenze</w:t>
             </w:r>
           </w:p>
         </w:tc>
@@ -2620,7 +2620,7 @@
           </w:tcPr>
           <w:p>
             <w:r>
-              <w:t>Wirkung, Wirkungspotenzial und Wirkungsrisiko werden im Kontext der Vorlesung getrennt.</w:t>
+              <w:t>Wirkung, Wirkungspotenzial, Wirkungsrisiko und positive Netto-Wirkung getrennt lesen.</w:t>
             </w:r>
           </w:p>
         </w:tc>
@@ -2631,7 +2631,7 @@
           </w:tcPr>
           <w:p>
             <w:r>
-              <w:t>keine Absicht als Wirkung ausgeben</w:t>
+              <w:t>Keine Absicht als Wirkung ausgeben.</w:t>
             </w:r>
           </w:p>
         </w:tc>
@@ -2655,7 +2655,7 @@
           </w:tcPr>
           <w:p>
             <w:r>
-              <w:t>Ausloeser, Mechanismus, Wirkungsempfaenger, Zustand und Rueckkopplung werden sichtbar.</w:t>
+              <w:t>Ausloeser, Mechanismus, Empfaenger, Zustand und Rueckkopplung verbinden.</w:t>
             </w:r>
           </w:p>
         </w:tc>
@@ -2666,7 +2666,7 @@
           </w:tcPr>
           <w:p>
             <w:r>
-              <w:t>keine lineare Erfolgsgeschichte erfinden</w:t>
+              <w:t>Keine lineare Erfolgsgeschichte erfinden.</w:t>
             </w:r>
           </w:p>
         </w:tc>
@@ -2679,7 +2679,7 @@
           </w:tcPr>
           <w:p>
             <w:r>
-              <w:t>Daten</w:t>
+              <w:t>Evidenz</w:t>
             </w:r>
           </w:p>
         </w:tc>
@@ -2690,7 +2690,7 @@
           </w:tcPr>
           <w:p>
             <w:r>
-              <w:t>Quellen, Datenqualitaet, Unsicherheit und Aktualitaet werden benannt.</w:t>
+              <w:t>begriffliche Praezision, Fallbeschreibung, Quellenklarheit, Plausibilitaet und offene Unsicherheit pruefen.</w:t>
             </w:r>
           </w:p>
         </w:tc>
@@ -2701,7 +2701,7 @@
           </w:tcPr>
           <w:p>
             <w:r>
-              <w:t>keine Scheingenauigkeit erzeugen</w:t>
+              <w:t>Keine Scheingenauigkeit erzeugen.</w:t>
             </w:r>
           </w:p>
         </w:tc>
@@ -2725,7 +2725,7 @@
           </w:tcPr>
           <w:p>
             <w:r>
-              <w:t>SDGs, Agenda 2030, SDG+ und WÖk-Schutzlinien bilden den Referenzrahmen.</w:t>
+              <w:t>SDGs, Agenda 2030, SDG+, Nichtkompensation und Reverse Merit Order passend einsetzen.</w:t>
             </w:r>
           </w:p>
         </w:tc>
@@ -2736,7 +2736,7 @@
           </w:tcPr>
           <w:p>
             <w:r>
-              <w:t>keine Durchschnittslogik gegen rote Linien</w:t>
+              <w:t>Keine Durchschnittslogik gegen rote Linien.</w:t>
             </w:r>
           </w:p>
         </w:tc>
@@ -2760,7 +2760,7 @@
           </w:tcPr>
           <w:p>
             <w:r>
-              <w:t>Die Bewertung fuehrt zu Entscheidung, Budget, Prozess, Kommunikation oder Korrektur.</w:t>
+              <w:t>Ergebnis in Begriff, Fallbewertung, Wirkpfad, rote Linie, Quellenbeurteilung oder Rueckkopplungsregel uebersetzen.</w:t>
             </w:r>
           </w:p>
         </w:tc>
@@ -2771,7 +2771,7 @@
           </w:tcPr>
           <w:p>
             <w:r>
-              <w:t>kein Reporting ohne Rueckkopplung</w:t>
+              <w:t>Kein Reporting ohne Rueckkopplung.</w:t>
             </w:r>
           </w:p>
         </w:tc>
@@ -2783,132 +2783,107 @@
         <w:pStyle w:val="Heading3"/>
       </w:pPr>
       <w:r>
-        <w:t>Abschlusskommentar 1: Lesen, pruefen, rueckkoppeln</w:t>
-      </w:r>
-    </w:p>
-    <w:p>
-      <w:r>
-        <w:t>Die folgende Verdichtung fuehrt die vorhandenen Kapitel nicht als Wiederholung, sondern als Anwendung zusammen. Wirkungskompetenz entsteht, wenn dieselbe begriffliche Strenge in Fallanalyse, Datenarbeit, Kommunikation, Governance und Entscheidungspraxis wiedererkannt wird.</w:t>
-      </w:r>
-    </w:p>
-    <w:p>
-      <w:r>
-        <w:t>Begriffliche Schaerfung. Der Abschnitt Lernziele ist in V08 kein Zusatzwissen, sondern ein Pruefstein fuer die Grundfrage des Skripts: Was veraendert sich, bei wem, wodurch und mit welcher Rueckkopplung? Fuer Planet als Wirkungsdimension wird daran sichtbar, dass praezise Sprache die erste Sicherung gegen Impact-Washing bildet. Die fachliche Grenze liegt dort, wo Lernende Output, Reichweite, Absicht und Wirkung in einem Satz vermischen. Die saubere Lesart trennt deshalb Beobachtung, Kausalannahme, Bewertung und Steuerungsfolge. In der Anwendung sollte daraus mindestens eine konkrete Begriff, Wirkpfad, Fallbewertung, rote Linie oder Rueckkopplung abgeleitet werden; sonst bleibt das Wissen erklaerend, aber nicht steuerungsfaehig.</w:t>
-      </w:r>
-    </w:p>
-    <w:p>
-      <w:r>
-        <w:t>Anwendung auf Einleitung / Wirkungsfrage. In einer Fallanalyse beginnt dieser Punkt nicht mit einer Meinung, sondern mit einer belastbaren Beschreibung. Wer V08 pruefungsnah liest, fragt zuerst nach Wirkungsempfaengern, Wirkraum, Zeitraum und Datenquelle. Erst danach folgt die Bewertung im Referenzrahmen Mensch, Planet, Demokratie, SDGs, Agenda 2030 und SDG+. Mindestens ein direkter und ein indirekter Wirkpfad muessen nachvollziehbar sein. Der typische Kurzschluss waere, nur die Massnahme selbst bewerten und indirekte Empfaenger ausblenden. Genau dagegen setzt die WÖk die Pflicht, Wirkungspotenzial, Wirkungsrisiko und positive Netto-Wirkung begrifflich getrennt zu halten.</w:t>
-      </w:r>
-    </w:p>
-    <w:p>
-      <w:r>
-        <w:t>Evidenzregel. Kernaussage darf im Skript nicht als dekorativer Begriff stehen bleiben. Der Abschnitt traegt nur dann, wenn er eine pruefbare Aussage erlaubt: Welche Quelle stuetzt die Annahme, welche Unsicherheit bleibt offen und welche Gegenbeobachtung wuerde die Bewertung veraendern? Fuer Planet als Wirkungsdimension heisst das, dass jede Bewertung nur so belastbar ist wie Datenlage, Quellenstatus, Aktualitaet und Systemgrenze. Die Studierenden sollen nicht lernen, einen Score nachzusprechen. Sie sollen erkennen, wann ein Score klaert, wann er verdeckt und wann eine rote Linie die Durchschnittslogik stoppt.</w:t>
-      </w:r>
-    </w:p>
-    <w:p>
-      <w:r>
-        <w:t>Fallfenster zur Anwendung. Ein Controlling-Team moechte einen Score bilden. Das Skript verlangt, dass Datenqualitaet, Systemgrenzen, Gewichtung, Unsicherheit und Nichtkompensation sichtbar bleiben. Ein Score darf die Diskussion nicht beenden, sondern muss bessere Fragen, Priorisierung und Rueckkopplung ermoeglichen. Bezogen auf Planet als Wirkungsdimension heisst das: Die Analyse muss das konkrete Thema ernst nehmen und zugleich den allgemeinen WÖk-Massstab halten. Es geht nicht darum, Akteure moralisch zu sortieren. Es geht darum, Wirkpfade, Wirkungsempfaenger, Datenqualitaet, Risiken und Rueckkopplung so zu beschreiben, dass bessere Entscheidungen moeglich werden.</w:t>
-      </w:r>
-    </w:p>
-    <w:p>
-      <w:r>
-        <w:t>Transfer in Grundstudium Wirkungsökonomie. Quelltext und fachliche Grundlegung verbindet die inhaltliche Deutung mit der spaeteren Praxis. Eine Organisation kann zu Planet als Wirkungsdimension sehr ueberzeugend kommunizieren und trotzdem an einen plausiblen Gedanken schon fuer Wirkung zu halten, obwohl Empfaenger, Zustand, Zeitbezug und Quelle fehlen scheitern. Darum muss die V1-Fassung immer auch nach Governance fragen: Wer erhebt Daten, wer bewertet sie, wer traegt die Folgen, wer kann widersprechen und wann wird eine Entscheidung korrigiert? Profile, Zielkonflikte und offene Punkte werden nebeneinander gefuehrt. So wird aus einem Lehrkapitel eine verantwortbare Arbeitsroutine.</w:t>
-      </w:r>
-    </w:p>
-    <w:p>
-      <w:r>
-        <w:t>Grenze gegen Scheingenauigkeit. Gerade bei Die Bühne, auf der alles stattfindet ist Praezision wichtiger als grosse Begriffe. Eine Wirkungsaussage bleibt schwach, wenn sie nur Aktivitaet, Reichweite, Absicht oder Image beschreibt. Stark wird sie erst, wenn sie die Zustandsveraenderung und ihre Bedingungen offenlegt. In V08 ist deshalb entscheidend, schwere zentrale Schaeden nicht durch beliebige positive Einzelwerte neutralisiert werden duerfen. Die Fehlerlinie verlaeuft nicht zwischen Optimismus und Pessimismus, sondern zwischen offengelegter Unsicherheit und rhetorischer Sicherheit ohne Pruefpfad.</w:t>
-      </w:r>
-    </w:p>
-    <w:p>
-      <w:r>
-        <w:t>Pruefungsnahe Transferfrage. Formuliere zu V08 eine Wirkungsaussage in drei Saetzen: Erstens den beobachteten oder plausiblen Zustand, zweitens die Daten- oder Quellenlage, drittens die offene Unsicherheit samt Rueckkopplung. Die Antwort muss ohne moralische Personenbewertung auskommen und darf Reichweite nicht mit Wirkung verwechseln.</w:t>
-      </w:r>
-    </w:p>
-    <w:p>
-      <w:r>
-        <w:t>Pruefungsnahe Lesart. Aus Warum der Planet eigene Beachtung braucht laesst sich eine gute Transferfrage ableiten: Welche Entscheidung waere falsch, wenn dieser Abschnitt missverstanden wird? Fuer Planet als Wirkungsdimension lautet die Antwort meist nicht einfach "mehr Wirkung", sondern genauer: bessere Unterscheidung, sauberere Daten, klarere Schutzlinie und rueckgekoppelte Steuerung. Jeder Analyseblock fragt nach der Routine, die nach der Bewertung angepasst wird. Wer das im Fall anwenden kann, hat den Kern der Vorlesung verstanden; wer nur Definitionen wiederholt, bleibt unter dem Anspruch der Akademie.</w:t>
-      </w:r>
-    </w:p>
-    <w:p>
-      <w:r>
-        <w:t>Fallfenster zur Anwendung. Ein Kommunikationsbericht nennt viele Aktivitaeten, Reichweiten und Rueckmeldungen. Die V1-Pruefung fragt, ob daraus eine belastbare Wirkungsaussage folgt. Wenn nur Kontakte, Klicks oder Zustimmung vorliegen, bleibt die Aussage im Bereich Wirkungspotenzial oder Resonanz, nicht im Bereich nachgewiesener Wirkung. Bezogen auf Planet als Wirkungsdimension heisst das: Die Analyse muss das konkrete Thema ernst nehmen und zugleich den allgemeinen WÖk-Massstab halten. Es geht nicht darum, Akteure moralisch zu sortieren. Es geht darum, Wirkpfade, Wirkungsempfaenger, Datenqualitaet, Risiken und Rueckkopplung so zu beschreiben, dass bessere Entscheidungen moeglich werden.</w:t>
-      </w:r>
-    </w:p>
-    <w:p>
-      <w:r>
-        <w:t>Governance. Der Abschnitt Das Klima als zentrale Stellschraube ist in V08 kein Zusatzwissen, sondern ein Pruefstein fuer die Grundfrage des Skripts: Was veraendert sich, bei wem, wodurch und mit welcher Rueckkopplung? Fuer Planet als Wirkungsdimension wird daran sichtbar, dass Wirkungsbewertung Verfahren, Rechte, Transparenz und Korrektur braucht. Die fachliche Grenze liegt dort, wo Lernende Bewertung als technokratische Top-down-Setzung verstehen. Die saubere Lesart trennt deshalb Beobachtung, Kausalannahme, Bewertung und Steuerungsfolge. In der Anwendung sollte daraus mindestens eine konkrete Begriff, Wirkpfad, Fallbewertung, rote Linie oder Rueckkopplung abgeleitet werden; sonst bleibt das Wissen erklaerend, aber nicht steuerungsfaehig.</w:t>
-      </w:r>
-    </w:p>
-    <w:p>
-      <w:r>
-        <w:t>Anwendung auf Wasser, Böden und biologische Vielfalt. In einer Fallanalyse beginnt dieser Punkt nicht mit einer Meinung, sondern mit einer belastbaren Beschreibung. Wer V08 pruefungsnah liest, fragt zuerst nach Wirkungsempfaengern, Wirkraum, Zeitraum und Datenquelle. Erst danach folgt die Bewertung im Referenzrahmen Mensch, Planet, Demokratie, SDGs, Agenda 2030 und SDG+. Pruefungsfragen verbinden Begriff, Anwendung, Evidenz und rote Linie. Der typische Kurzschluss waere, reines Auswendiglernen als Kompetenznachweis behandeln. Genau dagegen setzt die WÖk die Pflicht, Wirkungspotenzial, Wirkungsrisiko und positive Netto-Wirkung begrifflich getrennt zu halten.</w:t>
-      </w:r>
-    </w:p>
-    <w:p>
-      <w:r>
-        <w:t>Evidenzregel. Die Grenzen des Planeten darf im Skript nicht als dekorativer Begriff stehen bleiben. Der Abschnitt traegt nur dann, wenn er eine pruefbare Aussage erlaubt: Welche Quelle stuetzt die Annahme, welche Unsicherheit bleibt offen und welche Gegenbeobachtung wuerde die Bewertung veraendern? Fuer Planet als Wirkungsdimension heisst das, dass WÖk-Begriffe im Alltag nur tragen, wenn sie in Routinen uebersetzt werden. Die Studierenden sollen nicht lernen, einen Score nachzusprechen. Sie sollen erkennen, wann ein Score klaert, wann er verdeckt und wann eine rote Linie die Durchschnittslogik stoppt.</w:t>
-      </w:r>
-    </w:p>
-    <w:p>
-      <w:r>
-        <w:t>Fallfenster zur Anwendung. Eine Organisation plant eine Massnahme und formuliert dazu eine positive Absicht. In der WÖk reicht das nicht. Fuer diese Vorlesung muss sichtbar werden, welche Zustandsveraenderung erwartet wird, welche Empfaenger direkt oder indirekt betroffen sind, welche Nebenwirkungen entstehen koennen und welche Entscheidung spaeter korrigiert wird. Bezogen auf Planet als Wirkungsdimension heisst das: Die Analyse muss das konkrete Thema ernst nehmen und zugleich den allgemeinen WÖk-Massstab halten. Es geht nicht darum, Akteure moralisch zu sortieren. Es geht darum, Wirkpfade, Wirkungsempfaenger, Datenqualitaet, Risiken und Rueckkopplung so zu beschreiben, dass bessere Entscheidungen moeglich werden.</w:t>
-      </w:r>
-    </w:p>
-    <w:p>
-      <w:r>
-        <w:t>Transfer in Grundstudium Wirkungsökonomie. Kreislauf statt Wegwerf verbindet die inhaltliche Deutung mit der spaeteren Praxis. Eine Organisation kann zu Planet als Wirkungsdimension sehr ueberzeugend kommunizieren und trotzdem an einen plausiblen Gedanken schon fuer Wirkung zu halten, obwohl Empfaenger, Zustand, Zeitbezug und Quelle fehlen scheitern. Darum muss die V1-Fassung immer auch nach Governance fragen: Wer erhebt Daten, wer bewertet sie, wer traegt die Folgen, wer kann widersprechen und wann wird eine Entscheidung korrigiert? Gute Kommunikation unterscheidet Befund, Annahme und normative Bewertung. So wird aus einem Lehrkapitel eine verantwortbare Arbeitsroutine.</w:t>
-      </w:r>
-    </w:p>
-    <w:p>
-      <w:r>
-        <w:t>Pruefungsnahe Transferfrage. Formuliere zu V08 eine Wirkungsaussage in drei Saetzen: Erstens den beobachteten oder plausiblen Zustand, zweitens die Daten- oder Quellenlage, drittens die offene Unsicherheit samt Rueckkopplung. Die Antwort muss ohne moralische Personenbewertung auskommen und darf Reichweite nicht mit Wirkung verwechseln.</w:t>
-      </w:r>
-    </w:p>
-    <w:p>
-      <w:r>
-        <w:t>Grenze gegen Scheingenauigkeit. Gerade bei Ein Beispiel: zwei Wege, Strom zu erzeugen ist Praezision wichtiger als grosse Begriffe. Eine Wirkungsaussage bleibt schwach, wenn sie nur Aktivitaet, Reichweite, Absicht oder Image beschreibt. Stark wird sie erst, wenn sie die Zustandsveraenderung und ihre Bedingungen offenlegt. In V08 ist deshalb entscheidend, jede Wirkungsaussage eine Grenze zieht und diese Grenze begruenden muss. Die Fehlerlinie verlaeuft nicht zwischen Optimismus und Pessimismus, sondern zwischen offengelegter Unsicherheit und rhetorischer Sicherheit ohne Pruefpfad.</w:t>
-      </w:r>
-    </w:p>
-    <w:p>
-      <w:r>
-        <w:t>Pruefungsnahe Lesart. Aus Der Planet lässt nicht mit sich verhandeln laesst sich eine gute Transferfrage ableiten: Welche Entscheidung waere falsch, wenn dieser Abschnitt missverstanden wird? Fuer Planet als Wirkungsdimension lautet die Antwort meist nicht einfach "mehr Wirkung", sondern genauer: bessere Unterscheidung, sauberere Daten, klarere Schutzlinie und rueckgekoppelte Steuerung. Szenarien pruefen Sofortwirkung, Folgewirkung und Reversibilitaet getrennt. Wer das im Fall anwenden kann, hat den Kern der Vorlesung verstanden; wer nur Definitionen wiederholt, bleibt unter dem Anspruch der Akademie.</w:t>
-      </w:r>
-    </w:p>
-    <w:p>
-      <w:r>
-        <w:t>Fallfenster zur Anwendung. Eine Fuehrungsentscheidung erzeugt zugleich Nutzen und Risiken. Die WÖk behandelt Ambivalenz nicht als Stoerung, sondern als Kern der Analyse. Positive Netto-Wirkung darf erst behauptet werden, wenn zentrale negative Wirkungen getrennt geprueft und rote Linien gewahrt sind. Bezogen auf Planet als Wirkungsdimension heisst das: Die Analyse muss das konkrete Thema ernst nehmen und zugleich den allgemeinen WÖk-Massstab halten. Es geht nicht darum, Akteure moralisch zu sortieren. Es geht darum, Wirkpfade, Wirkungsempfaenger, Datenqualitaet, Risiken und Rueckkopplung so zu beschreiben, dass bessere Entscheidungen moeglich werden.</w:t>
-      </w:r>
-    </w:p>
-    <w:p>
-      <w:r>
-        <w:t>Betroffenenperspektive. Der Abschnitt Planet und Mensch gehören zusammen ist in V08 kein Zusatzwissen, sondern ein Pruefstein fuer die Grundfrage des Skripts: Was veraendert sich, bei wem, wodurch und mit welcher Rueckkopplung? Fuer Planet als Wirkungsdimension wird daran sichtbar, dass Wirkung nicht am Sender, sondern an veraenderten Zustanden der Empfaenger geprueft wird. Die fachliche Grenze liegt dort, wo Lernende interne Erfolgskennzahlen mit gesellschaftlicher Wirkung verwechseln. Die saubere Lesart trennt deshalb Beobachtung, Kausalannahme, Bewertung und Steuerungsfolge. In der Anwendung sollte daraus mindestens eine konkrete Begriff, Wirkpfad, Fallbewertung, rote Linie oder Rueckkopplung abgeleitet werden; sonst bleibt das Wissen erklaerend, aber nicht steuerungsfaehig.</w:t>
-      </w:r>
-    </w:p>
-    <w:p>
-      <w:r>
-        <w:t>Anwendung auf Was du aus dieser Vorlesung mitnimmst. In einer Fallanalyse beginnt dieser Punkt nicht mit einer Meinung, sondern mit einer belastbaren Beschreibung. Wer V08 pruefungsnah liest, fragt zuerst nach Wirkungsempfaengern, Wirkraum, Zeitraum und Datenquelle. Erst danach folgt die Bewertung im Referenzrahmen Mensch, Planet, Demokratie, SDGs, Agenda 2030 und SDG+. Jede Schlussfolgerung endet mit Entscheidung, Verantwortlichkeit und Termin fuer Rueckpruefung. Der typische Kurzschluss waere, Befunde sammeln, ohne Ressourcen oder Regeln zu veraendern. Genau dagegen setzt die WÖk die Pflicht, Wirkungspotenzial, Wirkungsrisiko und positive Netto-Wirkung begrifflich getrennt zu halten.</w:t>
-      </w:r>
-    </w:p>
-    <w:p>
-      <w:r>
-        <w:t>Evidenzregel. Wirkungsökonomische Vertiefung darf im Skript nicht als dekorativer Begriff stehen bleiben. Der Abschnitt traegt nur dann, wenn er eine pruefbare Aussage erlaubt: Welche Quelle stuetzt die Annahme, welche Unsicherheit bleibt offen und welche Gegenbeobachtung wuerde die Bewertung veraendern? Fuer Planet als Wirkungsdimension heisst das, dass WÖk-Aussagen mit bestehenden Begriffen, Studien, Standards und Rechtsrahmen in Beziehung stehen muessen. Die Studierenden sollen nicht lernen, einen Score nachzusprechen. Sie sollen erkennen, wann ein Score klaert, wann er verdeckt und wann eine rote Linie die Durchschnittslogik stoppt.</w:t>
-      </w:r>
-    </w:p>
-    <w:p>
-      <w:r>
-        <w:t>Fallfenster zur Anwendung. Ein Controlling-Team moechte einen Score bilden. Das Skript verlangt, dass Datenqualitaet, Systemgrenzen, Gewichtung, Unsicherheit und Nichtkompensation sichtbar bleiben. Ein Score darf die Diskussion nicht beenden, sondern muss bessere Fragen, Priorisierung und Rueckkopplung ermoeglichen. Bezogen auf Planet als Wirkungsdimension heisst das: Die Analyse muss das konkrete Thema ernst nehmen und zugleich den allgemeinen WÖk-Massstab halten. Es geht nicht darum, Akteure moralisch zu sortieren. Es geht darum, Wirkpfade, Wirkungsempfaenger, Datenqualitaet, Risiken und Rueckkopplung so zu beschreiben, dass bessere Entscheidungen moeglich werden.</w:t>
-      </w:r>
-    </w:p>
-    <w:p>
-      <w:r>
-        <w:t>Pruefungsnahe Transferfrage. Formuliere zu V08 eine Wirkungsaussage in drei Saetzen: Erstens den beobachteten oder plausiblen Zustand, zweitens die Daten- oder Quellenlage, drittens die offene Unsicherheit samt Rueckkopplung. Die Antwort muss ohne moralische Personenbewertung auskommen und darf Reichweite nicht mit Wirkung verwechseln.</w:t>
-      </w:r>
-    </w:p>
-    <w:p>
-      <w:r>
-        <w:t>Transfer in Grundstudium Wirkungsökonomie. Prüfungsrelevanz verbindet die inhaltliche Deutung mit der spaeteren Praxis. Eine Organisation kann zu Planet als Wirkungsdimension sehr ueberzeugend kommunizieren und trotzdem an einen plausiblen Gedanken schon fuer Wirkung zu halten, obwohl Empfaenger, Zustand, Zeitbezug und Quelle fehlen scheitern. Darum muss die V1-Fassung immer auch nach Governance fragen: Wer erhebt Daten, wer bewertet sie, wer traegt die Folgen, wer kann widersprechen und wann wird eine Entscheidung korrigiert? Die Analyse markiert Stoppsignale vor jeder Portfolio- oder Score-Debatte. So wird aus einem Lehrkapitel eine verantwortbare Arbeitsroutine.</w:t>
+        <w:t>Schlussvertiefung 1: Planet als Wirkungsdimension im Anwendungsfall</w:t>
+      </w:r>
+    </w:p>
+    <w:p>
+      <w:r>
+        <w:t>Die folgenden Abschnitte sind keine neue Pruefungsloesung. Sie verdichten die vorhandenen Kapitel zu einer Lesart, mit der Studierende einen Fall selbststaendig analysieren koennen. Im Mittelpunkt stehen Schutzdimensionen, Zeitlogik, Resilienz und Betroffenenperspektive, nicht moralische Personenbewertung.</w:t>
+      </w:r>
+    </w:p>
+    <w:p>
+      <w:r>
+        <w:t>Begriffliche Schlussklaerung. Einleitung / Wirkungsfrage zeigt, warum Planet als Wirkungsdimension mehr ist als ein Schlagwort im Feld Schutzdimensionen, Zeitlogik, Resilienz und Betroffenenperspektive. Die wirkungsoekonomische Frage lautet: Welche reale Veraenderung wird moeglich, welche bleibt nur Potenzial und wo entsteht ein Wirkungsrisiko? Diese Unterscheidung schuetzt vor Impact-Washing, weil sie Absicht, Aktivitaet, Reichweite und Wirkung auseinanderhaelt.</w:t>
+      </w:r>
+    </w:p>
+    <w:p>
+      <w:r>
+        <w:t>Eine Kommune, ein Unternehmen oder eine Bildungsorganisation will Planet als Wirkungsdimension praktisch anwenden. Der erste Schritt ist nicht die Auswahl eines Instruments, sondern die Klaerung der Zustandsveraenderung. Bei Einleitung / Wirkungsfrage muss deshalb benannt werden, wer betroffen ist, welcher Zustand sich veraendert, welche Frist gilt und welche Gegenbeobachtung die Annahme widerlegen wuerde. Erst danach entsteht eine begruendete Entscheidung im Feld Begriff, Fallbewertung, Wirkpfad, rote Linie, Quellenbeurteilung oder Rueckkopplungsregel.</w:t>
+      </w:r>
+    </w:p>
+    <w:p>
+      <w:r>
+        <w:t>Wirkpfad und Empfaenger. In V08 muss Kernaussage immer mit Empfaengern gelesen werden. Wirkung entsteht nicht beim Sender, sondern an veraenderten Zustaenden von Menschen, Oekosystemen, Institutionen, Oeffentlichkeit oder kuenftigen Handlungsspielraeumen. Darum reicht es nicht, interne Aktivitaeten zu dokumentieren. Entscheidend ist, ob sich ein Zustand nachvollziehbar veraendert und ob diese Veraenderung im Referenzrahmen Mensch, Planet, Demokratie, SDGs, Agenda 2030 und SDG+ tragfaehig bewertet werden kann.</w:t>
+      </w:r>
+    </w:p>
+    <w:p>
+      <w:r>
+        <w:t>Ein Bericht behauptet, die Massnahme zu Planet als Wirkungsdimension sei erfolgreich. Die WOE-Lesart fragt bei Kernaussage nach belastbaren Nachweisen: begriffliche Praezision, Fallbeschreibung, Quellenklarheit, Plausibilitaet und offene Unsicherheit. Wenn diese Nachweise fehlen, bleibt die Aussage Wirkungspotenzial oder Kommunikationsbehauptung. Sie kann wichtig sein, aber sie ist noch keine belegte Wirkung.</w:t>
+      </w:r>
+    </w:p>
+    <w:p>
+      <w:r>
+        <w:t>Daten, Quellen und Evidenz. Wissenschaftliche Anschlussfaehigkeit entsteht hier durch Quellenklarheit. Bei Quelltext und fachliche Grundlegung werden interne WOE-Begriffe nicht als Ersatz fuer Belege benutzt, sondern mit Grundlagenwerk, Schutzdimensionen Mensch/Planet/Demokratie und Langfristlogik verbunden. Wo die Datenlage offen bleibt, wird das offengelegt. Wo eine Aussage nur plausibel ist, bleibt sie als Wirkungspotenzial markiert. Wo ein Schaden eine rote Linie beruehrt, greift Nichtkompensation vor Durchschnittslogik.</w:t>
+      </w:r>
+    </w:p>
+    <w:p>
+      <w:r>
+        <w:t>In einer kontroversen Entscheidung wirkt Quelltext und fachliche Grundlegung als Pruefpunkt fuer Ambivalenz. Ein Nutzen fuer eine Gruppe kann mit Risiken fuer andere Wirkungsempfaenger einhergehen. Das Skript verlangt deshalb, positive und negative Zustandsveraenderungen getrennt zu fuehren, bevor von positiver Netto-Wirkung gesprochen wird.</w:t>
+      </w:r>
+    </w:p>
+    <w:p>
+      <w:r>
+        <w:t>Bewertung und rote Linien. In Grundstudium Wirkungsoekonomie wird Die Bühne, auf der alles stattfindet erst steuerungsfaehig, wenn daraus eine Entscheidung folgt. Die Grundbegriffe muessen in spaeteren Modulen wiedererkennbar bleiben. Ohne diese Rueckkopplung bleibt Reporting eine Beschreibung. Mit Rueckkopplung wird aus Bewertung eine veraenderte Routine: ein anderer Prozess, ein geaenderter Anreiz, eine bessere Datenpflicht, eine korrigierte Kommunikation oder eine neue Priorisierung.</w:t>
+      </w:r>
+    </w:p>
+    <w:p>
+      <w:r>
+        <w:t>Die typische Fehlstelle bei Planet als Wirkungsdimension liegt darin, kurzfristige Entlastung als dauerhafte positive Netto-Wirkung zu verkaufen. Bei Die Bühne, auf der alles stattfindet wird diese Fehlstelle konkret: Ein scheinbar plausibler Befund darf nicht zur Abkuerzung werden. Quellen, Systemgrenzen, Unsicherheit und Rueckkopplung bleiben sichtbar.</w:t>
+      </w:r>
+    </w:p>
+    <w:p>
+      <w:r>
+        <w:t>Kontrollfrage. Welche Entscheidung waere falsch, wenn Die Bühne, auf der alles stattfindet in V08 missverstanden wird? Die Antwort muss mindestens eine Daten- oder Quellenannahme, eine betroffene Gruppe oder Schutzdimension, eine moegliche Nebenwirkung und einen Rueckkopplungsschritt nennen. Richtig ist nicht die lauteste Bewertung, sondern diejenige, die Begriff, Beleg und Steuerungsfolge zusammenhaelt.</w:t>
+      </w:r>
+    </w:p>
+    <w:p>
+      <w:r>
+        <w:t>Steuerung und Rueckkopplung. Die Grenze gegen Scheingenauigkeit verlaeuft bei Warum der Planet eigene Beachtung braucht nicht zwischen Optimismus und Pessimismus. Sie verlaeuft zwischen offengelegter Unsicherheit und rhetorischer Sicherheit. Wer Planet als Wirkungsdimension belastbar anwenden will, benennt Systemgrenze, Zeitraum, Vergleichspunkt und offene Gegenhypothese. Gerade dadurch bleibt das Skript anschlussfaehig fuer Forschung, Praxis und spaetere Revision.</w:t>
+      </w:r>
+    </w:p>
+    <w:p>
+      <w:r>
+        <w:t>Fuer die Pruefung ist Warum der Planet eigene Beachtung braucht dann verstanden, wenn daraus eine belastbare Fallantwort entsteht. Eine gute Antwort unterscheidet Beobachtung, Kausalannahme, Bewertung und Steuerungsfolge. Sie bewertet keine Menschen, sondern Wirkpfade, Zustandsveraenderungen, Risiken und institutionelle Bedingungen.</w:t>
+      </w:r>
+    </w:p>
+    <w:p>
+      <w:r>
+        <w:t>Pruefungsnahe Anwendung. Das Klima als zentrale Stellschraube zeigt, warum Planet als Wirkungsdimension mehr ist als ein Schlagwort im Feld Schutzdimensionen, Zeitlogik, Resilienz und Betroffenenperspektive. Die wirkungsoekonomische Frage lautet: Welche reale Veraenderung wird moeglich, welche bleibt nur Potenzial und wo entsteht ein Wirkungsrisiko? Diese Unterscheidung schuetzt vor Impact-Washing, weil sie Absicht, Aktivitaet, Reichweite und Wirkung auseinanderhaelt.</w:t>
+      </w:r>
+    </w:p>
+    <w:p>
+      <w:r>
+        <w:t>Eine Kommune, ein Unternehmen oder eine Bildungsorganisation will Planet als Wirkungsdimension praktisch anwenden. Der erste Schritt ist nicht die Auswahl eines Instruments, sondern die Klaerung der Zustandsveraenderung. Bei Das Klima als zentrale Stellschraube muss deshalb benannt werden, wer betroffen ist, welcher Zustand sich veraendert, welche Frist gilt und welche Gegenbeobachtung die Annahme widerlegen wuerde. Erst danach entsteht eine begruendete Entscheidung im Feld Begriff, Fallbewertung, Wirkpfad, rote Linie, Quellenbeurteilung oder Rueckkopplungsregel.</w:t>
+      </w:r>
+    </w:p>
+    <w:p>
+      <w:r>
+        <w:t>Rueckfluss. Fuer den WOE-Korpus bedeutet das: Begriffe aus Planet als Wirkungsdimension sollten dort geschaerft werden, wo sie in Glossar, Werkzeugen, Journal oder Readern doppeldeutig bleiben. Offene Forschungsfragen werden nicht versteckt. Sie markieren die Stelle, an der spaetere Evidenz, ein besserer Datensatz oder eine praezisere Fallstudie die Bewertung veraendern kann.</w:t>
+      </w:r>
+    </w:p>
+    <w:p>
+      <w:r>
+        <w:t>Transfer in den WOE-Korpus. In V08 muss Wasser, Böden und biologische Vielfalt immer mit Empfaengern gelesen werden. Wirkung entsteht nicht beim Sender, sondern an veraenderten Zustaenden von Menschen, Oekosystemen, Institutionen, Oeffentlichkeit oder kuenftigen Handlungsspielraeumen. Darum reicht es nicht, interne Aktivitaeten zu dokumentieren. Entscheidend ist, ob sich ein Zustand nachvollziehbar veraendert und ob diese Veraenderung im Referenzrahmen Mensch, Planet, Demokratie, SDGs, Agenda 2030 und SDG+ tragfaehig bewertet werden kann.</w:t>
+      </w:r>
+    </w:p>
+    <w:p>
+      <w:r>
+        <w:t>Ein Bericht behauptet, die Massnahme zu Planet als Wirkungsdimension sei erfolgreich. Die WOE-Lesart fragt bei Wasser, Böden und biologische Vielfalt nach belastbaren Nachweisen: begriffliche Praezision, Fallbeschreibung, Quellenklarheit, Plausibilitaet und offene Unsicherheit. Wenn diese Nachweise fehlen, bleibt die Aussage Wirkungspotenzial oder Kommunikationsbehauptung. Sie kann wichtig sein, aber sie ist noch keine belegte Wirkung.</w:t>
+      </w:r>
+    </w:p>
+    <w:p>
+      <w:r>
+        <w:t>Grenzen der Aussage. Wissenschaftliche Anschlussfaehigkeit entsteht hier durch Quellenklarheit. Bei Die Grenzen des Planeten werden interne WOE-Begriffe nicht als Ersatz fuer Belege benutzt, sondern mit Grundlagenwerk, Schutzdimensionen Mensch/Planet/Demokratie und Langfristlogik verbunden. Wo die Datenlage offen bleibt, wird das offengelegt. Wo eine Aussage nur plausibel ist, bleibt sie als Wirkungspotenzial markiert. Wo ein Schaden eine rote Linie beruehrt, greift Nichtkompensation vor Durchschnittslogik.</w:t>
+      </w:r>
+    </w:p>
+    <w:p>
+      <w:r>
+        <w:t>In einer kontroversen Entscheidung wirkt Die Grenzen des Planeten als Pruefpunkt fuer Ambivalenz. Ein Nutzen fuer eine Gruppe kann mit Risiken fuer andere Wirkungsempfaenger einhergehen. Das Skript verlangt deshalb, positive und negative Zustandsveraenderungen getrennt zu fuehren, bevor von positiver Netto-Wirkung gesprochen wird.</w:t>
+      </w:r>
+    </w:p>
+    <w:p>
+      <w:r>
+        <w:t>Kontrollfrage. Welche Entscheidung waere falsch, wenn Die Grenzen des Planeten in V08 missverstanden wird? Die Antwort muss mindestens eine Daten- oder Quellenannahme, eine betroffene Gruppe oder Schutzdimension, eine moegliche Nebenwirkung und einen Rueckkopplungsschritt nennen. Richtig ist nicht die lauteste Bewertung, sondern diejenige, die Begriff, Beleg und Steuerungsfolge zusammenhaelt.</w:t>
       </w:r>
     </w:p>
     <w:p>
@@ -2916,132 +2891,107 @@
         <w:pStyle w:val="Heading3"/>
       </w:pPr>
       <w:r>
-        <w:t>Abschlusskommentar 2: Lesen, pruefen, rueckkoppeln</w:t>
-      </w:r>
-    </w:p>
-    <w:p>
-      <w:r>
-        <w:t>Die folgende Verdichtung fuehrt die vorhandenen Kapitel nicht als Wiederholung, sondern als Anwendung zusammen. Wirkungskompetenz entsteht, wenn dieselbe begriffliche Strenge in Fallanalyse, Datenarbeit, Kommunikation, Governance und Entscheidungspraxis wiedererkannt wird.</w:t>
-      </w:r>
-    </w:p>
-    <w:p>
-      <w:r>
-        <w:t>Grenze gegen Scheingenauigkeit. Gerade bei Lernziele ist Praezision wichtiger als grosse Begriffe. Eine Wirkungsaussage bleibt schwach, wenn sie nur Aktivitaet, Reichweite, Absicht oder Image beschreibt. Stark wird sie erst, wenn sie die Zustandsveraenderung und ihre Bedingungen offenlegt. In V08 ist deshalb entscheidend, praezise Sprache die erste Sicherung gegen Impact-Washing bildet. Die Fehlerlinie verlaeuft nicht zwischen Optimismus und Pessimismus, sondern zwischen offengelegter Unsicherheit und rhetorischer Sicherheit ohne Pruefpfad.</w:t>
-      </w:r>
-    </w:p>
-    <w:p>
-      <w:r>
-        <w:t>Pruefungsnahe Lesart. Aus Einleitung / Wirkungsfrage laesst sich eine gute Transferfrage ableiten: Welche Entscheidung waere falsch, wenn dieser Abschnitt missverstanden wird? Fuer Planet als Wirkungsdimension lautet die Antwort meist nicht einfach "mehr Wirkung", sondern genauer: bessere Unterscheidung, sauberere Daten, klarere Schutzlinie und rueckgekoppelte Steuerung. Mindestens ein direkter und ein indirekter Wirkpfad muessen nachvollziehbar sein. Wer das im Fall anwenden kann, hat den Kern der Vorlesung verstanden; wer nur Definitionen wiederholt, bleibt unter dem Anspruch der Akademie.</w:t>
-      </w:r>
-    </w:p>
-    <w:p>
-      <w:r>
-        <w:t>Fallfenster zur Anwendung. Ein Kommunikationsbericht nennt viele Aktivitaeten, Reichweiten und Rueckmeldungen. Die V1-Pruefung fragt, ob daraus eine belastbare Wirkungsaussage folgt. Wenn nur Kontakte, Klicks oder Zustimmung vorliegen, bleibt die Aussage im Bereich Wirkungspotenzial oder Resonanz, nicht im Bereich nachgewiesener Wirkung. Bezogen auf Planet als Wirkungsdimension heisst das: Die Analyse muss das konkrete Thema ernst nehmen und zugleich den allgemeinen WÖk-Massstab halten. Es geht nicht darum, Akteure moralisch zu sortieren. Es geht darum, Wirkpfade, Wirkungsempfaenger, Datenqualitaet, Risiken und Rueckkopplung so zu beschreiben, dass bessere Entscheidungen moeglich werden.</w:t>
-      </w:r>
-    </w:p>
-    <w:p>
-      <w:r>
-        <w:t>Daten- und Quellenklarheit. Der Abschnitt Kernaussage ist in V08 kein Zusatzwissen, sondern ein Pruefstein fuer die Grundfrage des Skripts: Was veraendert sich, bei wem, wodurch und mit welcher Rueckkopplung? Fuer Planet als Wirkungsdimension wird daran sichtbar, dass jede Bewertung nur so belastbar ist wie Datenlage, Quellenstatus, Aktualitaet und Systemgrenze. Die fachliche Grenze liegt dort, wo Lernende eine Zahl ohne Einheit, Zeitraum oder Erhebungslogik als Beweis nutzen. Die saubere Lesart trennt deshalb Beobachtung, Kausalannahme, Bewertung und Steuerungsfolge. In der Anwendung sollte daraus mindestens eine konkrete Begriff, Wirkpfad, Fallbewertung, rote Linie oder Rueckkopplung abgeleitet werden; sonst bleibt das Wissen erklaerend, aber nicht steuerungsfaehig.</w:t>
-      </w:r>
-    </w:p>
-    <w:p>
-      <w:r>
-        <w:t>Anwendung auf Quelltext und fachliche Grundlegung. In einer Fallanalyse beginnt dieser Punkt nicht mit einer Meinung, sondern mit einer belastbaren Beschreibung. Wer V08 pruefungsnah liest, fragt zuerst nach Wirkungsempfaengern, Wirkraum, Zeitraum und Datenquelle. Erst danach folgt die Bewertung im Referenzrahmen Mensch, Planet, Demokratie, SDGs, Agenda 2030 und SDG+. Profile, Zielkonflikte und offene Punkte werden nebeneinander gefuehrt. Der typische Kurzschluss waere, ambivalente Befunde glaetten, damit eine eindeutige Botschaft entsteht. Genau dagegen setzt die WÖk die Pflicht, Wirkungspotenzial, Wirkungsrisiko und positive Netto-Wirkung begrifflich getrennt zu halten.</w:t>
-      </w:r>
-    </w:p>
-    <w:p>
-      <w:r>
-        <w:t>Pruefungsnahe Transferfrage. Formuliere zu V08 eine Wirkungsaussage in drei Saetzen: Erstens den beobachteten oder plausiblen Zustand, zweitens die Daten- oder Quellenlage, drittens die offene Unsicherheit samt Rueckkopplung. Die Antwort muss ohne moralische Personenbewertung auskommen und darf Reichweite nicht mit Wirkung verwechseln.</w:t>
-      </w:r>
-    </w:p>
-    <w:p>
-      <w:r>
-        <w:t>Evidenzregel. Die Bühne, auf der alles stattfindet darf im Skript nicht als dekorativer Begriff stehen bleiben. Der Abschnitt traegt nur dann, wenn er eine pruefbare Aussage erlaubt: Welche Quelle stuetzt die Annahme, welche Unsicherheit bleibt offen und welche Gegenbeobachtung wuerde die Bewertung veraendern? Fuer Planet als Wirkungsdimension heisst das, dass schwere zentrale Schaeden nicht durch beliebige positive Einzelwerte neutralisiert werden duerfen. Die Studierenden sollen nicht lernen, einen Score nachzusprechen. Sie sollen erkennen, wann ein Score klaert, wann er verdeckt und wann eine rote Linie die Durchschnittslogik stoppt.</w:t>
-      </w:r>
-    </w:p>
-    <w:p>
-      <w:r>
-        <w:t>Fallfenster zur Anwendung. Eine Organisation plant eine Massnahme und formuliert dazu eine positive Absicht. In der WÖk reicht das nicht. Fuer diese Vorlesung muss sichtbar werden, welche Zustandsveraenderung erwartet wird, welche Empfaenger direkt oder indirekt betroffen sind, welche Nebenwirkungen entstehen koennen und welche Entscheidung spaeter korrigiert wird. Bezogen auf Planet als Wirkungsdimension heisst das: Die Analyse muss das konkrete Thema ernst nehmen und zugleich den allgemeinen WÖk-Massstab halten. Es geht nicht darum, Akteure moralisch zu sortieren. Es geht darum, Wirkpfade, Wirkungsempfaenger, Datenqualitaet, Risiken und Rueckkopplung so zu beschreiben, dass bessere Entscheidungen moeglich werden.</w:t>
-      </w:r>
-    </w:p>
-    <w:p>
-      <w:r>
-        <w:t>Transfer in Grundstudium Wirkungsökonomie. Warum der Planet eigene Beachtung braucht verbindet die inhaltliche Deutung mit der spaeteren Praxis. Eine Organisation kann zu Planet als Wirkungsdimension sehr ueberzeugend kommunizieren und trotzdem an einen plausiblen Gedanken schon fuer Wirkung zu halten, obwohl Empfaenger, Zustand, Zeitbezug und Quelle fehlen scheitern. Darum muss die V1-Fassung immer auch nach Governance fragen: Wer erhebt Daten, wer bewertet sie, wer traegt die Folgen, wer kann widersprechen und wann wird eine Entscheidung korrigiert? Jeder Analyseblock fragt nach der Routine, die nach der Bewertung angepasst wird. So wird aus einem Lehrkapitel eine verantwortbare Arbeitsroutine.</w:t>
-      </w:r>
-    </w:p>
-    <w:p>
-      <w:r>
-        <w:t>Grenze gegen Scheingenauigkeit. Gerade bei Das Klima als zentrale Stellschraube ist Praezision wichtiger als grosse Begriffe. Eine Wirkungsaussage bleibt schwach, wenn sie nur Aktivitaet, Reichweite, Absicht oder Image beschreibt. Stark wird sie erst, wenn sie die Zustandsveraenderung und ihre Bedingungen offenlegt. In V08 ist deshalb entscheidend, Wirkungsbewertung Verfahren, Rechte, Transparenz und Korrektur braucht. Die Fehlerlinie verlaeuft nicht zwischen Optimismus und Pessimismus, sondern zwischen offengelegter Unsicherheit und rhetorischer Sicherheit ohne Pruefpfad.</w:t>
-      </w:r>
-    </w:p>
-    <w:p>
-      <w:r>
-        <w:t>Pruefungsnahe Lesart. Aus Wasser, Böden und biologische Vielfalt laesst sich eine gute Transferfrage ableiten: Welche Entscheidung waere falsch, wenn dieser Abschnitt missverstanden wird? Fuer Planet als Wirkungsdimension lautet die Antwort meist nicht einfach "mehr Wirkung", sondern genauer: bessere Unterscheidung, sauberere Daten, klarere Schutzlinie und rueckgekoppelte Steuerung. Pruefungsfragen verbinden Begriff, Anwendung, Evidenz und rote Linie. Wer das im Fall anwenden kann, hat den Kern der Vorlesung verstanden; wer nur Definitionen wiederholt, bleibt unter dem Anspruch der Akademie.</w:t>
-      </w:r>
-    </w:p>
-    <w:p>
-      <w:r>
-        <w:t>Fallfenster zur Anwendung. Eine Fuehrungsentscheidung erzeugt zugleich Nutzen und Risiken. Die WÖk behandelt Ambivalenz nicht als Stoerung, sondern als Kern der Analyse. Positive Netto-Wirkung darf erst behauptet werden, wenn zentrale negative Wirkungen getrennt geprueft und rote Linien gewahrt sind. Bezogen auf Planet als Wirkungsdimension heisst das: Die Analyse muss das konkrete Thema ernst nehmen und zugleich den allgemeinen WÖk-Massstab halten. Es geht nicht darum, Akteure moralisch zu sortieren. Es geht darum, Wirkpfade, Wirkungsempfaenger, Datenqualitaet, Risiken und Rueckkopplung so zu beschreiben, dass bessere Entscheidungen moeglich werden.</w:t>
-      </w:r>
-    </w:p>
-    <w:p>
-      <w:r>
-        <w:t>Organisationale Umsetzung. Der Abschnitt Die Grenzen des Planeten ist in V08 kein Zusatzwissen, sondern ein Pruefstein fuer die Grundfrage des Skripts: Was veraendert sich, bei wem, wodurch und mit welcher Rueckkopplung? Fuer Planet als Wirkungsdimension wird daran sichtbar, dass WÖk-Begriffe im Alltag nur tragen, wenn sie in Routinen uebersetzt werden. Die fachliche Grenze liegt dort, wo Lernende Verantwortung an eine einzelne Nachhaltigkeitsfunktion auslagern. Die saubere Lesart trennt deshalb Beobachtung, Kausalannahme, Bewertung und Steuerungsfolge. In der Anwendung sollte daraus mindestens eine konkrete Begriff, Wirkpfad, Fallbewertung, rote Linie oder Rueckkopplung abgeleitet werden; sonst bleibt das Wissen erklaerend, aber nicht steuerungsfaehig.</w:t>
-      </w:r>
-    </w:p>
-    <w:p>
-      <w:r>
-        <w:t>Pruefungsnahe Transferfrage. Formuliere zu V08 eine Wirkungsaussage in drei Saetzen: Erstens den beobachteten oder plausiblen Zustand, zweitens die Daten- oder Quellenlage, drittens die offene Unsicherheit samt Rueckkopplung. Die Antwort muss ohne moralische Personenbewertung auskommen und darf Reichweite nicht mit Wirkung verwechseln.</w:t>
-      </w:r>
-    </w:p>
-    <w:p>
-      <w:r>
-        <w:t>Anwendung auf Kreislauf statt Wegwerf. In einer Fallanalyse beginnt dieser Punkt nicht mit einer Meinung, sondern mit einer belastbaren Beschreibung. Wer V08 pruefungsnah liest, fragt zuerst nach Wirkungsempfaengern, Wirkraum, Zeitraum und Datenquelle. Erst danach folgt die Bewertung im Referenzrahmen Mensch, Planet, Demokratie, SDGs, Agenda 2030 und SDG+. Gute Kommunikation unterscheidet Befund, Annahme und normative Bewertung. Der typische Kurzschluss waere, Eindeutigkeit behaupten, wo die Datenlage nur Potenzial oder Risiko traegt. Genau dagegen setzt die WÖk die Pflicht, Wirkungspotenzial, Wirkungsrisiko und positive Netto-Wirkung begrifflich getrennt zu halten.</w:t>
-      </w:r>
-    </w:p>
-    <w:p>
-      <w:r>
-        <w:t>Evidenzregel. Ein Beispiel: zwei Wege, Strom zu erzeugen darf im Skript nicht als dekorativer Begriff stehen bleiben. Der Abschnitt traegt nur dann, wenn er eine pruefbare Aussage erlaubt: Welche Quelle stuetzt die Annahme, welche Unsicherheit bleibt offen und welche Gegenbeobachtung wuerde die Bewertung veraendern? Fuer Planet als Wirkungsdimension heisst das, dass jede Wirkungsaussage eine Grenze zieht und diese Grenze begruenden muss. Die Studierenden sollen nicht lernen, einen Score nachzusprechen. Sie sollen erkennen, wann ein Score klaert, wann er verdeckt und wann eine rote Linie die Durchschnittslogik stoppt.</w:t>
-      </w:r>
-    </w:p>
-    <w:p>
-      <w:r>
-        <w:t>Fallfenster zur Anwendung. Ein Controlling-Team moechte einen Score bilden. Das Skript verlangt, dass Datenqualitaet, Systemgrenzen, Gewichtung, Unsicherheit und Nichtkompensation sichtbar bleiben. Ein Score darf die Diskussion nicht beenden, sondern muss bessere Fragen, Priorisierung und Rueckkopplung ermoeglichen. Bezogen auf Planet als Wirkungsdimension heisst das: Die Analyse muss das konkrete Thema ernst nehmen und zugleich den allgemeinen WÖk-Massstab halten. Es geht nicht darum, Akteure moralisch zu sortieren. Es geht darum, Wirkpfade, Wirkungsempfaenger, Datenqualitaet, Risiken und Rueckkopplung so zu beschreiben, dass bessere Entscheidungen moeglich werden.</w:t>
-      </w:r>
-    </w:p>
-    <w:p>
-      <w:r>
-        <w:t>Transfer in Grundstudium Wirkungsökonomie. Der Planet lässt nicht mit sich verhandeln verbindet die inhaltliche Deutung mit der spaeteren Praxis. Eine Organisation kann zu Planet als Wirkungsdimension sehr ueberzeugend kommunizieren und trotzdem an einen plausiblen Gedanken schon fuer Wirkung zu halten, obwohl Empfaenger, Zustand, Zeitbezug und Quelle fehlen scheitern. Darum muss die V1-Fassung immer auch nach Governance fragen: Wer erhebt Daten, wer bewertet sie, wer traegt die Folgen, wer kann widersprechen und wann wird eine Entscheidung korrigiert? Szenarien pruefen Sofortwirkung, Folgewirkung und Reversibilitaet getrennt. So wird aus einem Lehrkapitel eine verantwortbare Arbeitsroutine.</w:t>
-      </w:r>
-    </w:p>
-    <w:p>
-      <w:r>
-        <w:t>Grenze gegen Scheingenauigkeit. Gerade bei Planet und Mensch gehören zusammen ist Praezision wichtiger als grosse Begriffe. Eine Wirkungsaussage bleibt schwach, wenn sie nur Aktivitaet, Reichweite, Absicht oder Image beschreibt. Stark wird sie erst, wenn sie die Zustandsveraenderung und ihre Bedingungen offenlegt. In V08 ist deshalb entscheidend, Wirkung nicht am Sender, sondern an veraenderten Zustanden der Empfaenger geprueft wird. Die Fehlerlinie verlaeuft nicht zwischen Optimismus und Pessimismus, sondern zwischen offengelegter Unsicherheit und rhetorischer Sicherheit ohne Pruefpfad.</w:t>
-      </w:r>
-    </w:p>
-    <w:p>
-      <w:r>
-        <w:t>Pruefungsnahe Lesart. Aus Was du aus dieser Vorlesung mitnimmst laesst sich eine gute Transferfrage ableiten: Welche Entscheidung waere falsch, wenn dieser Abschnitt missverstanden wird? Fuer Planet als Wirkungsdimension lautet die Antwort meist nicht einfach "mehr Wirkung", sondern genauer: bessere Unterscheidung, sauberere Daten, klarere Schutzlinie und rueckgekoppelte Steuerung. Jede Schlussfolgerung endet mit Entscheidung, Verantwortlichkeit und Termin fuer Rueckpruefung. Wer das im Fall anwenden kann, hat den Kern der Vorlesung verstanden; wer nur Definitionen wiederholt, bleibt unter dem Anspruch der Akademie.</w:t>
-      </w:r>
-    </w:p>
-    <w:p>
-      <w:r>
-        <w:t>Fallfenster zur Anwendung. Ein Kommunikationsbericht nennt viele Aktivitaeten, Reichweiten und Rueckmeldungen. Die V1-Pruefung fragt, ob daraus eine belastbare Wirkungsaussage folgt. Wenn nur Kontakte, Klicks oder Zustimmung vorliegen, bleibt die Aussage im Bereich Wirkungspotenzial oder Resonanz, nicht im Bereich nachgewiesener Wirkung. Bezogen auf Planet als Wirkungsdimension heisst das: Die Analyse muss das konkrete Thema ernst nehmen und zugleich den allgemeinen WÖk-Massstab halten. Es geht nicht darum, Akteure moralisch zu sortieren. Es geht darum, Wirkpfade, Wirkungsempfaenger, Datenqualitaet, Risiken und Rueckkopplung so zu beschreiben, dass bessere Entscheidungen moeglich werden.</w:t>
-      </w:r>
-    </w:p>
-    <w:p>
-      <w:r>
-        <w:t>Pruefungsnahe Transferfrage. Formuliere zu V08 eine Wirkungsaussage in drei Saetzen: Erstens den beobachteten oder plausiblen Zustand, zweitens die Daten- oder Quellenlage, drittens die offene Unsicherheit samt Rueckkopplung. Die Antwort muss ohne moralische Personenbewertung auskommen und darf Reichweite nicht mit Wirkung verwechseln.</w:t>
-      </w:r>
-    </w:p>
-    <w:p>
-      <w:r>
-        <w:t>Wissenschaftliche Anschlussfaehigkeit. Der Abschnitt Wirkungsökonomische Vertiefung ist in V08 kein Zusatzwissen, sondern ein Pruefstein fuer die Grundfrage des Skripts: Was veraendert sich, bei wem, wodurch und mit welcher Rueckkopplung? Fuer Planet als Wirkungsdimension wird daran sichtbar, dass WÖk-Aussagen mit bestehenden Begriffen, Studien, Standards und Rechtsrahmen in Beziehung stehen muessen. Die fachliche Grenze liegt dort, wo Lernende hausinterne Sprache als Ersatz fuer zitierfaehige Begruendung verwenden. Die saubere Lesart trennt deshalb Beobachtung, Kausalannahme, Bewertung und Steuerungsfolge. In der Anwendung sollte daraus mindestens eine konkrete Begriff, Wirkpfad, Fallbewertung, rote Linie oder Rueckkopplung abgeleitet werden; sonst bleibt das Wissen erklaerend, aber nicht steuerungsfaehig.</w:t>
-      </w:r>
-    </w:p>
-    <w:p>
-      <w:r>
-        <w:t>Anwendung auf Prüfungsrelevanz. In einer Fallanalyse beginnt dieser Punkt nicht mit einer Meinung, sondern mit einer belastbaren Beschreibung. Wer V08 pruefungsnah liest, fragt zuerst nach Wirkungsempfaengern, Wirkraum, Zeitraum und Datenquelle. Erst danach folgt die Bewertung im Referenzrahmen Mensch, Planet, Demokratie, SDGs, Agenda 2030 und SDG+. Die Analyse markiert Stoppsignale vor jeder Portfolio- oder Score-Debatte. Der typische Kurzschluss waere, ein gutes Teilresultat gegen zentrale Schaeden aufrechnen. Genau dagegen setzt die WÖk die Pflicht, Wirkungspotenzial, Wirkungsrisiko und positive Netto-Wirkung begrifflich getrennt zu halten.</w:t>
+        <w:t>Schlussvertiefung 2: Planet als Wirkungsdimension im Anwendungsfall</w:t>
+      </w:r>
+    </w:p>
+    <w:p>
+      <w:r>
+        <w:t>Die folgenden Abschnitte sind keine neue Pruefungsloesung. Sie verdichten die vorhandenen Kapitel zu einer Lesart, mit der Studierende einen Fall selbststaendig analysieren koennen. Im Mittelpunkt stehen Schutzdimensionen, Zeitlogik, Resilienz und Betroffenenperspektive, nicht moralische Personenbewertung.</w:t>
+      </w:r>
+    </w:p>
+    <w:p>
+      <w:r>
+        <w:t>Begriffliche Schlussklaerung. In Grundstudium Wirkungsoekonomie wird Kreislauf statt Wegwerf erst steuerungsfaehig, wenn daraus eine Entscheidung folgt. Die Grundbegriffe muessen in spaeteren Modulen wiedererkennbar bleiben. Ohne diese Rueckkopplung bleibt Reporting eine Beschreibung. Mit Rueckkopplung wird aus Bewertung eine veraenderte Routine: ein anderer Prozess, ein geaenderter Anreiz, eine bessere Datenpflicht, eine korrigierte Kommunikation oder eine neue Priorisierung.</w:t>
+      </w:r>
+    </w:p>
+    <w:p>
+      <w:r>
+        <w:t>Die typische Fehlstelle bei Planet als Wirkungsdimension liegt darin, kurzfristige Entlastung als dauerhafte positive Netto-Wirkung zu verkaufen. Bei Kreislauf statt Wegwerf wird diese Fehlstelle konkret: Ein scheinbar plausibler Befund darf nicht zur Abkuerzung werden. Quellen, Systemgrenzen, Unsicherheit und Rueckkopplung bleiben sichtbar.</w:t>
+      </w:r>
+    </w:p>
+    <w:p>
+      <w:r>
+        <w:t>Wirkpfad und Empfaenger. Die Grenze gegen Scheingenauigkeit verlaeuft bei Ein Beispiel: zwei Wege, Strom zu erzeugen nicht zwischen Optimismus und Pessimismus. Sie verlaeuft zwischen offengelegter Unsicherheit und rhetorischer Sicherheit. Wer Planet als Wirkungsdimension belastbar anwenden will, benennt Systemgrenze, Zeitraum, Vergleichspunkt und offene Gegenhypothese. Gerade dadurch bleibt das Skript anschlussfaehig fuer Forschung, Praxis und spaetere Revision.</w:t>
+      </w:r>
+    </w:p>
+    <w:p>
+      <w:r>
+        <w:t>Fuer die Pruefung ist Ein Beispiel: zwei Wege, Strom zu erzeugen dann verstanden, wenn daraus eine belastbare Fallantwort entsteht. Eine gute Antwort unterscheidet Beobachtung, Kausalannahme, Bewertung und Steuerungsfolge. Sie bewertet keine Menschen, sondern Wirkpfade, Zustandsveraenderungen, Risiken und institutionelle Bedingungen.</w:t>
+      </w:r>
+    </w:p>
+    <w:p>
+      <w:r>
+        <w:t>Daten, Quellen und Evidenz. Der Planet lässt nicht mit sich verhandeln zeigt, warum Planet als Wirkungsdimension mehr ist als ein Schlagwort im Feld Schutzdimensionen, Zeitlogik, Resilienz und Betroffenenperspektive. Die wirkungsoekonomische Frage lautet: Welche reale Veraenderung wird moeglich, welche bleibt nur Potenzial und wo entsteht ein Wirkungsrisiko? Diese Unterscheidung schuetzt vor Impact-Washing, weil sie Absicht, Aktivitaet, Reichweite und Wirkung auseinanderhaelt.</w:t>
+      </w:r>
+    </w:p>
+    <w:p>
+      <w:r>
+        <w:t>Eine Kommune, ein Unternehmen oder eine Bildungsorganisation will Planet als Wirkungsdimension praktisch anwenden. Der erste Schritt ist nicht die Auswahl eines Instruments, sondern die Klaerung der Zustandsveraenderung. Bei Der Planet lässt nicht mit sich verhandeln muss deshalb benannt werden, wer betroffen ist, welcher Zustand sich veraendert, welche Frist gilt und welche Gegenbeobachtung die Annahme widerlegen wuerde. Erst danach entsteht eine begruendete Entscheidung im Feld Begriff, Fallbewertung, Wirkpfad, rote Linie, Quellenbeurteilung oder Rueckkopplungsregel.</w:t>
+      </w:r>
+    </w:p>
+    <w:p>
+      <w:r>
+        <w:t>Bewertung und rote Linien. In V08 muss Planet und Mensch gehören zusammen immer mit Empfaengern gelesen werden. Wirkung entsteht nicht beim Sender, sondern an veraenderten Zustaenden von Menschen, Oekosystemen, Institutionen, Oeffentlichkeit oder kuenftigen Handlungsspielraeumen. Darum reicht es nicht, interne Aktivitaeten zu dokumentieren. Entscheidend ist, ob sich ein Zustand nachvollziehbar veraendert und ob diese Veraenderung im Referenzrahmen Mensch, Planet, Demokratie, SDGs, Agenda 2030 und SDG+ tragfaehig bewertet werden kann.</w:t>
+      </w:r>
+    </w:p>
+    <w:p>
+      <w:r>
+        <w:t>Ein Bericht behauptet, die Massnahme zu Planet als Wirkungsdimension sei erfolgreich. Die WOE-Lesart fragt bei Planet und Mensch gehören zusammen nach belastbaren Nachweisen: begriffliche Praezision, Fallbeschreibung, Quellenklarheit, Plausibilitaet und offene Unsicherheit. Wenn diese Nachweise fehlen, bleibt die Aussage Wirkungspotenzial oder Kommunikationsbehauptung. Sie kann wichtig sein, aber sie ist noch keine belegte Wirkung.</w:t>
+      </w:r>
+    </w:p>
+    <w:p>
+      <w:r>
+        <w:t>Kontrollfrage. Welche Entscheidung waere falsch, wenn Planet und Mensch gehören zusammen in V08 missverstanden wird? Die Antwort muss mindestens eine Daten- oder Quellenannahme, eine betroffene Gruppe oder Schutzdimension, eine moegliche Nebenwirkung und einen Rueckkopplungsschritt nennen. Richtig ist nicht die lauteste Bewertung, sondern diejenige, die Begriff, Beleg und Steuerungsfolge zusammenhaelt.</w:t>
+      </w:r>
+    </w:p>
+    <w:p>
+      <w:r>
+        <w:t>Rueckfluss. Fuer den WOE-Korpus bedeutet das: Begriffe aus Planet als Wirkungsdimension sollten dort geschaerft werden, wo sie in Glossar, Werkzeugen, Journal oder Readern doppeldeutig bleiben. Offene Forschungsfragen werden nicht versteckt. Sie markieren die Stelle, an der spaetere Evidenz, ein besserer Datensatz oder eine praezisere Fallstudie die Bewertung veraendern kann.</w:t>
+      </w:r>
+    </w:p>
+    <w:p>
+      <w:r>
+        <w:t>Steuerung und Rueckkopplung. Wissenschaftliche Anschlussfaehigkeit entsteht hier durch Quellenklarheit. Bei Was du aus dieser Vorlesung mitnimmst werden interne WOE-Begriffe nicht als Ersatz fuer Belege benutzt, sondern mit Grundlagenwerk, Schutzdimensionen Mensch/Planet/Demokratie und Langfristlogik verbunden. Wo die Datenlage offen bleibt, wird das offengelegt. Wo eine Aussage nur plausibel ist, bleibt sie als Wirkungspotenzial markiert. Wo ein Schaden eine rote Linie beruehrt, greift Nichtkompensation vor Durchschnittslogik.</w:t>
+      </w:r>
+    </w:p>
+    <w:p>
+      <w:r>
+        <w:t>In einer kontroversen Entscheidung wirkt Was du aus dieser Vorlesung mitnimmst als Pruefpunkt fuer Ambivalenz. Ein Nutzen fuer eine Gruppe kann mit Risiken fuer andere Wirkungsempfaenger einhergehen. Das Skript verlangt deshalb, positive und negative Zustandsveraenderungen getrennt zu fuehren, bevor von positiver Netto-Wirkung gesprochen wird.</w:t>
+      </w:r>
+    </w:p>
+    <w:p>
+      <w:r>
+        <w:t>Pruefungsnahe Anwendung. In Grundstudium Wirkungsoekonomie wird Wirkungsökonomische Vertiefung erst steuerungsfaehig, wenn daraus eine Entscheidung folgt. Die Grundbegriffe muessen in spaeteren Modulen wiedererkennbar bleiben. Ohne diese Rueckkopplung bleibt Reporting eine Beschreibung. Mit Rueckkopplung wird aus Bewertung eine veraenderte Routine: ein anderer Prozess, ein geaenderter Anreiz, eine bessere Datenpflicht, eine korrigierte Kommunikation oder eine neue Priorisierung.</w:t>
+      </w:r>
+    </w:p>
+    <w:p>
+      <w:r>
+        <w:t>Die typische Fehlstelle bei Planet als Wirkungsdimension liegt darin, kurzfristige Entlastung als dauerhafte positive Netto-Wirkung zu verkaufen. Bei Wirkungsökonomische Vertiefung wird diese Fehlstelle konkret: Ein scheinbar plausibler Befund darf nicht zur Abkuerzung werden. Quellen, Systemgrenzen, Unsicherheit und Rueckkopplung bleiben sichtbar.</w:t>
+      </w:r>
+    </w:p>
+    <w:p>
+      <w:r>
+        <w:t>Transfer in den WOE-Korpus. Die Grenze gegen Scheingenauigkeit verlaeuft bei Begriffliche Präzision nicht zwischen Optimismus und Pessimismus. Sie verlaeuft zwischen offengelegter Unsicherheit und rhetorischer Sicherheit. Wer Planet als Wirkungsdimension belastbar anwenden will, benennt Systemgrenze, Zeitraum, Vergleichspunkt und offene Gegenhypothese. Gerade dadurch bleibt das Skript anschlussfaehig fuer Forschung, Praxis und spaetere Revision.</w:t>
+      </w:r>
+    </w:p>
+    <w:p>
+      <w:r>
+        <w:t>Fuer die Pruefung ist Begriffliche Präzision dann verstanden, wenn daraus eine belastbare Fallantwort entsteht. Eine gute Antwort unterscheidet Beobachtung, Kausalannahme, Bewertung und Steuerungsfolge. Sie bewertet keine Menschen, sondern Wirkpfade, Zustandsveraenderungen, Risiken und institutionelle Bedingungen.</w:t>
+      </w:r>
+    </w:p>
+    <w:p>
+      <w:r>
+        <w:t>Grenzen der Aussage. Wirkpfad zeigt, warum Planet als Wirkungsdimension mehr ist als ein Schlagwort im Feld Schutzdimensionen, Zeitlogik, Resilienz und Betroffenenperspektive. Die wirkungsoekonomische Frage lautet: Welche reale Veraenderung wird moeglich, welche bleibt nur Potenzial und wo entsteht ein Wirkungsrisiko? Diese Unterscheidung schuetzt vor Impact-Washing, weil sie Absicht, Aktivitaet, Reichweite und Wirkung auseinanderhaelt.</w:t>
+      </w:r>
+    </w:p>
+    <w:p>
+      <w:r>
+        <w:t>Eine Kommune, ein Unternehmen oder eine Bildungsorganisation will Planet als Wirkungsdimension praktisch anwenden. Der erste Schritt ist nicht die Auswahl eines Instruments, sondern die Klaerung der Zustandsveraenderung. Bei Wirkpfad muss deshalb benannt werden, wer betroffen ist, welcher Zustand sich veraendert, welche Frist gilt und welche Gegenbeobachtung die Annahme widerlegen wuerde. Erst danach entsteht eine begruendete Entscheidung im Feld Begriff, Fallbewertung, Wirkpfad, rote Linie, Quellenbeurteilung oder Rueckkopplungsregel.</w:t>
+      </w:r>
+    </w:p>
+    <w:p>
+      <w:r>
+        <w:t>Kontrollfrage. Welche Entscheidung waere falsch, wenn Wirkpfad in V08 missverstanden wird? Die Antwort muss mindestens eine Daten- oder Quellenannahme, eine betroffene Gruppe oder Schutzdimension, eine moegliche Nebenwirkung und einen Rueckkopplungsschritt nennen. Richtig ist nicht die lauteste Bewertung, sondern diejenige, die Begriff, Beleg und Steuerungsfolge zusammenhaelt.</w:t>
       </w:r>
     </w:p>
     <w:p>
@@ -3049,137 +2999,112 @@
         <w:pStyle w:val="Heading3"/>
       </w:pPr>
       <w:r>
-        <w:t>Abschlusskommentar 3: Lesen, pruefen, rueckkoppeln</w:t>
-      </w:r>
-    </w:p>
-    <w:p>
-      <w:r>
-        <w:t>Die folgende Verdichtung fuehrt die vorhandenen Kapitel nicht als Wiederholung, sondern als Anwendung zusammen. Wirkungskompetenz entsteht, wenn dieselbe begriffliche Strenge in Fallanalyse, Datenarbeit, Kommunikation, Governance und Entscheidungspraxis wiedererkannt wird.</w:t>
-      </w:r>
-    </w:p>
-    <w:p>
-      <w:r>
-        <w:t>Evidenzregel. Lernziele darf im Skript nicht als dekorativer Begriff stehen bleiben. Der Abschnitt traegt nur dann, wenn er eine pruefbare Aussage erlaubt: Welche Quelle stuetzt die Annahme, welche Unsicherheit bleibt offen und welche Gegenbeobachtung wuerde die Bewertung veraendern? Fuer Planet als Wirkungsdimension heisst das, dass praezise Sprache die erste Sicherung gegen Impact-Washing bildet. Die Studierenden sollen nicht lernen, einen Score nachzusprechen. Sie sollen erkennen, wann ein Score klaert, wann er verdeckt und wann eine rote Linie die Durchschnittslogik stoppt.</w:t>
-      </w:r>
-    </w:p>
-    <w:p>
-      <w:r>
-        <w:t>Fallfenster zur Anwendung. Eine Organisation plant eine Massnahme und formuliert dazu eine positive Absicht. In der WÖk reicht das nicht. Fuer diese Vorlesung muss sichtbar werden, welche Zustandsveraenderung erwartet wird, welche Empfaenger direkt oder indirekt betroffen sind, welche Nebenwirkungen entstehen koennen und welche Entscheidung spaeter korrigiert wird. Bezogen auf Planet als Wirkungsdimension heisst das: Die Analyse muss das konkrete Thema ernst nehmen und zugleich den allgemeinen WÖk-Massstab halten. Es geht nicht darum, Akteure moralisch zu sortieren. Es geht darum, Wirkpfade, Wirkungsempfaenger, Datenqualitaet, Risiken und Rueckkopplung so zu beschreiben, dass bessere Entscheidungen moeglich werden.</w:t>
-      </w:r>
-    </w:p>
-    <w:p>
-      <w:r>
-        <w:t>Transfer in Grundstudium Wirkungsökonomie. Einleitung / Wirkungsfrage verbindet die inhaltliche Deutung mit der spaeteren Praxis. Eine Organisation kann zu Planet als Wirkungsdimension sehr ueberzeugend kommunizieren und trotzdem an einen plausiblen Gedanken schon fuer Wirkung zu halten, obwohl Empfaenger, Zustand, Zeitbezug und Quelle fehlen scheitern. Darum muss die V1-Fassung immer auch nach Governance fragen: Wer erhebt Daten, wer bewertet sie, wer traegt die Folgen, wer kann widersprechen und wann wird eine Entscheidung korrigiert? Mindestens ein direkter und ein indirekter Wirkpfad muessen nachvollziehbar sein. So wird aus einem Lehrkapitel eine verantwortbare Arbeitsroutine.</w:t>
-      </w:r>
-    </w:p>
-    <w:p>
-      <w:r>
-        <w:t>Grenze gegen Scheingenauigkeit. Gerade bei Kernaussage ist Praezision wichtiger als grosse Begriffe. Eine Wirkungsaussage bleibt schwach, wenn sie nur Aktivitaet, Reichweite, Absicht oder Image beschreibt. Stark wird sie erst, wenn sie die Zustandsveraenderung und ihre Bedingungen offenlegt. In V08 ist deshalb entscheidend, jede Bewertung nur so belastbar ist wie Datenlage, Quellenstatus, Aktualitaet und Systemgrenze. Die Fehlerlinie verlaeuft nicht zwischen Optimismus und Pessimismus, sondern zwischen offengelegter Unsicherheit und rhetorischer Sicherheit ohne Pruefpfad.</w:t>
-      </w:r>
-    </w:p>
-    <w:p>
-      <w:r>
-        <w:t>Pruefungsnahe Transferfrage. Formuliere zu V08 eine Wirkungsaussage in drei Saetzen: Erstens den beobachteten oder plausiblen Zustand, zweitens die Daten- oder Quellenlage, drittens die offene Unsicherheit samt Rueckkopplung. Die Antwort muss ohne moralische Personenbewertung auskommen und darf Reichweite nicht mit Wirkung verwechseln.</w:t>
-      </w:r>
-    </w:p>
-    <w:p>
-      <w:r>
-        <w:t>Pruefungsnahe Lesart. Aus Quelltext und fachliche Grundlegung laesst sich eine gute Transferfrage ableiten: Welche Entscheidung waere falsch, wenn dieser Abschnitt missverstanden wird? Fuer Planet als Wirkungsdimension lautet die Antwort meist nicht einfach "mehr Wirkung", sondern genauer: bessere Unterscheidung, sauberere Daten, klarere Schutzlinie und rueckgekoppelte Steuerung. Profile, Zielkonflikte und offene Punkte werden nebeneinander gefuehrt. Wer das im Fall anwenden kann, hat den Kern der Vorlesung verstanden; wer nur Definitionen wiederholt, bleibt unter dem Anspruch der Akademie.</w:t>
-      </w:r>
-    </w:p>
-    <w:p>
-      <w:r>
-        <w:t>Fallfenster zur Anwendung. Eine Fuehrungsentscheidung erzeugt zugleich Nutzen und Risiken. Die WÖk behandelt Ambivalenz nicht als Stoerung, sondern als Kern der Analyse. Positive Netto-Wirkung darf erst behauptet werden, wenn zentrale negative Wirkungen getrennt geprueft und rote Linien gewahrt sind. Bezogen auf Planet als Wirkungsdimension heisst das: Die Analyse muss das konkrete Thema ernst nehmen und zugleich den allgemeinen WÖk-Massstab halten. Es geht nicht darum, Akteure moralisch zu sortieren. Es geht darum, Wirkpfade, Wirkungsempfaenger, Datenqualitaet, Risiken und Rueckkopplung so zu beschreiben, dass bessere Entscheidungen moeglich werden.</w:t>
-      </w:r>
-    </w:p>
-    <w:p>
-      <w:r>
-        <w:t>Nichtkompensation. Der Abschnitt Die Bühne, auf der alles stattfindet ist in V08 kein Zusatzwissen, sondern ein Pruefstein fuer die Grundfrage des Skripts: Was veraendert sich, bei wem, wodurch und mit welcher Rueckkopplung? Fuer Planet als Wirkungsdimension wird daran sichtbar, dass schwere zentrale Schaeden nicht durch beliebige positive Einzelwerte neutralisiert werden duerfen. Die fachliche Grenze liegt dort, wo Lernende eine Durchschnittslogik als moralische Entlastung verwenden. Die saubere Lesart trennt deshalb Beobachtung, Kausalannahme, Bewertung und Steuerungsfolge. In der Anwendung sollte daraus mindestens eine konkrete Begriff, Wirkpfad, Fallbewertung, rote Linie oder Rueckkopplung abgeleitet werden; sonst bleibt das Wissen erklaerend, aber nicht steuerungsfaehig.</w:t>
-      </w:r>
-    </w:p>
-    <w:p>
-      <w:r>
-        <w:t>Anwendung auf Warum der Planet eigene Beachtung braucht. In einer Fallanalyse beginnt dieser Punkt nicht mit einer Meinung, sondern mit einer belastbaren Beschreibung. Wer V08 pruefungsnah liest, fragt zuerst nach Wirkungsempfaengern, Wirkraum, Zeitraum und Datenquelle. Erst danach folgt die Bewertung im Referenzrahmen Mensch, Planet, Demokratie, SDGs, Agenda 2030 und SDG+. Jeder Analyseblock fragt nach der Routine, die nach der Bewertung angepasst wird. Der typische Kurzschluss waere, Reporting als Abschluss behandeln. Genau dagegen setzt die WÖk die Pflicht, Wirkungspotenzial, Wirkungsrisiko und positive Netto-Wirkung begrifflich getrennt zu halten.</w:t>
-      </w:r>
-    </w:p>
-    <w:p>
-      <w:r>
-        <w:t>Evidenzregel. Das Klima als zentrale Stellschraube darf im Skript nicht als dekorativer Begriff stehen bleiben. Der Abschnitt traegt nur dann, wenn er eine pruefbare Aussage erlaubt: Welche Quelle stuetzt die Annahme, welche Unsicherheit bleibt offen und welche Gegenbeobachtung wuerde die Bewertung veraendern? Fuer Planet als Wirkungsdimension heisst das, dass Wirkungsbewertung Verfahren, Rechte, Transparenz und Korrektur braucht. Die Studierenden sollen nicht lernen, einen Score nachzusprechen. Sie sollen erkennen, wann ein Score klaert, wann er verdeckt und wann eine rote Linie die Durchschnittslogik stoppt.</w:t>
-      </w:r>
-    </w:p>
-    <w:p>
-      <w:r>
-        <w:t>Fallfenster zur Anwendung. Ein Controlling-Team moechte einen Score bilden. Das Skript verlangt, dass Datenqualitaet, Systemgrenzen, Gewichtung, Unsicherheit und Nichtkompensation sichtbar bleiben. Ein Score darf die Diskussion nicht beenden, sondern muss bessere Fragen, Priorisierung und Rueckkopplung ermoeglichen. Bezogen auf Planet als Wirkungsdimension heisst das: Die Analyse muss das konkrete Thema ernst nehmen und zugleich den allgemeinen WÖk-Massstab halten. Es geht nicht darum, Akteure moralisch zu sortieren. Es geht darum, Wirkpfade, Wirkungsempfaenger, Datenqualitaet, Risiken und Rueckkopplung so zu beschreiben, dass bessere Entscheidungen moeglich werden.</w:t>
-      </w:r>
-    </w:p>
-    <w:p>
-      <w:r>
-        <w:t>Transfer in Grundstudium Wirkungsökonomie. Wasser, Böden und biologische Vielfalt verbindet die inhaltliche Deutung mit der spaeteren Praxis. Eine Organisation kann zu Planet als Wirkungsdimension sehr ueberzeugend kommunizieren und trotzdem an einen plausiblen Gedanken schon fuer Wirkung zu halten, obwohl Empfaenger, Zustand, Zeitbezug und Quelle fehlen scheitern. Darum muss die V1-Fassung immer auch nach Governance fragen: Wer erhebt Daten, wer bewertet sie, wer traegt die Folgen, wer kann widersprechen und wann wird eine Entscheidung korrigiert? Pruefungsfragen verbinden Begriff, Anwendung, Evidenz und rote Linie. So wird aus einem Lehrkapitel eine verantwortbare Arbeitsroutine.</w:t>
-      </w:r>
-    </w:p>
-    <w:p>
-      <w:r>
-        <w:t>Pruefungsnahe Transferfrage. Formuliere zu V08 eine Wirkungsaussage in drei Saetzen: Erstens den beobachteten oder plausiblen Zustand, zweitens die Daten- oder Quellenlage, drittens die offene Unsicherheit samt Rueckkopplung. Die Antwort muss ohne moralische Personenbewertung auskommen und darf Reichweite nicht mit Wirkung verwechseln.</w:t>
-      </w:r>
-    </w:p>
-    <w:p>
-      <w:r>
-        <w:t>Grenze gegen Scheingenauigkeit. Gerade bei Die Grenzen des Planeten ist Praezision wichtiger als grosse Begriffe. Eine Wirkungsaussage bleibt schwach, wenn sie nur Aktivitaet, Reichweite, Absicht oder Image beschreibt. Stark wird sie erst, wenn sie die Zustandsveraenderung und ihre Bedingungen offenlegt. In V08 ist deshalb entscheidend, WÖk-Begriffe im Alltag nur tragen, wenn sie in Routinen uebersetzt werden. Die Fehlerlinie verlaeuft nicht zwischen Optimismus und Pessimismus, sondern zwischen offengelegter Unsicherheit und rhetorischer Sicherheit ohne Pruefpfad.</w:t>
-      </w:r>
-    </w:p>
-    <w:p>
-      <w:r>
-        <w:t>Pruefungsnahe Lesart. Aus Kreislauf statt Wegwerf laesst sich eine gute Transferfrage ableiten: Welche Entscheidung waere falsch, wenn dieser Abschnitt missverstanden wird? Fuer Planet als Wirkungsdimension lautet die Antwort meist nicht einfach "mehr Wirkung", sondern genauer: bessere Unterscheidung, sauberere Daten, klarere Schutzlinie und rueckgekoppelte Steuerung. Gute Kommunikation unterscheidet Befund, Annahme und normative Bewertung. Wer das im Fall anwenden kann, hat den Kern der Vorlesung verstanden; wer nur Definitionen wiederholt, bleibt unter dem Anspruch der Akademie.</w:t>
-      </w:r>
-    </w:p>
-    <w:p>
-      <w:r>
-        <w:t>Fallfenster zur Anwendung. Ein Kommunikationsbericht nennt viele Aktivitaeten, Reichweiten und Rueckmeldungen. Die V1-Pruefung fragt, ob daraus eine belastbare Wirkungsaussage folgt. Wenn nur Kontakte, Klicks oder Zustimmung vorliegen, bleibt die Aussage im Bereich Wirkungspotenzial oder Resonanz, nicht im Bereich nachgewiesener Wirkung. Bezogen auf Planet als Wirkungsdimension heisst das: Die Analyse muss das konkrete Thema ernst nehmen und zugleich den allgemeinen WÖk-Massstab halten. Es geht nicht darum, Akteure moralisch zu sortieren. Es geht darum, Wirkpfade, Wirkungsempfaenger, Datenqualitaet, Risiken und Rueckkopplung so zu beschreiben, dass bessere Entscheidungen moeglich werden.</w:t>
-      </w:r>
-    </w:p>
-    <w:p>
-      <w:r>
-        <w:t>Systemgrenze. Der Abschnitt Ein Beispiel: zwei Wege, Strom zu erzeugen ist in V08 kein Zusatzwissen, sondern ein Pruefstein fuer die Grundfrage des Skripts: Was veraendert sich, bei wem, wodurch und mit welcher Rueckkopplung? Fuer Planet als Wirkungsdimension wird daran sichtbar, dass jede Wirkungsaussage eine Grenze zieht und diese Grenze begruenden muss. Die fachliche Grenze liegt dort, wo Lernende nur den bequemen Ausschnitt betrachten. Die saubere Lesart trennt deshalb Beobachtung, Kausalannahme, Bewertung und Steuerungsfolge. In der Anwendung sollte daraus mindestens eine konkrete Begriff, Wirkpfad, Fallbewertung, rote Linie oder Rueckkopplung abgeleitet werden; sonst bleibt das Wissen erklaerend, aber nicht steuerungsfaehig.</w:t>
-      </w:r>
-    </w:p>
-    <w:p>
-      <w:r>
-        <w:t>Anwendung auf Der Planet lässt nicht mit sich verhandeln. In einer Fallanalyse beginnt dieser Punkt nicht mit einer Meinung, sondern mit einer belastbaren Beschreibung. Wer V08 pruefungsnah liest, fragt zuerst nach Wirkungsempfaengern, Wirkraum, Zeitraum und Datenquelle. Erst danach folgt die Bewertung im Referenzrahmen Mensch, Planet, Demokratie, SDGs, Agenda 2030 und SDG+. Szenarien pruefen Sofortwirkung, Folgewirkung und Reversibilitaet getrennt. Der typische Kurzschluss waere, Momentnutzen als dauerhafte positive Netto-Wirkung verkaufen. Genau dagegen setzt die WÖk die Pflicht, Wirkungspotenzial, Wirkungsrisiko und positive Netto-Wirkung begrifflich getrennt zu halten.</w:t>
-      </w:r>
-    </w:p>
-    <w:p>
-      <w:r>
-        <w:t>Evidenzregel. Planet und Mensch gehören zusammen darf im Skript nicht als dekorativer Begriff stehen bleiben. Der Abschnitt traegt nur dann, wenn er eine pruefbare Aussage erlaubt: Welche Quelle stuetzt die Annahme, welche Unsicherheit bleibt offen und welche Gegenbeobachtung wuerde die Bewertung veraendern? Fuer Planet als Wirkungsdimension heisst das, dass Wirkung nicht am Sender, sondern an veraenderten Zustanden der Empfaenger geprueft wird. Die Studierenden sollen nicht lernen, einen Score nachzusprechen. Sie sollen erkennen, wann ein Score klaert, wann er verdeckt und wann eine rote Linie die Durchschnittslogik stoppt.</w:t>
-      </w:r>
-    </w:p>
-    <w:p>
-      <w:r>
-        <w:t>Fallfenster zur Anwendung. Eine Organisation plant eine Massnahme und formuliert dazu eine positive Absicht. In der WÖk reicht das nicht. Fuer diese Vorlesung muss sichtbar werden, welche Zustandsveraenderung erwartet wird, welche Empfaenger direkt oder indirekt betroffen sind, welche Nebenwirkungen entstehen koennen und welche Entscheidung spaeter korrigiert wird. Bezogen auf Planet als Wirkungsdimension heisst das: Die Analyse muss das konkrete Thema ernst nehmen und zugleich den allgemeinen WÖk-Massstab halten. Es geht nicht darum, Akteure moralisch zu sortieren. Es geht darum, Wirkpfade, Wirkungsempfaenger, Datenqualitaet, Risiken und Rueckkopplung so zu beschreiben, dass bessere Entscheidungen moeglich werden.</w:t>
-      </w:r>
-    </w:p>
-    <w:p>
-      <w:r>
-        <w:t>Pruefungsnahe Transferfrage. Formuliere zu V08 eine Wirkungsaussage in drei Saetzen: Erstens den beobachteten oder plausiblen Zustand, zweitens die Daten- oder Quellenlage, drittens die offene Unsicherheit samt Rueckkopplung. Die Antwort muss ohne moralische Personenbewertung auskommen und darf Reichweite nicht mit Wirkung verwechseln.</w:t>
-      </w:r>
-    </w:p>
-    <w:p>
-      <w:r>
-        <w:t>Transfer in Grundstudium Wirkungsökonomie. Was du aus dieser Vorlesung mitnimmst verbindet die inhaltliche Deutung mit der spaeteren Praxis. Eine Organisation kann zu Planet als Wirkungsdimension sehr ueberzeugend kommunizieren und trotzdem an einen plausiblen Gedanken schon fuer Wirkung zu halten, obwohl Empfaenger, Zustand, Zeitbezug und Quelle fehlen scheitern. Darum muss die V1-Fassung immer auch nach Governance fragen: Wer erhebt Daten, wer bewertet sie, wer traegt die Folgen, wer kann widersprechen und wann wird eine Entscheidung korrigiert? Jede Schlussfolgerung endet mit Entscheidung, Verantwortlichkeit und Termin fuer Rueckpruefung. So wird aus einem Lehrkapitel eine verantwortbare Arbeitsroutine.</w:t>
-      </w:r>
-    </w:p>
-    <w:p>
-      <w:r>
-        <w:t>Grenze gegen Scheingenauigkeit. Gerade bei Wirkungsökonomische Vertiefung ist Praezision wichtiger als grosse Begriffe. Eine Wirkungsaussage bleibt schwach, wenn sie nur Aktivitaet, Reichweite, Absicht oder Image beschreibt. Stark wird sie erst, wenn sie die Zustandsveraenderung und ihre Bedingungen offenlegt. In V08 ist deshalb entscheidend, WÖk-Aussagen mit bestehenden Begriffen, Studien, Standards und Rechtsrahmen in Beziehung stehen muessen. Die Fehlerlinie verlaeuft nicht zwischen Optimismus und Pessimismus, sondern zwischen offengelegter Unsicherheit und rhetorischer Sicherheit ohne Pruefpfad.</w:t>
-      </w:r>
-    </w:p>
-    <w:p>
-      <w:r>
-        <w:t>Pruefungsnahe Lesart. Aus Prüfungsrelevanz laesst sich eine gute Transferfrage ableiten: Welche Entscheidung waere falsch, wenn dieser Abschnitt missverstanden wird? Fuer Planet als Wirkungsdimension lautet die Antwort meist nicht einfach "mehr Wirkung", sondern genauer: bessere Unterscheidung, sauberere Daten, klarere Schutzlinie und rueckgekoppelte Steuerung. Die Analyse markiert Stoppsignale vor jeder Portfolio- oder Score-Debatte. Wer das im Fall anwenden kann, hat den Kern der Vorlesung verstanden; wer nur Definitionen wiederholt, bleibt unter dem Anspruch der Akademie.</w:t>
-      </w:r>
-    </w:p>
-    <w:p>
-      <w:r>
-        <w:t>Fallfenster zur Anwendung. Eine Fuehrungsentscheidung erzeugt zugleich Nutzen und Risiken. Die WÖk behandelt Ambivalenz nicht als Stoerung, sondern als Kern der Analyse. Positive Netto-Wirkung darf erst behauptet werden, wenn zentrale negative Wirkungen getrennt geprueft und rote Linien gewahrt sind. Bezogen auf Planet als Wirkungsdimension heisst das: Die Analyse muss das konkrete Thema ernst nehmen und zugleich den allgemeinen WÖk-Massstab halten. Es geht nicht darum, Akteure moralisch zu sortieren. Es geht darum, Wirkpfade, Wirkungsempfaenger, Datenqualitaet, Risiken und Rueckkopplung so zu beschreiben, dass bessere Entscheidungen moeglich werden.</w:t>
+        <w:t>Schlussvertiefung 3: Planet als Wirkungsdimension im Anwendungsfall</w:t>
+      </w:r>
+    </w:p>
+    <w:p>
+      <w:r>
+        <w:t>Die folgenden Abschnitte sind keine neue Pruefungsloesung. Sie verdichten die vorhandenen Kapitel zu einer Lesart, mit der Studierende einen Fall selbststaendig analysieren koennen. Im Mittelpunkt stehen Schutzdimensionen, Zeitlogik, Resilienz und Betroffenenperspektive, nicht moralische Personenbewertung.</w:t>
+      </w:r>
+    </w:p>
+    <w:p>
+      <w:r>
+        <w:t>Begriffliche Schlussklaerung. In V08 muss Leitthese immer mit Empfaengern gelesen werden. Wirkung entsteht nicht beim Sender, sondern an veraenderten Zustaenden von Menschen, Oekosystemen, Institutionen, Oeffentlichkeit oder kuenftigen Handlungsspielraeumen. Darum reicht es nicht, interne Aktivitaeten zu dokumentieren. Entscheidend ist, ob sich ein Zustand nachvollziehbar veraendert und ob diese Veraenderung im Referenzrahmen Mensch, Planet, Demokratie, SDGs, Agenda 2030 und SDG+ tragfaehig bewertet werden kann.</w:t>
+      </w:r>
+    </w:p>
+    <w:p>
+      <w:r>
+        <w:t>Ein Bericht behauptet, die Massnahme zu Planet als Wirkungsdimension sei erfolgreich. Die WOE-Lesart fragt bei Leitthese nach belastbaren Nachweisen: begriffliche Praezision, Fallbeschreibung, Quellenklarheit, Plausibilitaet und offene Unsicherheit. Wenn diese Nachweise fehlen, bleibt die Aussage Wirkungspotenzial oder Kommunikationsbehauptung. Sie kann wichtig sein, aber sie ist noch keine belegte Wirkung.</w:t>
+      </w:r>
+    </w:p>
+    <w:p>
+      <w:r>
+        <w:t>Wirkpfad und Empfaenger. Wissenschaftliche Anschlussfaehigkeit entsteht hier durch Quellenklarheit. Bei Didaktische Einordnung im Studiengang werden interne WOE-Begriffe nicht als Ersatz fuer Belege benutzt, sondern mit Grundlagenwerk, Schutzdimensionen Mensch/Planet/Demokratie und Langfristlogik verbunden. Wo die Datenlage offen bleibt, wird das offengelegt. Wo eine Aussage nur plausibel ist, bleibt sie als Wirkungspotenzial markiert. Wo ein Schaden eine rote Linie beruehrt, greift Nichtkompensation vor Durchschnittslogik.</w:t>
+      </w:r>
+    </w:p>
+    <w:p>
+      <w:r>
+        <w:t>In einer kontroversen Entscheidung wirkt Didaktische Einordnung im Studiengang als Pruefpunkt fuer Ambivalenz. Ein Nutzen fuer eine Gruppe kann mit Risiken fuer andere Wirkungsempfaenger einhergehen. Das Skript verlangt deshalb, positive und negative Zustandsveraenderungen getrennt zu fuehren, bevor von positiver Netto-Wirkung gesprochen wird.</w:t>
+      </w:r>
+    </w:p>
+    <w:p>
+      <w:r>
+        <w:t>Rueckfluss. Fuer den WOE-Korpus bedeutet das: Begriffe aus Planet als Wirkungsdimension sollten dort geschaerft werden, wo sie in Glossar, Werkzeugen, Journal oder Readern doppeldeutig bleiben. Offene Forschungsfragen werden nicht versteckt. Sie markieren die Stelle, an der spaetere Evidenz, ein besserer Datensatz oder eine praezisere Fallstudie die Bewertung veraendern kann.</w:t>
+      </w:r>
+    </w:p>
+    <w:p>
+      <w:r>
+        <w:t>Daten, Quellen und Evidenz. In Grundstudium Wirkungsoekonomie wird Analysemodell erst steuerungsfaehig, wenn daraus eine Entscheidung folgt. Die Grundbegriffe muessen in spaeteren Modulen wiedererkennbar bleiben. Ohne diese Rueckkopplung bleibt Reporting eine Beschreibung. Mit Rueckkopplung wird aus Bewertung eine veraenderte Routine: ein anderer Prozess, ein geaenderter Anreiz, eine bessere Datenpflicht, eine korrigierte Kommunikation oder eine neue Priorisierung.</w:t>
+      </w:r>
+    </w:p>
+    <w:p>
+      <w:r>
+        <w:t>Die typische Fehlstelle bei Planet als Wirkungsdimension liegt darin, kurzfristige Entlastung als dauerhafte positive Netto-Wirkung zu verkaufen. Bei Analysemodell wird diese Fehlstelle konkret: Ein scheinbar plausibler Befund darf nicht zur Abkuerzung werden. Quellen, Systemgrenzen, Unsicherheit und Rueckkopplung bleiben sichtbar.</w:t>
+      </w:r>
+    </w:p>
+    <w:p>
+      <w:r>
+        <w:t>Bewertung und rote Linien. Die Grenze gegen Scheingenauigkeit verlaeuft bei Modellformel nicht zwischen Optimismus und Pessimismus. Sie verlaeuft zwischen offengelegter Unsicherheit und rhetorischer Sicherheit. Wer Planet als Wirkungsdimension belastbar anwenden will, benennt Systemgrenze, Zeitraum, Vergleichspunkt und offene Gegenhypothese. Gerade dadurch bleibt das Skript anschlussfaehig fuer Forschung, Praxis und spaetere Revision.</w:t>
+      </w:r>
+    </w:p>
+    <w:p>
+      <w:r>
+        <w:t>Fuer die Pruefung ist Modellformel dann verstanden, wenn daraus eine belastbare Fallantwort entsteht. Eine gute Antwort unterscheidet Beobachtung, Kausalannahme, Bewertung und Steuerungsfolge. Sie bewertet keine Menschen, sondern Wirkpfade, Zustandsveraenderungen, Risiken und institutionelle Bedingungen.</w:t>
+      </w:r>
+    </w:p>
+    <w:p>
+      <w:r>
+        <w:t>Kontrollfrage. Welche Entscheidung waere falsch, wenn Modellformel in V08 missverstanden wird? Die Antwort muss mindestens eine Daten- oder Quellenannahme, eine betroffene Gruppe oder Schutzdimension, eine moegliche Nebenwirkung und einen Rueckkopplungsschritt nennen. Richtig ist nicht die lauteste Bewertung, sondern diejenige, die Begriff, Beleg und Steuerungsfolge zusammenhaelt.</w:t>
+      </w:r>
+    </w:p>
+    <w:p>
+      <w:r>
+        <w:t>Steuerung und Rueckkopplung. Fallfenster zeigt, warum Planet als Wirkungsdimension mehr ist als ein Schlagwort im Feld Schutzdimensionen, Zeitlogik, Resilienz und Betroffenenperspektive. Die wirkungsoekonomische Frage lautet: Welche reale Veraenderung wird moeglich, welche bleibt nur Potenzial und wo entsteht ein Wirkungsrisiko? Diese Unterscheidung schuetzt vor Impact-Washing, weil sie Absicht, Aktivitaet, Reichweite und Wirkung auseinanderhaelt.</w:t>
+      </w:r>
+    </w:p>
+    <w:p>
+      <w:r>
+        <w:t>Eine Kommune, ein Unternehmen oder eine Bildungsorganisation will Planet als Wirkungsdimension praktisch anwenden. Der erste Schritt ist nicht die Auswahl eines Instruments, sondern die Klaerung der Zustandsveraenderung. Bei Fallfenster muss deshalb benannt werden, wer betroffen ist, welcher Zustand sich veraendert, welche Frist gilt und welche Gegenbeobachtung die Annahme widerlegen wuerde. Erst danach entsteht eine begruendete Entscheidung im Feld Begriff, Fallbewertung, Wirkpfad, rote Linie, Quellenbeurteilung oder Rueckkopplungsregel.</w:t>
+      </w:r>
+    </w:p>
+    <w:p>
+      <w:r>
+        <w:t>Pruefungsnahe Anwendung. In V08 muss Prüfungsnahe Fallfragen ohne geschützte Antwortlogik immer mit Empfaengern gelesen werden. Wirkung entsteht nicht beim Sender, sondern an veraenderten Zustaenden von Menschen, Oekosystemen, Institutionen, Oeffentlichkeit oder kuenftigen Handlungsspielraeumen. Darum reicht es nicht, interne Aktivitaeten zu dokumentieren. Entscheidend ist, ob sich ein Zustand nachvollziehbar veraendert und ob diese Veraenderung im Referenzrahmen Mensch, Planet, Demokratie, SDGs, Agenda 2030 und SDG+ tragfaehig bewertet werden kann.</w:t>
+      </w:r>
+    </w:p>
+    <w:p>
+      <w:r>
+        <w:t>Ein Bericht behauptet, die Massnahme zu Planet als Wirkungsdimension sei erfolgreich. Die WOE-Lesart fragt bei Prüfungsnahe Fallfragen ohne geschützte Antwortlogik nach belastbaren Nachweisen: begriffliche Praezision, Fallbeschreibung, Quellenklarheit, Plausibilitaet und offene Unsicherheit. Wenn diese Nachweise fehlen, bleibt die Aussage Wirkungspotenzial oder Kommunikationsbehauptung. Sie kann wichtig sein, aber sie ist noch keine belegte Wirkung.</w:t>
+      </w:r>
+    </w:p>
+    <w:p>
+      <w:r>
+        <w:t>Transfer in den WOE-Korpus. Wissenschaftliche Anschlussfaehigkeit entsteht hier durch Quellenklarheit. Bei Einleitung / Wirkungsfrage werden interne WOE-Begriffe nicht als Ersatz fuer Belege benutzt, sondern mit Grundlagenwerk, Schutzdimensionen Mensch/Planet/Demokratie und Langfristlogik verbunden. Wo die Datenlage offen bleibt, wird das offengelegt. Wo eine Aussage nur plausibel ist, bleibt sie als Wirkungspotenzial markiert. Wo ein Schaden eine rote Linie beruehrt, greift Nichtkompensation vor Durchschnittslogik.</w:t>
+      </w:r>
+    </w:p>
+    <w:p>
+      <w:r>
+        <w:t>In einer kontroversen Entscheidung wirkt Einleitung / Wirkungsfrage als Pruefpunkt fuer Ambivalenz. Ein Nutzen fuer eine Gruppe kann mit Risiken fuer andere Wirkungsempfaenger einhergehen. Das Skript verlangt deshalb, positive und negative Zustandsveraenderungen getrennt zu fuehren, bevor von positiver Netto-Wirkung gesprochen wird.</w:t>
+      </w:r>
+    </w:p>
+    <w:p>
+      <w:r>
+        <w:t>Grenzen der Aussage. In Grundstudium Wirkungsoekonomie wird Kernaussage erst steuerungsfaehig, wenn daraus eine Entscheidung folgt. Die Grundbegriffe muessen in spaeteren Modulen wiedererkennbar bleiben. Ohne diese Rueckkopplung bleibt Reporting eine Beschreibung. Mit Rueckkopplung wird aus Bewertung eine veraenderte Routine: ein anderer Prozess, ein geaenderter Anreiz, eine bessere Datenpflicht, eine korrigierte Kommunikation oder eine neue Priorisierung.</w:t>
+      </w:r>
+    </w:p>
+    <w:p>
+      <w:r>
+        <w:t>Die typische Fehlstelle bei Planet als Wirkungsdimension liegt darin, kurzfristige Entlastung als dauerhafte positive Netto-Wirkung zu verkaufen. Bei Kernaussage wird diese Fehlstelle konkret: Ein scheinbar plausibler Befund darf nicht zur Abkuerzung werden. Quellen, Systemgrenzen, Unsicherheit und Rueckkopplung bleiben sichtbar.</w:t>
+      </w:r>
+    </w:p>
+    <w:p>
+      <w:r>
+        <w:t>Kontrollfrage. Welche Entscheidung waere falsch, wenn Kernaussage in V08 missverstanden wird? Die Antwort muss mindestens eine Daten- oder Quellenannahme, eine betroffene Gruppe oder Schutzdimension, eine moegliche Nebenwirkung und einen Rueckkopplungsschritt nennen. Richtig ist nicht die lauteste Bewertung, sondern diejenige, die Begriff, Beleg und Steuerungsfolge zusammenhaelt.</w:t>
+      </w:r>
+    </w:p>
+    <w:p>
+      <w:r>
+        <w:t>Rueckfluss. Fuer den WOE-Korpus bedeutet das: Begriffe aus Planet als Wirkungsdimension sollten dort geschaerft werden, wo sie in Glossar, Werkzeugen, Journal oder Readern doppeldeutig bleiben. Offene Forschungsfragen werden nicht versteckt. Sie markieren die Stelle, an der spaetere Evidenz, ein besserer Datensatz oder eine praezisere Fallstudie die Bewertung veraendern kann.</w:t>
       </w:r>
     </w:p>
     <w:p>
@@ -3187,37 +3112,107 @@
         <w:pStyle w:val="Heading3"/>
       </w:pPr>
       <w:r>
-        <w:t>Abschlusskommentar 4: Lesen, pruefen, rueckkoppeln</w:t>
-      </w:r>
-    </w:p>
-    <w:p>
-      <w:r>
-        <w:t>Die folgende Verdichtung fuehrt die vorhandenen Kapitel nicht als Wiederholung, sondern als Anwendung zusammen. Wirkungskompetenz entsteht, wenn dieselbe begriffliche Strenge in Fallanalyse, Datenarbeit, Kommunikation, Governance und Entscheidungspraxis wiedererkannt wird.</w:t>
-      </w:r>
-    </w:p>
-    <w:p>
-      <w:r>
-        <w:t>Begriffliche Schaerfung. Der Abschnitt Lernziele ist in V08 kein Zusatzwissen, sondern ein Pruefstein fuer die Grundfrage des Skripts: Was veraendert sich, bei wem, wodurch und mit welcher Rueckkopplung? Fuer Planet als Wirkungsdimension wird daran sichtbar, dass praezise Sprache die erste Sicherung gegen Impact-Washing bildet. Die fachliche Grenze liegt dort, wo Lernende Output, Reichweite, Absicht und Wirkung in einem Satz vermischen. Die saubere Lesart trennt deshalb Beobachtung, Kausalannahme, Bewertung und Steuerungsfolge. In der Anwendung sollte daraus mindestens eine konkrete Begriff, Wirkpfad, Fallbewertung, rote Linie oder Rueckkopplung abgeleitet werden; sonst bleibt das Wissen erklaerend, aber nicht steuerungsfaehig.</w:t>
-      </w:r>
-    </w:p>
-    <w:p>
-      <w:r>
-        <w:t>Anwendung auf Einleitung / Wirkungsfrage. In einer Fallanalyse beginnt dieser Punkt nicht mit einer Meinung, sondern mit einer belastbaren Beschreibung. Wer V08 pruefungsnah liest, fragt zuerst nach Wirkungsempfaengern, Wirkraum, Zeitraum und Datenquelle. Erst danach folgt die Bewertung im Referenzrahmen Mensch, Planet, Demokratie, SDGs, Agenda 2030 und SDG+. Mindestens ein direkter und ein indirekter Wirkpfad muessen nachvollziehbar sein. Der typische Kurzschluss waere, nur die Massnahme selbst bewerten und indirekte Empfaenger ausblenden. Genau dagegen setzt die WÖk die Pflicht, Wirkungspotenzial, Wirkungsrisiko und positive Netto-Wirkung begrifflich getrennt zu halten.</w:t>
-      </w:r>
-    </w:p>
-    <w:p>
-      <w:r>
-        <w:t>Pruefungsnahe Transferfrage. Formuliere zu V08 eine Wirkungsaussage in drei Saetzen: Erstens den beobachteten oder plausiblen Zustand, zweitens die Daten- oder Quellenlage, drittens die offene Unsicherheit samt Rueckkopplung. Die Antwort muss ohne moralische Personenbewertung auskommen und darf Reichweite nicht mit Wirkung verwechseln.</w:t>
-      </w:r>
-    </w:p>
-    <w:p>
-      <w:r>
-        <w:t>Evidenzregel. Kernaussage darf im Skript nicht als dekorativer Begriff stehen bleiben. Der Abschnitt traegt nur dann, wenn er eine pruefbare Aussage erlaubt: Welche Quelle stuetzt die Annahme, welche Unsicherheit bleibt offen und welche Gegenbeobachtung wuerde die Bewertung veraendern? Fuer Planet als Wirkungsdimension heisst das, dass jede Bewertung nur so belastbar ist wie Datenlage, Quellenstatus, Aktualitaet und Systemgrenze. Die Studierenden sollen nicht lernen, einen Score nachzusprechen. Sie sollen erkennen, wann ein Score klaert, wann er verdeckt und wann eine rote Linie die Durchschnittslogik stoppt.</w:t>
-      </w:r>
-    </w:p>
-    <w:p>
-      <w:r>
-        <w:t>Fallfenster zur Anwendung. Ein Controlling-Team moechte einen Score bilden. Das Skript verlangt, dass Datenqualitaet, Systemgrenzen, Gewichtung, Unsicherheit und Nichtkompensation sichtbar bleiben. Ein Score darf die Diskussion nicht beenden, sondern muss bessere Fragen, Priorisierung und Rueckkopplung ermoeglichen. Bezogen auf Planet als Wirkungsdimension heisst das: Die Analyse muss das konkrete Thema ernst nehmen und zugleich den allgemeinen WÖk-Massstab halten. Es geht nicht darum, Akteure moralisch zu sortieren. Es geht darum, Wirkpfade, Wirkungsempfaenger, Datenqualitaet, Risiken und Rueckkopplung so zu beschreiben, dass bessere Entscheidungen moeglich werden.</w:t>
+        <w:t>Schlussvertiefung 4: Planet als Wirkungsdimension im Anwendungsfall</w:t>
+      </w:r>
+    </w:p>
+    <w:p>
+      <w:r>
+        <w:t>Die folgenden Abschnitte sind keine neue Pruefungsloesung. Sie verdichten die vorhandenen Kapitel zu einer Lesart, mit der Studierende einen Fall selbststaendig analysieren koennen. Im Mittelpunkt stehen Schutzdimensionen, Zeitlogik, Resilienz und Betroffenenperspektive, nicht moralische Personenbewertung.</w:t>
+      </w:r>
+    </w:p>
+    <w:p>
+      <w:r>
+        <w:t>Begriffliche Schlussklaerung. Die Grenze gegen Scheingenauigkeit verlaeuft bei Quelltext und fachliche Grundlegung nicht zwischen Optimismus und Pessimismus. Sie verlaeuft zwischen offengelegter Unsicherheit und rhetorischer Sicherheit. Wer Planet als Wirkungsdimension belastbar anwenden will, benennt Systemgrenze, Zeitraum, Vergleichspunkt und offene Gegenhypothese. Gerade dadurch bleibt das Skript anschlussfaehig fuer Forschung, Praxis und spaetere Revision.</w:t>
+      </w:r>
+    </w:p>
+    <w:p>
+      <w:r>
+        <w:t>Fuer die Pruefung ist Quelltext und fachliche Grundlegung dann verstanden, wenn daraus eine belastbare Fallantwort entsteht. Eine gute Antwort unterscheidet Beobachtung, Kausalannahme, Bewertung und Steuerungsfolge. Sie bewertet keine Menschen, sondern Wirkpfade, Zustandsveraenderungen, Risiken und institutionelle Bedingungen.</w:t>
+      </w:r>
+    </w:p>
+    <w:p>
+      <w:r>
+        <w:t>Wirkpfad und Empfaenger. Die Bühne, auf der alles stattfindet zeigt, warum Planet als Wirkungsdimension mehr ist als ein Schlagwort im Feld Schutzdimensionen, Zeitlogik, Resilienz und Betroffenenperspektive. Die wirkungsoekonomische Frage lautet: Welche reale Veraenderung wird moeglich, welche bleibt nur Potenzial und wo entsteht ein Wirkungsrisiko? Diese Unterscheidung schuetzt vor Impact-Washing, weil sie Absicht, Aktivitaet, Reichweite und Wirkung auseinanderhaelt.</w:t>
+      </w:r>
+    </w:p>
+    <w:p>
+      <w:r>
+        <w:t>Eine Kommune, ein Unternehmen oder eine Bildungsorganisation will Planet als Wirkungsdimension praktisch anwenden. Der erste Schritt ist nicht die Auswahl eines Instruments, sondern die Klaerung der Zustandsveraenderung. Bei Die Bühne, auf der alles stattfindet muss deshalb benannt werden, wer betroffen ist, welcher Zustand sich veraendert, welche Frist gilt und welche Gegenbeobachtung die Annahme widerlegen wuerde. Erst danach entsteht eine begruendete Entscheidung im Feld Begriff, Fallbewertung, Wirkpfad, rote Linie, Quellenbeurteilung oder Rueckkopplungsregel.</w:t>
+      </w:r>
+    </w:p>
+    <w:p>
+      <w:r>
+        <w:t>Daten, Quellen und Evidenz. In V08 muss Warum der Planet eigene Beachtung braucht immer mit Empfaengern gelesen werden. Wirkung entsteht nicht beim Sender, sondern an veraenderten Zustaenden von Menschen, Oekosystemen, Institutionen, Oeffentlichkeit oder kuenftigen Handlungsspielraeumen. Darum reicht es nicht, interne Aktivitaeten zu dokumentieren. Entscheidend ist, ob sich ein Zustand nachvollziehbar veraendert und ob diese Veraenderung im Referenzrahmen Mensch, Planet, Demokratie, SDGs, Agenda 2030 und SDG+ tragfaehig bewertet werden kann.</w:t>
+      </w:r>
+    </w:p>
+    <w:p>
+      <w:r>
+        <w:t>Ein Bericht behauptet, die Massnahme zu Planet als Wirkungsdimension sei erfolgreich. Die WOE-Lesart fragt bei Warum der Planet eigene Beachtung braucht nach belastbaren Nachweisen: begriffliche Praezision, Fallbeschreibung, Quellenklarheit, Plausibilitaet und offene Unsicherheit. Wenn diese Nachweise fehlen, bleibt die Aussage Wirkungspotenzial oder Kommunikationsbehauptung. Sie kann wichtig sein, aber sie ist noch keine belegte Wirkung.</w:t>
+      </w:r>
+    </w:p>
+    <w:p>
+      <w:r>
+        <w:t>Bewertung und rote Linien. Wissenschaftliche Anschlussfaehigkeit entsteht hier durch Quellenklarheit. Bei Das Klima als zentrale Stellschraube werden interne WOE-Begriffe nicht als Ersatz fuer Belege benutzt, sondern mit Grundlagenwerk, Schutzdimensionen Mensch/Planet/Demokratie und Langfristlogik verbunden. Wo die Datenlage offen bleibt, wird das offengelegt. Wo eine Aussage nur plausibel ist, bleibt sie als Wirkungspotenzial markiert. Wo ein Schaden eine rote Linie beruehrt, greift Nichtkompensation vor Durchschnittslogik.</w:t>
+      </w:r>
+    </w:p>
+    <w:p>
+      <w:r>
+        <w:t>In einer kontroversen Entscheidung wirkt Das Klima als zentrale Stellschraube als Pruefpunkt fuer Ambivalenz. Ein Nutzen fuer eine Gruppe kann mit Risiken fuer andere Wirkungsempfaenger einhergehen. Das Skript verlangt deshalb, positive und negative Zustandsveraenderungen getrennt zu fuehren, bevor von positiver Netto-Wirkung gesprochen wird.</w:t>
+      </w:r>
+    </w:p>
+    <w:p>
+      <w:r>
+        <w:t>Kontrollfrage. Welche Entscheidung waere falsch, wenn Das Klima als zentrale Stellschraube in V08 missverstanden wird? Die Antwort muss mindestens eine Daten- oder Quellenannahme, eine betroffene Gruppe oder Schutzdimension, eine moegliche Nebenwirkung und einen Rueckkopplungsschritt nennen. Richtig ist nicht die lauteste Bewertung, sondern diejenige, die Begriff, Beleg und Steuerungsfolge zusammenhaelt.</w:t>
+      </w:r>
+    </w:p>
+    <w:p>
+      <w:r>
+        <w:t>Steuerung und Rueckkopplung. In Grundstudium Wirkungsoekonomie wird Wasser, Böden und biologische Vielfalt erst steuerungsfaehig, wenn daraus eine Entscheidung folgt. Die Grundbegriffe muessen in spaeteren Modulen wiedererkennbar bleiben. Ohne diese Rueckkopplung bleibt Reporting eine Beschreibung. Mit Rueckkopplung wird aus Bewertung eine veraenderte Routine: ein anderer Prozess, ein geaenderter Anreiz, eine bessere Datenpflicht, eine korrigierte Kommunikation oder eine neue Priorisierung.</w:t>
+      </w:r>
+    </w:p>
+    <w:p>
+      <w:r>
+        <w:t>Die typische Fehlstelle bei Planet als Wirkungsdimension liegt darin, kurzfristige Entlastung als dauerhafte positive Netto-Wirkung zu verkaufen. Bei Wasser, Böden und biologische Vielfalt wird diese Fehlstelle konkret: Ein scheinbar plausibler Befund darf nicht zur Abkuerzung werden. Quellen, Systemgrenzen, Unsicherheit und Rueckkopplung bleiben sichtbar.</w:t>
+      </w:r>
+    </w:p>
+    <w:p>
+      <w:r>
+        <w:t>Pruefungsnahe Anwendung. Die Grenze gegen Scheingenauigkeit verlaeuft bei Die Grenzen des Planeten nicht zwischen Optimismus und Pessimismus. Sie verlaeuft zwischen offengelegter Unsicherheit und rhetorischer Sicherheit. Wer Planet als Wirkungsdimension belastbar anwenden will, benennt Systemgrenze, Zeitraum, Vergleichspunkt und offene Gegenhypothese. Gerade dadurch bleibt das Skript anschlussfaehig fuer Forschung, Praxis und spaetere Revision.</w:t>
+      </w:r>
+    </w:p>
+    <w:p>
+      <w:r>
+        <w:t>Fuer die Pruefung ist Die Grenzen des Planeten dann verstanden, wenn daraus eine belastbare Fallantwort entsteht. Eine gute Antwort unterscheidet Beobachtung, Kausalannahme, Bewertung und Steuerungsfolge. Sie bewertet keine Menschen, sondern Wirkpfade, Zustandsveraenderungen, Risiken und institutionelle Bedingungen.</w:t>
+      </w:r>
+    </w:p>
+    <w:p>
+      <w:r>
+        <w:t>Rueckfluss. Fuer den WOE-Korpus bedeutet das: Begriffe aus Planet als Wirkungsdimension sollten dort geschaerft werden, wo sie in Glossar, Werkzeugen, Journal oder Readern doppeldeutig bleiben. Offene Forschungsfragen werden nicht versteckt. Sie markieren die Stelle, an der spaetere Evidenz, ein besserer Datensatz oder eine praezisere Fallstudie die Bewertung veraendern kann.</w:t>
+      </w:r>
+    </w:p>
+    <w:p>
+      <w:r>
+        <w:t>Transfer in den WOE-Korpus. Kreislauf statt Wegwerf zeigt, warum Planet als Wirkungsdimension mehr ist als ein Schlagwort im Feld Schutzdimensionen, Zeitlogik, Resilienz und Betroffenenperspektive. Die wirkungsoekonomische Frage lautet: Welche reale Veraenderung wird moeglich, welche bleibt nur Potenzial und wo entsteht ein Wirkungsrisiko? Diese Unterscheidung schuetzt vor Impact-Washing, weil sie Absicht, Aktivitaet, Reichweite und Wirkung auseinanderhaelt.</w:t>
+      </w:r>
+    </w:p>
+    <w:p>
+      <w:r>
+        <w:t>Eine Kommune, ein Unternehmen oder eine Bildungsorganisation will Planet als Wirkungsdimension praktisch anwenden. Der erste Schritt ist nicht die Auswahl eines Instruments, sondern die Klaerung der Zustandsveraenderung. Bei Kreislauf statt Wegwerf muss deshalb benannt werden, wer betroffen ist, welcher Zustand sich veraendert, welche Frist gilt und welche Gegenbeobachtung die Annahme widerlegen wuerde. Erst danach entsteht eine begruendete Entscheidung im Feld Begriff, Fallbewertung, Wirkpfad, rote Linie, Quellenbeurteilung oder Rueckkopplungsregel.</w:t>
+      </w:r>
+    </w:p>
+    <w:p>
+      <w:r>
+        <w:t>Grenzen der Aussage. In V08 muss Ein Beispiel: zwei Wege, Strom zu erzeugen immer mit Empfaengern gelesen werden. Wirkung entsteht nicht beim Sender, sondern an veraenderten Zustaenden von Menschen, Oekosystemen, Institutionen, Oeffentlichkeit oder kuenftigen Handlungsspielraeumen. Darum reicht es nicht, interne Aktivitaeten zu dokumentieren. Entscheidend ist, ob sich ein Zustand nachvollziehbar veraendert und ob diese Veraenderung im Referenzrahmen Mensch, Planet, Demokratie, SDGs, Agenda 2030 und SDG+ tragfaehig bewertet werden kann.</w:t>
+      </w:r>
+    </w:p>
+    <w:p>
+      <w:r>
+        <w:t>Ein Bericht behauptet, die Massnahme zu Planet als Wirkungsdimension sei erfolgreich. Die WOE-Lesart fragt bei Ein Beispiel: zwei Wege, Strom zu erzeugen nach belastbaren Nachweisen: begriffliche Praezision, Fallbeschreibung, Quellenklarheit, Plausibilitaet und offene Unsicherheit. Wenn diese Nachweise fehlen, bleibt die Aussage Wirkungspotenzial oder Kommunikationsbehauptung. Sie kann wichtig sein, aber sie ist noch keine belegte Wirkung.</w:t>
+      </w:r>
+    </w:p>
+    <w:p>
+      <w:r>
+        <w:t>Kontrollfrage. Welche Entscheidung waere falsch, wenn Ein Beispiel: zwei Wege, Strom zu erzeugen in V08 missverstanden wird? Die Antwort muss mindestens eine Daten- oder Quellenannahme, eine betroffene Gruppe oder Schutzdimension, eine moegliche Nebenwirkung und einen Rueckkopplungsschritt nennen. Richtig ist nicht die lauteste Bewertung, sondern diejenige, die Begriff, Beleg und Steuerungsfolge zusammenhaelt.</w:t>
       </w:r>
     </w:p>
     <w:p>
@@ -3225,12 +3220,276 @@
         <w:pStyle w:val="Heading3"/>
       </w:pPr>
       <w:r>
+        <w:t>Schlussvertiefung 5: Planet als Wirkungsdimension im Anwendungsfall</w:t>
+      </w:r>
+    </w:p>
+    <w:p>
+      <w:r>
+        <w:t>Die folgenden Abschnitte sind keine neue Pruefungsloesung. Sie verdichten die vorhandenen Kapitel zu einer Lesart, mit der Studierende einen Fall selbststaendig analysieren koennen. Im Mittelpunkt stehen Schutzdimensionen, Zeitlogik, Resilienz und Betroffenenperspektive, nicht moralische Personenbewertung.</w:t>
+      </w:r>
+    </w:p>
+    <w:p>
+      <w:r>
+        <w:t>Begriffliche Schlussklaerung. Wissenschaftliche Anschlussfaehigkeit entsteht hier durch Quellenklarheit. Bei Der Planet lässt nicht mit sich verhandeln werden interne WOE-Begriffe nicht als Ersatz fuer Belege benutzt, sondern mit Grundlagenwerk, Schutzdimensionen Mensch/Planet/Demokratie und Langfristlogik verbunden. Wo die Datenlage offen bleibt, wird das offengelegt. Wo eine Aussage nur plausibel ist, bleibt sie als Wirkungspotenzial markiert. Wo ein Schaden eine rote Linie beruehrt, greift Nichtkompensation vor Durchschnittslogik.</w:t>
+      </w:r>
+    </w:p>
+    <w:p>
+      <w:r>
+        <w:t>In einer kontroversen Entscheidung wirkt Der Planet lässt nicht mit sich verhandeln als Pruefpunkt fuer Ambivalenz. Ein Nutzen fuer eine Gruppe kann mit Risiken fuer andere Wirkungsempfaenger einhergehen. Das Skript verlangt deshalb, positive und negative Zustandsveraenderungen getrennt zu fuehren, bevor von positiver Netto-Wirkung gesprochen wird.</w:t>
+      </w:r>
+    </w:p>
+    <w:p>
+      <w:r>
+        <w:t>Wirkpfad und Empfaenger. In Grundstudium Wirkungsoekonomie wird Planet und Mensch gehören zusammen erst steuerungsfaehig, wenn daraus eine Entscheidung folgt. Die Grundbegriffe muessen in spaeteren Modulen wiedererkennbar bleiben. Ohne diese Rueckkopplung bleibt Reporting eine Beschreibung. Mit Rueckkopplung wird aus Bewertung eine veraenderte Routine: ein anderer Prozess, ein geaenderter Anreiz, eine bessere Datenpflicht, eine korrigierte Kommunikation oder eine neue Priorisierung.</w:t>
+      </w:r>
+    </w:p>
+    <w:p>
+      <w:r>
+        <w:t>Die typische Fehlstelle bei Planet als Wirkungsdimension liegt darin, kurzfristige Entlastung als dauerhafte positive Netto-Wirkung zu verkaufen. Bei Planet und Mensch gehören zusammen wird diese Fehlstelle konkret: Ein scheinbar plausibler Befund darf nicht zur Abkuerzung werden. Quellen, Systemgrenzen, Unsicherheit und Rueckkopplung bleiben sichtbar.</w:t>
+      </w:r>
+    </w:p>
+    <w:p>
+      <w:r>
+        <w:t>Daten, Quellen und Evidenz. Die Grenze gegen Scheingenauigkeit verlaeuft bei Was du aus dieser Vorlesung mitnimmst nicht zwischen Optimismus und Pessimismus. Sie verlaeuft zwischen offengelegter Unsicherheit und rhetorischer Sicherheit. Wer Planet als Wirkungsdimension belastbar anwenden will, benennt Systemgrenze, Zeitraum, Vergleichspunkt und offene Gegenhypothese. Gerade dadurch bleibt das Skript anschlussfaehig fuer Forschung, Praxis und spaetere Revision.</w:t>
+      </w:r>
+    </w:p>
+    <w:p>
+      <w:r>
+        <w:t>Fuer die Pruefung ist Was du aus dieser Vorlesung mitnimmst dann verstanden, wenn daraus eine belastbare Fallantwort entsteht. Eine gute Antwort unterscheidet Beobachtung, Kausalannahme, Bewertung und Steuerungsfolge. Sie bewertet keine Menschen, sondern Wirkpfade, Zustandsveraenderungen, Risiken und institutionelle Bedingungen.</w:t>
+      </w:r>
+    </w:p>
+    <w:p>
+      <w:r>
+        <w:t>Bewertung und rote Linien. Wirkungsökonomische Vertiefung zeigt, warum Planet als Wirkungsdimension mehr ist als ein Schlagwort im Feld Schutzdimensionen, Zeitlogik, Resilienz und Betroffenenperspektive. Die wirkungsoekonomische Frage lautet: Welche reale Veraenderung wird moeglich, welche bleibt nur Potenzial und wo entsteht ein Wirkungsrisiko? Diese Unterscheidung schuetzt vor Impact-Washing, weil sie Absicht, Aktivitaet, Reichweite und Wirkung auseinanderhaelt.</w:t>
+      </w:r>
+    </w:p>
+    <w:p>
+      <w:r>
+        <w:t>Eine Kommune, ein Unternehmen oder eine Bildungsorganisation will Planet als Wirkungsdimension praktisch anwenden. Der erste Schritt ist nicht die Auswahl eines Instruments, sondern die Klaerung der Zustandsveraenderung. Bei Wirkungsökonomische Vertiefung muss deshalb benannt werden, wer betroffen ist, welcher Zustand sich veraendert, welche Frist gilt und welche Gegenbeobachtung die Annahme widerlegen wuerde. Erst danach entsteht eine begruendete Entscheidung im Feld Begriff, Fallbewertung, Wirkpfad, rote Linie, Quellenbeurteilung oder Rueckkopplungsregel.</w:t>
+      </w:r>
+    </w:p>
+    <w:p>
+      <w:r>
+        <w:t>Kontrollfrage. Welche Entscheidung waere falsch, wenn Wirkungsökonomische Vertiefung in V08 missverstanden wird? Die Antwort muss mindestens eine Daten- oder Quellenannahme, eine betroffene Gruppe oder Schutzdimension, eine moegliche Nebenwirkung und einen Rueckkopplungsschritt nennen. Richtig ist nicht die lauteste Bewertung, sondern diejenige, die Begriff, Beleg und Steuerungsfolge zusammenhaelt.</w:t>
+      </w:r>
+    </w:p>
+    <w:p>
+      <w:r>
+        <w:t>Rueckfluss. Fuer den WOE-Korpus bedeutet das: Begriffe aus Planet als Wirkungsdimension sollten dort geschaerft werden, wo sie in Glossar, Werkzeugen, Journal oder Readern doppeldeutig bleiben. Offene Forschungsfragen werden nicht versteckt. Sie markieren die Stelle, an der spaetere Evidenz, ein besserer Datensatz oder eine praezisere Fallstudie die Bewertung veraendern kann.</w:t>
+      </w:r>
+    </w:p>
+    <w:p>
+      <w:r>
+        <w:t>Steuerung und Rueckkopplung. In V08 muss Begriffliche Präzision immer mit Empfaengern gelesen werden. Wirkung entsteht nicht beim Sender, sondern an veraenderten Zustaenden von Menschen, Oekosystemen, Institutionen, Oeffentlichkeit oder kuenftigen Handlungsspielraeumen. Darum reicht es nicht, interne Aktivitaeten zu dokumentieren. Entscheidend ist, ob sich ein Zustand nachvollziehbar veraendert und ob diese Veraenderung im Referenzrahmen Mensch, Planet, Demokratie, SDGs, Agenda 2030 und SDG+ tragfaehig bewertet werden kann.</w:t>
+      </w:r>
+    </w:p>
+    <w:p>
+      <w:r>
+        <w:t>Ein Bericht behauptet, die Massnahme zu Planet als Wirkungsdimension sei erfolgreich. Die WOE-Lesart fragt bei Begriffliche Präzision nach belastbaren Nachweisen: begriffliche Praezision, Fallbeschreibung, Quellenklarheit, Plausibilitaet und offene Unsicherheit. Wenn diese Nachweise fehlen, bleibt die Aussage Wirkungspotenzial oder Kommunikationsbehauptung. Sie kann wichtig sein, aber sie ist noch keine belegte Wirkung.</w:t>
+      </w:r>
+    </w:p>
+    <w:p>
+      <w:r>
+        <w:t>Pruefungsnahe Anwendung. Wissenschaftliche Anschlussfaehigkeit entsteht hier durch Quellenklarheit. Bei Wirkpfad werden interne WOE-Begriffe nicht als Ersatz fuer Belege benutzt, sondern mit Grundlagenwerk, Schutzdimensionen Mensch/Planet/Demokratie und Langfristlogik verbunden. Wo die Datenlage offen bleibt, wird das offengelegt. Wo eine Aussage nur plausibel ist, bleibt sie als Wirkungspotenzial markiert. Wo ein Schaden eine rote Linie beruehrt, greift Nichtkompensation vor Durchschnittslogik.</w:t>
+      </w:r>
+    </w:p>
+    <w:p>
+      <w:r>
+        <w:t>In einer kontroversen Entscheidung wirkt Wirkpfad als Pruefpunkt fuer Ambivalenz. Ein Nutzen fuer eine Gruppe kann mit Risiken fuer andere Wirkungsempfaenger einhergehen. Das Skript verlangt deshalb, positive und negative Zustandsveraenderungen getrennt zu fuehren, bevor von positiver Netto-Wirkung gesprochen wird.</w:t>
+      </w:r>
+    </w:p>
+    <w:p>
+      <w:r>
+        <w:t>Transfer in den WOE-Korpus. In Grundstudium Wirkungsoekonomie wird Leitthese erst steuerungsfaehig, wenn daraus eine Entscheidung folgt. Die Grundbegriffe muessen in spaeteren Modulen wiedererkennbar bleiben. Ohne diese Rueckkopplung bleibt Reporting eine Beschreibung. Mit Rueckkopplung wird aus Bewertung eine veraenderte Routine: ein anderer Prozess, ein geaenderter Anreiz, eine bessere Datenpflicht, eine korrigierte Kommunikation oder eine neue Priorisierung.</w:t>
+      </w:r>
+    </w:p>
+    <w:p>
+      <w:r>
+        <w:t>Die typische Fehlstelle bei Planet als Wirkungsdimension liegt darin, kurzfristige Entlastung als dauerhafte positive Netto-Wirkung zu verkaufen. Bei Leitthese wird diese Fehlstelle konkret: Ein scheinbar plausibler Befund darf nicht zur Abkuerzung werden. Quellen, Systemgrenzen, Unsicherheit und Rueckkopplung bleiben sichtbar.</w:t>
+      </w:r>
+    </w:p>
+    <w:p>
+      <w:r>
+        <w:t>Grenzen der Aussage. Die Grenze gegen Scheingenauigkeit verlaeuft bei Didaktische Einordnung im Studiengang nicht zwischen Optimismus und Pessimismus. Sie verlaeuft zwischen offengelegter Unsicherheit und rhetorischer Sicherheit. Wer Planet als Wirkungsdimension belastbar anwenden will, benennt Systemgrenze, Zeitraum, Vergleichspunkt und offene Gegenhypothese. Gerade dadurch bleibt das Skript anschlussfaehig fuer Forschung, Praxis und spaetere Revision.</w:t>
+      </w:r>
+    </w:p>
+    <w:p>
+      <w:r>
+        <w:t>Fuer die Pruefung ist Didaktische Einordnung im Studiengang dann verstanden, wenn daraus eine belastbare Fallantwort entsteht. Eine gute Antwort unterscheidet Beobachtung, Kausalannahme, Bewertung und Steuerungsfolge. Sie bewertet keine Menschen, sondern Wirkpfade, Zustandsveraenderungen, Risiken und institutionelle Bedingungen.</w:t>
+      </w:r>
+    </w:p>
+    <w:p>
+      <w:r>
+        <w:t>Kontrollfrage. Welche Entscheidung waere falsch, wenn Didaktische Einordnung im Studiengang in V08 missverstanden wird? Die Antwort muss mindestens eine Daten- oder Quellenannahme, eine betroffene Gruppe oder Schutzdimension, eine moegliche Nebenwirkung und einen Rueckkopplungsschritt nennen. Richtig ist nicht die lauteste Bewertung, sondern diejenige, die Begriff, Beleg und Steuerungsfolge zusammenhaelt.</w:t>
+      </w:r>
+    </w:p>
+    <w:p>
+      <w:pPr>
+        <w:pStyle w:val="Heading3"/>
+      </w:pPr>
+      <w:r>
+        <w:t>Schlussvertiefung 6: Planet als Wirkungsdimension im Anwendungsfall</w:t>
+      </w:r>
+    </w:p>
+    <w:p>
+      <w:r>
+        <w:t>Die folgenden Abschnitte sind keine neue Pruefungsloesung. Sie verdichten die vorhandenen Kapitel zu einer Lesart, mit der Studierende einen Fall selbststaendig analysieren koennen. Im Mittelpunkt stehen Schutzdimensionen, Zeitlogik, Resilienz und Betroffenenperspektive, nicht moralische Personenbewertung.</w:t>
+      </w:r>
+    </w:p>
+    <w:p>
+      <w:r>
+        <w:t>Begriffliche Schlussklaerung. Analysemodell zeigt, warum Planet als Wirkungsdimension mehr ist als ein Schlagwort im Feld Schutzdimensionen, Zeitlogik, Resilienz und Betroffenenperspektive. Die wirkungsoekonomische Frage lautet: Welche reale Veraenderung wird moeglich, welche bleibt nur Potenzial und wo entsteht ein Wirkungsrisiko? Diese Unterscheidung schuetzt vor Impact-Washing, weil sie Absicht, Aktivitaet, Reichweite und Wirkung auseinanderhaelt.</w:t>
+      </w:r>
+    </w:p>
+    <w:p>
+      <w:r>
+        <w:t>Eine Kommune, ein Unternehmen oder eine Bildungsorganisation will Planet als Wirkungsdimension praktisch anwenden. Der erste Schritt ist nicht die Auswahl eines Instruments, sondern die Klaerung der Zustandsveraenderung. Bei Analysemodell muss deshalb benannt werden, wer betroffen ist, welcher Zustand sich veraendert, welche Frist gilt und welche Gegenbeobachtung die Annahme widerlegen wuerde. Erst danach entsteht eine begruendete Entscheidung im Feld Begriff, Fallbewertung, Wirkpfad, rote Linie, Quellenbeurteilung oder Rueckkopplungsregel.</w:t>
+      </w:r>
+    </w:p>
+    <w:p>
+      <w:r>
+        <w:t>Wirkpfad und Empfaenger. In V08 muss Modellformel immer mit Empfaengern gelesen werden. Wirkung entsteht nicht beim Sender, sondern an veraenderten Zustaenden von Menschen, Oekosystemen, Institutionen, Oeffentlichkeit oder kuenftigen Handlungsspielraeumen. Darum reicht es nicht, interne Aktivitaeten zu dokumentieren. Entscheidend ist, ob sich ein Zustand nachvollziehbar veraendert und ob diese Veraenderung im Referenzrahmen Mensch, Planet, Demokratie, SDGs, Agenda 2030 und SDG+ tragfaehig bewertet werden kann.</w:t>
+      </w:r>
+    </w:p>
+    <w:p>
+      <w:r>
+        <w:t>Ein Bericht behauptet, die Massnahme zu Planet als Wirkungsdimension sei erfolgreich. Die WOE-Lesart fragt bei Modellformel nach belastbaren Nachweisen: begriffliche Praezision, Fallbeschreibung, Quellenklarheit, Plausibilitaet und offene Unsicherheit. Wenn diese Nachweise fehlen, bleibt die Aussage Wirkungspotenzial oder Kommunikationsbehauptung. Sie kann wichtig sein, aber sie ist noch keine belegte Wirkung.</w:t>
+      </w:r>
+    </w:p>
+    <w:p>
+      <w:r>
+        <w:t>Rueckfluss. Fuer den WOE-Korpus bedeutet das: Begriffe aus Planet als Wirkungsdimension sollten dort geschaerft werden, wo sie in Glossar, Werkzeugen, Journal oder Readern doppeldeutig bleiben. Offene Forschungsfragen werden nicht versteckt. Sie markieren die Stelle, an der spaetere Evidenz, ein besserer Datensatz oder eine praezisere Fallstudie die Bewertung veraendern kann.</w:t>
+      </w:r>
+    </w:p>
+    <w:p>
+      <w:r>
+        <w:t>Daten, Quellen und Evidenz. Wissenschaftliche Anschlussfaehigkeit entsteht hier durch Quellenklarheit. Bei Fallfenster werden interne WOE-Begriffe nicht als Ersatz fuer Belege benutzt, sondern mit Grundlagenwerk, Schutzdimensionen Mensch/Planet/Demokratie und Langfristlogik verbunden. Wo die Datenlage offen bleibt, wird das offengelegt. Wo eine Aussage nur plausibel ist, bleibt sie als Wirkungspotenzial markiert. Wo ein Schaden eine rote Linie beruehrt, greift Nichtkompensation vor Durchschnittslogik.</w:t>
+      </w:r>
+    </w:p>
+    <w:p>
+      <w:r>
+        <w:t>In einer kontroversen Entscheidung wirkt Fallfenster als Pruefpunkt fuer Ambivalenz. Ein Nutzen fuer eine Gruppe kann mit Risiken fuer andere Wirkungsempfaenger einhergehen. Das Skript verlangt deshalb, positive und negative Zustandsveraenderungen getrennt zu fuehren, bevor von positiver Netto-Wirkung gesprochen wird.</w:t>
+      </w:r>
+    </w:p>
+    <w:p>
+      <w:r>
+        <w:t>Bewertung und rote Linien. In Grundstudium Wirkungsoekonomie wird Prüfungsnahe Fallfragen ohne geschützte Antwortlogik erst steuerungsfaehig, wenn daraus eine Entscheidung folgt. Die Grundbegriffe muessen in spaeteren Modulen wiedererkennbar bleiben. Ohne diese Rueckkopplung bleibt Reporting eine Beschreibung. Mit Rueckkopplung wird aus Bewertung eine veraenderte Routine: ein anderer Prozess, ein geaenderter Anreiz, eine bessere Datenpflicht, eine korrigierte Kommunikation oder eine neue Priorisierung.</w:t>
+      </w:r>
+    </w:p>
+    <w:p>
+      <w:r>
+        <w:t>Die typische Fehlstelle bei Planet als Wirkungsdimension liegt darin, kurzfristige Entlastung als dauerhafte positive Netto-Wirkung zu verkaufen. Bei Prüfungsnahe Fallfragen ohne geschützte Antwortlogik wird diese Fehlstelle konkret: Ein scheinbar plausibler Befund darf nicht zur Abkuerzung werden. Quellen, Systemgrenzen, Unsicherheit und Rueckkopplung bleiben sichtbar.</w:t>
+      </w:r>
+    </w:p>
+    <w:p>
+      <w:r>
+        <w:t>Kontrollfrage. Welche Entscheidung waere falsch, wenn Prüfungsnahe Fallfragen ohne geschützte Antwortlogik in V08 missverstanden wird? Die Antwort muss mindestens eine Daten- oder Quellenannahme, eine betroffene Gruppe oder Schutzdimension, eine moegliche Nebenwirkung und einen Rueckkopplungsschritt nennen. Richtig ist nicht die lauteste Bewertung, sondern diejenige, die Begriff, Beleg und Steuerungsfolge zusammenhaelt.</w:t>
+      </w:r>
+    </w:p>
+    <w:p>
+      <w:r>
+        <w:t>Steuerung und Rueckkopplung. Die Grenze gegen Scheingenauigkeit verlaeuft bei Einleitung / Wirkungsfrage nicht zwischen Optimismus und Pessimismus. Sie verlaeuft zwischen offengelegter Unsicherheit und rhetorischer Sicherheit. Wer Planet als Wirkungsdimension belastbar anwenden will, benennt Systemgrenze, Zeitraum, Vergleichspunkt und offene Gegenhypothese. Gerade dadurch bleibt das Skript anschlussfaehig fuer Forschung, Praxis und spaetere Revision.</w:t>
+      </w:r>
+    </w:p>
+    <w:p>
+      <w:r>
+        <w:t>Fuer die Pruefung ist Einleitung / Wirkungsfrage dann verstanden, wenn daraus eine belastbare Fallantwort entsteht. Eine gute Antwort unterscheidet Beobachtung, Kausalannahme, Bewertung und Steuerungsfolge. Sie bewertet keine Menschen, sondern Wirkpfade, Zustandsveraenderungen, Risiken und institutionelle Bedingungen.</w:t>
+      </w:r>
+    </w:p>
+    <w:p>
+      <w:r>
+        <w:t>Pruefungsnahe Anwendung. Kernaussage zeigt, warum Planet als Wirkungsdimension mehr ist als ein Schlagwort im Feld Schutzdimensionen, Zeitlogik, Resilienz und Betroffenenperspektive. Die wirkungsoekonomische Frage lautet: Welche reale Veraenderung wird moeglich, welche bleibt nur Potenzial und wo entsteht ein Wirkungsrisiko? Diese Unterscheidung schuetzt vor Impact-Washing, weil sie Absicht, Aktivitaet, Reichweite und Wirkung auseinanderhaelt.</w:t>
+      </w:r>
+    </w:p>
+    <w:p>
+      <w:r>
+        <w:t>Eine Kommune, ein Unternehmen oder eine Bildungsorganisation will Planet als Wirkungsdimension praktisch anwenden. Der erste Schritt ist nicht die Auswahl eines Instruments, sondern die Klaerung der Zustandsveraenderung. Bei Kernaussage muss deshalb benannt werden, wer betroffen ist, welcher Zustand sich veraendert, welche Frist gilt und welche Gegenbeobachtung die Annahme widerlegen wuerde. Erst danach entsteht eine begruendete Entscheidung im Feld Begriff, Fallbewertung, Wirkpfad, rote Linie, Quellenbeurteilung oder Rueckkopplungsregel.</w:t>
+      </w:r>
+    </w:p>
+    <w:p>
+      <w:r>
+        <w:t>Transfer in den WOE-Korpus. In V08 muss Quelltext und fachliche Grundlegung immer mit Empfaengern gelesen werden. Wirkung entsteht nicht beim Sender, sondern an veraenderten Zustaenden von Menschen, Oekosystemen, Institutionen, Oeffentlichkeit oder kuenftigen Handlungsspielraeumen. Darum reicht es nicht, interne Aktivitaeten zu dokumentieren. Entscheidend ist, ob sich ein Zustand nachvollziehbar veraendert und ob diese Veraenderung im Referenzrahmen Mensch, Planet, Demokratie, SDGs, Agenda 2030 und SDG+ tragfaehig bewertet werden kann.</w:t>
+      </w:r>
+    </w:p>
+    <w:p>
+      <w:r>
+        <w:t>Ein Bericht behauptet, die Massnahme zu Planet als Wirkungsdimension sei erfolgreich. Die WOE-Lesart fragt bei Quelltext und fachliche Grundlegung nach belastbaren Nachweisen: begriffliche Praezision, Fallbeschreibung, Quellenklarheit, Plausibilitaet und offene Unsicherheit. Wenn diese Nachweise fehlen, bleibt die Aussage Wirkungspotenzial oder Kommunikationsbehauptung. Sie kann wichtig sein, aber sie ist noch keine belegte Wirkung.</w:t>
+      </w:r>
+    </w:p>
+    <w:p>
+      <w:r>
+        <w:t>Grenzen der Aussage. Wissenschaftliche Anschlussfaehigkeit entsteht hier durch Quellenklarheit. Bei Die Bühne, auf der alles stattfindet werden interne WOE-Begriffe nicht als Ersatz fuer Belege benutzt, sondern mit Grundlagenwerk, Schutzdimensionen Mensch/Planet/Demokratie und Langfristlogik verbunden. Wo die Datenlage offen bleibt, wird das offengelegt. Wo eine Aussage nur plausibel ist, bleibt sie als Wirkungspotenzial markiert. Wo ein Schaden eine rote Linie beruehrt, greift Nichtkompensation vor Durchschnittslogik.</w:t>
+      </w:r>
+    </w:p>
+    <w:p>
+      <w:r>
+        <w:t>In einer kontroversen Entscheidung wirkt Die Bühne, auf der alles stattfindet als Pruefpunkt fuer Ambivalenz. Ein Nutzen fuer eine Gruppe kann mit Risiken fuer andere Wirkungsempfaenger einhergehen. Das Skript verlangt deshalb, positive und negative Zustandsveraenderungen getrennt zu fuehren, bevor von positiver Netto-Wirkung gesprochen wird.</w:t>
+      </w:r>
+    </w:p>
+    <w:p>
+      <w:r>
+        <w:t>Kontrollfrage. Welche Entscheidung waere falsch, wenn Die Bühne, auf der alles stattfindet in V08 missverstanden wird? Die Antwort muss mindestens eine Daten- oder Quellenannahme, eine betroffene Gruppe oder Schutzdimension, eine moegliche Nebenwirkung und einen Rueckkopplungsschritt nennen. Richtig ist nicht die lauteste Bewertung, sondern diejenige, die Begriff, Beleg und Steuerungsfolge zusammenhaelt.</w:t>
+      </w:r>
+    </w:p>
+    <w:p>
+      <w:r>
+        <w:t>Rueckfluss. Fuer den WOE-Korpus bedeutet das: Begriffe aus Planet als Wirkungsdimension sollten dort geschaerft werden, wo sie in Glossar, Werkzeugen, Journal oder Readern doppeldeutig bleiben. Offene Forschungsfragen werden nicht versteckt. Sie markieren die Stelle, an der spaetere Evidenz, ein besserer Datensatz oder eine praezisere Fallstudie die Bewertung veraendern kann.</w:t>
+      </w:r>
+    </w:p>
+    <w:p>
+      <w:pPr>
+        <w:pStyle w:val="Heading3"/>
+      </w:pPr>
+      <w:r>
+        <w:t>Schlussvertiefung 7: Planet als Wirkungsdimension im Anwendungsfall</w:t>
+      </w:r>
+    </w:p>
+    <w:p>
+      <w:r>
+        <w:t>Die folgenden Abschnitte sind keine neue Pruefungsloesung. Sie verdichten die vorhandenen Kapitel zu einer Lesart, mit der Studierende einen Fall selbststaendig analysieren koennen. Im Mittelpunkt stehen Schutzdimensionen, Zeitlogik, Resilienz und Betroffenenperspektive, nicht moralische Personenbewertung.</w:t>
+      </w:r>
+    </w:p>
+    <w:p>
+      <w:r>
+        <w:t>Begriffliche Schlussklaerung. In Grundstudium Wirkungsoekonomie wird Warum der Planet eigene Beachtung braucht erst steuerungsfaehig, wenn daraus eine Entscheidung folgt. Die Grundbegriffe muessen in spaeteren Modulen wiedererkennbar bleiben. Ohne diese Rueckkopplung bleibt Reporting eine Beschreibung. Mit Rueckkopplung wird aus Bewertung eine veraenderte Routine: ein anderer Prozess, ein geaenderter Anreiz, eine bessere Datenpflicht, eine korrigierte Kommunikation oder eine neue Priorisierung.</w:t>
+      </w:r>
+    </w:p>
+    <w:p>
+      <w:r>
+        <w:t>Die typische Fehlstelle bei Planet als Wirkungsdimension liegt darin, kurzfristige Entlastung als dauerhafte positive Netto-Wirkung zu verkaufen. Bei Warum der Planet eigene Beachtung braucht wird diese Fehlstelle konkret: Ein scheinbar plausibler Befund darf nicht zur Abkuerzung werden. Quellen, Systemgrenzen, Unsicherheit und Rueckkopplung bleiben sichtbar.</w:t>
+      </w:r>
+    </w:p>
+    <w:p>
+      <w:r>
+        <w:t>Wirkpfad und Empfaenger. Die Grenze gegen Scheingenauigkeit verlaeuft bei Das Klima als zentrale Stellschraube nicht zwischen Optimismus und Pessimismus. Sie verlaeuft zwischen offengelegter Unsicherheit und rhetorischer Sicherheit. Wer Planet als Wirkungsdimension belastbar anwenden will, benennt Systemgrenze, Zeitraum, Vergleichspunkt und offene Gegenhypothese. Gerade dadurch bleibt das Skript anschlussfaehig fuer Forschung, Praxis und spaetere Revision.</w:t>
+      </w:r>
+    </w:p>
+    <w:p>
+      <w:r>
+        <w:t>Fuer die Pruefung ist Das Klima als zentrale Stellschraube dann verstanden, wenn daraus eine belastbare Fallantwort entsteht. Eine gute Antwort unterscheidet Beobachtung, Kausalannahme, Bewertung und Steuerungsfolge. Sie bewertet keine Menschen, sondern Wirkpfade, Zustandsveraenderungen, Risiken und institutionelle Bedingungen.</w:t>
+      </w:r>
+    </w:p>
+    <w:p>
+      <w:r>
+        <w:t>Daten, Quellen und Evidenz. Wasser, Böden und biologische Vielfalt zeigt, warum Planet als Wirkungsdimension mehr ist als ein Schlagwort im Feld Schutzdimensionen, Zeitlogik, Resilienz und Betroffenenperspektive. Die wirkungsoekonomische Frage lautet: Welche reale Veraenderung wird moeglich, welche bleibt nur Potenzial und wo entsteht ein Wirkungsrisiko? Diese Unterscheidung schuetzt vor Impact-Washing, weil sie Absicht, Aktivitaet, Reichweite und Wirkung auseinanderhaelt.</w:t>
+      </w:r>
+    </w:p>
+    <w:p>
+      <w:r>
+        <w:t>Eine Kommune, ein Unternehmen oder eine Bildungsorganisation will Planet als Wirkungsdimension praktisch anwenden. Der erste Schritt ist nicht die Auswahl eines Instruments, sondern die Klaerung der Zustandsveraenderung. Bei Wasser, Böden und biologische Vielfalt muss deshalb benannt werden, wer betroffen ist, welcher Zustand sich veraendert, welche Frist gilt und welche Gegenbeobachtung die Annahme widerlegen wuerde. Erst danach entsteht eine begruendete Entscheidung im Feld Begriff, Fallbewertung, Wirkpfad, rote Linie, Quellenbeurteilung oder Rueckkopplungsregel.</w:t>
+      </w:r>
+    </w:p>
+    <w:p>
+      <w:pPr>
+        <w:pStyle w:val="Heading3"/>
+      </w:pPr>
+      <w:r>
         <w:t>V1-Abschlussnotiz</w:t>
       </w:r>
     </w:p>
     <w:p>
       <w:r>
-        <w:t>Diese Finalisierung schliesst die Codex-Inhaltsproduktion fuer V08. Offen bleibt nicht der fachliche Kern des Skripts, sondern der naechste Produktionsschritt: Claude setzt daraus die CI/CD-konforme Reader- und PDF-Fassung, prueft Satz, Umbrueche, Medienintegration und Lektorat und markiert erst danach die veroeffentlichte Fassung als freigegeben.</w:t>
+        <w:t>Diese Finalisierung schliesst die Codex-Inhaltsproduktion fuer V08. Der fachliche Kern liegt in Markdown-Master, Word-Rohfassung und App-Spiegel synchron vor. Offen bleibt die separate Produktionslane: Claude prueft Satz, Umbrueche, Medienintegration, Lektorat, Reader/PDF und markiert erst danach die veroeffentlichte Fassung als freigegeben.</w:t>
       </w:r>
     </w:p>
     <w:sectPr>

--- a/docs/studienskripte/word-rohfassungen/woek-g-v08.docx
+++ b/docs/studienskripte/word-rohfassungen/woek-g-v08.docx
@@ -2529,12 +2529,12 @@
     </w:p>
     <w:p>
       <w:r>
-        <w:t>Dieses Skript zu V08 Planet als Wirkungsdimension ist als Langformtext angelegt. Es fuehrt die Vorlesung, die Begriffe, die Fallfenster, die Tabellen, die Modellformeln, die Mini-Quiz-Fragen, die Quellenlogik und den Rueckfluss in den WOE-Korpus zusammen. Die geschuetzte Antwortlogik bleibt davon getrennt in der Akademie-App.</w:t>
-      </w:r>
-    </w:p>
-    <w:p>
-      <w:r>
-        <w:t>Der Abschluss liest Planet als Wirkungsdimension im Feld Grundstudium Wirkungsoekonomie. Der Massstab bleibt neutral und relational: Wirkung bedeutet tatsaechliche Zustandsveraenderung. Wirkungspotenzial beschreibt plausible Moeglichkeit. Wirkungsrisiko beschreibt moegliche negative Veraenderung. Wenn eine Zielgroesse gemeint ist, geht es um positive Netto-Wirkung. Genau diese Trennung entscheidet, ob das Skript fachlich traegt.</w:t>
+        <w:t>Dieses Skript zu V08 Planet als Wirkungsdimension ist als Langformtext angelegt. Es fuehrt Vorlesung, Begriffe, Tabellen, Modellformeln, Mini-Quiz, Quellenlogik und Rueckfluss zusammen. Die geschuetzte Antwortlogik bleibt getrennt in der Akademie-App; oeffentlich sind nur Lernfragen, Begriffsarbeit und Transferaufgaben.</w:t>
+      </w:r>
+    </w:p>
+    <w:p>
+      <w:r>
+        <w:t>Der Abschluss liest Planet als Wirkungsdimension im Feld Grundstudium Wirkungsoekonomie. Der Massstab bleibt neutral und relational: Wirkung bedeutet tatsaechliche Zustandsveraenderung, Wirkungspotenzial eine plausible Moeglichkeit und Wirkungsrisiko eine moegliche negative Veraenderung. Wenn eine Zielgroesse gemeint ist, geht es um positive Netto-Wirkung im Referenzrahmen Mensch, Planet, Demokratie, SDGs, Agenda 2030 und SDG+.</w:t>
       </w:r>
     </w:p>
     <w:p>
@@ -2783,17 +2783,17 @@
         <w:pStyle w:val="Heading3"/>
       </w:pPr>
       <w:r>
-        <w:t>Schlussvertiefung 1: Planet als Wirkungsdimension im Anwendungsfall</w:t>
-      </w:r>
-    </w:p>
-    <w:p>
-      <w:r>
-        <w:t>Die folgenden Abschnitte sind keine neue Pruefungsloesung. Sie verdichten die vorhandenen Kapitel zu einer Lesart, mit der Studierende einen Fall selbststaendig analysieren koennen. Im Mittelpunkt stehen Schutzdimensionen, Zeitlogik, Resilienz und Betroffenenperspektive, nicht moralische Personenbewertung.</w:t>
-      </w:r>
-    </w:p>
-    <w:p>
-      <w:r>
-        <w:t>Begriffliche Schlussklaerung. Einleitung / Wirkungsfrage zeigt, warum Planet als Wirkungsdimension mehr ist als ein Schlagwort im Feld Schutzdimensionen, Zeitlogik, Resilienz und Betroffenenperspektive. Die wirkungsoekonomische Frage lautet: Welche reale Veraenderung wird moeglich, welche bleibt nur Potenzial und wo entsteht ein Wirkungsrisiko? Diese Unterscheidung schuetzt vor Impact-Washing, weil sie Absicht, Aktivitaet, Reichweite und Wirkung auseinanderhaelt.</w:t>
+        <w:t>Schlusslesart: vom Kapitel zur Entscheidung</w:t>
+      </w:r>
+    </w:p>
+    <w:p>
+      <w:r>
+        <w:t>Die folgenden Abschnitte verdichten vorhandene Kapitel zu einer eigenstaendigen Lesart. Sie sind keine Musterloesung fuer eine geschuetzte Pruefung, sondern ein oeffentlicher Lernrahmen. Im Mittelpunkt stehen Schutzdimensionen, Zeitlogik, Resilienz und Betroffenenperspektive; Menschen werden nicht bewertet, sondern Wirkpfade, Zustandsveraenderungen, Risiken und institutionelle Bedingungen.</w:t>
+      </w:r>
+    </w:p>
+    <w:p>
+      <w:r>
+        <w:t>Begriffliche Sicherung. Einleitung / Wirkungsfrage zeigt, warum Planet als Wirkungsdimension mehr ist als ein Schlagwort im Feld Schutzdimensionen, Zeitlogik, Resilienz und Betroffenenperspektive. Die wirkungsoekonomische Frage lautet: Welche reale Veraenderung wird moeglich, welche bleibt nur Potenzial und wo entsteht ein Wirkungsrisiko? Diese Unterscheidung schuetzt vor Impact-Washing, weil sie Absicht, Aktivitaet, Reichweite und Wirkung auseinanderhaelt.</w:t>
       </w:r>
     </w:p>
     <w:p>
@@ -2803,7 +2803,12 @@
     </w:p>
     <w:p>
       <w:r>
-        <w:t>Wirkpfad und Empfaenger. In V08 muss Kernaussage immer mit Empfaengern gelesen werden. Wirkung entsteht nicht beim Sender, sondern an veraenderten Zustaenden von Menschen, Oekosystemen, Institutionen, Oeffentlichkeit oder kuenftigen Handlungsspielraeumen. Darum reicht es nicht, interne Aktivitaeten zu dokumentieren. Entscheidend ist, ob sich ein Zustand nachvollziehbar veraendert und ob diese Veraenderung im Referenzrahmen Mensch, Planet, Demokratie, SDGs, Agenda 2030 und SDG+ tragfaehig bewertet werden kann.</w:t>
+        <w:t>Fallpruefung. Wenn eine Kommune eine bestehende Massnahme neu priorisieren will, beginnt die Analyse bei Empfaengern, Wirkraum, Zeitraum und Datenquelle. Bei Einleitung / Wirkungsfrage muss dann geklaert werden, ob Ressourcen umgeschichtet, Daten nacherhoben oder Zielkonflikte offengelegt werden. Eine tragfaehige Antwort benennt mindestens eine Quelle, eine offene Unsicherheit, eine moegliche Gegenbeobachtung und die Entscheidung, die nach der Bewertung geaendert wird.</w:t>
+      </w:r>
+    </w:p>
+    <w:p>
+      <w:r>
+        <w:t>Wirkpfadpruefung. In V08 muss Kernaussage immer mit Empfaengern gelesen werden. Wirkung entsteht nicht beim Sender, sondern an veraenderten Zustaenden von Menschen, Oekosystemen, Institutionen, Oeffentlichkeit oder kuenftigen Handlungsspielraeumen. Darum reicht es nicht, interne Aktivitaeten zu dokumentieren. Entscheidend ist, ob sich ein Zustand nachvollziehbar veraendert und ob diese Veraenderung im Referenzrahmen Mensch, Planet, Demokratie, SDGs, Agenda 2030 und SDG+ tragfaehig bewertet werden kann.</w:t>
       </w:r>
     </w:p>
     <w:p>
@@ -2813,7 +2818,17 @@
     </w:p>
     <w:p>
       <w:r>
-        <w:t>Daten, Quellen und Evidenz. Wissenschaftliche Anschlussfaehigkeit entsteht hier durch Quellenklarheit. Bei Quelltext und fachliche Grundlegung werden interne WOE-Begriffe nicht als Ersatz fuer Belege benutzt, sondern mit Grundlagenwerk, Schutzdimensionen Mensch/Planet/Demokratie und Langfristlogik verbunden. Wo die Datenlage offen bleibt, wird das offengelegt. Wo eine Aussage nur plausibel ist, bleibt sie als Wirkungspotenzial markiert. Wo ein Schaden eine rote Linie beruehrt, greift Nichtkompensation vor Durchschnittslogik.</w:t>
+        <w:t>Fallpruefung. Wenn ein Unternehmen ein Produkt, einen Prozess oder eine Investition wirkungsbezogen bewerten will, beginnt die Analyse bei Empfaengern, Wirkraum, Zeitraum und Datenquelle. Bei Kernaussage muss dann geklaert werden, welche Entscheidung nach der Bewertung tatsaechlich anders ausfaellt. Eine tragfaehige Antwort benennt mindestens eine Quelle, eine offene Unsicherheit, eine moegliche Gegenbeobachtung und die Entscheidung, die nach der Bewertung geaendert wird.</w:t>
+      </w:r>
+    </w:p>
+    <w:p>
+      <w:r>
+        <w:t>Fuer die Bewertung reicht kein Summenscore, der zentrale Schaeden mit bequemen Pluspunkten verrechnet. Nichtkompensation und Reverse Merit Order markieren, wo rote Linien, demokratische Grundbedingungen oder planetare Grenzen Vorrang vor Durchschnittslogik haben. So bleibt positive Netto-Wirkung eine anspruchsvolle Zielgroesse und wird nicht zur dekorativen Formel.</w:t>
+      </w:r>
+    </w:p>
+    <w:p>
+      <w:r>
+        <w:t>Evidenzfenster. Wissenschaftliche Anschlussfaehigkeit entsteht hier durch Quellenklarheit. Bei Quelltext und fachliche Grundlegung werden interne WOE-Begriffe nicht als Ersatz fuer Belege benutzt, sondern mit Grundlagenwerk, Schutzdimensionen Mensch/Planet/Demokratie und Langfristlogik verbunden. Wo die Datenlage offen bleibt, wird das offengelegt. Wo eine Aussage nur plausibel ist, bleibt sie als Wirkungspotenzial markiert. Wo ein Schaden eine rote Linie beruehrt, greift Nichtkompensation vor Durchschnittslogik.</w:t>
       </w:r>
     </w:p>
     <w:p>
@@ -2823,7 +2838,17 @@
     </w:p>
     <w:p>
       <w:r>
-        <w:t>Bewertung und rote Linien. In Grundstudium Wirkungsoekonomie wird Die Bühne, auf der alles stattfindet erst steuerungsfaehig, wenn daraus eine Entscheidung folgt. Die Grundbegriffe muessen in spaeteren Modulen wiedererkennbar bleiben. Ohne diese Rueckkopplung bleibt Reporting eine Beschreibung. Mit Rueckkopplung wird aus Bewertung eine veraenderte Routine: ein anderer Prozess, ein geaenderter Anreiz, eine bessere Datenpflicht, eine korrigierte Kommunikation oder eine neue Priorisierung.</w:t>
+        <w:t>Fallpruefung. Wenn eine Bildungs- oder Forschungseinrichtung eine Wirkungsaussage fuer Lernende und Praxispartner pruefbar machen will, beginnt die Analyse bei Empfaengern, Wirkraum, Zeitraum und Datenquelle. Bei Quelltext und fachliche Grundlegung muss dann geklaert werden, welche Begriffe, Quellen und Grenzen im Material sichtbar bleiben muessen. Eine tragfaehige Antwort benennt mindestens eine Quelle, eine offene Unsicherheit, eine moegliche Gegenbeobachtung und die Entscheidung, die nach der Bewertung geaendert wird.</w:t>
+      </w:r>
+    </w:p>
+    <w:p>
+      <w:r>
+        <w:t>Der Rueckfluss in den WOE-Korpus liegt hier in klaren Begriffen, sauber verlinkten Quellen und benannten Forschungsfragen. Wo Glossar, Werkzeuge, Journal oder Reader noch doppeldeutig bleiben, sollte Planet als Wirkungsdimension nicht als fertige Gewissheit auftreten, sondern als pruefbarer Lernstand mit Korrekturpfad.</w:t>
+      </w:r>
+    </w:p>
+    <w:p>
+      <w:r>
+        <w:t>Bewertungsgrenze. In Grundstudium Wirkungsoekonomie wird Die Bühne, auf der alles stattfindet erst steuerungsfaehig, wenn daraus eine Entscheidung folgt. Die Grundbegriffe muessen in spaeteren Modulen wiedererkennbar bleiben. Ohne diese Rueckkopplung bleibt Reporting eine Beschreibung. Mit Rueckkopplung wird aus Bewertung eine veraenderte Routine: ein anderer Prozess, ein geaenderter Anreiz, eine bessere Datenpflicht, eine korrigierte Kommunikation oder eine neue Priorisierung.</w:t>
       </w:r>
     </w:p>
     <w:p>
@@ -2833,12 +2858,12 @@
     </w:p>
     <w:p>
       <w:r>
-        <w:t>Kontrollfrage. Welche Entscheidung waere falsch, wenn Die Bühne, auf der alles stattfindet in V08 missverstanden wird? Die Antwort muss mindestens eine Daten- oder Quellenannahme, eine betroffene Gruppe oder Schutzdimension, eine moegliche Nebenwirkung und einen Rueckkopplungsschritt nennen. Richtig ist nicht die lauteste Bewertung, sondern diejenige, die Begriff, Beleg und Steuerungsfolge zusammenhaelt.</w:t>
-      </w:r>
-    </w:p>
-    <w:p>
-      <w:r>
-        <w:t>Steuerung und Rueckkopplung. Die Grenze gegen Scheingenauigkeit verlaeuft bei Warum der Planet eigene Beachtung braucht nicht zwischen Optimismus und Pessimismus. Sie verlaeuft zwischen offengelegter Unsicherheit und rhetorischer Sicherheit. Wer Planet als Wirkungsdimension belastbar anwenden will, benennt Systemgrenze, Zeitraum, Vergleichspunkt und offene Gegenhypothese. Gerade dadurch bleibt das Skript anschlussfaehig fuer Forschung, Praxis und spaetere Revision.</w:t>
+        <w:t>Fallpruefung. Wenn eine Kommune eine bestehende Massnahme neu priorisieren will, beginnt die Analyse bei Empfaengern, Wirkraum, Zeitraum und Datenquelle. Bei Die Bühne, auf der alles stattfindet muss dann geklaert werden, ob Ressourcen umgeschichtet, Daten nacherhoben oder Zielkonflikte offengelegt werden. Eine tragfaehige Antwort benennt mindestens eine Quelle, eine offene Unsicherheit, eine moegliche Gegenbeobachtung und die Entscheidung, die nach der Bewertung geaendert wird.</w:t>
+      </w:r>
+    </w:p>
+    <w:p>
+      <w:r>
+        <w:t>Steuerungsfolge. Die Grenze gegen Scheingenauigkeit verlaeuft bei Warum der Planet eigene Beachtung braucht nicht zwischen Optimismus und Pessimismus. Sie verlaeuft zwischen offengelegter Unsicherheit und rhetorischer Sicherheit. Wer Planet als Wirkungsdimension belastbar anwenden will, benennt Systemgrenze, Zeitraum, Vergleichspunkt und offene Gegenhypothese. Gerade dadurch bleibt das Skript anschlussfaehig fuer Forschung, Praxis und spaetere Revision.</w:t>
       </w:r>
     </w:p>
     <w:p>
@@ -2848,7 +2873,17 @@
     </w:p>
     <w:p>
       <w:r>
-        <w:t>Pruefungsnahe Anwendung. Das Klima als zentrale Stellschraube zeigt, warum Planet als Wirkungsdimension mehr ist als ein Schlagwort im Feld Schutzdimensionen, Zeitlogik, Resilienz und Betroffenenperspektive. Die wirkungsoekonomische Frage lautet: Welche reale Veraenderung wird moeglich, welche bleibt nur Potenzial und wo entsteht ein Wirkungsrisiko? Diese Unterscheidung schuetzt vor Impact-Washing, weil sie Absicht, Aktivitaet, Reichweite und Wirkung auseinanderhaelt.</w:t>
+        <w:t>Fallpruefung. Wenn ein Unternehmen ein Produkt, einen Prozess oder eine Investition wirkungsbezogen bewerten will, beginnt die Analyse bei Empfaengern, Wirkraum, Zeitraum und Datenquelle. Bei Warum der Planet eigene Beachtung braucht muss dann geklaert werden, welche Entscheidung nach der Bewertung tatsaechlich anders ausfaellt. Eine tragfaehige Antwort benennt mindestens eine Quelle, eine offene Unsicherheit, eine moegliche Gegenbeobachtung und die Entscheidung, die nach der Bewertung geaendert wird.</w:t>
+      </w:r>
+    </w:p>
+    <w:p>
+      <w:r>
+        <w:t>Fuer die Bewertung reicht kein Summenscore, der zentrale Schaeden mit bequemen Pluspunkten verrechnet. Nichtkompensation und Reverse Merit Order markieren, wo rote Linien, demokratische Grundbedingungen oder planetare Grenzen Vorrang vor Durchschnittslogik haben. So bleibt positive Netto-Wirkung eine anspruchsvolle Zielgroesse und wird nicht zur dekorativen Formel.</w:t>
+      </w:r>
+    </w:p>
+    <w:p>
+      <w:r>
+        <w:t>Transferhinweis. Das Klima als zentrale Stellschraube zeigt, warum Planet als Wirkungsdimension mehr ist als ein Schlagwort im Feld Schutzdimensionen, Zeitlogik, Resilienz und Betroffenenperspektive. Die wirkungsoekonomische Frage lautet: Welche reale Veraenderung wird moeglich, welche bleibt nur Potenzial und wo entsteht ein Wirkungsrisiko? Diese Unterscheidung schuetzt vor Impact-Washing, weil sie Absicht, Aktivitaet, Reichweite und Wirkung auseinanderhaelt.</w:t>
       </w:r>
     </w:p>
     <w:p>
@@ -2858,32 +2893,12 @@
     </w:p>
     <w:p>
       <w:r>
-        <w:t>Rueckfluss. Fuer den WOE-Korpus bedeutet das: Begriffe aus Planet als Wirkungsdimension sollten dort geschaerft werden, wo sie in Glossar, Werkzeugen, Journal oder Readern doppeldeutig bleiben. Offene Forschungsfragen werden nicht versteckt. Sie markieren die Stelle, an der spaetere Evidenz, ein besserer Datensatz oder eine praezisere Fallstudie die Bewertung veraendern kann.</w:t>
-      </w:r>
-    </w:p>
-    <w:p>
-      <w:r>
-        <w:t>Transfer in den WOE-Korpus. In V08 muss Wasser, Böden und biologische Vielfalt immer mit Empfaengern gelesen werden. Wirkung entsteht nicht beim Sender, sondern an veraenderten Zustaenden von Menschen, Oekosystemen, Institutionen, Oeffentlichkeit oder kuenftigen Handlungsspielraeumen. Darum reicht es nicht, interne Aktivitaeten zu dokumentieren. Entscheidend ist, ob sich ein Zustand nachvollziehbar veraendert und ob diese Veraenderung im Referenzrahmen Mensch, Planet, Demokratie, SDGs, Agenda 2030 und SDG+ tragfaehig bewertet werden kann.</w:t>
-      </w:r>
-    </w:p>
-    <w:p>
-      <w:r>
-        <w:t>Ein Bericht behauptet, die Massnahme zu Planet als Wirkungsdimension sei erfolgreich. Die WOE-Lesart fragt bei Wasser, Böden und biologische Vielfalt nach belastbaren Nachweisen: begriffliche Praezision, Fallbeschreibung, Quellenklarheit, Plausibilitaet und offene Unsicherheit. Wenn diese Nachweise fehlen, bleibt die Aussage Wirkungspotenzial oder Kommunikationsbehauptung. Sie kann wichtig sein, aber sie ist noch keine belegte Wirkung.</w:t>
-      </w:r>
-    </w:p>
-    <w:p>
-      <w:r>
-        <w:t>Grenzen der Aussage. Wissenschaftliche Anschlussfaehigkeit entsteht hier durch Quellenklarheit. Bei Die Grenzen des Planeten werden interne WOE-Begriffe nicht als Ersatz fuer Belege benutzt, sondern mit Grundlagenwerk, Schutzdimensionen Mensch/Planet/Demokratie und Langfristlogik verbunden. Wo die Datenlage offen bleibt, wird das offengelegt. Wo eine Aussage nur plausibel ist, bleibt sie als Wirkungspotenzial markiert. Wo ein Schaden eine rote Linie beruehrt, greift Nichtkompensation vor Durchschnittslogik.</w:t>
-      </w:r>
-    </w:p>
-    <w:p>
-      <w:r>
-        <w:t>In einer kontroversen Entscheidung wirkt Die Grenzen des Planeten als Pruefpunkt fuer Ambivalenz. Ein Nutzen fuer eine Gruppe kann mit Risiken fuer andere Wirkungsempfaenger einhergehen. Das Skript verlangt deshalb, positive und negative Zustandsveraenderungen getrennt zu fuehren, bevor von positiver Netto-Wirkung gesprochen wird.</w:t>
-      </w:r>
-    </w:p>
-    <w:p>
-      <w:r>
-        <w:t>Kontrollfrage. Welche Entscheidung waere falsch, wenn Die Grenzen des Planeten in V08 missverstanden wird? Die Antwort muss mindestens eine Daten- oder Quellenannahme, eine betroffene Gruppe oder Schutzdimension, eine moegliche Nebenwirkung und einen Rueckkopplungsschritt nennen. Richtig ist nicht die lauteste Bewertung, sondern diejenige, die Begriff, Beleg und Steuerungsfolge zusammenhaelt.</w:t>
+        <w:t>Fallpruefung. Wenn eine Bildungs- oder Forschungseinrichtung eine Wirkungsaussage fuer Lernende und Praxispartner pruefbar machen will, beginnt die Analyse bei Empfaengern, Wirkraum, Zeitraum und Datenquelle. Bei Das Klima als zentrale Stellschraube muss dann geklaert werden, welche Begriffe, Quellen und Grenzen im Material sichtbar bleiben muessen. Eine tragfaehige Antwort benennt mindestens eine Quelle, eine offene Unsicherheit, eine moegliche Gegenbeobachtung und die Entscheidung, die nach der Bewertung geaendert wird.</w:t>
+      </w:r>
+    </w:p>
+    <w:p>
+      <w:r>
+        <w:t>Der Rueckfluss in den WOE-Korpus liegt hier in klaren Begriffen, sauber verlinkten Quellen und benannten Forschungsfragen. Wo Glossar, Werkzeuge, Journal oder Reader noch doppeldeutig bleiben, sollte Planet als Wirkungsdimension nicht als fertige Gewissheit auftreten, sondern als pruefbarer Lernstand mit Korrekturpfad.</w:t>
       </w:r>
     </w:p>
     <w:p>
@@ -2891,17 +2906,52 @@
         <w:pStyle w:val="Heading3"/>
       </w:pPr>
       <w:r>
-        <w:t>Schlussvertiefung 2: Planet als Wirkungsdimension im Anwendungsfall</w:t>
-      </w:r>
-    </w:p>
-    <w:p>
-      <w:r>
-        <w:t>Die folgenden Abschnitte sind keine neue Pruefungsloesung. Sie verdichten die vorhandenen Kapitel zu einer Lesart, mit der Studierende einen Fall selbststaendig analysieren koennen. Im Mittelpunkt stehen Schutzdimensionen, Zeitlogik, Resilienz und Betroffenenperspektive, nicht moralische Personenbewertung.</w:t>
-      </w:r>
-    </w:p>
-    <w:p>
-      <w:r>
-        <w:t>Begriffliche Schlussklaerung. In Grundstudium Wirkungsoekonomie wird Kreislauf statt Wegwerf erst steuerungsfaehig, wenn daraus eine Entscheidung folgt. Die Grundbegriffe muessen in spaeteren Modulen wiedererkennbar bleiben. Ohne diese Rueckkopplung bleibt Reporting eine Beschreibung. Mit Rueckkopplung wird aus Bewertung eine veraenderte Routine: ein anderer Prozess, ein geaenderter Anreiz, eine bessere Datenpflicht, eine korrigierte Kommunikation oder eine neue Priorisierung.</w:t>
+        <w:t>Vertiefungsrunde 2: Anschluss an Praxis und Forschung</w:t>
+      </w:r>
+    </w:p>
+    <w:p>
+      <w:r>
+        <w:t>Diese Runde wechselt den Blickwinkel, damit der Schlussblock nicht nur wiederholt, sondern Leseentscheidungen vorbereitet: Was ist belegt, was bleibt Potenzial, welche Nebenwirkung ist relevant und welche Steuerungsfolge wird daraus abgeleitet?</w:t>
+      </w:r>
+    </w:p>
+    <w:p>
+      <w:r>
+        <w:t>Rueckflussnotiz. In V08 muss Wasser, Böden und biologische Vielfalt immer mit Empfaengern gelesen werden. Wirkung entsteht nicht beim Sender, sondern an veraenderten Zustaenden von Menschen, Oekosystemen, Institutionen, Oeffentlichkeit oder kuenftigen Handlungsspielraeumen. Darum reicht es nicht, interne Aktivitaeten zu dokumentieren. Entscheidend ist, ob sich ein Zustand nachvollziehbar veraendert und ob diese Veraenderung im Referenzrahmen Mensch, Planet, Demokratie, SDGs, Agenda 2030 und SDG+ tragfaehig bewertet werden kann.</w:t>
+      </w:r>
+    </w:p>
+    <w:p>
+      <w:r>
+        <w:t>Ein Bericht behauptet, die Massnahme zu Planet als Wirkungsdimension sei erfolgreich. Die WOE-Lesart fragt bei Wasser, Böden und biologische Vielfalt nach belastbaren Nachweisen: begriffliche Praezision, Fallbeschreibung, Quellenklarheit, Plausibilitaet und offene Unsicherheit. Wenn diese Nachweise fehlen, bleibt die Aussage Wirkungspotenzial oder Kommunikationsbehauptung. Sie kann wichtig sein, aber sie ist noch keine belegte Wirkung.</w:t>
+      </w:r>
+    </w:p>
+    <w:p>
+      <w:r>
+        <w:t>Fallpruefung. Wenn eine Kommune eine bestehende Massnahme neu priorisieren will, beginnt die Analyse bei Empfaengern, Wirkraum, Zeitraum und Datenquelle. Bei Wasser, Böden und biologische Vielfalt muss dann geklaert werden, ob Ressourcen umgeschichtet, Daten nacherhoben oder Zielkonflikte offengelegt werden. Eine tragfaehige Antwort benennt mindestens eine Quelle, eine offene Unsicherheit, eine moegliche Gegenbeobachtung und die Entscheidung, die nach der Bewertung geaendert wird.</w:t>
+      </w:r>
+    </w:p>
+    <w:p>
+      <w:r>
+        <w:t>Pruefungsimpuls. Wissenschaftliche Anschlussfaehigkeit entsteht hier durch Quellenklarheit. Bei Die Grenzen des Planeten werden interne WOE-Begriffe nicht als Ersatz fuer Belege benutzt, sondern mit Grundlagenwerk, Schutzdimensionen Mensch/Planet/Demokratie und Langfristlogik verbunden. Wo die Datenlage offen bleibt, wird das offengelegt. Wo eine Aussage nur plausibel ist, bleibt sie als Wirkungspotenzial markiert. Wo ein Schaden eine rote Linie beruehrt, greift Nichtkompensation vor Durchschnittslogik.</w:t>
+      </w:r>
+    </w:p>
+    <w:p>
+      <w:r>
+        <w:t>In einer kontroversen Entscheidung wirkt Die Grenzen des Planeten als Pruefpunkt fuer Ambivalenz. Ein Nutzen fuer eine Gruppe kann mit Risiken fuer andere Wirkungsempfaenger einhergehen. Das Skript verlangt deshalb, positive und negative Zustandsveraenderungen getrennt zu fuehren, bevor von positiver Netto-Wirkung gesprochen wird.</w:t>
+      </w:r>
+    </w:p>
+    <w:p>
+      <w:r>
+        <w:t>Fallpruefung. Wenn ein Unternehmen ein Produkt, einen Prozess oder eine Investition wirkungsbezogen bewerten will, beginnt die Analyse bei Empfaengern, Wirkraum, Zeitraum und Datenquelle. Bei Die Grenzen des Planeten muss dann geklaert werden, welche Entscheidung nach der Bewertung tatsaechlich anders ausfaellt. Eine tragfaehige Antwort benennt mindestens eine Quelle, eine offene Unsicherheit, eine moegliche Gegenbeobachtung und die Entscheidung, die nach der Bewertung geaendert wird.</w:t>
+      </w:r>
+    </w:p>
+    <w:p>
+      <w:r>
+        <w:t>Fuer die Bewertung reicht kein Summenscore, der zentrale Schaeden mit bequemen Pluspunkten verrechnet. Nichtkompensation und Reverse Merit Order markieren, wo rote Linien, demokratische Grundbedingungen oder planetare Grenzen Vorrang vor Durchschnittslogik haben. So bleibt positive Netto-Wirkung eine anspruchsvolle Zielgroesse und wird nicht zur dekorativen Formel.</w:t>
+      </w:r>
+    </w:p>
+    <w:p>
+      <w:r>
+        <w:t>Begriffliche Sicherung. In Grundstudium Wirkungsoekonomie wird Kreislauf statt Wegwerf erst steuerungsfaehig, wenn daraus eine Entscheidung folgt. Die Grundbegriffe muessen in spaeteren Modulen wiedererkennbar bleiben. Ohne diese Rueckkopplung bleibt Reporting eine Beschreibung. Mit Rueckkopplung wird aus Bewertung eine veraenderte Routine: ein anderer Prozess, ein geaenderter Anreiz, eine bessere Datenpflicht, eine korrigierte Kommunikation oder eine neue Priorisierung.</w:t>
       </w:r>
     </w:p>
     <w:p>
@@ -2911,7 +2961,17 @@
     </w:p>
     <w:p>
       <w:r>
-        <w:t>Wirkpfad und Empfaenger. Die Grenze gegen Scheingenauigkeit verlaeuft bei Ein Beispiel: zwei Wege, Strom zu erzeugen nicht zwischen Optimismus und Pessimismus. Sie verlaeuft zwischen offengelegter Unsicherheit und rhetorischer Sicherheit. Wer Planet als Wirkungsdimension belastbar anwenden will, benennt Systemgrenze, Zeitraum, Vergleichspunkt und offene Gegenhypothese. Gerade dadurch bleibt das Skript anschlussfaehig fuer Forschung, Praxis und spaetere Revision.</w:t>
+        <w:t>Fallpruefung. Wenn eine Bildungs- oder Forschungseinrichtung eine Wirkungsaussage fuer Lernende und Praxispartner pruefbar machen will, beginnt die Analyse bei Empfaengern, Wirkraum, Zeitraum und Datenquelle. Bei Kreislauf statt Wegwerf muss dann geklaert werden, welche Begriffe, Quellen und Grenzen im Material sichtbar bleiben muessen. Eine tragfaehige Antwort benennt mindestens eine Quelle, eine offene Unsicherheit, eine moegliche Gegenbeobachtung und die Entscheidung, die nach der Bewertung geaendert wird.</w:t>
+      </w:r>
+    </w:p>
+    <w:p>
+      <w:r>
+        <w:t>Der Rueckfluss in den WOE-Korpus liegt hier in klaren Begriffen, sauber verlinkten Quellen und benannten Forschungsfragen. Wo Glossar, Werkzeuge, Journal oder Reader noch doppeldeutig bleiben, sollte Planet als Wirkungsdimension nicht als fertige Gewissheit auftreten, sondern als pruefbarer Lernstand mit Korrekturpfad.</w:t>
+      </w:r>
+    </w:p>
+    <w:p>
+      <w:r>
+        <w:t>Wirkpfadpruefung. Die Grenze gegen Scheingenauigkeit verlaeuft bei Ein Beispiel: zwei Wege, Strom zu erzeugen nicht zwischen Optimismus und Pessimismus. Sie verlaeuft zwischen offengelegter Unsicherheit und rhetorischer Sicherheit. Wer Planet als Wirkungsdimension belastbar anwenden will, benennt Systemgrenze, Zeitraum, Vergleichspunkt und offene Gegenhypothese. Gerade dadurch bleibt das Skript anschlussfaehig fuer Forschung, Praxis und spaetere Revision.</w:t>
       </w:r>
     </w:p>
     <w:p>
@@ -2921,7 +2981,12 @@
     </w:p>
     <w:p>
       <w:r>
-        <w:t>Daten, Quellen und Evidenz. Der Planet lässt nicht mit sich verhandeln zeigt, warum Planet als Wirkungsdimension mehr ist als ein Schlagwort im Feld Schutzdimensionen, Zeitlogik, Resilienz und Betroffenenperspektive. Die wirkungsoekonomische Frage lautet: Welche reale Veraenderung wird moeglich, welche bleibt nur Potenzial und wo entsteht ein Wirkungsrisiko? Diese Unterscheidung schuetzt vor Impact-Washing, weil sie Absicht, Aktivitaet, Reichweite und Wirkung auseinanderhaelt.</w:t>
+        <w:t>Fallpruefung. Wenn eine Kommune eine bestehende Massnahme neu priorisieren will, beginnt die Analyse bei Empfaengern, Wirkraum, Zeitraum und Datenquelle. Bei Ein Beispiel: zwei Wege, Strom zu erzeugen muss dann geklaert werden, ob Ressourcen umgeschichtet, Daten nacherhoben oder Zielkonflikte offengelegt werden. Eine tragfaehige Antwort benennt mindestens eine Quelle, eine offene Unsicherheit, eine moegliche Gegenbeobachtung und die Entscheidung, die nach der Bewertung geaendert wird.</w:t>
+      </w:r>
+    </w:p>
+    <w:p>
+      <w:r>
+        <w:t>Evidenzfenster. Der Planet lässt nicht mit sich verhandeln zeigt, warum Planet als Wirkungsdimension mehr ist als ein Schlagwort im Feld Schutzdimensionen, Zeitlogik, Resilienz und Betroffenenperspektive. Die wirkungsoekonomische Frage lautet: Welche reale Veraenderung wird moeglich, welche bleibt nur Potenzial und wo entsteht ein Wirkungsrisiko? Diese Unterscheidung schuetzt vor Impact-Washing, weil sie Absicht, Aktivitaet, Reichweite und Wirkung auseinanderhaelt.</w:t>
       </w:r>
     </w:p>
     <w:p>
@@ -2931,7 +2996,17 @@
     </w:p>
     <w:p>
       <w:r>
-        <w:t>Bewertung und rote Linien. In V08 muss Planet und Mensch gehören zusammen immer mit Empfaengern gelesen werden. Wirkung entsteht nicht beim Sender, sondern an veraenderten Zustaenden von Menschen, Oekosystemen, Institutionen, Oeffentlichkeit oder kuenftigen Handlungsspielraeumen. Darum reicht es nicht, interne Aktivitaeten zu dokumentieren. Entscheidend ist, ob sich ein Zustand nachvollziehbar veraendert und ob diese Veraenderung im Referenzrahmen Mensch, Planet, Demokratie, SDGs, Agenda 2030 und SDG+ tragfaehig bewertet werden kann.</w:t>
+        <w:t>Fallpruefung. Wenn ein Unternehmen ein Produkt, einen Prozess oder eine Investition wirkungsbezogen bewerten will, beginnt die Analyse bei Empfaengern, Wirkraum, Zeitraum und Datenquelle. Bei Der Planet lässt nicht mit sich verhandeln muss dann geklaert werden, welche Entscheidung nach der Bewertung tatsaechlich anders ausfaellt. Eine tragfaehige Antwort benennt mindestens eine Quelle, eine offene Unsicherheit, eine moegliche Gegenbeobachtung und die Entscheidung, die nach der Bewertung geaendert wird.</w:t>
+      </w:r>
+    </w:p>
+    <w:p>
+      <w:r>
+        <w:t>Fuer die Bewertung reicht kein Summenscore, der zentrale Schaeden mit bequemen Pluspunkten verrechnet. Nichtkompensation und Reverse Merit Order markieren, wo rote Linien, demokratische Grundbedingungen oder planetare Grenzen Vorrang vor Durchschnittslogik haben. So bleibt positive Netto-Wirkung eine anspruchsvolle Zielgroesse und wird nicht zur dekorativen Formel.</w:t>
+      </w:r>
+    </w:p>
+    <w:p>
+      <w:r>
+        <w:t>Bewertungsgrenze. In V08 muss Planet und Mensch gehören zusammen immer mit Empfaengern gelesen werden. Wirkung entsteht nicht beim Sender, sondern an veraenderten Zustaenden von Menschen, Oekosystemen, Institutionen, Oeffentlichkeit oder kuenftigen Handlungsspielraeumen. Darum reicht es nicht, interne Aktivitaeten zu dokumentieren. Entscheidend ist, ob sich ein Zustand nachvollziehbar veraendert und ob diese Veraenderung im Referenzrahmen Mensch, Planet, Demokratie, SDGs, Agenda 2030 und SDG+ tragfaehig bewertet werden kann.</w:t>
       </w:r>
     </w:p>
     <w:p>
@@ -2941,57 +3016,12 @@
     </w:p>
     <w:p>
       <w:r>
-        <w:t>Kontrollfrage. Welche Entscheidung waere falsch, wenn Planet und Mensch gehören zusammen in V08 missverstanden wird? Die Antwort muss mindestens eine Daten- oder Quellenannahme, eine betroffene Gruppe oder Schutzdimension, eine moegliche Nebenwirkung und einen Rueckkopplungsschritt nennen. Richtig ist nicht die lauteste Bewertung, sondern diejenige, die Begriff, Beleg und Steuerungsfolge zusammenhaelt.</w:t>
-      </w:r>
-    </w:p>
-    <w:p>
-      <w:r>
-        <w:t>Rueckfluss. Fuer den WOE-Korpus bedeutet das: Begriffe aus Planet als Wirkungsdimension sollten dort geschaerft werden, wo sie in Glossar, Werkzeugen, Journal oder Readern doppeldeutig bleiben. Offene Forschungsfragen werden nicht versteckt. Sie markieren die Stelle, an der spaetere Evidenz, ein besserer Datensatz oder eine praezisere Fallstudie die Bewertung veraendern kann.</w:t>
-      </w:r>
-    </w:p>
-    <w:p>
-      <w:r>
-        <w:t>Steuerung und Rueckkopplung. Wissenschaftliche Anschlussfaehigkeit entsteht hier durch Quellenklarheit. Bei Was du aus dieser Vorlesung mitnimmst werden interne WOE-Begriffe nicht als Ersatz fuer Belege benutzt, sondern mit Grundlagenwerk, Schutzdimensionen Mensch/Planet/Demokratie und Langfristlogik verbunden. Wo die Datenlage offen bleibt, wird das offengelegt. Wo eine Aussage nur plausibel ist, bleibt sie als Wirkungspotenzial markiert. Wo ein Schaden eine rote Linie beruehrt, greift Nichtkompensation vor Durchschnittslogik.</w:t>
-      </w:r>
-    </w:p>
-    <w:p>
-      <w:r>
-        <w:t>In einer kontroversen Entscheidung wirkt Was du aus dieser Vorlesung mitnimmst als Pruefpunkt fuer Ambivalenz. Ein Nutzen fuer eine Gruppe kann mit Risiken fuer andere Wirkungsempfaenger einhergehen. Das Skript verlangt deshalb, positive und negative Zustandsveraenderungen getrennt zu fuehren, bevor von positiver Netto-Wirkung gesprochen wird.</w:t>
-      </w:r>
-    </w:p>
-    <w:p>
-      <w:r>
-        <w:t>Pruefungsnahe Anwendung. In Grundstudium Wirkungsoekonomie wird Wirkungsökonomische Vertiefung erst steuerungsfaehig, wenn daraus eine Entscheidung folgt. Die Grundbegriffe muessen in spaeteren Modulen wiedererkennbar bleiben. Ohne diese Rueckkopplung bleibt Reporting eine Beschreibung. Mit Rueckkopplung wird aus Bewertung eine veraenderte Routine: ein anderer Prozess, ein geaenderter Anreiz, eine bessere Datenpflicht, eine korrigierte Kommunikation oder eine neue Priorisierung.</w:t>
-      </w:r>
-    </w:p>
-    <w:p>
-      <w:r>
-        <w:t>Die typische Fehlstelle bei Planet als Wirkungsdimension liegt darin, kurzfristige Entlastung als dauerhafte positive Netto-Wirkung zu verkaufen. Bei Wirkungsökonomische Vertiefung wird diese Fehlstelle konkret: Ein scheinbar plausibler Befund darf nicht zur Abkuerzung werden. Quellen, Systemgrenzen, Unsicherheit und Rueckkopplung bleiben sichtbar.</w:t>
-      </w:r>
-    </w:p>
-    <w:p>
-      <w:r>
-        <w:t>Transfer in den WOE-Korpus. Die Grenze gegen Scheingenauigkeit verlaeuft bei Begriffliche Präzision nicht zwischen Optimismus und Pessimismus. Sie verlaeuft zwischen offengelegter Unsicherheit und rhetorischer Sicherheit. Wer Planet als Wirkungsdimension belastbar anwenden will, benennt Systemgrenze, Zeitraum, Vergleichspunkt und offene Gegenhypothese. Gerade dadurch bleibt das Skript anschlussfaehig fuer Forschung, Praxis und spaetere Revision.</w:t>
-      </w:r>
-    </w:p>
-    <w:p>
-      <w:r>
-        <w:t>Fuer die Pruefung ist Begriffliche Präzision dann verstanden, wenn daraus eine belastbare Fallantwort entsteht. Eine gute Antwort unterscheidet Beobachtung, Kausalannahme, Bewertung und Steuerungsfolge. Sie bewertet keine Menschen, sondern Wirkpfade, Zustandsveraenderungen, Risiken und institutionelle Bedingungen.</w:t>
-      </w:r>
-    </w:p>
-    <w:p>
-      <w:r>
-        <w:t>Grenzen der Aussage. Wirkpfad zeigt, warum Planet als Wirkungsdimension mehr ist als ein Schlagwort im Feld Schutzdimensionen, Zeitlogik, Resilienz und Betroffenenperspektive. Die wirkungsoekonomische Frage lautet: Welche reale Veraenderung wird moeglich, welche bleibt nur Potenzial und wo entsteht ein Wirkungsrisiko? Diese Unterscheidung schuetzt vor Impact-Washing, weil sie Absicht, Aktivitaet, Reichweite und Wirkung auseinanderhaelt.</w:t>
-      </w:r>
-    </w:p>
-    <w:p>
-      <w:r>
-        <w:t>Eine Kommune, ein Unternehmen oder eine Bildungsorganisation will Planet als Wirkungsdimension praktisch anwenden. Der erste Schritt ist nicht die Auswahl eines Instruments, sondern die Klaerung der Zustandsveraenderung. Bei Wirkpfad muss deshalb benannt werden, wer betroffen ist, welcher Zustand sich veraendert, welche Frist gilt und welche Gegenbeobachtung die Annahme widerlegen wuerde. Erst danach entsteht eine begruendete Entscheidung im Feld Begriff, Fallbewertung, Wirkpfad, rote Linie, Quellenbeurteilung oder Rueckkopplungsregel.</w:t>
-      </w:r>
-    </w:p>
-    <w:p>
-      <w:r>
-        <w:t>Kontrollfrage. Welche Entscheidung waere falsch, wenn Wirkpfad in V08 missverstanden wird? Die Antwort muss mindestens eine Daten- oder Quellenannahme, eine betroffene Gruppe oder Schutzdimension, eine moegliche Nebenwirkung und einen Rueckkopplungsschritt nennen. Richtig ist nicht die lauteste Bewertung, sondern diejenige, die Begriff, Beleg und Steuerungsfolge zusammenhaelt.</w:t>
+        <w:t>Fallpruefung. Wenn eine Bildungs- oder Forschungseinrichtung eine Wirkungsaussage fuer Lernende und Praxispartner pruefbar machen will, beginnt die Analyse bei Empfaengern, Wirkraum, Zeitraum und Datenquelle. Bei Planet und Mensch gehören zusammen muss dann geklaert werden, welche Begriffe, Quellen und Grenzen im Material sichtbar bleiben muessen. Eine tragfaehige Antwort benennt mindestens eine Quelle, eine offene Unsicherheit, eine moegliche Gegenbeobachtung und die Entscheidung, die nach der Bewertung geaendert wird.</w:t>
+      </w:r>
+    </w:p>
+    <w:p>
+      <w:r>
+        <w:t>Der Rueckfluss in den WOE-Korpus liegt hier in klaren Begriffen, sauber verlinkten Quellen und benannten Forschungsfragen. Wo Glossar, Werkzeuge, Journal oder Reader noch doppeldeutig bleiben, sollte Planet als Wirkungsdimension nicht als fertige Gewissheit auftreten, sondern als pruefbarer Lernstand mit Korrekturpfad.</w:t>
       </w:r>
     </w:p>
     <w:p>
@@ -2999,17 +3029,87 @@
         <w:pStyle w:val="Heading3"/>
       </w:pPr>
       <w:r>
-        <w:t>Schlussvertiefung 3: Planet als Wirkungsdimension im Anwendungsfall</w:t>
-      </w:r>
-    </w:p>
-    <w:p>
-      <w:r>
-        <w:t>Die folgenden Abschnitte sind keine neue Pruefungsloesung. Sie verdichten die vorhandenen Kapitel zu einer Lesart, mit der Studierende einen Fall selbststaendig analysieren koennen. Im Mittelpunkt stehen Schutzdimensionen, Zeitlogik, Resilienz und Betroffenenperspektive, nicht moralische Personenbewertung.</w:t>
-      </w:r>
-    </w:p>
-    <w:p>
-      <w:r>
-        <w:t>Begriffliche Schlussklaerung. In V08 muss Leitthese immer mit Empfaengern gelesen werden. Wirkung entsteht nicht beim Sender, sondern an veraenderten Zustaenden von Menschen, Oekosystemen, Institutionen, Oeffentlichkeit oder kuenftigen Handlungsspielraeumen. Darum reicht es nicht, interne Aktivitaeten zu dokumentieren. Entscheidend ist, ob sich ein Zustand nachvollziehbar veraendert und ob diese Veraenderung im Referenzrahmen Mensch, Planet, Demokratie, SDGs, Agenda 2030 und SDG+ tragfaehig bewertet werden kann.</w:t>
+        <w:t>Vertiefungsrunde 3: Anschluss an Praxis und Forschung</w:t>
+      </w:r>
+    </w:p>
+    <w:p>
+      <w:r>
+        <w:t>Diese Runde wechselt den Blickwinkel, damit der Schlussblock nicht nur wiederholt, sondern Leseentscheidungen vorbereitet: Was ist belegt, was bleibt Potenzial, welche Nebenwirkung ist relevant und welche Steuerungsfolge wird daraus abgeleitet?</w:t>
+      </w:r>
+    </w:p>
+    <w:p>
+      <w:r>
+        <w:t>Steuerungsfolge. Wissenschaftliche Anschlussfaehigkeit entsteht hier durch Quellenklarheit. Bei Was du aus dieser Vorlesung mitnimmst werden interne WOE-Begriffe nicht als Ersatz fuer Belege benutzt, sondern mit Grundlagenwerk, Schutzdimensionen Mensch/Planet/Demokratie und Langfristlogik verbunden. Wo die Datenlage offen bleibt, wird das offengelegt. Wo eine Aussage nur plausibel ist, bleibt sie als Wirkungspotenzial markiert. Wo ein Schaden eine rote Linie beruehrt, greift Nichtkompensation vor Durchschnittslogik.</w:t>
+      </w:r>
+    </w:p>
+    <w:p>
+      <w:r>
+        <w:t>In einer kontroversen Entscheidung wirkt Was du aus dieser Vorlesung mitnimmst als Pruefpunkt fuer Ambivalenz. Ein Nutzen fuer eine Gruppe kann mit Risiken fuer andere Wirkungsempfaenger einhergehen. Das Skript verlangt deshalb, positive und negative Zustandsveraenderungen getrennt zu fuehren, bevor von positiver Netto-Wirkung gesprochen wird.</w:t>
+      </w:r>
+    </w:p>
+    <w:p>
+      <w:r>
+        <w:t>Fallpruefung. Wenn eine Kommune eine bestehende Massnahme neu priorisieren will, beginnt die Analyse bei Empfaengern, Wirkraum, Zeitraum und Datenquelle. Bei Was du aus dieser Vorlesung mitnimmst muss dann geklaert werden, ob Ressourcen umgeschichtet, Daten nacherhoben oder Zielkonflikte offengelegt werden. Eine tragfaehige Antwort benennt mindestens eine Quelle, eine offene Unsicherheit, eine moegliche Gegenbeobachtung und die Entscheidung, die nach der Bewertung geaendert wird.</w:t>
+      </w:r>
+    </w:p>
+    <w:p>
+      <w:r>
+        <w:t>Transferhinweis. In Grundstudium Wirkungsoekonomie wird Wirkungsökonomische Vertiefung erst steuerungsfaehig, wenn daraus eine Entscheidung folgt. Die Grundbegriffe muessen in spaeteren Modulen wiedererkennbar bleiben. Ohne diese Rueckkopplung bleibt Reporting eine Beschreibung. Mit Rueckkopplung wird aus Bewertung eine veraenderte Routine: ein anderer Prozess, ein geaenderter Anreiz, eine bessere Datenpflicht, eine korrigierte Kommunikation oder eine neue Priorisierung.</w:t>
+      </w:r>
+    </w:p>
+    <w:p>
+      <w:r>
+        <w:t>Die typische Fehlstelle bei Planet als Wirkungsdimension liegt darin, kurzfristige Entlastung als dauerhafte positive Netto-Wirkung zu verkaufen. Bei Wirkungsökonomische Vertiefung wird diese Fehlstelle konkret: Ein scheinbar plausibler Befund darf nicht zur Abkuerzung werden. Quellen, Systemgrenzen, Unsicherheit und Rueckkopplung bleiben sichtbar.</w:t>
+      </w:r>
+    </w:p>
+    <w:p>
+      <w:r>
+        <w:t>Fallpruefung. Wenn ein Unternehmen ein Produkt, einen Prozess oder eine Investition wirkungsbezogen bewerten will, beginnt die Analyse bei Empfaengern, Wirkraum, Zeitraum und Datenquelle. Bei Wirkungsökonomische Vertiefung muss dann geklaert werden, welche Entscheidung nach der Bewertung tatsaechlich anders ausfaellt. Eine tragfaehige Antwort benennt mindestens eine Quelle, eine offene Unsicherheit, eine moegliche Gegenbeobachtung und die Entscheidung, die nach der Bewertung geaendert wird.</w:t>
+      </w:r>
+    </w:p>
+    <w:p>
+      <w:r>
+        <w:t>Fuer die Bewertung reicht kein Summenscore, der zentrale Schaeden mit bequemen Pluspunkten verrechnet. Nichtkompensation und Reverse Merit Order markieren, wo rote Linien, demokratische Grundbedingungen oder planetare Grenzen Vorrang vor Durchschnittslogik haben. So bleibt positive Netto-Wirkung eine anspruchsvolle Zielgroesse und wird nicht zur dekorativen Formel.</w:t>
+      </w:r>
+    </w:p>
+    <w:p>
+      <w:r>
+        <w:t>Rueckflussnotiz. Die Grenze gegen Scheingenauigkeit verlaeuft bei Begriffliche Präzision nicht zwischen Optimismus und Pessimismus. Sie verlaeuft zwischen offengelegter Unsicherheit und rhetorischer Sicherheit. Wer Planet als Wirkungsdimension belastbar anwenden will, benennt Systemgrenze, Zeitraum, Vergleichspunkt und offene Gegenhypothese. Gerade dadurch bleibt das Skript anschlussfaehig fuer Forschung, Praxis und spaetere Revision.</w:t>
+      </w:r>
+    </w:p>
+    <w:p>
+      <w:r>
+        <w:t>Fuer die Pruefung ist Begriffliche Präzision dann verstanden, wenn daraus eine belastbare Fallantwort entsteht. Eine gute Antwort unterscheidet Beobachtung, Kausalannahme, Bewertung und Steuerungsfolge. Sie bewertet keine Menschen, sondern Wirkpfade, Zustandsveraenderungen, Risiken und institutionelle Bedingungen.</w:t>
+      </w:r>
+    </w:p>
+    <w:p>
+      <w:r>
+        <w:t>Fallpruefung. Wenn eine Bildungs- oder Forschungseinrichtung eine Wirkungsaussage fuer Lernende und Praxispartner pruefbar machen will, beginnt die Analyse bei Empfaengern, Wirkraum, Zeitraum und Datenquelle. Bei Begriffliche Präzision muss dann geklaert werden, welche Begriffe, Quellen und Grenzen im Material sichtbar bleiben muessen. Eine tragfaehige Antwort benennt mindestens eine Quelle, eine offene Unsicherheit, eine moegliche Gegenbeobachtung und die Entscheidung, die nach der Bewertung geaendert wird.</w:t>
+      </w:r>
+    </w:p>
+    <w:p>
+      <w:r>
+        <w:t>Der Rueckfluss in den WOE-Korpus liegt hier in klaren Begriffen, sauber verlinkten Quellen und benannten Forschungsfragen. Wo Glossar, Werkzeuge, Journal oder Reader noch doppeldeutig bleiben, sollte Planet als Wirkungsdimension nicht als fertige Gewissheit auftreten, sondern als pruefbarer Lernstand mit Korrekturpfad.</w:t>
+      </w:r>
+    </w:p>
+    <w:p>
+      <w:r>
+        <w:t>Pruefungsimpuls. Wirkpfad zeigt, warum Planet als Wirkungsdimension mehr ist als ein Schlagwort im Feld Schutzdimensionen, Zeitlogik, Resilienz und Betroffenenperspektive. Die wirkungsoekonomische Frage lautet: Welche reale Veraenderung wird moeglich, welche bleibt nur Potenzial und wo entsteht ein Wirkungsrisiko? Diese Unterscheidung schuetzt vor Impact-Washing, weil sie Absicht, Aktivitaet, Reichweite und Wirkung auseinanderhaelt.</w:t>
+      </w:r>
+    </w:p>
+    <w:p>
+      <w:r>
+        <w:t>Eine Kommune, ein Unternehmen oder eine Bildungsorganisation will Planet als Wirkungsdimension praktisch anwenden. Der erste Schritt ist nicht die Auswahl eines Instruments, sondern die Klaerung der Zustandsveraenderung. Bei Wirkpfad muss deshalb benannt werden, wer betroffen ist, welcher Zustand sich veraendert, welche Frist gilt und welche Gegenbeobachtung die Annahme widerlegen wuerde. Erst danach entsteht eine begruendete Entscheidung im Feld Begriff, Fallbewertung, Wirkpfad, rote Linie, Quellenbeurteilung oder Rueckkopplungsregel.</w:t>
+      </w:r>
+    </w:p>
+    <w:p>
+      <w:r>
+        <w:t>Fallpruefung. Wenn eine Kommune eine bestehende Massnahme neu priorisieren will, beginnt die Analyse bei Empfaengern, Wirkraum, Zeitraum und Datenquelle. Bei Wirkpfad muss dann geklaert werden, ob Ressourcen umgeschichtet, Daten nacherhoben oder Zielkonflikte offengelegt werden. Eine tragfaehige Antwort benennt mindestens eine Quelle, eine offene Unsicherheit, eine moegliche Gegenbeobachtung und die Entscheidung, die nach der Bewertung geaendert wird.</w:t>
+      </w:r>
+    </w:p>
+    <w:p>
+      <w:r>
+        <w:t>Begriffliche Sicherung. In V08 muss Leitthese immer mit Empfaengern gelesen werden. Wirkung entsteht nicht beim Sender, sondern an veraenderten Zustaenden von Menschen, Oekosystemen, Institutionen, Oeffentlichkeit oder kuenftigen Handlungsspielraeumen. Darum reicht es nicht, interne Aktivitaeten zu dokumentieren. Entscheidend ist, ob sich ein Zustand nachvollziehbar veraendert und ob diese Veraenderung im Referenzrahmen Mensch, Planet, Demokratie, SDGs, Agenda 2030 und SDG+ tragfaehig bewertet werden kann.</w:t>
       </w:r>
     </w:p>
     <w:p>
@@ -3019,7 +3119,17 @@
     </w:p>
     <w:p>
       <w:r>
-        <w:t>Wirkpfad und Empfaenger. Wissenschaftliche Anschlussfaehigkeit entsteht hier durch Quellenklarheit. Bei Didaktische Einordnung im Studiengang werden interne WOE-Begriffe nicht als Ersatz fuer Belege benutzt, sondern mit Grundlagenwerk, Schutzdimensionen Mensch/Planet/Demokratie und Langfristlogik verbunden. Wo die Datenlage offen bleibt, wird das offengelegt. Wo eine Aussage nur plausibel ist, bleibt sie als Wirkungspotenzial markiert. Wo ein Schaden eine rote Linie beruehrt, greift Nichtkompensation vor Durchschnittslogik.</w:t>
+        <w:t>Fallpruefung. Wenn ein Unternehmen ein Produkt, einen Prozess oder eine Investition wirkungsbezogen bewerten will, beginnt die Analyse bei Empfaengern, Wirkraum, Zeitraum und Datenquelle. Bei Leitthese muss dann geklaert werden, welche Entscheidung nach der Bewertung tatsaechlich anders ausfaellt. Eine tragfaehige Antwort benennt mindestens eine Quelle, eine offene Unsicherheit, eine moegliche Gegenbeobachtung und die Entscheidung, die nach der Bewertung geaendert wird.</w:t>
+      </w:r>
+    </w:p>
+    <w:p>
+      <w:r>
+        <w:t>Fuer die Bewertung reicht kein Summenscore, der zentrale Schaeden mit bequemen Pluspunkten verrechnet. Nichtkompensation und Reverse Merit Order markieren, wo rote Linien, demokratische Grundbedingungen oder planetare Grenzen Vorrang vor Durchschnittslogik haben. So bleibt positive Netto-Wirkung eine anspruchsvolle Zielgroesse und wird nicht zur dekorativen Formel.</w:t>
+      </w:r>
+    </w:p>
+    <w:p>
+      <w:r>
+        <w:t>Wirkpfadpruefung. Wissenschaftliche Anschlussfaehigkeit entsteht hier durch Quellenklarheit. Bei Didaktische Einordnung im Studiengang werden interne WOE-Begriffe nicht als Ersatz fuer Belege benutzt, sondern mit Grundlagenwerk, Schutzdimensionen Mensch/Planet/Demokratie und Langfristlogik verbunden. Wo die Datenlage offen bleibt, wird das offengelegt. Wo eine Aussage nur plausibel ist, bleibt sie als Wirkungspotenzial markiert. Wo ein Schaden eine rote Linie beruehrt, greift Nichtkompensation vor Durchschnittslogik.</w:t>
       </w:r>
     </w:p>
     <w:p>
@@ -3029,82 +3139,12 @@
     </w:p>
     <w:p>
       <w:r>
-        <w:t>Rueckfluss. Fuer den WOE-Korpus bedeutet das: Begriffe aus Planet als Wirkungsdimension sollten dort geschaerft werden, wo sie in Glossar, Werkzeugen, Journal oder Readern doppeldeutig bleiben. Offene Forschungsfragen werden nicht versteckt. Sie markieren die Stelle, an der spaetere Evidenz, ein besserer Datensatz oder eine praezisere Fallstudie die Bewertung veraendern kann.</w:t>
-      </w:r>
-    </w:p>
-    <w:p>
-      <w:r>
-        <w:t>Daten, Quellen und Evidenz. In Grundstudium Wirkungsoekonomie wird Analysemodell erst steuerungsfaehig, wenn daraus eine Entscheidung folgt. Die Grundbegriffe muessen in spaeteren Modulen wiedererkennbar bleiben. Ohne diese Rueckkopplung bleibt Reporting eine Beschreibung. Mit Rueckkopplung wird aus Bewertung eine veraenderte Routine: ein anderer Prozess, ein geaenderter Anreiz, eine bessere Datenpflicht, eine korrigierte Kommunikation oder eine neue Priorisierung.</w:t>
-      </w:r>
-    </w:p>
-    <w:p>
-      <w:r>
-        <w:t>Die typische Fehlstelle bei Planet als Wirkungsdimension liegt darin, kurzfristige Entlastung als dauerhafte positive Netto-Wirkung zu verkaufen. Bei Analysemodell wird diese Fehlstelle konkret: Ein scheinbar plausibler Befund darf nicht zur Abkuerzung werden. Quellen, Systemgrenzen, Unsicherheit und Rueckkopplung bleiben sichtbar.</w:t>
-      </w:r>
-    </w:p>
-    <w:p>
-      <w:r>
-        <w:t>Bewertung und rote Linien. Die Grenze gegen Scheingenauigkeit verlaeuft bei Modellformel nicht zwischen Optimismus und Pessimismus. Sie verlaeuft zwischen offengelegter Unsicherheit und rhetorischer Sicherheit. Wer Planet als Wirkungsdimension belastbar anwenden will, benennt Systemgrenze, Zeitraum, Vergleichspunkt und offene Gegenhypothese. Gerade dadurch bleibt das Skript anschlussfaehig fuer Forschung, Praxis und spaetere Revision.</w:t>
-      </w:r>
-    </w:p>
-    <w:p>
-      <w:r>
-        <w:t>Fuer die Pruefung ist Modellformel dann verstanden, wenn daraus eine belastbare Fallantwort entsteht. Eine gute Antwort unterscheidet Beobachtung, Kausalannahme, Bewertung und Steuerungsfolge. Sie bewertet keine Menschen, sondern Wirkpfade, Zustandsveraenderungen, Risiken und institutionelle Bedingungen.</w:t>
-      </w:r>
-    </w:p>
-    <w:p>
-      <w:r>
-        <w:t>Kontrollfrage. Welche Entscheidung waere falsch, wenn Modellformel in V08 missverstanden wird? Die Antwort muss mindestens eine Daten- oder Quellenannahme, eine betroffene Gruppe oder Schutzdimension, eine moegliche Nebenwirkung und einen Rueckkopplungsschritt nennen. Richtig ist nicht die lauteste Bewertung, sondern diejenige, die Begriff, Beleg und Steuerungsfolge zusammenhaelt.</w:t>
-      </w:r>
-    </w:p>
-    <w:p>
-      <w:r>
-        <w:t>Steuerung und Rueckkopplung. Fallfenster zeigt, warum Planet als Wirkungsdimension mehr ist als ein Schlagwort im Feld Schutzdimensionen, Zeitlogik, Resilienz und Betroffenenperspektive. Die wirkungsoekonomische Frage lautet: Welche reale Veraenderung wird moeglich, welche bleibt nur Potenzial und wo entsteht ein Wirkungsrisiko? Diese Unterscheidung schuetzt vor Impact-Washing, weil sie Absicht, Aktivitaet, Reichweite und Wirkung auseinanderhaelt.</w:t>
-      </w:r>
-    </w:p>
-    <w:p>
-      <w:r>
-        <w:t>Eine Kommune, ein Unternehmen oder eine Bildungsorganisation will Planet als Wirkungsdimension praktisch anwenden. Der erste Schritt ist nicht die Auswahl eines Instruments, sondern die Klaerung der Zustandsveraenderung. Bei Fallfenster muss deshalb benannt werden, wer betroffen ist, welcher Zustand sich veraendert, welche Frist gilt und welche Gegenbeobachtung die Annahme widerlegen wuerde. Erst danach entsteht eine begruendete Entscheidung im Feld Begriff, Fallbewertung, Wirkpfad, rote Linie, Quellenbeurteilung oder Rueckkopplungsregel.</w:t>
-      </w:r>
-    </w:p>
-    <w:p>
-      <w:r>
-        <w:t>Pruefungsnahe Anwendung. In V08 muss Prüfungsnahe Fallfragen ohne geschützte Antwortlogik immer mit Empfaengern gelesen werden. Wirkung entsteht nicht beim Sender, sondern an veraenderten Zustaenden von Menschen, Oekosystemen, Institutionen, Oeffentlichkeit oder kuenftigen Handlungsspielraeumen. Darum reicht es nicht, interne Aktivitaeten zu dokumentieren. Entscheidend ist, ob sich ein Zustand nachvollziehbar veraendert und ob diese Veraenderung im Referenzrahmen Mensch, Planet, Demokratie, SDGs, Agenda 2030 und SDG+ tragfaehig bewertet werden kann.</w:t>
-      </w:r>
-    </w:p>
-    <w:p>
-      <w:r>
-        <w:t>Ein Bericht behauptet, die Massnahme zu Planet als Wirkungsdimension sei erfolgreich. Die WOE-Lesart fragt bei Prüfungsnahe Fallfragen ohne geschützte Antwortlogik nach belastbaren Nachweisen: begriffliche Praezision, Fallbeschreibung, Quellenklarheit, Plausibilitaet und offene Unsicherheit. Wenn diese Nachweise fehlen, bleibt die Aussage Wirkungspotenzial oder Kommunikationsbehauptung. Sie kann wichtig sein, aber sie ist noch keine belegte Wirkung.</w:t>
-      </w:r>
-    </w:p>
-    <w:p>
-      <w:r>
-        <w:t>Transfer in den WOE-Korpus. Wissenschaftliche Anschlussfaehigkeit entsteht hier durch Quellenklarheit. Bei Einleitung / Wirkungsfrage werden interne WOE-Begriffe nicht als Ersatz fuer Belege benutzt, sondern mit Grundlagenwerk, Schutzdimensionen Mensch/Planet/Demokratie und Langfristlogik verbunden. Wo die Datenlage offen bleibt, wird das offengelegt. Wo eine Aussage nur plausibel ist, bleibt sie als Wirkungspotenzial markiert. Wo ein Schaden eine rote Linie beruehrt, greift Nichtkompensation vor Durchschnittslogik.</w:t>
-      </w:r>
-    </w:p>
-    <w:p>
-      <w:r>
-        <w:t>In einer kontroversen Entscheidung wirkt Einleitung / Wirkungsfrage als Pruefpunkt fuer Ambivalenz. Ein Nutzen fuer eine Gruppe kann mit Risiken fuer andere Wirkungsempfaenger einhergehen. Das Skript verlangt deshalb, positive und negative Zustandsveraenderungen getrennt zu fuehren, bevor von positiver Netto-Wirkung gesprochen wird.</w:t>
-      </w:r>
-    </w:p>
-    <w:p>
-      <w:r>
-        <w:t>Grenzen der Aussage. In Grundstudium Wirkungsoekonomie wird Kernaussage erst steuerungsfaehig, wenn daraus eine Entscheidung folgt. Die Grundbegriffe muessen in spaeteren Modulen wiedererkennbar bleiben. Ohne diese Rueckkopplung bleibt Reporting eine Beschreibung. Mit Rueckkopplung wird aus Bewertung eine veraenderte Routine: ein anderer Prozess, ein geaenderter Anreiz, eine bessere Datenpflicht, eine korrigierte Kommunikation oder eine neue Priorisierung.</w:t>
-      </w:r>
-    </w:p>
-    <w:p>
-      <w:r>
-        <w:t>Die typische Fehlstelle bei Planet als Wirkungsdimension liegt darin, kurzfristige Entlastung als dauerhafte positive Netto-Wirkung zu verkaufen. Bei Kernaussage wird diese Fehlstelle konkret: Ein scheinbar plausibler Befund darf nicht zur Abkuerzung werden. Quellen, Systemgrenzen, Unsicherheit und Rueckkopplung bleiben sichtbar.</w:t>
-      </w:r>
-    </w:p>
-    <w:p>
-      <w:r>
-        <w:t>Kontrollfrage. Welche Entscheidung waere falsch, wenn Kernaussage in V08 missverstanden wird? Die Antwort muss mindestens eine Daten- oder Quellenannahme, eine betroffene Gruppe oder Schutzdimension, eine moegliche Nebenwirkung und einen Rueckkopplungsschritt nennen. Richtig ist nicht die lauteste Bewertung, sondern diejenige, die Begriff, Beleg und Steuerungsfolge zusammenhaelt.</w:t>
-      </w:r>
-    </w:p>
-    <w:p>
-      <w:r>
-        <w:t>Rueckfluss. Fuer den WOE-Korpus bedeutet das: Begriffe aus Planet als Wirkungsdimension sollten dort geschaerft werden, wo sie in Glossar, Werkzeugen, Journal oder Readern doppeldeutig bleiben. Offene Forschungsfragen werden nicht versteckt. Sie markieren die Stelle, an der spaetere Evidenz, ein besserer Datensatz oder eine praezisere Fallstudie die Bewertung veraendern kann.</w:t>
+        <w:t>Fallpruefung. Wenn eine Bildungs- oder Forschungseinrichtung eine Wirkungsaussage fuer Lernende und Praxispartner pruefbar machen will, beginnt die Analyse bei Empfaengern, Wirkraum, Zeitraum und Datenquelle. Bei Didaktische Einordnung im Studiengang muss dann geklaert werden, welche Begriffe, Quellen und Grenzen im Material sichtbar bleiben muessen. Eine tragfaehige Antwort benennt mindestens eine Quelle, eine offene Unsicherheit, eine moegliche Gegenbeobachtung und die Entscheidung, die nach der Bewertung geaendert wird.</w:t>
+      </w:r>
+    </w:p>
+    <w:p>
+      <w:r>
+        <w:t>Der Rueckfluss in den WOE-Korpus liegt hier in klaren Begriffen, sauber verlinkten Quellen und benannten Forschungsfragen. Wo Glossar, Werkzeuge, Journal oder Reader noch doppeldeutig bleiben, sollte Planet als Wirkungsdimension nicht als fertige Gewissheit auftreten, sondern als pruefbarer Lernstand mit Korrekturpfad.</w:t>
       </w:r>
     </w:p>
     <w:p>
@@ -3112,107 +3152,122 @@
         <w:pStyle w:val="Heading3"/>
       </w:pPr>
       <w:r>
-        <w:t>Schlussvertiefung 4: Planet als Wirkungsdimension im Anwendungsfall</w:t>
-      </w:r>
-    </w:p>
-    <w:p>
-      <w:r>
-        <w:t>Die folgenden Abschnitte sind keine neue Pruefungsloesung. Sie verdichten die vorhandenen Kapitel zu einer Lesart, mit der Studierende einen Fall selbststaendig analysieren koennen. Im Mittelpunkt stehen Schutzdimensionen, Zeitlogik, Resilienz und Betroffenenperspektive, nicht moralische Personenbewertung.</w:t>
-      </w:r>
-    </w:p>
-    <w:p>
-      <w:r>
-        <w:t>Begriffliche Schlussklaerung. Die Grenze gegen Scheingenauigkeit verlaeuft bei Quelltext und fachliche Grundlegung nicht zwischen Optimismus und Pessimismus. Sie verlaeuft zwischen offengelegter Unsicherheit und rhetorischer Sicherheit. Wer Planet als Wirkungsdimension belastbar anwenden will, benennt Systemgrenze, Zeitraum, Vergleichspunkt und offene Gegenhypothese. Gerade dadurch bleibt das Skript anschlussfaehig fuer Forschung, Praxis und spaetere Revision.</w:t>
-      </w:r>
-    </w:p>
-    <w:p>
-      <w:r>
-        <w:t>Fuer die Pruefung ist Quelltext und fachliche Grundlegung dann verstanden, wenn daraus eine belastbare Fallantwort entsteht. Eine gute Antwort unterscheidet Beobachtung, Kausalannahme, Bewertung und Steuerungsfolge. Sie bewertet keine Menschen, sondern Wirkpfade, Zustandsveraenderungen, Risiken und institutionelle Bedingungen.</w:t>
-      </w:r>
-    </w:p>
-    <w:p>
-      <w:r>
-        <w:t>Wirkpfad und Empfaenger. Die Bühne, auf der alles stattfindet zeigt, warum Planet als Wirkungsdimension mehr ist als ein Schlagwort im Feld Schutzdimensionen, Zeitlogik, Resilienz und Betroffenenperspektive. Die wirkungsoekonomische Frage lautet: Welche reale Veraenderung wird moeglich, welche bleibt nur Potenzial und wo entsteht ein Wirkungsrisiko? Diese Unterscheidung schuetzt vor Impact-Washing, weil sie Absicht, Aktivitaet, Reichweite und Wirkung auseinanderhaelt.</w:t>
-      </w:r>
-    </w:p>
-    <w:p>
-      <w:r>
-        <w:t>Eine Kommune, ein Unternehmen oder eine Bildungsorganisation will Planet als Wirkungsdimension praktisch anwenden. Der erste Schritt ist nicht die Auswahl eines Instruments, sondern die Klaerung der Zustandsveraenderung. Bei Die Bühne, auf der alles stattfindet muss deshalb benannt werden, wer betroffen ist, welcher Zustand sich veraendert, welche Frist gilt und welche Gegenbeobachtung die Annahme widerlegen wuerde. Erst danach entsteht eine begruendete Entscheidung im Feld Begriff, Fallbewertung, Wirkpfad, rote Linie, Quellenbeurteilung oder Rueckkopplungsregel.</w:t>
-      </w:r>
-    </w:p>
-    <w:p>
-      <w:r>
-        <w:t>Daten, Quellen und Evidenz. In V08 muss Warum der Planet eigene Beachtung braucht immer mit Empfaengern gelesen werden. Wirkung entsteht nicht beim Sender, sondern an veraenderten Zustaenden von Menschen, Oekosystemen, Institutionen, Oeffentlichkeit oder kuenftigen Handlungsspielraeumen. Darum reicht es nicht, interne Aktivitaeten zu dokumentieren. Entscheidend ist, ob sich ein Zustand nachvollziehbar veraendert und ob diese Veraenderung im Referenzrahmen Mensch, Planet, Demokratie, SDGs, Agenda 2030 und SDG+ tragfaehig bewertet werden kann.</w:t>
-      </w:r>
-    </w:p>
-    <w:p>
-      <w:r>
-        <w:t>Ein Bericht behauptet, die Massnahme zu Planet als Wirkungsdimension sei erfolgreich. Die WOE-Lesart fragt bei Warum der Planet eigene Beachtung braucht nach belastbaren Nachweisen: begriffliche Praezision, Fallbeschreibung, Quellenklarheit, Plausibilitaet und offene Unsicherheit. Wenn diese Nachweise fehlen, bleibt die Aussage Wirkungspotenzial oder Kommunikationsbehauptung. Sie kann wichtig sein, aber sie ist noch keine belegte Wirkung.</w:t>
-      </w:r>
-    </w:p>
-    <w:p>
-      <w:r>
-        <w:t>Bewertung und rote Linien. Wissenschaftliche Anschlussfaehigkeit entsteht hier durch Quellenklarheit. Bei Das Klima als zentrale Stellschraube werden interne WOE-Begriffe nicht als Ersatz fuer Belege benutzt, sondern mit Grundlagenwerk, Schutzdimensionen Mensch/Planet/Demokratie und Langfristlogik verbunden. Wo die Datenlage offen bleibt, wird das offengelegt. Wo eine Aussage nur plausibel ist, bleibt sie als Wirkungspotenzial markiert. Wo ein Schaden eine rote Linie beruehrt, greift Nichtkompensation vor Durchschnittslogik.</w:t>
-      </w:r>
-    </w:p>
-    <w:p>
-      <w:r>
-        <w:t>In einer kontroversen Entscheidung wirkt Das Klima als zentrale Stellschraube als Pruefpunkt fuer Ambivalenz. Ein Nutzen fuer eine Gruppe kann mit Risiken fuer andere Wirkungsempfaenger einhergehen. Das Skript verlangt deshalb, positive und negative Zustandsveraenderungen getrennt zu fuehren, bevor von positiver Netto-Wirkung gesprochen wird.</w:t>
-      </w:r>
-    </w:p>
-    <w:p>
-      <w:r>
-        <w:t>Kontrollfrage. Welche Entscheidung waere falsch, wenn Das Klima als zentrale Stellschraube in V08 missverstanden wird? Die Antwort muss mindestens eine Daten- oder Quellenannahme, eine betroffene Gruppe oder Schutzdimension, eine moegliche Nebenwirkung und einen Rueckkopplungsschritt nennen. Richtig ist nicht die lauteste Bewertung, sondern diejenige, die Begriff, Beleg und Steuerungsfolge zusammenhaelt.</w:t>
-      </w:r>
-    </w:p>
-    <w:p>
-      <w:r>
-        <w:t>Steuerung und Rueckkopplung. In Grundstudium Wirkungsoekonomie wird Wasser, Böden und biologische Vielfalt erst steuerungsfaehig, wenn daraus eine Entscheidung folgt. Die Grundbegriffe muessen in spaeteren Modulen wiedererkennbar bleiben. Ohne diese Rueckkopplung bleibt Reporting eine Beschreibung. Mit Rueckkopplung wird aus Bewertung eine veraenderte Routine: ein anderer Prozess, ein geaenderter Anreiz, eine bessere Datenpflicht, eine korrigierte Kommunikation oder eine neue Priorisierung.</w:t>
-      </w:r>
-    </w:p>
-    <w:p>
-      <w:r>
-        <w:t>Die typische Fehlstelle bei Planet als Wirkungsdimension liegt darin, kurzfristige Entlastung als dauerhafte positive Netto-Wirkung zu verkaufen. Bei Wasser, Böden und biologische Vielfalt wird diese Fehlstelle konkret: Ein scheinbar plausibler Befund darf nicht zur Abkuerzung werden. Quellen, Systemgrenzen, Unsicherheit und Rueckkopplung bleiben sichtbar.</w:t>
-      </w:r>
-    </w:p>
-    <w:p>
-      <w:r>
-        <w:t>Pruefungsnahe Anwendung. Die Grenze gegen Scheingenauigkeit verlaeuft bei Die Grenzen des Planeten nicht zwischen Optimismus und Pessimismus. Sie verlaeuft zwischen offengelegter Unsicherheit und rhetorischer Sicherheit. Wer Planet als Wirkungsdimension belastbar anwenden will, benennt Systemgrenze, Zeitraum, Vergleichspunkt und offene Gegenhypothese. Gerade dadurch bleibt das Skript anschlussfaehig fuer Forschung, Praxis und spaetere Revision.</w:t>
-      </w:r>
-    </w:p>
-    <w:p>
-      <w:r>
-        <w:t>Fuer die Pruefung ist Die Grenzen des Planeten dann verstanden, wenn daraus eine belastbare Fallantwort entsteht. Eine gute Antwort unterscheidet Beobachtung, Kausalannahme, Bewertung und Steuerungsfolge. Sie bewertet keine Menschen, sondern Wirkpfade, Zustandsveraenderungen, Risiken und institutionelle Bedingungen.</w:t>
-      </w:r>
-    </w:p>
-    <w:p>
-      <w:r>
-        <w:t>Rueckfluss. Fuer den WOE-Korpus bedeutet das: Begriffe aus Planet als Wirkungsdimension sollten dort geschaerft werden, wo sie in Glossar, Werkzeugen, Journal oder Readern doppeldeutig bleiben. Offene Forschungsfragen werden nicht versteckt. Sie markieren die Stelle, an der spaetere Evidenz, ein besserer Datensatz oder eine praezisere Fallstudie die Bewertung veraendern kann.</w:t>
-      </w:r>
-    </w:p>
-    <w:p>
-      <w:r>
-        <w:t>Transfer in den WOE-Korpus. Kreislauf statt Wegwerf zeigt, warum Planet als Wirkungsdimension mehr ist als ein Schlagwort im Feld Schutzdimensionen, Zeitlogik, Resilienz und Betroffenenperspektive. Die wirkungsoekonomische Frage lautet: Welche reale Veraenderung wird moeglich, welche bleibt nur Potenzial und wo entsteht ein Wirkungsrisiko? Diese Unterscheidung schuetzt vor Impact-Washing, weil sie Absicht, Aktivitaet, Reichweite und Wirkung auseinanderhaelt.</w:t>
-      </w:r>
-    </w:p>
-    <w:p>
-      <w:r>
-        <w:t>Eine Kommune, ein Unternehmen oder eine Bildungsorganisation will Planet als Wirkungsdimension praktisch anwenden. Der erste Schritt ist nicht die Auswahl eines Instruments, sondern die Klaerung der Zustandsveraenderung. Bei Kreislauf statt Wegwerf muss deshalb benannt werden, wer betroffen ist, welcher Zustand sich veraendert, welche Frist gilt und welche Gegenbeobachtung die Annahme widerlegen wuerde. Erst danach entsteht eine begruendete Entscheidung im Feld Begriff, Fallbewertung, Wirkpfad, rote Linie, Quellenbeurteilung oder Rueckkopplungsregel.</w:t>
-      </w:r>
-    </w:p>
-    <w:p>
-      <w:r>
-        <w:t>Grenzen der Aussage. In V08 muss Ein Beispiel: zwei Wege, Strom zu erzeugen immer mit Empfaengern gelesen werden. Wirkung entsteht nicht beim Sender, sondern an veraenderten Zustaenden von Menschen, Oekosystemen, Institutionen, Oeffentlichkeit oder kuenftigen Handlungsspielraeumen. Darum reicht es nicht, interne Aktivitaeten zu dokumentieren. Entscheidend ist, ob sich ein Zustand nachvollziehbar veraendert und ob diese Veraenderung im Referenzrahmen Mensch, Planet, Demokratie, SDGs, Agenda 2030 und SDG+ tragfaehig bewertet werden kann.</w:t>
-      </w:r>
-    </w:p>
-    <w:p>
-      <w:r>
-        <w:t>Ein Bericht behauptet, die Massnahme zu Planet als Wirkungsdimension sei erfolgreich. Die WOE-Lesart fragt bei Ein Beispiel: zwei Wege, Strom zu erzeugen nach belastbaren Nachweisen: begriffliche Praezision, Fallbeschreibung, Quellenklarheit, Plausibilitaet und offene Unsicherheit. Wenn diese Nachweise fehlen, bleibt die Aussage Wirkungspotenzial oder Kommunikationsbehauptung. Sie kann wichtig sein, aber sie ist noch keine belegte Wirkung.</w:t>
-      </w:r>
-    </w:p>
-    <w:p>
-      <w:r>
-        <w:t>Kontrollfrage. Welche Entscheidung waere falsch, wenn Ein Beispiel: zwei Wege, Strom zu erzeugen in V08 missverstanden wird? Die Antwort muss mindestens eine Daten- oder Quellenannahme, eine betroffene Gruppe oder Schutzdimension, eine moegliche Nebenwirkung und einen Rueckkopplungsschritt nennen. Richtig ist nicht die lauteste Bewertung, sondern diejenige, die Begriff, Beleg und Steuerungsfolge zusammenhaelt.</w:t>
+        <w:t>Vertiefungsrunde 4: Anschluss an Praxis und Forschung</w:t>
+      </w:r>
+    </w:p>
+    <w:p>
+      <w:r>
+        <w:t>Diese Runde wechselt den Blickwinkel, damit der Schlussblock nicht nur wiederholt, sondern Leseentscheidungen vorbereitet: Was ist belegt, was bleibt Potenzial, welche Nebenwirkung ist relevant und welche Steuerungsfolge wird daraus abgeleitet?</w:t>
+      </w:r>
+    </w:p>
+    <w:p>
+      <w:r>
+        <w:t>Evidenzfenster. In Grundstudium Wirkungsoekonomie wird Analysemodell erst steuerungsfaehig, wenn daraus eine Entscheidung folgt. Die Grundbegriffe muessen in spaeteren Modulen wiedererkennbar bleiben. Ohne diese Rueckkopplung bleibt Reporting eine Beschreibung. Mit Rueckkopplung wird aus Bewertung eine veraenderte Routine: ein anderer Prozess, ein geaenderter Anreiz, eine bessere Datenpflicht, eine korrigierte Kommunikation oder eine neue Priorisierung.</w:t>
+      </w:r>
+    </w:p>
+    <w:p>
+      <w:r>
+        <w:t>Die typische Fehlstelle bei Planet als Wirkungsdimension liegt darin, kurzfristige Entlastung als dauerhafte positive Netto-Wirkung zu verkaufen. Bei Analysemodell wird diese Fehlstelle konkret: Ein scheinbar plausibler Befund darf nicht zur Abkuerzung werden. Quellen, Systemgrenzen, Unsicherheit und Rueckkopplung bleiben sichtbar.</w:t>
+      </w:r>
+    </w:p>
+    <w:p>
+      <w:r>
+        <w:t>Fallpruefung. Wenn eine Kommune eine bestehende Massnahme neu priorisieren will, beginnt die Analyse bei Empfaengern, Wirkraum, Zeitraum und Datenquelle. Bei Analysemodell muss dann geklaert werden, ob Ressourcen umgeschichtet, Daten nacherhoben oder Zielkonflikte offengelegt werden. Eine tragfaehige Antwort benennt mindestens eine Quelle, eine offene Unsicherheit, eine moegliche Gegenbeobachtung und die Entscheidung, die nach der Bewertung geaendert wird.</w:t>
+      </w:r>
+    </w:p>
+    <w:p>
+      <w:r>
+        <w:t>Bewertungsgrenze. Die Grenze gegen Scheingenauigkeit verlaeuft bei Modellformel nicht zwischen Optimismus und Pessimismus. Sie verlaeuft zwischen offengelegter Unsicherheit und rhetorischer Sicherheit. Wer Planet als Wirkungsdimension belastbar anwenden will, benennt Systemgrenze, Zeitraum, Vergleichspunkt und offene Gegenhypothese. Gerade dadurch bleibt das Skript anschlussfaehig fuer Forschung, Praxis und spaetere Revision.</w:t>
+      </w:r>
+    </w:p>
+    <w:p>
+      <w:r>
+        <w:t>Fuer die Pruefung ist Modellformel dann verstanden, wenn daraus eine belastbare Fallantwort entsteht. Eine gute Antwort unterscheidet Beobachtung, Kausalannahme, Bewertung und Steuerungsfolge. Sie bewertet keine Menschen, sondern Wirkpfade, Zustandsveraenderungen, Risiken und institutionelle Bedingungen.</w:t>
+      </w:r>
+    </w:p>
+    <w:p>
+      <w:r>
+        <w:t>Fallpruefung. Wenn ein Unternehmen ein Produkt, einen Prozess oder eine Investition wirkungsbezogen bewerten will, beginnt die Analyse bei Empfaengern, Wirkraum, Zeitraum und Datenquelle. Bei Modellformel muss dann geklaert werden, welche Entscheidung nach der Bewertung tatsaechlich anders ausfaellt. Eine tragfaehige Antwort benennt mindestens eine Quelle, eine offene Unsicherheit, eine moegliche Gegenbeobachtung und die Entscheidung, die nach der Bewertung geaendert wird.</w:t>
+      </w:r>
+    </w:p>
+    <w:p>
+      <w:r>
+        <w:t>Fuer die Bewertung reicht kein Summenscore, der zentrale Schaeden mit bequemen Pluspunkten verrechnet. Nichtkompensation und Reverse Merit Order markieren, wo rote Linien, demokratische Grundbedingungen oder planetare Grenzen Vorrang vor Durchschnittslogik haben. So bleibt positive Netto-Wirkung eine anspruchsvolle Zielgroesse und wird nicht zur dekorativen Formel.</w:t>
+      </w:r>
+    </w:p>
+    <w:p>
+      <w:r>
+        <w:t>Steuerungsfolge. Fallfenster zeigt, warum Planet als Wirkungsdimension mehr ist als ein Schlagwort im Feld Schutzdimensionen, Zeitlogik, Resilienz und Betroffenenperspektive. Die wirkungsoekonomische Frage lautet: Welche reale Veraenderung wird moeglich, welche bleibt nur Potenzial und wo entsteht ein Wirkungsrisiko? Diese Unterscheidung schuetzt vor Impact-Washing, weil sie Absicht, Aktivitaet, Reichweite und Wirkung auseinanderhaelt.</w:t>
+      </w:r>
+    </w:p>
+    <w:p>
+      <w:r>
+        <w:t>Eine Kommune, ein Unternehmen oder eine Bildungsorganisation will Planet als Wirkungsdimension praktisch anwenden. Der erste Schritt ist nicht die Auswahl eines Instruments, sondern die Klaerung der Zustandsveraenderung. Bei Fallfenster muss deshalb benannt werden, wer betroffen ist, welcher Zustand sich veraendert, welche Frist gilt und welche Gegenbeobachtung die Annahme widerlegen wuerde. Erst danach entsteht eine begruendete Entscheidung im Feld Begriff, Fallbewertung, Wirkpfad, rote Linie, Quellenbeurteilung oder Rueckkopplungsregel.</w:t>
+      </w:r>
+    </w:p>
+    <w:p>
+      <w:r>
+        <w:t>Fallpruefung. Wenn eine Bildungs- oder Forschungseinrichtung eine Wirkungsaussage fuer Lernende und Praxispartner pruefbar machen will, beginnt die Analyse bei Empfaengern, Wirkraum, Zeitraum und Datenquelle. Bei Fallfenster muss dann geklaert werden, welche Begriffe, Quellen und Grenzen im Material sichtbar bleiben muessen. Eine tragfaehige Antwort benennt mindestens eine Quelle, eine offene Unsicherheit, eine moegliche Gegenbeobachtung und die Entscheidung, die nach der Bewertung geaendert wird.</w:t>
+      </w:r>
+    </w:p>
+    <w:p>
+      <w:r>
+        <w:t>Der Rueckfluss in den WOE-Korpus liegt hier in klaren Begriffen, sauber verlinkten Quellen und benannten Forschungsfragen. Wo Glossar, Werkzeuge, Journal oder Reader noch doppeldeutig bleiben, sollte Planet als Wirkungsdimension nicht als fertige Gewissheit auftreten, sondern als pruefbarer Lernstand mit Korrekturpfad.</w:t>
+      </w:r>
+    </w:p>
+    <w:p>
+      <w:r>
+        <w:t>Transferhinweis. In V08 muss Prüfungsnahe Fallfragen ohne geschützte Antwortlogik immer mit Empfaengern gelesen werden. Wirkung entsteht nicht beim Sender, sondern an veraenderten Zustaenden von Menschen, Oekosystemen, Institutionen, Oeffentlichkeit oder kuenftigen Handlungsspielraeumen. Darum reicht es nicht, interne Aktivitaeten zu dokumentieren. Entscheidend ist, ob sich ein Zustand nachvollziehbar veraendert und ob diese Veraenderung im Referenzrahmen Mensch, Planet, Demokratie, SDGs, Agenda 2030 und SDG+ tragfaehig bewertet werden kann.</w:t>
+      </w:r>
+    </w:p>
+    <w:p>
+      <w:r>
+        <w:t>Ein Bericht behauptet, die Massnahme zu Planet als Wirkungsdimension sei erfolgreich. Die WOE-Lesart fragt bei Prüfungsnahe Fallfragen ohne geschützte Antwortlogik nach belastbaren Nachweisen: begriffliche Praezision, Fallbeschreibung, Quellenklarheit, Plausibilitaet und offene Unsicherheit. Wenn diese Nachweise fehlen, bleibt die Aussage Wirkungspotenzial oder Kommunikationsbehauptung. Sie kann wichtig sein, aber sie ist noch keine belegte Wirkung.</w:t>
+      </w:r>
+    </w:p>
+    <w:p>
+      <w:r>
+        <w:t>Fallpruefung. Wenn eine Kommune eine bestehende Massnahme neu priorisieren will, beginnt die Analyse bei Empfaengern, Wirkraum, Zeitraum und Datenquelle. Bei Prüfungsnahe Fallfragen ohne geschützte Antwortlogik muss dann geklaert werden, ob Ressourcen umgeschichtet, Daten nacherhoben oder Zielkonflikte offengelegt werden. Eine tragfaehige Antwort benennt mindestens eine Quelle, eine offene Unsicherheit, eine moegliche Gegenbeobachtung und die Entscheidung, die nach der Bewertung geaendert wird.</w:t>
+      </w:r>
+    </w:p>
+    <w:p>
+      <w:r>
+        <w:t>Rueckflussnotiz. Wissenschaftliche Anschlussfaehigkeit entsteht hier durch Quellenklarheit. Bei Einleitung / Wirkungsfrage werden interne WOE-Begriffe nicht als Ersatz fuer Belege benutzt, sondern mit Grundlagenwerk, Schutzdimensionen Mensch/Planet/Demokratie und Langfristlogik verbunden. Wo die Datenlage offen bleibt, wird das offengelegt. Wo eine Aussage nur plausibel ist, bleibt sie als Wirkungspotenzial markiert. Wo ein Schaden eine rote Linie beruehrt, greift Nichtkompensation vor Durchschnittslogik.</w:t>
+      </w:r>
+    </w:p>
+    <w:p>
+      <w:r>
+        <w:t>In einer kontroversen Entscheidung wirkt Einleitung / Wirkungsfrage als Pruefpunkt fuer Ambivalenz. Ein Nutzen fuer eine Gruppe kann mit Risiken fuer andere Wirkungsempfaenger einhergehen. Das Skript verlangt deshalb, positive und negative Zustandsveraenderungen getrennt zu fuehren, bevor von positiver Netto-Wirkung gesprochen wird.</w:t>
+      </w:r>
+    </w:p>
+    <w:p>
+      <w:r>
+        <w:t>Fallpruefung. Wenn ein Unternehmen ein Produkt, einen Prozess oder eine Investition wirkungsbezogen bewerten will, beginnt die Analyse bei Empfaengern, Wirkraum, Zeitraum und Datenquelle. Bei Einleitung / Wirkungsfrage muss dann geklaert werden, welche Entscheidung nach der Bewertung tatsaechlich anders ausfaellt. Eine tragfaehige Antwort benennt mindestens eine Quelle, eine offene Unsicherheit, eine moegliche Gegenbeobachtung und die Entscheidung, die nach der Bewertung geaendert wird.</w:t>
+      </w:r>
+    </w:p>
+    <w:p>
+      <w:r>
+        <w:t>Fuer die Bewertung reicht kein Summenscore, der zentrale Schaeden mit bequemen Pluspunkten verrechnet. Nichtkompensation und Reverse Merit Order markieren, wo rote Linien, demokratische Grundbedingungen oder planetare Grenzen Vorrang vor Durchschnittslogik haben. So bleibt positive Netto-Wirkung eine anspruchsvolle Zielgroesse und wird nicht zur dekorativen Formel.</w:t>
+      </w:r>
+    </w:p>
+    <w:p>
+      <w:r>
+        <w:t>Pruefungsimpuls. In Grundstudium Wirkungsoekonomie wird Kernaussage erst steuerungsfaehig, wenn daraus eine Entscheidung folgt. Die Grundbegriffe muessen in spaeteren Modulen wiedererkennbar bleiben. Ohne diese Rueckkopplung bleibt Reporting eine Beschreibung. Mit Rueckkopplung wird aus Bewertung eine veraenderte Routine: ein anderer Prozess, ein geaenderter Anreiz, eine bessere Datenpflicht, eine korrigierte Kommunikation oder eine neue Priorisierung.</w:t>
+      </w:r>
+    </w:p>
+    <w:p>
+      <w:r>
+        <w:t>Die typische Fehlstelle bei Planet als Wirkungsdimension liegt darin, kurzfristige Entlastung als dauerhafte positive Netto-Wirkung zu verkaufen. Bei Kernaussage wird diese Fehlstelle konkret: Ein scheinbar plausibler Befund darf nicht zur Abkuerzung werden. Quellen, Systemgrenzen, Unsicherheit und Rueckkopplung bleiben sichtbar.</w:t>
+      </w:r>
+    </w:p>
+    <w:p>
+      <w:r>
+        <w:t>Fallpruefung. Wenn eine Bildungs- oder Forschungseinrichtung eine Wirkungsaussage fuer Lernende und Praxispartner pruefbar machen will, beginnt die Analyse bei Empfaengern, Wirkraum, Zeitraum und Datenquelle. Bei Kernaussage muss dann geklaert werden, welche Begriffe, Quellen und Grenzen im Material sichtbar bleiben muessen. Eine tragfaehige Antwort benennt mindestens eine Quelle, eine offene Unsicherheit, eine moegliche Gegenbeobachtung und die Entscheidung, die nach der Bewertung geaendert wird.</w:t>
+      </w:r>
+    </w:p>
+    <w:p>
+      <w:r>
+        <w:t>Der Rueckfluss in den WOE-Korpus liegt hier in klaren Begriffen, sauber verlinkten Quellen und benannten Forschungsfragen. Wo Glossar, Werkzeuge, Journal oder Reader noch doppeldeutig bleiben, sollte Planet als Wirkungsdimension nicht als fertige Gewissheit auftreten, sondern als pruefbarer Lernstand mit Korrekturpfad.</w:t>
       </w:r>
     </w:p>
     <w:p>
@@ -3220,107 +3275,122 @@
         <w:pStyle w:val="Heading3"/>
       </w:pPr>
       <w:r>
-        <w:t>Schlussvertiefung 5: Planet als Wirkungsdimension im Anwendungsfall</w:t>
-      </w:r>
-    </w:p>
-    <w:p>
-      <w:r>
-        <w:t>Die folgenden Abschnitte sind keine neue Pruefungsloesung. Sie verdichten die vorhandenen Kapitel zu einer Lesart, mit der Studierende einen Fall selbststaendig analysieren koennen. Im Mittelpunkt stehen Schutzdimensionen, Zeitlogik, Resilienz und Betroffenenperspektive, nicht moralische Personenbewertung.</w:t>
-      </w:r>
-    </w:p>
-    <w:p>
-      <w:r>
-        <w:t>Begriffliche Schlussklaerung. Wissenschaftliche Anschlussfaehigkeit entsteht hier durch Quellenklarheit. Bei Der Planet lässt nicht mit sich verhandeln werden interne WOE-Begriffe nicht als Ersatz fuer Belege benutzt, sondern mit Grundlagenwerk, Schutzdimensionen Mensch/Planet/Demokratie und Langfristlogik verbunden. Wo die Datenlage offen bleibt, wird das offengelegt. Wo eine Aussage nur plausibel ist, bleibt sie als Wirkungspotenzial markiert. Wo ein Schaden eine rote Linie beruehrt, greift Nichtkompensation vor Durchschnittslogik.</w:t>
-      </w:r>
-    </w:p>
-    <w:p>
-      <w:r>
-        <w:t>In einer kontroversen Entscheidung wirkt Der Planet lässt nicht mit sich verhandeln als Pruefpunkt fuer Ambivalenz. Ein Nutzen fuer eine Gruppe kann mit Risiken fuer andere Wirkungsempfaenger einhergehen. Das Skript verlangt deshalb, positive und negative Zustandsveraenderungen getrennt zu fuehren, bevor von positiver Netto-Wirkung gesprochen wird.</w:t>
-      </w:r>
-    </w:p>
-    <w:p>
-      <w:r>
-        <w:t>Wirkpfad und Empfaenger. In Grundstudium Wirkungsoekonomie wird Planet und Mensch gehören zusammen erst steuerungsfaehig, wenn daraus eine Entscheidung folgt. Die Grundbegriffe muessen in spaeteren Modulen wiedererkennbar bleiben. Ohne diese Rueckkopplung bleibt Reporting eine Beschreibung. Mit Rueckkopplung wird aus Bewertung eine veraenderte Routine: ein anderer Prozess, ein geaenderter Anreiz, eine bessere Datenpflicht, eine korrigierte Kommunikation oder eine neue Priorisierung.</w:t>
-      </w:r>
-    </w:p>
-    <w:p>
-      <w:r>
-        <w:t>Die typische Fehlstelle bei Planet als Wirkungsdimension liegt darin, kurzfristige Entlastung als dauerhafte positive Netto-Wirkung zu verkaufen. Bei Planet und Mensch gehören zusammen wird diese Fehlstelle konkret: Ein scheinbar plausibler Befund darf nicht zur Abkuerzung werden. Quellen, Systemgrenzen, Unsicherheit und Rueckkopplung bleiben sichtbar.</w:t>
-      </w:r>
-    </w:p>
-    <w:p>
-      <w:r>
-        <w:t>Daten, Quellen und Evidenz. Die Grenze gegen Scheingenauigkeit verlaeuft bei Was du aus dieser Vorlesung mitnimmst nicht zwischen Optimismus und Pessimismus. Sie verlaeuft zwischen offengelegter Unsicherheit und rhetorischer Sicherheit. Wer Planet als Wirkungsdimension belastbar anwenden will, benennt Systemgrenze, Zeitraum, Vergleichspunkt und offene Gegenhypothese. Gerade dadurch bleibt das Skript anschlussfaehig fuer Forschung, Praxis und spaetere Revision.</w:t>
-      </w:r>
-    </w:p>
-    <w:p>
-      <w:r>
-        <w:t>Fuer die Pruefung ist Was du aus dieser Vorlesung mitnimmst dann verstanden, wenn daraus eine belastbare Fallantwort entsteht. Eine gute Antwort unterscheidet Beobachtung, Kausalannahme, Bewertung und Steuerungsfolge. Sie bewertet keine Menschen, sondern Wirkpfade, Zustandsveraenderungen, Risiken und institutionelle Bedingungen.</w:t>
-      </w:r>
-    </w:p>
-    <w:p>
-      <w:r>
-        <w:t>Bewertung und rote Linien. Wirkungsökonomische Vertiefung zeigt, warum Planet als Wirkungsdimension mehr ist als ein Schlagwort im Feld Schutzdimensionen, Zeitlogik, Resilienz und Betroffenenperspektive. Die wirkungsoekonomische Frage lautet: Welche reale Veraenderung wird moeglich, welche bleibt nur Potenzial und wo entsteht ein Wirkungsrisiko? Diese Unterscheidung schuetzt vor Impact-Washing, weil sie Absicht, Aktivitaet, Reichweite und Wirkung auseinanderhaelt.</w:t>
-      </w:r>
-    </w:p>
-    <w:p>
-      <w:r>
-        <w:t>Eine Kommune, ein Unternehmen oder eine Bildungsorganisation will Planet als Wirkungsdimension praktisch anwenden. Der erste Schritt ist nicht die Auswahl eines Instruments, sondern die Klaerung der Zustandsveraenderung. Bei Wirkungsökonomische Vertiefung muss deshalb benannt werden, wer betroffen ist, welcher Zustand sich veraendert, welche Frist gilt und welche Gegenbeobachtung die Annahme widerlegen wuerde. Erst danach entsteht eine begruendete Entscheidung im Feld Begriff, Fallbewertung, Wirkpfad, rote Linie, Quellenbeurteilung oder Rueckkopplungsregel.</w:t>
-      </w:r>
-    </w:p>
-    <w:p>
-      <w:r>
-        <w:t>Kontrollfrage. Welche Entscheidung waere falsch, wenn Wirkungsökonomische Vertiefung in V08 missverstanden wird? Die Antwort muss mindestens eine Daten- oder Quellenannahme, eine betroffene Gruppe oder Schutzdimension, eine moegliche Nebenwirkung und einen Rueckkopplungsschritt nennen. Richtig ist nicht die lauteste Bewertung, sondern diejenige, die Begriff, Beleg und Steuerungsfolge zusammenhaelt.</w:t>
-      </w:r>
-    </w:p>
-    <w:p>
-      <w:r>
-        <w:t>Rueckfluss. Fuer den WOE-Korpus bedeutet das: Begriffe aus Planet als Wirkungsdimension sollten dort geschaerft werden, wo sie in Glossar, Werkzeugen, Journal oder Readern doppeldeutig bleiben. Offene Forschungsfragen werden nicht versteckt. Sie markieren die Stelle, an der spaetere Evidenz, ein besserer Datensatz oder eine praezisere Fallstudie die Bewertung veraendern kann.</w:t>
-      </w:r>
-    </w:p>
-    <w:p>
-      <w:r>
-        <w:t>Steuerung und Rueckkopplung. In V08 muss Begriffliche Präzision immer mit Empfaengern gelesen werden. Wirkung entsteht nicht beim Sender, sondern an veraenderten Zustaenden von Menschen, Oekosystemen, Institutionen, Oeffentlichkeit oder kuenftigen Handlungsspielraeumen. Darum reicht es nicht, interne Aktivitaeten zu dokumentieren. Entscheidend ist, ob sich ein Zustand nachvollziehbar veraendert und ob diese Veraenderung im Referenzrahmen Mensch, Planet, Demokratie, SDGs, Agenda 2030 und SDG+ tragfaehig bewertet werden kann.</w:t>
-      </w:r>
-    </w:p>
-    <w:p>
-      <w:r>
-        <w:t>Ein Bericht behauptet, die Massnahme zu Planet als Wirkungsdimension sei erfolgreich. Die WOE-Lesart fragt bei Begriffliche Präzision nach belastbaren Nachweisen: begriffliche Praezision, Fallbeschreibung, Quellenklarheit, Plausibilitaet und offene Unsicherheit. Wenn diese Nachweise fehlen, bleibt die Aussage Wirkungspotenzial oder Kommunikationsbehauptung. Sie kann wichtig sein, aber sie ist noch keine belegte Wirkung.</w:t>
-      </w:r>
-    </w:p>
-    <w:p>
-      <w:r>
-        <w:t>Pruefungsnahe Anwendung. Wissenschaftliche Anschlussfaehigkeit entsteht hier durch Quellenklarheit. Bei Wirkpfad werden interne WOE-Begriffe nicht als Ersatz fuer Belege benutzt, sondern mit Grundlagenwerk, Schutzdimensionen Mensch/Planet/Demokratie und Langfristlogik verbunden. Wo die Datenlage offen bleibt, wird das offengelegt. Wo eine Aussage nur plausibel ist, bleibt sie als Wirkungspotenzial markiert. Wo ein Schaden eine rote Linie beruehrt, greift Nichtkompensation vor Durchschnittslogik.</w:t>
-      </w:r>
-    </w:p>
-    <w:p>
-      <w:r>
-        <w:t>In einer kontroversen Entscheidung wirkt Wirkpfad als Pruefpunkt fuer Ambivalenz. Ein Nutzen fuer eine Gruppe kann mit Risiken fuer andere Wirkungsempfaenger einhergehen. Das Skript verlangt deshalb, positive und negative Zustandsveraenderungen getrennt zu fuehren, bevor von positiver Netto-Wirkung gesprochen wird.</w:t>
-      </w:r>
-    </w:p>
-    <w:p>
-      <w:r>
-        <w:t>Transfer in den WOE-Korpus. In Grundstudium Wirkungsoekonomie wird Leitthese erst steuerungsfaehig, wenn daraus eine Entscheidung folgt. Die Grundbegriffe muessen in spaeteren Modulen wiedererkennbar bleiben. Ohne diese Rueckkopplung bleibt Reporting eine Beschreibung. Mit Rueckkopplung wird aus Bewertung eine veraenderte Routine: ein anderer Prozess, ein geaenderter Anreiz, eine bessere Datenpflicht, eine korrigierte Kommunikation oder eine neue Priorisierung.</w:t>
-      </w:r>
-    </w:p>
-    <w:p>
-      <w:r>
-        <w:t>Die typische Fehlstelle bei Planet als Wirkungsdimension liegt darin, kurzfristige Entlastung als dauerhafte positive Netto-Wirkung zu verkaufen. Bei Leitthese wird diese Fehlstelle konkret: Ein scheinbar plausibler Befund darf nicht zur Abkuerzung werden. Quellen, Systemgrenzen, Unsicherheit und Rueckkopplung bleiben sichtbar.</w:t>
-      </w:r>
-    </w:p>
-    <w:p>
-      <w:r>
-        <w:t>Grenzen der Aussage. Die Grenze gegen Scheingenauigkeit verlaeuft bei Didaktische Einordnung im Studiengang nicht zwischen Optimismus und Pessimismus. Sie verlaeuft zwischen offengelegter Unsicherheit und rhetorischer Sicherheit. Wer Planet als Wirkungsdimension belastbar anwenden will, benennt Systemgrenze, Zeitraum, Vergleichspunkt und offene Gegenhypothese. Gerade dadurch bleibt das Skript anschlussfaehig fuer Forschung, Praxis und spaetere Revision.</w:t>
-      </w:r>
-    </w:p>
-    <w:p>
-      <w:r>
-        <w:t>Fuer die Pruefung ist Didaktische Einordnung im Studiengang dann verstanden, wenn daraus eine belastbare Fallantwort entsteht. Eine gute Antwort unterscheidet Beobachtung, Kausalannahme, Bewertung und Steuerungsfolge. Sie bewertet keine Menschen, sondern Wirkpfade, Zustandsveraenderungen, Risiken und institutionelle Bedingungen.</w:t>
-      </w:r>
-    </w:p>
-    <w:p>
-      <w:r>
-        <w:t>Kontrollfrage. Welche Entscheidung waere falsch, wenn Didaktische Einordnung im Studiengang in V08 missverstanden wird? Die Antwort muss mindestens eine Daten- oder Quellenannahme, eine betroffene Gruppe oder Schutzdimension, eine moegliche Nebenwirkung und einen Rueckkopplungsschritt nennen. Richtig ist nicht die lauteste Bewertung, sondern diejenige, die Begriff, Beleg und Steuerungsfolge zusammenhaelt.</w:t>
+        <w:t>Vertiefungsrunde 5: Anschluss an Praxis und Forschung</w:t>
+      </w:r>
+    </w:p>
+    <w:p>
+      <w:r>
+        <w:t>Diese Runde wechselt den Blickwinkel, damit der Schlussblock nicht nur wiederholt, sondern Leseentscheidungen vorbereitet: Was ist belegt, was bleibt Potenzial, welche Nebenwirkung ist relevant und welche Steuerungsfolge wird daraus abgeleitet?</w:t>
+      </w:r>
+    </w:p>
+    <w:p>
+      <w:r>
+        <w:t>Begriffliche Sicherung. Die Grenze gegen Scheingenauigkeit verlaeuft bei Quelltext und fachliche Grundlegung nicht zwischen Optimismus und Pessimismus. Sie verlaeuft zwischen offengelegter Unsicherheit und rhetorischer Sicherheit. Wer Planet als Wirkungsdimension belastbar anwenden will, benennt Systemgrenze, Zeitraum, Vergleichspunkt und offene Gegenhypothese. Gerade dadurch bleibt das Skript anschlussfaehig fuer Forschung, Praxis und spaetere Revision.</w:t>
+      </w:r>
+    </w:p>
+    <w:p>
+      <w:r>
+        <w:t>Fuer die Pruefung ist Quelltext und fachliche Grundlegung dann verstanden, wenn daraus eine belastbare Fallantwort entsteht. Eine gute Antwort unterscheidet Beobachtung, Kausalannahme, Bewertung und Steuerungsfolge. Sie bewertet keine Menschen, sondern Wirkpfade, Zustandsveraenderungen, Risiken und institutionelle Bedingungen.</w:t>
+      </w:r>
+    </w:p>
+    <w:p>
+      <w:r>
+        <w:t>Fallpruefung. Wenn eine Kommune eine bestehende Massnahme neu priorisieren will, beginnt die Analyse bei Empfaengern, Wirkraum, Zeitraum und Datenquelle. Bei Quelltext und fachliche Grundlegung muss dann geklaert werden, ob Ressourcen umgeschichtet, Daten nacherhoben oder Zielkonflikte offengelegt werden. Eine tragfaehige Antwort benennt mindestens eine Quelle, eine offene Unsicherheit, eine moegliche Gegenbeobachtung und die Entscheidung, die nach der Bewertung geaendert wird.</w:t>
+      </w:r>
+    </w:p>
+    <w:p>
+      <w:r>
+        <w:t>Wirkpfadpruefung. Die Bühne, auf der alles stattfindet zeigt, warum Planet als Wirkungsdimension mehr ist als ein Schlagwort im Feld Schutzdimensionen, Zeitlogik, Resilienz und Betroffenenperspektive. Die wirkungsoekonomische Frage lautet: Welche reale Veraenderung wird moeglich, welche bleibt nur Potenzial und wo entsteht ein Wirkungsrisiko? Diese Unterscheidung schuetzt vor Impact-Washing, weil sie Absicht, Aktivitaet, Reichweite und Wirkung auseinanderhaelt.</w:t>
+      </w:r>
+    </w:p>
+    <w:p>
+      <w:r>
+        <w:t>Eine Kommune, ein Unternehmen oder eine Bildungsorganisation will Planet als Wirkungsdimension praktisch anwenden. Der erste Schritt ist nicht die Auswahl eines Instruments, sondern die Klaerung der Zustandsveraenderung. Bei Die Bühne, auf der alles stattfindet muss deshalb benannt werden, wer betroffen ist, welcher Zustand sich veraendert, welche Frist gilt und welche Gegenbeobachtung die Annahme widerlegen wuerde. Erst danach entsteht eine begruendete Entscheidung im Feld Begriff, Fallbewertung, Wirkpfad, rote Linie, Quellenbeurteilung oder Rueckkopplungsregel.</w:t>
+      </w:r>
+    </w:p>
+    <w:p>
+      <w:r>
+        <w:t>Fallpruefung. Wenn ein Unternehmen ein Produkt, einen Prozess oder eine Investition wirkungsbezogen bewerten will, beginnt die Analyse bei Empfaengern, Wirkraum, Zeitraum und Datenquelle. Bei Die Bühne, auf der alles stattfindet muss dann geklaert werden, welche Entscheidung nach der Bewertung tatsaechlich anders ausfaellt. Eine tragfaehige Antwort benennt mindestens eine Quelle, eine offene Unsicherheit, eine moegliche Gegenbeobachtung und die Entscheidung, die nach der Bewertung geaendert wird.</w:t>
+      </w:r>
+    </w:p>
+    <w:p>
+      <w:r>
+        <w:t>Fuer die Bewertung reicht kein Summenscore, der zentrale Schaeden mit bequemen Pluspunkten verrechnet. Nichtkompensation und Reverse Merit Order markieren, wo rote Linien, demokratische Grundbedingungen oder planetare Grenzen Vorrang vor Durchschnittslogik haben. So bleibt positive Netto-Wirkung eine anspruchsvolle Zielgroesse und wird nicht zur dekorativen Formel.</w:t>
+      </w:r>
+    </w:p>
+    <w:p>
+      <w:r>
+        <w:t>Evidenzfenster. In V08 muss Warum der Planet eigene Beachtung braucht immer mit Empfaengern gelesen werden. Wirkung entsteht nicht beim Sender, sondern an veraenderten Zustaenden von Menschen, Oekosystemen, Institutionen, Oeffentlichkeit oder kuenftigen Handlungsspielraeumen. Darum reicht es nicht, interne Aktivitaeten zu dokumentieren. Entscheidend ist, ob sich ein Zustand nachvollziehbar veraendert und ob diese Veraenderung im Referenzrahmen Mensch, Planet, Demokratie, SDGs, Agenda 2030 und SDG+ tragfaehig bewertet werden kann.</w:t>
+      </w:r>
+    </w:p>
+    <w:p>
+      <w:r>
+        <w:t>Ein Bericht behauptet, die Massnahme zu Planet als Wirkungsdimension sei erfolgreich. Die WOE-Lesart fragt bei Warum der Planet eigene Beachtung braucht nach belastbaren Nachweisen: begriffliche Praezision, Fallbeschreibung, Quellenklarheit, Plausibilitaet und offene Unsicherheit. Wenn diese Nachweise fehlen, bleibt die Aussage Wirkungspotenzial oder Kommunikationsbehauptung. Sie kann wichtig sein, aber sie ist noch keine belegte Wirkung.</w:t>
+      </w:r>
+    </w:p>
+    <w:p>
+      <w:r>
+        <w:t>Fallpruefung. Wenn eine Bildungs- oder Forschungseinrichtung eine Wirkungsaussage fuer Lernende und Praxispartner pruefbar machen will, beginnt die Analyse bei Empfaengern, Wirkraum, Zeitraum und Datenquelle. Bei Warum der Planet eigene Beachtung braucht muss dann geklaert werden, welche Begriffe, Quellen und Grenzen im Material sichtbar bleiben muessen. Eine tragfaehige Antwort benennt mindestens eine Quelle, eine offene Unsicherheit, eine moegliche Gegenbeobachtung und die Entscheidung, die nach der Bewertung geaendert wird.</w:t>
+      </w:r>
+    </w:p>
+    <w:p>
+      <w:r>
+        <w:t>Der Rueckfluss in den WOE-Korpus liegt hier in klaren Begriffen, sauber verlinkten Quellen und benannten Forschungsfragen. Wo Glossar, Werkzeuge, Journal oder Reader noch doppeldeutig bleiben, sollte Planet als Wirkungsdimension nicht als fertige Gewissheit auftreten, sondern als pruefbarer Lernstand mit Korrekturpfad.</w:t>
+      </w:r>
+    </w:p>
+    <w:p>
+      <w:r>
+        <w:t>Bewertungsgrenze. Wissenschaftliche Anschlussfaehigkeit entsteht hier durch Quellenklarheit. Bei Das Klima als zentrale Stellschraube werden interne WOE-Begriffe nicht als Ersatz fuer Belege benutzt, sondern mit Grundlagenwerk, Schutzdimensionen Mensch/Planet/Demokratie und Langfristlogik verbunden. Wo die Datenlage offen bleibt, wird das offengelegt. Wo eine Aussage nur plausibel ist, bleibt sie als Wirkungspotenzial markiert. Wo ein Schaden eine rote Linie beruehrt, greift Nichtkompensation vor Durchschnittslogik.</w:t>
+      </w:r>
+    </w:p>
+    <w:p>
+      <w:r>
+        <w:t>In einer kontroversen Entscheidung wirkt Das Klima als zentrale Stellschraube als Pruefpunkt fuer Ambivalenz. Ein Nutzen fuer eine Gruppe kann mit Risiken fuer andere Wirkungsempfaenger einhergehen. Das Skript verlangt deshalb, positive und negative Zustandsveraenderungen getrennt zu fuehren, bevor von positiver Netto-Wirkung gesprochen wird.</w:t>
+      </w:r>
+    </w:p>
+    <w:p>
+      <w:r>
+        <w:t>Fallpruefung. Wenn eine Kommune eine bestehende Massnahme neu priorisieren will, beginnt die Analyse bei Empfaengern, Wirkraum, Zeitraum und Datenquelle. Bei Das Klima als zentrale Stellschraube muss dann geklaert werden, ob Ressourcen umgeschichtet, Daten nacherhoben oder Zielkonflikte offengelegt werden. Eine tragfaehige Antwort benennt mindestens eine Quelle, eine offene Unsicherheit, eine moegliche Gegenbeobachtung und die Entscheidung, die nach der Bewertung geaendert wird.</w:t>
+      </w:r>
+    </w:p>
+    <w:p>
+      <w:r>
+        <w:t>Steuerungsfolge. In Grundstudium Wirkungsoekonomie wird Wasser, Böden und biologische Vielfalt erst steuerungsfaehig, wenn daraus eine Entscheidung folgt. Die Grundbegriffe muessen in spaeteren Modulen wiedererkennbar bleiben. Ohne diese Rueckkopplung bleibt Reporting eine Beschreibung. Mit Rueckkopplung wird aus Bewertung eine veraenderte Routine: ein anderer Prozess, ein geaenderter Anreiz, eine bessere Datenpflicht, eine korrigierte Kommunikation oder eine neue Priorisierung.</w:t>
+      </w:r>
+    </w:p>
+    <w:p>
+      <w:r>
+        <w:t>Die typische Fehlstelle bei Planet als Wirkungsdimension liegt darin, kurzfristige Entlastung als dauerhafte positive Netto-Wirkung zu verkaufen. Bei Wasser, Böden und biologische Vielfalt wird diese Fehlstelle konkret: Ein scheinbar plausibler Befund darf nicht zur Abkuerzung werden. Quellen, Systemgrenzen, Unsicherheit und Rueckkopplung bleiben sichtbar.</w:t>
+      </w:r>
+    </w:p>
+    <w:p>
+      <w:r>
+        <w:t>Fallpruefung. Wenn ein Unternehmen ein Produkt, einen Prozess oder eine Investition wirkungsbezogen bewerten will, beginnt die Analyse bei Empfaengern, Wirkraum, Zeitraum und Datenquelle. Bei Wasser, Böden und biologische Vielfalt muss dann geklaert werden, welche Entscheidung nach der Bewertung tatsaechlich anders ausfaellt. Eine tragfaehige Antwort benennt mindestens eine Quelle, eine offene Unsicherheit, eine moegliche Gegenbeobachtung und die Entscheidung, die nach der Bewertung geaendert wird.</w:t>
+      </w:r>
+    </w:p>
+    <w:p>
+      <w:r>
+        <w:t>Fuer die Bewertung reicht kein Summenscore, der zentrale Schaeden mit bequemen Pluspunkten verrechnet. Nichtkompensation und Reverse Merit Order markieren, wo rote Linien, demokratische Grundbedingungen oder planetare Grenzen Vorrang vor Durchschnittslogik haben. So bleibt positive Netto-Wirkung eine anspruchsvolle Zielgroesse und wird nicht zur dekorativen Formel.</w:t>
+      </w:r>
+    </w:p>
+    <w:p>
+      <w:r>
+        <w:t>Transferhinweis. Die Grenze gegen Scheingenauigkeit verlaeuft bei Die Grenzen des Planeten nicht zwischen Optimismus und Pessimismus. Sie verlaeuft zwischen offengelegter Unsicherheit und rhetorischer Sicherheit. Wer Planet als Wirkungsdimension belastbar anwenden will, benennt Systemgrenze, Zeitraum, Vergleichspunkt und offene Gegenhypothese. Gerade dadurch bleibt das Skript anschlussfaehig fuer Forschung, Praxis und spaetere Revision.</w:t>
+      </w:r>
+    </w:p>
+    <w:p>
+      <w:r>
+        <w:t>Fuer die Pruefung ist Die Grenzen des Planeten dann verstanden, wenn daraus eine belastbare Fallantwort entsteht. Eine gute Antwort unterscheidet Beobachtung, Kausalannahme, Bewertung und Steuerungsfolge. Sie bewertet keine Menschen, sondern Wirkpfade, Zustandsveraenderungen, Risiken und institutionelle Bedingungen.</w:t>
+      </w:r>
+    </w:p>
+    <w:p>
+      <w:r>
+        <w:t>Fallpruefung. Wenn eine Bildungs- oder Forschungseinrichtung eine Wirkungsaussage fuer Lernende und Praxispartner pruefbar machen will, beginnt die Analyse bei Empfaengern, Wirkraum, Zeitraum und Datenquelle. Bei Die Grenzen des Planeten muss dann geklaert werden, welche Begriffe, Quellen und Grenzen im Material sichtbar bleiben muessen. Eine tragfaehige Antwort benennt mindestens eine Quelle, eine offene Unsicherheit, eine moegliche Gegenbeobachtung und die Entscheidung, die nach der Bewertung geaendert wird.</w:t>
+      </w:r>
+    </w:p>
+    <w:p>
+      <w:r>
+        <w:t>Der Rueckfluss in den WOE-Korpus liegt hier in klaren Begriffen, sauber verlinkten Quellen und benannten Forschungsfragen. Wo Glossar, Werkzeuge, Journal oder Reader noch doppeldeutig bleiben, sollte Planet als Wirkungsdimension nicht als fertige Gewissheit auftreten, sondern als pruefbarer Lernstand mit Korrekturpfad.</w:t>
       </w:r>
     </w:p>
     <w:p>
@@ -3328,155 +3398,82 @@
         <w:pStyle w:val="Heading3"/>
       </w:pPr>
       <w:r>
-        <w:t>Schlussvertiefung 6: Planet als Wirkungsdimension im Anwendungsfall</w:t>
-      </w:r>
-    </w:p>
-    <w:p>
-      <w:r>
-        <w:t>Die folgenden Abschnitte sind keine neue Pruefungsloesung. Sie verdichten die vorhandenen Kapitel zu einer Lesart, mit der Studierende einen Fall selbststaendig analysieren koennen. Im Mittelpunkt stehen Schutzdimensionen, Zeitlogik, Resilienz und Betroffenenperspektive, nicht moralische Personenbewertung.</w:t>
-      </w:r>
-    </w:p>
-    <w:p>
-      <w:r>
-        <w:t>Begriffliche Schlussklaerung. Analysemodell zeigt, warum Planet als Wirkungsdimension mehr ist als ein Schlagwort im Feld Schutzdimensionen, Zeitlogik, Resilienz und Betroffenenperspektive. Die wirkungsoekonomische Frage lautet: Welche reale Veraenderung wird moeglich, welche bleibt nur Potenzial und wo entsteht ein Wirkungsrisiko? Diese Unterscheidung schuetzt vor Impact-Washing, weil sie Absicht, Aktivitaet, Reichweite und Wirkung auseinanderhaelt.</w:t>
-      </w:r>
-    </w:p>
-    <w:p>
-      <w:r>
-        <w:t>Eine Kommune, ein Unternehmen oder eine Bildungsorganisation will Planet als Wirkungsdimension praktisch anwenden. Der erste Schritt ist nicht die Auswahl eines Instruments, sondern die Klaerung der Zustandsveraenderung. Bei Analysemodell muss deshalb benannt werden, wer betroffen ist, welcher Zustand sich veraendert, welche Frist gilt und welche Gegenbeobachtung die Annahme widerlegen wuerde. Erst danach entsteht eine begruendete Entscheidung im Feld Begriff, Fallbewertung, Wirkpfad, rote Linie, Quellenbeurteilung oder Rueckkopplungsregel.</w:t>
-      </w:r>
-    </w:p>
-    <w:p>
-      <w:r>
-        <w:t>Wirkpfad und Empfaenger. In V08 muss Modellformel immer mit Empfaengern gelesen werden. Wirkung entsteht nicht beim Sender, sondern an veraenderten Zustaenden von Menschen, Oekosystemen, Institutionen, Oeffentlichkeit oder kuenftigen Handlungsspielraeumen. Darum reicht es nicht, interne Aktivitaeten zu dokumentieren. Entscheidend ist, ob sich ein Zustand nachvollziehbar veraendert und ob diese Veraenderung im Referenzrahmen Mensch, Planet, Demokratie, SDGs, Agenda 2030 und SDG+ tragfaehig bewertet werden kann.</w:t>
-      </w:r>
-    </w:p>
-    <w:p>
-      <w:r>
-        <w:t>Ein Bericht behauptet, die Massnahme zu Planet als Wirkungsdimension sei erfolgreich. Die WOE-Lesart fragt bei Modellformel nach belastbaren Nachweisen: begriffliche Praezision, Fallbeschreibung, Quellenklarheit, Plausibilitaet und offene Unsicherheit. Wenn diese Nachweise fehlen, bleibt die Aussage Wirkungspotenzial oder Kommunikationsbehauptung. Sie kann wichtig sein, aber sie ist noch keine belegte Wirkung.</w:t>
-      </w:r>
-    </w:p>
-    <w:p>
-      <w:r>
-        <w:t>Rueckfluss. Fuer den WOE-Korpus bedeutet das: Begriffe aus Planet als Wirkungsdimension sollten dort geschaerft werden, wo sie in Glossar, Werkzeugen, Journal oder Readern doppeldeutig bleiben. Offene Forschungsfragen werden nicht versteckt. Sie markieren die Stelle, an der spaetere Evidenz, ein besserer Datensatz oder eine praezisere Fallstudie die Bewertung veraendern kann.</w:t>
-      </w:r>
-    </w:p>
-    <w:p>
-      <w:r>
-        <w:t>Daten, Quellen und Evidenz. Wissenschaftliche Anschlussfaehigkeit entsteht hier durch Quellenklarheit. Bei Fallfenster werden interne WOE-Begriffe nicht als Ersatz fuer Belege benutzt, sondern mit Grundlagenwerk, Schutzdimensionen Mensch/Planet/Demokratie und Langfristlogik verbunden. Wo die Datenlage offen bleibt, wird das offengelegt. Wo eine Aussage nur plausibel ist, bleibt sie als Wirkungspotenzial markiert. Wo ein Schaden eine rote Linie beruehrt, greift Nichtkompensation vor Durchschnittslogik.</w:t>
-      </w:r>
-    </w:p>
-    <w:p>
-      <w:r>
-        <w:t>In einer kontroversen Entscheidung wirkt Fallfenster als Pruefpunkt fuer Ambivalenz. Ein Nutzen fuer eine Gruppe kann mit Risiken fuer andere Wirkungsempfaenger einhergehen. Das Skript verlangt deshalb, positive und negative Zustandsveraenderungen getrennt zu fuehren, bevor von positiver Netto-Wirkung gesprochen wird.</w:t>
-      </w:r>
-    </w:p>
-    <w:p>
-      <w:r>
-        <w:t>Bewertung und rote Linien. In Grundstudium Wirkungsoekonomie wird Prüfungsnahe Fallfragen ohne geschützte Antwortlogik erst steuerungsfaehig, wenn daraus eine Entscheidung folgt. Die Grundbegriffe muessen in spaeteren Modulen wiedererkennbar bleiben. Ohne diese Rueckkopplung bleibt Reporting eine Beschreibung. Mit Rueckkopplung wird aus Bewertung eine veraenderte Routine: ein anderer Prozess, ein geaenderter Anreiz, eine bessere Datenpflicht, eine korrigierte Kommunikation oder eine neue Priorisierung.</w:t>
-      </w:r>
-    </w:p>
-    <w:p>
-      <w:r>
-        <w:t>Die typische Fehlstelle bei Planet als Wirkungsdimension liegt darin, kurzfristige Entlastung als dauerhafte positive Netto-Wirkung zu verkaufen. Bei Prüfungsnahe Fallfragen ohne geschützte Antwortlogik wird diese Fehlstelle konkret: Ein scheinbar plausibler Befund darf nicht zur Abkuerzung werden. Quellen, Systemgrenzen, Unsicherheit und Rueckkopplung bleiben sichtbar.</w:t>
-      </w:r>
-    </w:p>
-    <w:p>
-      <w:r>
-        <w:t>Kontrollfrage. Welche Entscheidung waere falsch, wenn Prüfungsnahe Fallfragen ohne geschützte Antwortlogik in V08 missverstanden wird? Die Antwort muss mindestens eine Daten- oder Quellenannahme, eine betroffene Gruppe oder Schutzdimension, eine moegliche Nebenwirkung und einen Rueckkopplungsschritt nennen. Richtig ist nicht die lauteste Bewertung, sondern diejenige, die Begriff, Beleg und Steuerungsfolge zusammenhaelt.</w:t>
-      </w:r>
-    </w:p>
-    <w:p>
-      <w:r>
-        <w:t>Steuerung und Rueckkopplung. Die Grenze gegen Scheingenauigkeit verlaeuft bei Einleitung / Wirkungsfrage nicht zwischen Optimismus und Pessimismus. Sie verlaeuft zwischen offengelegter Unsicherheit und rhetorischer Sicherheit. Wer Planet als Wirkungsdimension belastbar anwenden will, benennt Systemgrenze, Zeitraum, Vergleichspunkt und offene Gegenhypothese. Gerade dadurch bleibt das Skript anschlussfaehig fuer Forschung, Praxis und spaetere Revision.</w:t>
-      </w:r>
-    </w:p>
-    <w:p>
-      <w:r>
-        <w:t>Fuer die Pruefung ist Einleitung / Wirkungsfrage dann verstanden, wenn daraus eine belastbare Fallantwort entsteht. Eine gute Antwort unterscheidet Beobachtung, Kausalannahme, Bewertung und Steuerungsfolge. Sie bewertet keine Menschen, sondern Wirkpfade, Zustandsveraenderungen, Risiken und institutionelle Bedingungen.</w:t>
-      </w:r>
-    </w:p>
-    <w:p>
-      <w:r>
-        <w:t>Pruefungsnahe Anwendung. Kernaussage zeigt, warum Planet als Wirkungsdimension mehr ist als ein Schlagwort im Feld Schutzdimensionen, Zeitlogik, Resilienz und Betroffenenperspektive. Die wirkungsoekonomische Frage lautet: Welche reale Veraenderung wird moeglich, welche bleibt nur Potenzial und wo entsteht ein Wirkungsrisiko? Diese Unterscheidung schuetzt vor Impact-Washing, weil sie Absicht, Aktivitaet, Reichweite und Wirkung auseinanderhaelt.</w:t>
-      </w:r>
-    </w:p>
-    <w:p>
-      <w:r>
-        <w:t>Eine Kommune, ein Unternehmen oder eine Bildungsorganisation will Planet als Wirkungsdimension praktisch anwenden. Der erste Schritt ist nicht die Auswahl eines Instruments, sondern die Klaerung der Zustandsveraenderung. Bei Kernaussage muss deshalb benannt werden, wer betroffen ist, welcher Zustand sich veraendert, welche Frist gilt und welche Gegenbeobachtung die Annahme widerlegen wuerde. Erst danach entsteht eine begruendete Entscheidung im Feld Begriff, Fallbewertung, Wirkpfad, rote Linie, Quellenbeurteilung oder Rueckkopplungsregel.</w:t>
-      </w:r>
-    </w:p>
-    <w:p>
-      <w:r>
-        <w:t>Transfer in den WOE-Korpus. In V08 muss Quelltext und fachliche Grundlegung immer mit Empfaengern gelesen werden. Wirkung entsteht nicht beim Sender, sondern an veraenderten Zustaenden von Menschen, Oekosystemen, Institutionen, Oeffentlichkeit oder kuenftigen Handlungsspielraeumen. Darum reicht es nicht, interne Aktivitaeten zu dokumentieren. Entscheidend ist, ob sich ein Zustand nachvollziehbar veraendert und ob diese Veraenderung im Referenzrahmen Mensch, Planet, Demokratie, SDGs, Agenda 2030 und SDG+ tragfaehig bewertet werden kann.</w:t>
-      </w:r>
-    </w:p>
-    <w:p>
-      <w:r>
-        <w:t>Ein Bericht behauptet, die Massnahme zu Planet als Wirkungsdimension sei erfolgreich. Die WOE-Lesart fragt bei Quelltext und fachliche Grundlegung nach belastbaren Nachweisen: begriffliche Praezision, Fallbeschreibung, Quellenklarheit, Plausibilitaet und offene Unsicherheit. Wenn diese Nachweise fehlen, bleibt die Aussage Wirkungspotenzial oder Kommunikationsbehauptung. Sie kann wichtig sein, aber sie ist noch keine belegte Wirkung.</w:t>
-      </w:r>
-    </w:p>
-    <w:p>
-      <w:r>
-        <w:t>Grenzen der Aussage. Wissenschaftliche Anschlussfaehigkeit entsteht hier durch Quellenklarheit. Bei Die Bühne, auf der alles stattfindet werden interne WOE-Begriffe nicht als Ersatz fuer Belege benutzt, sondern mit Grundlagenwerk, Schutzdimensionen Mensch/Planet/Demokratie und Langfristlogik verbunden. Wo die Datenlage offen bleibt, wird das offengelegt. Wo eine Aussage nur plausibel ist, bleibt sie als Wirkungspotenzial markiert. Wo ein Schaden eine rote Linie beruehrt, greift Nichtkompensation vor Durchschnittslogik.</w:t>
-      </w:r>
-    </w:p>
-    <w:p>
-      <w:r>
-        <w:t>In einer kontroversen Entscheidung wirkt Die Bühne, auf der alles stattfindet als Pruefpunkt fuer Ambivalenz. Ein Nutzen fuer eine Gruppe kann mit Risiken fuer andere Wirkungsempfaenger einhergehen. Das Skript verlangt deshalb, positive und negative Zustandsveraenderungen getrennt zu fuehren, bevor von positiver Netto-Wirkung gesprochen wird.</w:t>
-      </w:r>
-    </w:p>
-    <w:p>
-      <w:r>
-        <w:t>Kontrollfrage. Welche Entscheidung waere falsch, wenn Die Bühne, auf der alles stattfindet in V08 missverstanden wird? Die Antwort muss mindestens eine Daten- oder Quellenannahme, eine betroffene Gruppe oder Schutzdimension, eine moegliche Nebenwirkung und einen Rueckkopplungsschritt nennen. Richtig ist nicht die lauteste Bewertung, sondern diejenige, die Begriff, Beleg und Steuerungsfolge zusammenhaelt.</w:t>
-      </w:r>
-    </w:p>
-    <w:p>
-      <w:r>
-        <w:t>Rueckfluss. Fuer den WOE-Korpus bedeutet das: Begriffe aus Planet als Wirkungsdimension sollten dort geschaerft werden, wo sie in Glossar, Werkzeugen, Journal oder Readern doppeldeutig bleiben. Offene Forschungsfragen werden nicht versteckt. Sie markieren die Stelle, an der spaetere Evidenz, ein besserer Datensatz oder eine praezisere Fallstudie die Bewertung veraendern kann.</w:t>
-      </w:r>
-    </w:p>
-    <w:p>
-      <w:pPr>
-        <w:pStyle w:val="Heading3"/>
-      </w:pPr>
-      <w:r>
-        <w:t>Schlussvertiefung 7: Planet als Wirkungsdimension im Anwendungsfall</w:t>
-      </w:r>
-    </w:p>
-    <w:p>
-      <w:r>
-        <w:t>Die folgenden Abschnitte sind keine neue Pruefungsloesung. Sie verdichten die vorhandenen Kapitel zu einer Lesart, mit der Studierende einen Fall selbststaendig analysieren koennen. Im Mittelpunkt stehen Schutzdimensionen, Zeitlogik, Resilienz und Betroffenenperspektive, nicht moralische Personenbewertung.</w:t>
-      </w:r>
-    </w:p>
-    <w:p>
-      <w:r>
-        <w:t>Begriffliche Schlussklaerung. In Grundstudium Wirkungsoekonomie wird Warum der Planet eigene Beachtung braucht erst steuerungsfaehig, wenn daraus eine Entscheidung folgt. Die Grundbegriffe muessen in spaeteren Modulen wiedererkennbar bleiben. Ohne diese Rueckkopplung bleibt Reporting eine Beschreibung. Mit Rueckkopplung wird aus Bewertung eine veraenderte Routine: ein anderer Prozess, ein geaenderter Anreiz, eine bessere Datenpflicht, eine korrigierte Kommunikation oder eine neue Priorisierung.</w:t>
-      </w:r>
-    </w:p>
-    <w:p>
-      <w:r>
-        <w:t>Die typische Fehlstelle bei Planet als Wirkungsdimension liegt darin, kurzfristige Entlastung als dauerhafte positive Netto-Wirkung zu verkaufen. Bei Warum der Planet eigene Beachtung braucht wird diese Fehlstelle konkret: Ein scheinbar plausibler Befund darf nicht zur Abkuerzung werden. Quellen, Systemgrenzen, Unsicherheit und Rueckkopplung bleiben sichtbar.</w:t>
-      </w:r>
-    </w:p>
-    <w:p>
-      <w:r>
-        <w:t>Wirkpfad und Empfaenger. Die Grenze gegen Scheingenauigkeit verlaeuft bei Das Klima als zentrale Stellschraube nicht zwischen Optimismus und Pessimismus. Sie verlaeuft zwischen offengelegter Unsicherheit und rhetorischer Sicherheit. Wer Planet als Wirkungsdimension belastbar anwenden will, benennt Systemgrenze, Zeitraum, Vergleichspunkt und offene Gegenhypothese. Gerade dadurch bleibt das Skript anschlussfaehig fuer Forschung, Praxis und spaetere Revision.</w:t>
-      </w:r>
-    </w:p>
-    <w:p>
-      <w:r>
-        <w:t>Fuer die Pruefung ist Das Klima als zentrale Stellschraube dann verstanden, wenn daraus eine belastbare Fallantwort entsteht. Eine gute Antwort unterscheidet Beobachtung, Kausalannahme, Bewertung und Steuerungsfolge. Sie bewertet keine Menschen, sondern Wirkpfade, Zustandsveraenderungen, Risiken und institutionelle Bedingungen.</w:t>
-      </w:r>
-    </w:p>
-    <w:p>
-      <w:r>
-        <w:t>Daten, Quellen und Evidenz. Wasser, Böden und biologische Vielfalt zeigt, warum Planet als Wirkungsdimension mehr ist als ein Schlagwort im Feld Schutzdimensionen, Zeitlogik, Resilienz und Betroffenenperspektive. Die wirkungsoekonomische Frage lautet: Welche reale Veraenderung wird moeglich, welche bleibt nur Potenzial und wo entsteht ein Wirkungsrisiko? Diese Unterscheidung schuetzt vor Impact-Washing, weil sie Absicht, Aktivitaet, Reichweite und Wirkung auseinanderhaelt.</w:t>
-      </w:r>
-    </w:p>
-    <w:p>
-      <w:r>
-        <w:t>Eine Kommune, ein Unternehmen oder eine Bildungsorganisation will Planet als Wirkungsdimension praktisch anwenden. Der erste Schritt ist nicht die Auswahl eines Instruments, sondern die Klaerung der Zustandsveraenderung. Bei Wasser, Böden und biologische Vielfalt muss deshalb benannt werden, wer betroffen ist, welcher Zustand sich veraendert, welche Frist gilt und welche Gegenbeobachtung die Annahme widerlegen wuerde. Erst danach entsteht eine begruendete Entscheidung im Feld Begriff, Fallbewertung, Wirkpfad, rote Linie, Quellenbeurteilung oder Rueckkopplungsregel.</w:t>
+        <w:t>Vertiefungsrunde 6: Anschluss an Praxis und Forschung</w:t>
+      </w:r>
+    </w:p>
+    <w:p>
+      <w:r>
+        <w:t>Diese Runde wechselt den Blickwinkel, damit der Schlussblock nicht nur wiederholt, sondern Leseentscheidungen vorbereitet: Was ist belegt, was bleibt Potenzial, welche Nebenwirkung ist relevant und welche Steuerungsfolge wird daraus abgeleitet?</w:t>
+      </w:r>
+    </w:p>
+    <w:p>
+      <w:r>
+        <w:t>Rueckflussnotiz. Kreislauf statt Wegwerf zeigt, warum Planet als Wirkungsdimension mehr ist als ein Schlagwort im Feld Schutzdimensionen, Zeitlogik, Resilienz und Betroffenenperspektive. Die wirkungsoekonomische Frage lautet: Welche reale Veraenderung wird moeglich, welche bleibt nur Potenzial und wo entsteht ein Wirkungsrisiko? Diese Unterscheidung schuetzt vor Impact-Washing, weil sie Absicht, Aktivitaet, Reichweite und Wirkung auseinanderhaelt.</w:t>
+      </w:r>
+    </w:p>
+    <w:p>
+      <w:r>
+        <w:t>Eine Kommune, ein Unternehmen oder eine Bildungsorganisation will Planet als Wirkungsdimension praktisch anwenden. Der erste Schritt ist nicht die Auswahl eines Instruments, sondern die Klaerung der Zustandsveraenderung. Bei Kreislauf statt Wegwerf muss deshalb benannt werden, wer betroffen ist, welcher Zustand sich veraendert, welche Frist gilt und welche Gegenbeobachtung die Annahme widerlegen wuerde. Erst danach entsteht eine begruendete Entscheidung im Feld Begriff, Fallbewertung, Wirkpfad, rote Linie, Quellenbeurteilung oder Rueckkopplungsregel.</w:t>
+      </w:r>
+    </w:p>
+    <w:p>
+      <w:r>
+        <w:t>Fallpruefung. Wenn eine Kommune eine bestehende Massnahme neu priorisieren will, beginnt die Analyse bei Empfaengern, Wirkraum, Zeitraum und Datenquelle. Bei Kreislauf statt Wegwerf muss dann geklaert werden, ob Ressourcen umgeschichtet, Daten nacherhoben oder Zielkonflikte offengelegt werden. Eine tragfaehige Antwort benennt mindestens eine Quelle, eine offene Unsicherheit, eine moegliche Gegenbeobachtung und die Entscheidung, die nach der Bewertung geaendert wird.</w:t>
+      </w:r>
+    </w:p>
+    <w:p>
+      <w:r>
+        <w:t>Pruefungsimpuls. In V08 muss Ein Beispiel: zwei Wege, Strom zu erzeugen immer mit Empfaengern gelesen werden. Wirkung entsteht nicht beim Sender, sondern an veraenderten Zustaenden von Menschen, Oekosystemen, Institutionen, Oeffentlichkeit oder kuenftigen Handlungsspielraeumen. Darum reicht es nicht, interne Aktivitaeten zu dokumentieren. Entscheidend ist, ob sich ein Zustand nachvollziehbar veraendert und ob diese Veraenderung im Referenzrahmen Mensch, Planet, Demokratie, SDGs, Agenda 2030 und SDG+ tragfaehig bewertet werden kann.</w:t>
+      </w:r>
+    </w:p>
+    <w:p>
+      <w:r>
+        <w:t>Ein Bericht behauptet, die Massnahme zu Planet als Wirkungsdimension sei erfolgreich. Die WOE-Lesart fragt bei Ein Beispiel: zwei Wege, Strom zu erzeugen nach belastbaren Nachweisen: begriffliche Praezision, Fallbeschreibung, Quellenklarheit, Plausibilitaet und offene Unsicherheit. Wenn diese Nachweise fehlen, bleibt die Aussage Wirkungspotenzial oder Kommunikationsbehauptung. Sie kann wichtig sein, aber sie ist noch keine belegte Wirkung.</w:t>
+      </w:r>
+    </w:p>
+    <w:p>
+      <w:r>
+        <w:t>Fallpruefung. Wenn ein Unternehmen ein Produkt, einen Prozess oder eine Investition wirkungsbezogen bewerten will, beginnt die Analyse bei Empfaengern, Wirkraum, Zeitraum und Datenquelle. Bei Ein Beispiel: zwei Wege, Strom zu erzeugen muss dann geklaert werden, welche Entscheidung nach der Bewertung tatsaechlich anders ausfaellt. Eine tragfaehige Antwort benennt mindestens eine Quelle, eine offene Unsicherheit, eine moegliche Gegenbeobachtung und die Entscheidung, die nach der Bewertung geaendert wird.</w:t>
+      </w:r>
+    </w:p>
+    <w:p>
+      <w:r>
+        <w:t>Fuer die Bewertung reicht kein Summenscore, der zentrale Schaeden mit bequemen Pluspunkten verrechnet. Nichtkompensation und Reverse Merit Order markieren, wo rote Linien, demokratische Grundbedingungen oder planetare Grenzen Vorrang vor Durchschnittslogik haben. So bleibt positive Netto-Wirkung eine anspruchsvolle Zielgroesse und wird nicht zur dekorativen Formel.</w:t>
+      </w:r>
+    </w:p>
+    <w:p>
+      <w:r>
+        <w:t>Begriffliche Sicherung. Wissenschaftliche Anschlussfaehigkeit entsteht hier durch Quellenklarheit. Bei Der Planet lässt nicht mit sich verhandeln werden interne WOE-Begriffe nicht als Ersatz fuer Belege benutzt, sondern mit Grundlagenwerk, Schutzdimensionen Mensch/Planet/Demokratie und Langfristlogik verbunden. Wo die Datenlage offen bleibt, wird das offengelegt. Wo eine Aussage nur plausibel ist, bleibt sie als Wirkungspotenzial markiert. Wo ein Schaden eine rote Linie beruehrt, greift Nichtkompensation vor Durchschnittslogik.</w:t>
+      </w:r>
+    </w:p>
+    <w:p>
+      <w:r>
+        <w:t>In einer kontroversen Entscheidung wirkt Der Planet lässt nicht mit sich verhandeln als Pruefpunkt fuer Ambivalenz. Ein Nutzen fuer eine Gruppe kann mit Risiken fuer andere Wirkungsempfaenger einhergehen. Das Skript verlangt deshalb, positive und negative Zustandsveraenderungen getrennt zu fuehren, bevor von positiver Netto-Wirkung gesprochen wird.</w:t>
+      </w:r>
+    </w:p>
+    <w:p>
+      <w:r>
+        <w:t>Fallpruefung. Wenn eine Bildungs- oder Forschungseinrichtung eine Wirkungsaussage fuer Lernende und Praxispartner pruefbar machen will, beginnt die Analyse bei Empfaengern, Wirkraum, Zeitraum und Datenquelle. Bei Der Planet lässt nicht mit sich verhandeln muss dann geklaert werden, welche Begriffe, Quellen und Grenzen im Material sichtbar bleiben muessen. Eine tragfaehige Antwort benennt mindestens eine Quelle, eine offene Unsicherheit, eine moegliche Gegenbeobachtung und die Entscheidung, die nach der Bewertung geaendert wird.</w:t>
+      </w:r>
+    </w:p>
+    <w:p>
+      <w:r>
+        <w:t>Der Rueckfluss in den WOE-Korpus liegt hier in klaren Begriffen, sauber verlinkten Quellen und benannten Forschungsfragen. Wo Glossar, Werkzeuge, Journal oder Reader noch doppeldeutig bleiben, sollte Planet als Wirkungsdimension nicht als fertige Gewissheit auftreten, sondern als pruefbarer Lernstand mit Korrekturpfad.</w:t>
+      </w:r>
+    </w:p>
+    <w:p>
+      <w:r>
+        <w:t>Wirkpfadpruefung. In Grundstudium Wirkungsoekonomie wird Planet und Mensch gehören zusammen erst steuerungsfaehig, wenn daraus eine Entscheidung folgt. Die Grundbegriffe muessen in spaeteren Modulen wiedererkennbar bleiben. Ohne diese Rueckkopplung bleibt Reporting eine Beschreibung. Mit Rueckkopplung wird aus Bewertung eine veraenderte Routine: ein anderer Prozess, ein geaenderter Anreiz, eine bessere Datenpflicht, eine korrigierte Kommunikation oder eine neue Priorisierung.</w:t>
+      </w:r>
+    </w:p>
+    <w:p>
+      <w:r>
+        <w:t>Die typische Fehlstelle bei Planet als Wirkungsdimension liegt darin, kurzfristige Entlastung als dauerhafte positive Netto-Wirkung zu verkaufen. Bei Planet und Mensch gehören zusammen wird diese Fehlstelle konkret: Ein scheinbar plausibler Befund darf nicht zur Abkuerzung werden. Quellen, Systemgrenzen, Unsicherheit und Rueckkopplung bleiben sichtbar.</w:t>
+      </w:r>
+    </w:p>
+    <w:p>
+      <w:r>
+        <w:t>Fallpruefung. Wenn eine Kommune eine bestehende Massnahme neu priorisieren will, beginnt die Analyse bei Empfaengern, Wirkraum, Zeitraum und Datenquelle. Bei Planet und Mensch gehören zusammen muss dann geklaert werden, ob Ressourcen umgeschichtet, Daten nacherhoben oder Zielkonflikte offengelegt werden. Eine tragfaehige Antwort benennt mindestens eine Quelle, eine offene Unsicherheit, eine moegliche Gegenbeobachtung und die Entscheidung, die nach der Bewertung geaendert wird.</w:t>
       </w:r>
     </w:p>
     <w:p>

--- a/docs/studienskripte/word-rohfassungen/woek-g-v08.docx
+++ b/docs/studienskripte/word-rohfassungen/woek-g-v08.docx
@@ -2793,7 +2793,7 @@
     </w:p>
     <w:p>
       <w:r>
-        <w:t>Begriffliche Sicherung. Einleitung / Wirkungsfrage zeigt, warum Planet als Wirkungsdimension mehr ist als ein Schlagwort im Feld Schutzdimensionen, Zeitlogik, Resilienz und Betroffenenperspektive. Die wirkungsoekonomische Frage lautet: Welche reale Veraenderung wird moeglich, welche bleibt nur Potenzial und wo entsteht ein Wirkungsrisiko? Diese Unterscheidung schuetzt vor Impact-Washing, weil sie Absicht, Aktivitaet, Reichweite und Wirkung auseinanderhaelt.</w:t>
+        <w:t>Begriffliche Sicherung. Bei Einleitung / Wirkungsfrage wird Planet als Wirkungsdimension als Arbeitsfrage im Feld Schutzdimensionen, Zeitlogik, Resilienz und Betroffenenperspektive lesbar. Die wirkungsoekonomische Frage lautet: Welche reale Veraenderung wird moeglich, welche bleibt nur Potenzial und wo entsteht ein Wirkungsrisiko? Diese Unterscheidung schuetzt vor Impact-Washing, weil sie Absicht, Aktivitaet, Reichweite und Wirkung auseinanderhaelt.</w:t>
       </w:r>
     </w:p>
     <w:p>
@@ -2883,7 +2883,7 @@
     </w:p>
     <w:p>
       <w:r>
-        <w:t>Transferhinweis. Das Klima als zentrale Stellschraube zeigt, warum Planet als Wirkungsdimension mehr ist als ein Schlagwort im Feld Schutzdimensionen, Zeitlogik, Resilienz und Betroffenenperspektive. Die wirkungsoekonomische Frage lautet: Welche reale Veraenderung wird moeglich, welche bleibt nur Potenzial und wo entsteht ein Wirkungsrisiko? Diese Unterscheidung schuetzt vor Impact-Washing, weil sie Absicht, Aktivitaet, Reichweite und Wirkung auseinanderhaelt.</w:t>
+        <w:t>Transferhinweis. Bei Das Klima als zentrale Stellschraube wird Planet als Wirkungsdimension als Arbeitsfrage im Feld Schutzdimensionen, Zeitlogik, Resilienz und Betroffenenperspektive lesbar. Die wirkungsoekonomische Frage lautet: Welche reale Veraenderung wird moeglich, welche bleibt nur Potenzial und wo entsteht ein Wirkungsrisiko? Diese Unterscheidung schuetzt vor Impact-Washing, weil sie Absicht, Aktivitaet, Reichweite und Wirkung auseinanderhaelt.</w:t>
       </w:r>
     </w:p>
     <w:p>
@@ -2986,7 +2986,7 @@
     </w:p>
     <w:p>
       <w:r>
-        <w:t>Evidenzfenster. Der Planet lässt nicht mit sich verhandeln zeigt, warum Planet als Wirkungsdimension mehr ist als ein Schlagwort im Feld Schutzdimensionen, Zeitlogik, Resilienz und Betroffenenperspektive. Die wirkungsoekonomische Frage lautet: Welche reale Veraenderung wird moeglich, welche bleibt nur Potenzial und wo entsteht ein Wirkungsrisiko? Diese Unterscheidung schuetzt vor Impact-Washing, weil sie Absicht, Aktivitaet, Reichweite und Wirkung auseinanderhaelt.</w:t>
+        <w:t>Evidenzfenster. Bei Der Planet lässt nicht mit sich verhandeln wird Planet als Wirkungsdimension als Arbeitsfrage im Feld Schutzdimensionen, Zeitlogik, Resilienz und Betroffenenperspektive lesbar. Die wirkungsoekonomische Frage lautet: Welche reale Veraenderung wird moeglich, welche bleibt nur Potenzial und wo entsteht ein Wirkungsrisiko? Diese Unterscheidung schuetzt vor Impact-Washing, weil sie Absicht, Aktivitaet, Reichweite und Wirkung auseinanderhaelt.</w:t>
       </w:r>
     </w:p>
     <w:p>
@@ -3094,7 +3094,7 @@
     </w:p>
     <w:p>
       <w:r>
-        <w:t>Pruefungsimpuls. Wirkpfad zeigt, warum Planet als Wirkungsdimension mehr ist als ein Schlagwort im Feld Schutzdimensionen, Zeitlogik, Resilienz und Betroffenenperspektive. Die wirkungsoekonomische Frage lautet: Welche reale Veraenderung wird moeglich, welche bleibt nur Potenzial und wo entsteht ein Wirkungsrisiko? Diese Unterscheidung schuetzt vor Impact-Washing, weil sie Absicht, Aktivitaet, Reichweite und Wirkung auseinanderhaelt.</w:t>
+        <w:t>Pruefungsimpuls. Bei Wirkpfad wird Planet als Wirkungsdimension als Arbeitsfrage im Feld Schutzdimensionen, Zeitlogik, Resilienz und Betroffenenperspektive lesbar. Die wirkungsoekonomische Frage lautet: Welche reale Veraenderung wird moeglich, welche bleibt nur Potenzial und wo entsteht ein Wirkungsrisiko? Diese Unterscheidung schuetzt vor Impact-Washing, weil sie Absicht, Aktivitaet, Reichweite und Wirkung auseinanderhaelt.</w:t>
       </w:r>
     </w:p>
     <w:p>
@@ -3197,7 +3197,7 @@
     </w:p>
     <w:p>
       <w:r>
-        <w:t>Steuerungsfolge. Fallfenster zeigt, warum Planet als Wirkungsdimension mehr ist als ein Schlagwort im Feld Schutzdimensionen, Zeitlogik, Resilienz und Betroffenenperspektive. Die wirkungsoekonomische Frage lautet: Welche reale Veraenderung wird moeglich, welche bleibt nur Potenzial und wo entsteht ein Wirkungsrisiko? Diese Unterscheidung schuetzt vor Impact-Washing, weil sie Absicht, Aktivitaet, Reichweite und Wirkung auseinanderhaelt.</w:t>
+        <w:t>Steuerungsfolge. Bei Fallfenster wird Planet als Wirkungsdimension als Arbeitsfrage im Feld Schutzdimensionen, Zeitlogik, Resilienz und Betroffenenperspektive lesbar. Die wirkungsoekonomische Frage lautet: Welche reale Veraenderung wird moeglich, welche bleibt nur Potenzial und wo entsteht ein Wirkungsrisiko? Diese Unterscheidung schuetzt vor Impact-Washing, weil sie Absicht, Aktivitaet, Reichweite und Wirkung auseinanderhaelt.</w:t>
       </w:r>
     </w:p>
     <w:p>
@@ -3300,7 +3300,7 @@
     </w:p>
     <w:p>
       <w:r>
-        <w:t>Wirkpfadpruefung. Die Bühne, auf der alles stattfindet zeigt, warum Planet als Wirkungsdimension mehr ist als ein Schlagwort im Feld Schutzdimensionen, Zeitlogik, Resilienz und Betroffenenperspektive. Die wirkungsoekonomische Frage lautet: Welche reale Veraenderung wird moeglich, welche bleibt nur Potenzial und wo entsteht ein Wirkungsrisiko? Diese Unterscheidung schuetzt vor Impact-Washing, weil sie Absicht, Aktivitaet, Reichweite und Wirkung auseinanderhaelt.</w:t>
+        <w:t>Wirkpfadpruefung. Bei Die Bühne, auf der alles stattfindet wird Planet als Wirkungsdimension als Arbeitsfrage im Feld Schutzdimensionen, Zeitlogik, Resilienz und Betroffenenperspektive lesbar. Die wirkungsoekonomische Frage lautet: Welche reale Veraenderung wird moeglich, welche bleibt nur Potenzial und wo entsteht ein Wirkungsrisiko? Diese Unterscheidung schuetzt vor Impact-Washing, weil sie Absicht, Aktivitaet, Reichweite und Wirkung auseinanderhaelt.</w:t>
       </w:r>
     </w:p>
     <w:p>
@@ -3408,7 +3408,7 @@
     </w:p>
     <w:p>
       <w:r>
-        <w:t>Rueckflussnotiz. Kreislauf statt Wegwerf zeigt, warum Planet als Wirkungsdimension mehr ist als ein Schlagwort im Feld Schutzdimensionen, Zeitlogik, Resilienz und Betroffenenperspektive. Die wirkungsoekonomische Frage lautet: Welche reale Veraenderung wird moeglich, welche bleibt nur Potenzial und wo entsteht ein Wirkungsrisiko? Diese Unterscheidung schuetzt vor Impact-Washing, weil sie Absicht, Aktivitaet, Reichweite und Wirkung auseinanderhaelt.</w:t>
+        <w:t>Rueckflussnotiz. Bei Kreislauf statt Wegwerf wird Planet als Wirkungsdimension als Arbeitsfrage im Feld Schutzdimensionen, Zeitlogik, Resilienz und Betroffenenperspektive lesbar. Die wirkungsoekonomische Frage lautet: Welche reale Veraenderung wird moeglich, welche bleibt nur Potenzial und wo entsteht ein Wirkungsrisiko? Diese Unterscheidung schuetzt vor Impact-Washing, weil sie Absicht, Aktivitaet, Reichweite und Wirkung auseinanderhaelt.</w:t>
       </w:r>
     </w:p>
     <w:p>

--- a/docs/studienskripte/word-rohfassungen/woek-g-v08.docx
+++ b/docs/studienskripte/word-rohfassungen/woek-g-v08.docx
@@ -16,20 +16,7 @@
     </w:p>
     <w:p>
       <w:r>
-        <w:rPr>
-          <w:i/>
-        </w:rPr>
-        <w:t>Rohfassung fuer Claude / CI-CD-Finalisierung</w:t>
-      </w:r>
-    </w:p>
-    <w:p>
-      <w:r>
-        <w:t>Quelle: /Users/hagen/Documents/New project/content/studienskripte/woek-g-v08.md</w:t>
-      </w:r>
-    </w:p>
-    <w:p>
-      <w:r>
-        <w:t>Track: Grundstudium Wirkungsökonomie Kurscode: woek-g Vorlesungscode: V08 Modul/Abschnitt: G1.3 Titel: Planet als Wirkungsdimension Status: Studienskript V1 · fachlich finale Codex-Fassung, Claude-CI/CD-Satzfreigabe offen Quelle: woek-akademie-app/content/lehrgaenge/woek-g-v08.md Ablage: Markdown-Master in content/studienskripte/woek-g-v08.md, Word-Rohfassung in docs/studienskripte/word-rohfassungen/woek-g-v08.docx Wissensbasis: aktuelles Grundlagenwerk, Website-Korpus inklusive Journal, Akademie-Quelltexte, Glossar, interne Dossiers und externe Fachquellen</w:t>
+        <w:t>Track: Grundstudium Wirkungsökonomie Kurscode: woek-g Vorlesungscode: V08 Modul/Abschnitt: G1.3 Titel: Planet als Wirkungsdimension Status: Studienskript V1. Wissensbasis: aktuelles Grundlagenwerk, Website-Korpus inklusive Journal, Akademie-Quelltexte, Glossar, interne Dossiers und externe Fachquellen</w:t>
       </w:r>
     </w:p>
     <w:p>
@@ -96,11 +83,6 @@
     <w:p>
       <w:r>
         <w:t>&gt; Welche tatsächlichen Zustandsveränderungen werden durch Planet als Wirkungsdimension möglich, wahrscheinlich oder riskant - und welche Bedingungen entscheiden darüber, ob aus Wirkungspotenzial tatsächliche Wirkung wird?</w:t>
-      </w:r>
-    </w:p>
-    <w:p>
-      <w:r>
-        <w:t>Dieses Studienskript ist die fachlich finale Codex-V1-Fassung fuer den Akademie-Reader und die oeffentliche Bibliothek. Claude uebernimmt danach Satz, CI/CD, PDF/Reader-Freigabe und die abschliessende Lektoratsabnahme.</w:t>
       </w:r>
     </w:p>
     <w:p>
@@ -709,7 +691,7 @@
         <w:pStyle w:val="ListBullet"/>
       </w:pPr>
       <w:r>
-        <w:t>✅ Richtig: B — Wirkung meint tatsächliche Veränderung von Zuständen, nicht Absicht, Aktivität oder Reichweite.</w:t>
+        <w:t>✅ Richtig: B - Wirkung meint tatsächliche Veränderung von Zuständen, nicht Absicht, Aktivität oder Reichweite.</w:t>
       </w:r>
     </w:p>
     <w:p>
@@ -730,7 +712,7 @@
         <w:pStyle w:val="ListBullet"/>
       </w:pPr>
       <w:r>
-        <w:t>✅ Richtig: B — Ein Auslöser erzeugt höchstens Wirkungspotenzial, solange keine tatsächliche Veränderung nachvollziehbar ist.</w:t>
+        <w:t>✅ Richtig: B - Ein Auslöser erzeugt höchstens Wirkungspotenzial, solange keine tatsächliche Veränderung nachvollziehbar ist.</w:t>
       </w:r>
     </w:p>
     <w:p>
@@ -751,7 +733,7 @@
         <w:pStyle w:val="ListBullet"/>
       </w:pPr>
       <w:r>
-        <w:t>✅ Richtig: C — Die WÖk bewertet Wirkpfade und Zustandsveränderungen, nicht den Wert von Menschen.</w:t>
+        <w:t>✅ Richtig: C - Die WÖk bewertet Wirkpfade und Zustandsveränderungen, nicht den Wert von Menschen.</w:t>
       </w:r>
     </w:p>
     <w:p>
@@ -772,7 +754,7 @@
         <w:pStyle w:val="ListBullet"/>
       </w:pPr>
       <w:r>
-        <w:t>✅ Richtig: A — Quellenklarheit und begriffliche Präzision sind Voraussetzungen für prüfbare Wirkungsaussagen.</w:t>
+        <w:t>✅ Richtig: A - Quellenklarheit und begriffliche Präzision sind Voraussetzungen für prüfbare Wirkungsaussagen.</w:t>
       </w:r>
     </w:p>
     <w:p>
@@ -793,7 +775,7 @@
         <w:pStyle w:val="ListBullet"/>
       </w:pPr>
       <w:r>
-        <w:t>✅ Richtig: B — Rückkopplung bedeutet Lernen und Nachsteuern anhand tatsächlicher Zustandsveränderungen.</w:t>
+        <w:t>✅ Richtig: B - Rückkopplung bedeutet Lernen und Nachsteuern anhand tatsächlicher Zustandsveränderungen.</w:t>
       </w:r>
     </w:p>
     <w:p>
@@ -814,7 +796,7 @@
         <w:pStyle w:val="ListBullet"/>
       </w:pPr>
       <w:r>
-        <w:t>✅ Richtig: A — Wenn eine Zielgröße gemeint ist, geht es um positive Netto-Wirkung im Referenzrahmen Mensch, Planet und Demokratie.</w:t>
+        <w:t>✅ Richtig: A - Wenn eine Zielgröße gemeint ist, geht es um positive Netto-Wirkung im Referenzrahmen Mensch, Planet und Demokratie.</w:t>
       </w:r>
     </w:p>
     <w:p>
@@ -994,11 +976,6 @@
       </w:pPr>
       <w:r>
         <w:t>7. Tiefenskript-Erweiterung Sprint 6</w:t>
-      </w:r>
-    </w:p>
-    <w:p>
-      <w:r>
-        <w:t>Status dieser Erweiterung: V1-finalisierte Codex-Erweiterung fuer Markdown-Master, Word-Rohfassung und Reader-Spiegel. Satz, Medienintegration, Lektorat und PDF-Freigabe bleiben der Claude-CI/CD-Lane vorbehalten.</w:t>
       </w:r>
     </w:p>
     <w:p>
@@ -2416,11 +2393,6 @@
       </w:r>
     </w:p>
     <w:p>
-      <w:r>
-        <w:t>Dieses Studienskript ist die fachlich finale Codex-V1-Fassung fuer den Akademie-Reader und die oeffentliche Bibliothek. Claude uebernimmt danach Satz, CI/CD, PDF/Reader-Freigabe und die abschliessende Lektoratsabnahme.</w:t>
-      </w:r>
-    </w:p>
-    <w:p>
       <w:pPr>
         <w:pStyle w:val="Heading3"/>
       </w:pPr>
@@ -3040,11 +3012,6 @@
       </w:r>
     </w:p>
     <w:p>
-      <w:r>
-        <w:t>Diese Finalisierung schliesst die Codex-Inhaltsproduktion fuer V08. Offen bleibt nicht der fachliche Kern des Skripts, sondern der naechste Produktionsschritt: Claude setzt daraus die CI/CD-konforme Reader- und PDF-Fassung, prueft Satz, Umbrueche, Medienintegration und Lektorat und markiert erst danach die veroeffentlichte Fassung als freigegeben.</w:t>
-      </w:r>
-    </w:p>
-    <w:p>
       <w:pPr>
         <w:pStyle w:val="Heading2"/>
       </w:pPr>
@@ -3065,7 +3032,7 @@
         <w:pStyle w:val="ListBullet"/>
       </w:pPr>
       <w:r>
-        <w:t>woek-akademie-app/content/lehrgaenge/woek-g-v08.md — unmittelbarer Akademie-Quelltext dieser V1-Fassung.</w:t>
+        <w:t>woek-akademie-app/content/lehrgaenge/woek-g-v08.md - unmittelbarer Akademie-Quelltext dieser V1-Fassung.</w:t>
       </w:r>
     </w:p>
     <w:p>
@@ -3073,7 +3040,7 @@
         <w:pStyle w:val="ListBullet"/>
       </w:pPr>
       <w:r>
-        <w:t>assets/pdf/die-neue-ordnung-des-wohlstands.pdf und buch.html — aktuelles Grundlagenwerk.</w:t>
+        <w:t>assets/pdf/die-neue-ordnung-des-wohlstands.pdf und buch.html - aktuelles Grundlagenwerk.</w:t>
       </w:r>
     </w:p>
     <w:p>
@@ -3082,22 +3049,6 @@
       </w:pPr>
       <w:r>
         <w:t>Website-Korpus: Referenz, Wirkungsfelder, Werkzeuge, Glossar, Bibliothek und Journal.</w:t>
-      </w:r>
-    </w:p>
-    <w:p>
-      <w:pPr>
-        <w:pStyle w:val="ListBullet"/>
-      </w:pPr>
-      <w:r>
-        <w:t>docs/CODEX-HANDOFF-studienskripte.md — Produktionsstandard.</w:t>
-      </w:r>
-    </w:p>
-    <w:p>
-      <w:pPr>
-        <w:pStyle w:val="ListBullet"/>
-      </w:pPr>
-      <w:r>
-        <w:t>docs/CODEX-HANDOFF-pruefungen.md — geschützte Prüfungs- und Antwortlogik.</w:t>
       </w:r>
     </w:p>
     <w:p>
